--- a/docs/Báo Cáo NghienData.docx
+++ b/docs/Báo Cáo NghienData.docx
@@ -207,172 +207,291 @@
                               </w:p>
                               <w:p>
                                 <w:pPr>
+                                  <w:spacing w:before="240" w:after="0"/>
+                                  <w:ind w:right="513"/>
                                   <w:jc w:val="center"/>
                                   <w:rPr>
-                                    <w:rFonts w:asciiTheme="majorHAnsi" w:hAnsiTheme="majorHAnsi"/>
+                                    <w:rFonts w:cs="Times New Roman"/>
                                     <w:b/>
-                                    <w:sz w:val="34"/>
-                                    <w:szCs w:val="28"/>
+                                    <w:color w:val="002060"/>
+                                    <w:sz w:val="56"/>
+                                    <w:szCs w:val="56"/>
                                   </w:rPr>
                                 </w:pPr>
                                 <w:r>
                                   <w:rPr>
-                                    <w:rFonts w:asciiTheme="majorHAnsi" w:hAnsiTheme="majorHAnsi"/>
+                                    <w:rFonts w:cs="Times New Roman"/>
                                     <w:b/>
-                                    <w:sz w:val="34"/>
-                                    <w:szCs w:val="28"/>
+                                    <w:color w:val="002060"/>
+                                    <w:sz w:val="56"/>
+                                    <w:szCs w:val="56"/>
                                   </w:rPr>
-                                  <w:t>BÁO CÁO DỰ ÁN TỐT NGHIỆP</w:t>
+                                  <w:t>BÁO CÁO</w:t>
+                                </w:r>
+                                <w:r>
+                                  <w:rPr>
+                                    <w:rFonts w:cs="Times New Roman"/>
+                                    <w:b/>
+                                    <w:color w:val="002060"/>
+                                    <w:sz w:val="56"/>
+                                    <w:szCs w:val="56"/>
+                                  </w:rPr>
+                                  <w:t xml:space="preserve"> DỰ ÁN TỐT NGHIỆP</w:t>
                                 </w:r>
                               </w:p>
                               <w:p>
                                 <w:pPr>
+                                  <w:spacing w:after="360"/>
+                                  <w:ind w:right="513"/>
                                   <w:jc w:val="center"/>
                                   <w:rPr>
-                                    <w:rFonts w:asciiTheme="majorHAnsi" w:hAnsiTheme="majorHAnsi"/>
+                                    <w:rFonts w:cs="Times New Roman"/>
                                     <w:b/>
+                                    <w:color w:val="5B9BD5" w:themeColor="accent1"/>
                                     <w:sz w:val="52"/>
-                                    <w:szCs w:val="28"/>
+                                    <w:szCs w:val="52"/>
+                                    <w14:shadow w14:blurRad="69850" w14:dist="43180" w14:dir="5400000" w14:sx="0" w14:sy="0" w14:kx="0" w14:ky="0" w14:algn="none">
+                                      <w14:srgbClr w14:val="000000">
+                                        <w14:alpha w14:val="35000"/>
+                                      </w14:srgbClr>
+                                    </w14:shadow>
+                                    <w14:textOutline w14:w="952" w14:cap="flat" w14:cmpd="sng" w14:algn="ctr">
+                                      <w14:noFill/>
+                                      <w14:prstDash w14:val="solid"/>
+                                      <w14:round/>
+                                    </w14:textOutline>
+                                    <w14:textFill>
+                                      <w14:gradFill>
+                                        <w14:gsLst>
+                                          <w14:gs w14:pos="0">
+                                            <w14:schemeClr w14:val="accent6">
+                                              <w14:shade w14:val="20000"/>
+                                              <w14:satMod w14:val="200000"/>
+                                            </w14:schemeClr>
+                                          </w14:gs>
+                                          <w14:gs w14:pos="78000">
+                                            <w14:schemeClr w14:val="accent6">
+                                              <w14:tint w14:val="90000"/>
+                                              <w14:shade w14:val="89000"/>
+                                              <w14:satMod w14:val="220000"/>
+                                            </w14:schemeClr>
+                                          </w14:gs>
+                                          <w14:gs w14:pos="100000">
+                                            <w14:schemeClr w14:val="accent6">
+                                              <w14:tint w14:val="12000"/>
+                                              <w14:satMod w14:val="255000"/>
+                                            </w14:schemeClr>
+                                          </w14:gs>
+                                        </w14:gsLst>
+                                        <w14:lin w14:ang="5400000" w14:scaled="0"/>
+                                      </w14:gradFill>
+                                    </w14:textFill>
                                   </w:rPr>
                                 </w:pPr>
                                 <w:r>
                                   <w:rPr>
-                                    <w:rFonts w:asciiTheme="majorHAnsi" w:hAnsiTheme="majorHAnsi"/>
-                                    <w:b/>
-                                    <w:sz w:val="34"/>
-                                    <w:szCs w:val="28"/>
+                                    <w:rFonts w:cs="Times New Roman"/>
+                                    <w:color w:val="000000" w:themeColor="text1"/>
+                                    <w:sz w:val="40"/>
+                                    <w:szCs w:val="40"/>
+                                    <w14:shadow w14:blurRad="38100" w14:dist="19050" w14:dir="2700000" w14:sx="100000" w14:sy="100000" w14:kx="0" w14:ky="0" w14:algn="tl">
+                                      <w14:schemeClr w14:val="dk1">
+                                        <w14:alpha w14:val="60000"/>
+                                      </w14:schemeClr>
+                                    </w14:shadow>
+                                    <w14:textOutline w14:w="0" w14:cap="flat" w14:cmpd="sng" w14:algn="ctr">
+                                      <w14:noFill/>
+                                      <w14:prstDash w14:val="solid"/>
+                                      <w14:round/>
+                                    </w14:textOutline>
                                   </w:rPr>
-                                  <w:t>Chuyên ngành Xử Lý Dữ Liệu</w:t>
+                                  <w:t xml:space="preserve">Chuyên </w:t>
                                 </w:r>
+                                <w:proofErr w:type="spellStart"/>
                                 <w:r>
                                   <w:rPr>
-                                    <w:rFonts w:asciiTheme="majorHAnsi" w:hAnsiTheme="majorHAnsi"/>
-                                    <w:b/>
-                                    <w:sz w:val="34"/>
-                                    <w:szCs w:val="28"/>
+                                    <w:rFonts w:cs="Times New Roman"/>
+                                    <w:color w:val="000000" w:themeColor="text1"/>
+                                    <w:sz w:val="40"/>
+                                    <w:szCs w:val="40"/>
+                                    <w14:shadow w14:blurRad="38100" w14:dist="19050" w14:dir="2700000" w14:sx="100000" w14:sy="100000" w14:kx="0" w14:ky="0" w14:algn="tl">
+                                      <w14:schemeClr w14:val="dk1">
+                                        <w14:alpha w14:val="60000"/>
+                                      </w14:schemeClr>
+                                    </w14:shadow>
+                                    <w14:textOutline w14:w="0" w14:cap="flat" w14:cmpd="sng" w14:algn="ctr">
+                                      <w14:noFill/>
+                                      <w14:prstDash w14:val="solid"/>
+                                      <w14:round/>
+                                    </w14:textOutline>
                                   </w:rPr>
-                                  <w:br/>
+                                  <w:t>ngành</w:t>
                                 </w:r>
+                                <w:proofErr w:type="spellEnd"/>
                                 <w:r>
                                   <w:rPr>
-                                    <w:rFonts w:ascii="Segoe UI" w:hAnsi="Segoe UI" w:cs="Segoe UI"/>
-                                    <w:color w:val="081B3A"/>
-                                    <w:spacing w:val="3"/>
-                                    <w:sz w:val="23"/>
-                                    <w:szCs w:val="23"/>
-                                    <w:shd w:val="clear" w:color="auto" w:fill="FFFFFF"/>
+                                    <w:rFonts w:cs="Times New Roman"/>
+                                    <w:color w:val="000000" w:themeColor="text1"/>
+                                    <w:sz w:val="40"/>
+                                    <w:szCs w:val="40"/>
+                                    <w14:shadow w14:blurRad="38100" w14:dist="19050" w14:dir="2700000" w14:sx="100000" w14:sy="100000" w14:kx="0" w14:ky="0" w14:algn="tl">
+                                      <w14:schemeClr w14:val="dk1">
+                                        <w14:alpha w14:val="60000"/>
+                                      </w14:schemeClr>
+                                    </w14:shadow>
+                                    <w14:textOutline w14:w="0" w14:cap="flat" w14:cmpd="sng" w14:algn="ctr">
+                                      <w14:noFill/>
+                                      <w14:prstDash w14:val="solid"/>
+                                      <w14:round/>
+                                    </w14:textOutline>
                                   </w:rPr>
                                   <w:t xml:space="preserve"> </w:t>
                                 </w:r>
                                 <w:proofErr w:type="spellStart"/>
                                 <w:r>
                                   <w:rPr>
-                                    <w:rFonts w:ascii="Segoe UI" w:hAnsi="Segoe UI" w:cs="Segoe UI"/>
-                                    <w:b/>
-                                    <w:spacing w:val="3"/>
-                                    <w:sz w:val="46"/>
-                                    <w:szCs w:val="46"/>
-                                    <w:shd w:val="clear" w:color="auto" w:fill="FFFFFF"/>
+                                    <w:rFonts w:cs="Times New Roman"/>
+                                    <w:color w:val="000000" w:themeColor="text1"/>
+                                    <w:sz w:val="40"/>
+                                    <w:szCs w:val="40"/>
+                                    <w14:shadow w14:blurRad="38100" w14:dist="19050" w14:dir="2700000" w14:sx="100000" w14:sy="100000" w14:kx="0" w14:ky="0" w14:algn="tl">
+                                      <w14:schemeClr w14:val="dk1">
+                                        <w14:alpha w14:val="60000"/>
+                                      </w14:schemeClr>
+                                    </w14:shadow>
+                                    <w14:textOutline w14:w="0" w14:cap="flat" w14:cmpd="sng" w14:algn="ctr">
+                                      <w14:noFill/>
+                                      <w14:prstDash w14:val="solid"/>
+                                      <w14:round/>
+                                    </w14:textOutline>
                                   </w:rPr>
-                                  <w:t>Phân</w:t>
+                                  <w:t>Xử</w:t>
                                 </w:r>
                                 <w:proofErr w:type="spellEnd"/>
                                 <w:r>
                                   <w:rPr>
-                                    <w:rFonts w:ascii="Segoe UI" w:hAnsi="Segoe UI" w:cs="Segoe UI"/>
-                                    <w:b/>
-                                    <w:spacing w:val="3"/>
-                                    <w:sz w:val="46"/>
-                                    <w:szCs w:val="46"/>
-                                    <w:shd w:val="clear" w:color="auto" w:fill="FFFFFF"/>
+                                    <w:rFonts w:cs="Times New Roman"/>
+                                    <w:color w:val="000000" w:themeColor="text1"/>
+                                    <w:sz w:val="40"/>
+                                    <w:szCs w:val="40"/>
+                                    <w14:shadow w14:blurRad="38100" w14:dist="19050" w14:dir="2700000" w14:sx="100000" w14:sy="100000" w14:kx="0" w14:ky="0" w14:algn="tl">
+                                      <w14:schemeClr w14:val="dk1">
+                                        <w14:alpha w14:val="60000"/>
+                                      </w14:schemeClr>
+                                    </w14:shadow>
+                                    <w14:textOutline w14:w="0" w14:cap="flat" w14:cmpd="sng" w14:algn="ctr">
+                                      <w14:noFill/>
+                                      <w14:prstDash w14:val="solid"/>
+                                      <w14:round/>
+                                    </w14:textOutline>
                                   </w:rPr>
-                                  <w:t xml:space="preserve"> </w:t>
+                                  <w:t xml:space="preserve"> Lý </w:t>
                                 </w:r>
                                 <w:proofErr w:type="spellStart"/>
                                 <w:r>
                                   <w:rPr>
-                                    <w:rFonts w:ascii="Segoe UI" w:hAnsi="Segoe UI" w:cs="Segoe UI"/>
-                                    <w:b/>
-                                    <w:spacing w:val="3"/>
-                                    <w:sz w:val="46"/>
-                                    <w:szCs w:val="46"/>
-                                    <w:shd w:val="clear" w:color="auto" w:fill="FFFFFF"/>
+                                    <w:rFonts w:cs="Times New Roman"/>
+                                    <w:color w:val="000000" w:themeColor="text1"/>
+                                    <w:sz w:val="40"/>
+                                    <w:szCs w:val="40"/>
+                                    <w14:shadow w14:blurRad="38100" w14:dist="19050" w14:dir="2700000" w14:sx="100000" w14:sy="100000" w14:kx="0" w14:ky="0" w14:algn="tl">
+                                      <w14:schemeClr w14:val="dk1">
+                                        <w14:alpha w14:val="60000"/>
+                                      </w14:schemeClr>
+                                    </w14:shadow>
+                                    <w14:textOutline w14:w="0" w14:cap="flat" w14:cmpd="sng" w14:algn="ctr">
+                                      <w14:noFill/>
+                                      <w14:prstDash w14:val="solid"/>
+                                      <w14:round/>
+                                    </w14:textOutline>
                                   </w:rPr>
-                                  <w:t>Tích</w:t>
+                                  <w:t>Dữ</w:t>
                                 </w:r>
                                 <w:proofErr w:type="spellEnd"/>
                                 <w:r>
                                   <w:rPr>
-                                    <w:rFonts w:ascii="Segoe UI" w:hAnsi="Segoe UI" w:cs="Segoe UI"/>
-                                    <w:b/>
-                                    <w:spacing w:val="3"/>
-                                    <w:sz w:val="46"/>
-                                    <w:szCs w:val="46"/>
-                                    <w:shd w:val="clear" w:color="auto" w:fill="FFFFFF"/>
+                                    <w:rFonts w:cs="Times New Roman"/>
+                                    <w:color w:val="000000" w:themeColor="text1"/>
+                                    <w:sz w:val="40"/>
+                                    <w:szCs w:val="40"/>
+                                    <w14:shadow w14:blurRad="38100" w14:dist="19050" w14:dir="2700000" w14:sx="100000" w14:sy="100000" w14:kx="0" w14:ky="0" w14:algn="tl">
+                                      <w14:schemeClr w14:val="dk1">
+                                        <w14:alpha w14:val="60000"/>
+                                      </w14:schemeClr>
+                                    </w14:shadow>
+                                    <w14:textOutline w14:w="0" w14:cap="flat" w14:cmpd="sng" w14:algn="ctr">
+                                      <w14:noFill/>
+                                      <w14:prstDash w14:val="solid"/>
+                                      <w14:round/>
+                                    </w14:textOutline>
                                   </w:rPr>
-                                  <w:t xml:space="preserve"> </w:t>
+                                  <w:t xml:space="preserve"> Liệu</w:t>
                                 </w:r>
-                                <w:proofErr w:type="spellStart"/>
                                 <w:r>
                                   <w:rPr>
-                                    <w:rFonts w:ascii="Segoe UI" w:hAnsi="Segoe UI" w:cs="Segoe UI"/>
-                                    <w:b/>
-                                    <w:spacing w:val="3"/>
-                                    <w:sz w:val="46"/>
-                                    <w:szCs w:val="46"/>
-                                    <w:shd w:val="clear" w:color="auto" w:fill="FFFFFF"/>
+                                    <w:rFonts w:asciiTheme="majorHAnsi" w:hAnsiTheme="majorHAnsi"/>
+                                    <w:color w:val="000000" w:themeColor="text1"/>
+                                    <w:sz w:val="34"/>
+                                    <w:szCs w:val="28"/>
+                                    <w14:shadow w14:blurRad="38100" w14:dist="19050" w14:dir="2700000" w14:sx="100000" w14:sy="100000" w14:kx="0" w14:ky="0" w14:algn="tl">
+                                      <w14:schemeClr w14:val="dk1">
+                                        <w14:alpha w14:val="60000"/>
+                                      </w14:schemeClr>
+                                    </w14:shadow>
+                                    <w14:textOutline w14:w="0" w14:cap="flat" w14:cmpd="sng" w14:algn="ctr">
+                                      <w14:noFill/>
+                                      <w14:prstDash w14:val="solid"/>
+                                      <w14:round/>
+                                    </w14:textOutline>
                                   </w:rPr>
-                                  <w:t>Rủi</w:t>
+                                  <w:br/>
                                 </w:r>
-                                <w:proofErr w:type="spellEnd"/>
                                 <w:r>
                                   <w:rPr>
-                                    <w:rFonts w:ascii="Segoe UI" w:hAnsi="Segoe UI" w:cs="Segoe UI"/>
+                                    <w:rFonts w:cs="Times New Roman"/>
                                     <w:b/>
-                                    <w:spacing w:val="3"/>
-                                    <w:sz w:val="46"/>
-                                    <w:szCs w:val="46"/>
-                                    <w:shd w:val="clear" w:color="auto" w:fill="FFFFFF"/>
+                                    <w:color w:val="5B9BD5" w:themeColor="accent1"/>
+                                    <w:sz w:val="52"/>
+                                    <w:szCs w:val="52"/>
+                                    <w14:shadow w14:blurRad="69850" w14:dist="43180" w14:dir="5400000" w14:sx="0" w14:sy="0" w14:kx="0" w14:ky="0" w14:algn="none">
+                                      <w14:srgbClr w14:val="000000">
+                                        <w14:alpha w14:val="35000"/>
+                                      </w14:srgbClr>
+                                    </w14:shadow>
+                                    <w14:textOutline w14:w="952" w14:cap="flat" w14:cmpd="sng" w14:algn="ctr">
+                                      <w14:noFill/>
+                                      <w14:prstDash w14:val="solid"/>
+                                      <w14:round/>
+                                    </w14:textOutline>
+                                    <w14:textFill>
+                                      <w14:gradFill>
+                                        <w14:gsLst>
+                                          <w14:gs w14:pos="0">
+                                            <w14:schemeClr w14:val="accent6">
+                                              <w14:shade w14:val="20000"/>
+                                              <w14:satMod w14:val="200000"/>
+                                            </w14:schemeClr>
+                                          </w14:gs>
+                                          <w14:gs w14:pos="78000">
+                                            <w14:schemeClr w14:val="accent6">
+                                              <w14:tint w14:val="90000"/>
+                                              <w14:shade w14:val="89000"/>
+                                              <w14:satMod w14:val="220000"/>
+                                            </w14:schemeClr>
+                                          </w14:gs>
+                                          <w14:gs w14:pos="100000">
+                                            <w14:schemeClr w14:val="accent6">
+                                              <w14:tint w14:val="12000"/>
+                                              <w14:satMod w14:val="255000"/>
+                                            </w14:schemeClr>
+                                          </w14:gs>
+                                        </w14:gsLst>
+                                        <w14:lin w14:ang="5400000" w14:scaled="0"/>
+                                      </w14:gradFill>
+                                    </w14:textFill>
                                   </w:rPr>
-                                  <w:t xml:space="preserve"> Ro </w:t>
+                                  <w:t>&lt;PHÂN TÍCH RỦI RO TÍN DỤNG&gt;</w:t>
                                 </w:r>
-                                <w:proofErr w:type="spellStart"/>
-                                <w:r>
-                                  <w:rPr>
-                                    <w:rFonts w:ascii="Segoe UI" w:hAnsi="Segoe UI" w:cs="Segoe UI"/>
-                                    <w:b/>
-                                    <w:spacing w:val="3"/>
-                                    <w:sz w:val="46"/>
-                                    <w:szCs w:val="46"/>
-                                    <w:shd w:val="clear" w:color="auto" w:fill="FFFFFF"/>
-                                  </w:rPr>
-                                  <w:t>Tín</w:t>
-                                </w:r>
-                                <w:proofErr w:type="spellEnd"/>
-                                <w:r>
-                                  <w:rPr>
-                                    <w:rFonts w:ascii="Segoe UI" w:hAnsi="Segoe UI" w:cs="Segoe UI"/>
-                                    <w:b/>
-                                    <w:spacing w:val="3"/>
-                                    <w:sz w:val="46"/>
-                                    <w:szCs w:val="46"/>
-                                    <w:shd w:val="clear" w:color="auto" w:fill="FFFFFF"/>
-                                  </w:rPr>
-                                  <w:t xml:space="preserve"> </w:t>
-                                </w:r>
-                                <w:proofErr w:type="spellStart"/>
-                                <w:r>
-                                  <w:rPr>
-                                    <w:rFonts w:ascii="Segoe UI" w:hAnsi="Segoe UI" w:cs="Segoe UI"/>
-                                    <w:b/>
-                                    <w:spacing w:val="3"/>
-                                    <w:sz w:val="46"/>
-                                    <w:szCs w:val="46"/>
-                                    <w:shd w:val="clear" w:color="auto" w:fill="FFFFFF"/>
-                                  </w:rPr>
-                                  <w:t>Dụng</w:t>
-                                </w:r>
-                                <w:proofErr w:type="spellEnd"/>
                               </w:p>
                               <w:p>
                                 <w:pPr>
@@ -405,9 +524,33 @@
                                     <w:sz w:val="40"/>
                                     <w:szCs w:val="40"/>
                                   </w:rPr>
-                                  <w:t>NghienData</w:t>
+                                  <w:t>Nghi</w:t>
+                                </w:r>
+                                <w:r>
+                                  <w:rPr>
+                                    <w:sz w:val="40"/>
+                                    <w:szCs w:val="40"/>
+                                  </w:rPr>
+                                  <w:t>ện</w:t>
                                 </w:r>
                                 <w:proofErr w:type="spellEnd"/>
+                                <w:r>
+                                  <w:rPr>
+                                    <w:sz w:val="40"/>
+                                    <w:szCs w:val="40"/>
+                                  </w:rPr>
+                                  <w:t xml:space="preserve"> Data</w:t>
+                                </w:r>
+                              </w:p>
+                              <w:p>
+                                <w:pPr>
+                                  <w:spacing w:after="0"/>
+                                  <w:jc w:val="center"/>
+                                  <w:rPr>
+                                    <w:sz w:val="40"/>
+                                    <w:szCs w:val="40"/>
+                                  </w:rPr>
+                                </w:pPr>
                               </w:p>
                               <w:p>
                                 <w:pPr>
@@ -419,207 +562,478 @@
                                   </w:rPr>
                                 </w:pPr>
                               </w:p>
-                              <w:p>
-                                <w:pPr>
-                                  <w:spacing w:after="0"/>
-                                  <w:rPr>
-                                    <w:sz w:val="32"/>
-                                    <w:szCs w:val="32"/>
-                                  </w:rPr>
-                                </w:pPr>
-                                <w:r>
-                                  <w:rPr>
-                                    <w:sz w:val="32"/>
-                                    <w:szCs w:val="32"/>
-                                  </w:rPr>
-                                  <w:t xml:space="preserve">Các </w:t>
-                                </w:r>
-                                <w:proofErr w:type="spellStart"/>
-                                <w:r>
-                                  <w:rPr>
-                                    <w:sz w:val="32"/>
-                                    <w:szCs w:val="32"/>
-                                  </w:rPr>
-                                  <w:t>thành</w:t>
-                                </w:r>
-                                <w:proofErr w:type="spellEnd"/>
-                                <w:r>
-                                  <w:rPr>
-                                    <w:sz w:val="32"/>
-                                    <w:szCs w:val="32"/>
-                                  </w:rPr>
-                                  <w:t xml:space="preserve"> </w:t>
-                                </w:r>
-                                <w:proofErr w:type="spellStart"/>
-                                <w:r>
-                                  <w:rPr>
-                                    <w:sz w:val="32"/>
-                                    <w:szCs w:val="32"/>
-                                  </w:rPr>
-                                  <w:t>viên</w:t>
-                                </w:r>
-                                <w:proofErr w:type="spellEnd"/>
-                                <w:r>
-                                  <w:rPr>
-                                    <w:sz w:val="32"/>
-                                    <w:szCs w:val="32"/>
-                                  </w:rPr>
-                                  <w:t>:</w:t>
-                                </w:r>
-                              </w:p>
-                              <w:p>
-                                <w:pPr>
-                                  <w:spacing w:after="0"/>
-                                  <w:rPr>
-                                    <w:sz w:val="32"/>
-                                    <w:szCs w:val="32"/>
-                                  </w:rPr>
-                                </w:pPr>
-                                <w:r>
-                                  <w:rPr>
-                                    <w:sz w:val="32"/>
-                                    <w:szCs w:val="32"/>
-                                  </w:rPr>
-                                  <w:t>Nguyễn Phan Hoàng Tùng</w:t>
-                                </w:r>
-                              </w:p>
-                              <w:p>
-                                <w:pPr>
-                                  <w:spacing w:after="0"/>
-                                  <w:rPr>
-                                    <w:sz w:val="32"/>
-                                    <w:szCs w:val="32"/>
-                                  </w:rPr>
-                                </w:pPr>
-                                <w:proofErr w:type="spellStart"/>
-                                <w:r>
-                                  <w:rPr>
-                                    <w:sz w:val="32"/>
-                                    <w:szCs w:val="32"/>
-                                  </w:rPr>
-                                  <w:t>Trần</w:t>
-                                </w:r>
-                                <w:proofErr w:type="spellEnd"/>
-                                <w:r>
-                                  <w:rPr>
-                                    <w:sz w:val="32"/>
-                                    <w:szCs w:val="32"/>
-                                  </w:rPr>
-                                  <w:t xml:space="preserve"> </w:t>
-                                </w:r>
-                                <w:proofErr w:type="spellStart"/>
-                                <w:r>
-                                  <w:rPr>
-                                    <w:sz w:val="32"/>
-                                    <w:szCs w:val="32"/>
-                                  </w:rPr>
-                                  <w:t>Hưng</w:t>
-                                </w:r>
-                                <w:proofErr w:type="spellEnd"/>
-                                <w:r>
-                                  <w:rPr>
-                                    <w:sz w:val="32"/>
-                                    <w:szCs w:val="32"/>
-                                  </w:rPr>
-                                  <w:t xml:space="preserve"> Thịnh</w:t>
-                                </w:r>
-                              </w:p>
-                              <w:p>
-                                <w:pPr>
-                                  <w:spacing w:after="0"/>
-                                  <w:rPr>
-                                    <w:sz w:val="32"/>
-                                    <w:szCs w:val="32"/>
-                                  </w:rPr>
-                                </w:pPr>
-                                <w:r>
-                                  <w:rPr>
-                                    <w:sz w:val="32"/>
-                                    <w:szCs w:val="32"/>
-                                  </w:rPr>
-                                  <w:t>Lê Thị Tuyết Trinh</w:t>
-                                </w:r>
-                              </w:p>
-                              <w:p>
-                                <w:pPr>
-                                  <w:spacing w:after="0"/>
-                                  <w:rPr>
-                                    <w:sz w:val="32"/>
-                                    <w:szCs w:val="32"/>
-                                  </w:rPr>
-                                </w:pPr>
-                                <w:r>
-                                  <w:rPr>
-                                    <w:sz w:val="32"/>
-                                    <w:szCs w:val="32"/>
-                                  </w:rPr>
-                                  <w:t xml:space="preserve">Dương </w:t>
-                                </w:r>
-                                <w:proofErr w:type="spellStart"/>
-                                <w:r>
-                                  <w:rPr>
-                                    <w:sz w:val="32"/>
-                                    <w:szCs w:val="32"/>
-                                  </w:rPr>
-                                  <w:t>Bách</w:t>
-                                </w:r>
-                                <w:proofErr w:type="spellEnd"/>
-                                <w:r>
-                                  <w:rPr>
-                                    <w:sz w:val="32"/>
-                                    <w:szCs w:val="32"/>
-                                  </w:rPr>
-                                  <w:t xml:space="preserve"> Sang</w:t>
-                                </w:r>
-                              </w:p>
-                              <w:p>
-                                <w:pPr>
-                                  <w:spacing w:after="0"/>
-                                  <w:rPr>
-                                    <w:sz w:val="32"/>
-                                    <w:szCs w:val="32"/>
-                                  </w:rPr>
-                                </w:pPr>
-                                <w:r>
-                                  <w:rPr>
-                                    <w:sz w:val="32"/>
-                                    <w:szCs w:val="32"/>
-                                  </w:rPr>
-                                  <w:t>Võ Chí Đức</w:t>
-                                </w:r>
-                              </w:p>
-                              <w:p>
-                                <w:pPr>
-                                  <w:spacing w:after="0"/>
-                                  <w:rPr>
-                                    <w:sz w:val="32"/>
-                                    <w:szCs w:val="32"/>
-                                  </w:rPr>
-                                </w:pPr>
-                                <w:r>
-                                  <w:rPr>
-                                    <w:sz w:val="32"/>
-                                    <w:szCs w:val="32"/>
-                                  </w:rPr>
-                                  <w:t xml:space="preserve">Lê Diệp </w:t>
-                                </w:r>
-                                <w:proofErr w:type="spellStart"/>
-                                <w:r>
-                                  <w:rPr>
-                                    <w:sz w:val="32"/>
-                                    <w:szCs w:val="32"/>
-                                  </w:rPr>
-                                  <w:t>Tấn</w:t>
-                                </w:r>
-                                <w:proofErr w:type="spellEnd"/>
-                                <w:r>
-                                  <w:rPr>
-                                    <w:sz w:val="32"/>
-                                    <w:szCs w:val="32"/>
-                                  </w:rPr>
-                                  <w:t xml:space="preserve"> Đạt</w:t>
-                                </w:r>
-                              </w:p>
+                              <w:tbl>
+                                <w:tblPr>
+                                  <w:tblStyle w:val="TableGrid"/>
+                                  <w:tblW w:w="8190" w:type="dxa"/>
+                                  <w:tblInd w:w="895" w:type="dxa"/>
+                                  <w:tblLook w:val="04A0" w:firstRow="1" w:lastRow="0" w:firstColumn="1" w:lastColumn="0" w:noHBand="0" w:noVBand="1"/>
+                                </w:tblPr>
+                                <w:tblGrid>
+                                  <w:gridCol w:w="2977"/>
+                                  <w:gridCol w:w="5213"/>
+                                </w:tblGrid>
+                                <w:tr>
+                                  <w:trPr>
+                                    <w:trHeight w:val="355"/>
+                                  </w:trPr>
+                                  <w:tc>
+                                    <w:tcPr>
+                                      <w:tcW w:w="2977" w:type="dxa"/>
+                                    </w:tcPr>
+                                    <w:p>
+                                      <w:pPr>
+                                        <w:rPr>
+                                          <w:sz w:val="32"/>
+                                          <w:szCs w:val="32"/>
+                                        </w:rPr>
+                                      </w:pPr>
+                                      <w:r>
+                                        <w:rPr>
+                                          <w:sz w:val="32"/>
+                                          <w:szCs w:val="32"/>
+                                        </w:rPr>
+                                        <w:t xml:space="preserve">Các </w:t>
+                                      </w:r>
+                                      <w:proofErr w:type="spellStart"/>
+                                      <w:r>
+                                        <w:rPr>
+                                          <w:sz w:val="32"/>
+                                          <w:szCs w:val="32"/>
+                                        </w:rPr>
+                                        <w:t>thành</w:t>
+                                      </w:r>
+                                      <w:proofErr w:type="spellEnd"/>
+                                      <w:r>
+                                        <w:rPr>
+                                          <w:sz w:val="32"/>
+                                          <w:szCs w:val="32"/>
+                                        </w:rPr>
+                                        <w:t xml:space="preserve"> </w:t>
+                                      </w:r>
+                                      <w:proofErr w:type="spellStart"/>
+                                      <w:r>
+                                        <w:rPr>
+                                          <w:sz w:val="32"/>
+                                          <w:szCs w:val="32"/>
+                                        </w:rPr>
+                                        <w:t>viên</w:t>
+                                      </w:r>
+                                      <w:proofErr w:type="spellEnd"/>
+                                      <w:r>
+                                        <w:rPr>
+                                          <w:sz w:val="32"/>
+                                          <w:szCs w:val="32"/>
+                                        </w:rPr>
+                                        <w:t>:</w:t>
+                                      </w:r>
+                                    </w:p>
+                                  </w:tc>
+                                  <w:tc>
+                                    <w:tcPr>
+                                      <w:tcW w:w="5213" w:type="dxa"/>
+                                    </w:tcPr>
+                                    <w:p>
+                                      <w:pPr>
+                                        <w:rPr>
+                                          <w:sz w:val="32"/>
+                                          <w:szCs w:val="32"/>
+                                        </w:rPr>
+                                      </w:pPr>
+                                    </w:p>
+                                  </w:tc>
+                                </w:tr>
+                                <w:tr>
+                                  <w:trPr>
+                                    <w:trHeight w:val="355"/>
+                                  </w:trPr>
+                                  <w:tc>
+                                    <w:tcPr>
+                                      <w:tcW w:w="2977" w:type="dxa"/>
+                                    </w:tcPr>
+                                    <w:p>
+                                      <w:pPr>
+                                        <w:rPr>
+                                          <w:sz w:val="32"/>
+                                          <w:szCs w:val="32"/>
+                                        </w:rPr>
+                                      </w:pPr>
+                                      <w:proofErr w:type="spellStart"/>
+                                      <w:r>
+                                        <w:rPr>
+                                          <w:sz w:val="32"/>
+                                          <w:szCs w:val="32"/>
+                                        </w:rPr>
+                                        <w:t>Trưởng</w:t>
+                                      </w:r>
+                                      <w:proofErr w:type="spellEnd"/>
+                                      <w:r>
+                                        <w:rPr>
+                                          <w:sz w:val="32"/>
+                                          <w:szCs w:val="32"/>
+                                        </w:rPr>
+                                        <w:t xml:space="preserve"> </w:t>
+                                      </w:r>
+                                      <w:proofErr w:type="spellStart"/>
+                                      <w:r>
+                                        <w:rPr>
+                                          <w:sz w:val="32"/>
+                                          <w:szCs w:val="32"/>
+                                        </w:rPr>
+                                        <w:t>nhóm</w:t>
+                                      </w:r>
+                                      <w:proofErr w:type="spellEnd"/>
+                                    </w:p>
+                                  </w:tc>
+                                  <w:tc>
+                                    <w:tcPr>
+                                      <w:tcW w:w="5213" w:type="dxa"/>
+                                    </w:tcPr>
+                                    <w:p>
+                                      <w:pPr>
+                                        <w:rPr>
+                                          <w:sz w:val="32"/>
+                                          <w:szCs w:val="32"/>
+                                        </w:rPr>
+                                      </w:pPr>
+                                      <w:r>
+                                        <w:rPr>
+                                          <w:sz w:val="32"/>
+                                          <w:szCs w:val="32"/>
+                                        </w:rPr>
+                                        <w:t>Nguyễn Phan Hoàng Tùng</w:t>
+                                      </w:r>
+                                    </w:p>
+                                  </w:tc>
+                                </w:tr>
+                                <w:tr>
+                                  <w:trPr>
+                                    <w:trHeight w:val="355"/>
+                                  </w:trPr>
+                                  <w:tc>
+                                    <w:tcPr>
+                                      <w:tcW w:w="2977" w:type="dxa"/>
+                                    </w:tcPr>
+                                    <w:p>
+                                      <w:pPr>
+                                        <w:rPr>
+                                          <w:sz w:val="32"/>
+                                          <w:szCs w:val="32"/>
+                                        </w:rPr>
+                                      </w:pPr>
+                                      <w:r>
+                                        <w:rPr>
+                                          <w:sz w:val="32"/>
+                                          <w:szCs w:val="32"/>
+                                        </w:rPr>
+                                        <w:t xml:space="preserve">Thành </w:t>
+                                      </w:r>
+                                      <w:proofErr w:type="spellStart"/>
+                                      <w:r>
+                                        <w:rPr>
+                                          <w:sz w:val="32"/>
+                                          <w:szCs w:val="32"/>
+                                        </w:rPr>
+                                        <w:t>viên</w:t>
+                                      </w:r>
+                                      <w:proofErr w:type="spellEnd"/>
+                                    </w:p>
+                                  </w:tc>
+                                  <w:tc>
+                                    <w:tcPr>
+                                      <w:tcW w:w="5213" w:type="dxa"/>
+                                    </w:tcPr>
+                                    <w:p>
+                                      <w:pPr>
+                                        <w:rPr>
+                                          <w:sz w:val="32"/>
+                                          <w:szCs w:val="32"/>
+                                        </w:rPr>
+                                      </w:pPr>
+                                      <w:proofErr w:type="spellStart"/>
+                                      <w:r>
+                                        <w:rPr>
+                                          <w:sz w:val="32"/>
+                                          <w:szCs w:val="32"/>
+                                        </w:rPr>
+                                        <w:t>Trần</w:t>
+                                      </w:r>
+                                      <w:proofErr w:type="spellEnd"/>
+                                      <w:r>
+                                        <w:rPr>
+                                          <w:sz w:val="32"/>
+                                          <w:szCs w:val="32"/>
+                                        </w:rPr>
+                                        <w:t xml:space="preserve"> </w:t>
+                                      </w:r>
+                                      <w:proofErr w:type="spellStart"/>
+                                      <w:r>
+                                        <w:rPr>
+                                          <w:sz w:val="32"/>
+                                          <w:szCs w:val="32"/>
+                                        </w:rPr>
+                                        <w:t>Hưng</w:t>
+                                      </w:r>
+                                      <w:proofErr w:type="spellEnd"/>
+                                      <w:r>
+                                        <w:rPr>
+                                          <w:sz w:val="32"/>
+                                          <w:szCs w:val="32"/>
+                                        </w:rPr>
+                                        <w:t xml:space="preserve"> Thịnh</w:t>
+                                      </w:r>
+                                    </w:p>
+                                  </w:tc>
+                                </w:tr>
+                                <w:tr>
+                                  <w:trPr>
+                                    <w:trHeight w:val="355"/>
+                                  </w:trPr>
+                                  <w:tc>
+                                    <w:tcPr>
+                                      <w:tcW w:w="2977" w:type="dxa"/>
+                                    </w:tcPr>
+                                    <w:p>
+                                      <w:pPr>
+                                        <w:rPr>
+                                          <w:sz w:val="32"/>
+                                          <w:szCs w:val="32"/>
+                                        </w:rPr>
+                                      </w:pPr>
+                                      <w:r>
+                                        <w:rPr>
+                                          <w:sz w:val="32"/>
+                                          <w:szCs w:val="32"/>
+                                        </w:rPr>
+                                        <w:t xml:space="preserve">Thành </w:t>
+                                      </w:r>
+                                      <w:proofErr w:type="spellStart"/>
+                                      <w:r>
+                                        <w:rPr>
+                                          <w:sz w:val="32"/>
+                                          <w:szCs w:val="32"/>
+                                        </w:rPr>
+                                        <w:t>viên</w:t>
+                                      </w:r>
+                                      <w:proofErr w:type="spellEnd"/>
+                                    </w:p>
+                                  </w:tc>
+                                  <w:tc>
+                                    <w:tcPr>
+                                      <w:tcW w:w="5213" w:type="dxa"/>
+                                    </w:tcPr>
+                                    <w:p>
+                                      <w:pPr>
+                                        <w:rPr>
+                                          <w:sz w:val="32"/>
+                                          <w:szCs w:val="32"/>
+                                        </w:rPr>
+                                      </w:pPr>
+                                      <w:r>
+                                        <w:rPr>
+                                          <w:sz w:val="32"/>
+                                          <w:szCs w:val="32"/>
+                                        </w:rPr>
+                                        <w:t>Lê Thị Tuyết Trinh</w:t>
+                                      </w:r>
+                                    </w:p>
+                                  </w:tc>
+                                </w:tr>
+                                <w:tr>
+                                  <w:trPr>
+                                    <w:trHeight w:val="355"/>
+                                  </w:trPr>
+                                  <w:tc>
+                                    <w:tcPr>
+                                      <w:tcW w:w="2977" w:type="dxa"/>
+                                    </w:tcPr>
+                                    <w:p>
+                                      <w:pPr>
+                                        <w:rPr>
+                                          <w:sz w:val="32"/>
+                                          <w:szCs w:val="32"/>
+                                        </w:rPr>
+                                      </w:pPr>
+                                      <w:r>
+                                        <w:rPr>
+                                          <w:sz w:val="32"/>
+                                          <w:szCs w:val="32"/>
+                                        </w:rPr>
+                                        <w:t xml:space="preserve">Thành </w:t>
+                                      </w:r>
+                                      <w:proofErr w:type="spellStart"/>
+                                      <w:r>
+                                        <w:rPr>
+                                          <w:sz w:val="32"/>
+                                          <w:szCs w:val="32"/>
+                                        </w:rPr>
+                                        <w:t>viên</w:t>
+                                      </w:r>
+                                      <w:proofErr w:type="spellEnd"/>
+                                    </w:p>
+                                  </w:tc>
+                                  <w:tc>
+                                    <w:tcPr>
+                                      <w:tcW w:w="5213" w:type="dxa"/>
+                                    </w:tcPr>
+                                    <w:p>
+                                      <w:pPr>
+                                        <w:rPr>
+                                          <w:sz w:val="32"/>
+                                          <w:szCs w:val="32"/>
+                                        </w:rPr>
+                                      </w:pPr>
+                                      <w:r>
+                                        <w:rPr>
+                                          <w:sz w:val="32"/>
+                                          <w:szCs w:val="32"/>
+                                        </w:rPr>
+                                        <w:t xml:space="preserve">Dương </w:t>
+                                      </w:r>
+                                      <w:proofErr w:type="spellStart"/>
+                                      <w:r>
+                                        <w:rPr>
+                                          <w:sz w:val="32"/>
+                                          <w:szCs w:val="32"/>
+                                        </w:rPr>
+                                        <w:t>Bách</w:t>
+                                      </w:r>
+                                      <w:proofErr w:type="spellEnd"/>
+                                      <w:r>
+                                        <w:rPr>
+                                          <w:sz w:val="32"/>
+                                          <w:szCs w:val="32"/>
+                                        </w:rPr>
+                                        <w:t xml:space="preserve"> Sang</w:t>
+                                      </w:r>
+                                    </w:p>
+                                  </w:tc>
+                                </w:tr>
+                                <w:tr>
+                                  <w:trPr>
+                                    <w:trHeight w:val="355"/>
+                                  </w:trPr>
+                                  <w:tc>
+                                    <w:tcPr>
+                                      <w:tcW w:w="2977" w:type="dxa"/>
+                                    </w:tcPr>
+                                    <w:p>
+                                      <w:pPr>
+                                        <w:rPr>
+                                          <w:sz w:val="32"/>
+                                          <w:szCs w:val="32"/>
+                                        </w:rPr>
+                                      </w:pPr>
+                                      <w:r>
+                                        <w:rPr>
+                                          <w:sz w:val="32"/>
+                                          <w:szCs w:val="32"/>
+                                        </w:rPr>
+                                        <w:t xml:space="preserve">Thành </w:t>
+                                      </w:r>
+                                      <w:proofErr w:type="spellStart"/>
+                                      <w:r>
+                                        <w:rPr>
+                                          <w:sz w:val="32"/>
+                                          <w:szCs w:val="32"/>
+                                        </w:rPr>
+                                        <w:t>viên</w:t>
+                                      </w:r>
+                                      <w:proofErr w:type="spellEnd"/>
+                                    </w:p>
+                                  </w:tc>
+                                  <w:tc>
+                                    <w:tcPr>
+                                      <w:tcW w:w="5213" w:type="dxa"/>
+                                    </w:tcPr>
+                                    <w:p>
+                                      <w:pPr>
+                                        <w:rPr>
+                                          <w:sz w:val="32"/>
+                                          <w:szCs w:val="32"/>
+                                        </w:rPr>
+                                      </w:pPr>
+                                      <w:r>
+                                        <w:rPr>
+                                          <w:sz w:val="32"/>
+                                          <w:szCs w:val="32"/>
+                                        </w:rPr>
+                                        <w:t>Võ Chí Đức</w:t>
+                                      </w:r>
+                                    </w:p>
+                                  </w:tc>
+                                </w:tr>
+                                <w:tr>
+                                  <w:trPr>
+                                    <w:trHeight w:val="355"/>
+                                  </w:trPr>
+                                  <w:tc>
+                                    <w:tcPr>
+                                      <w:tcW w:w="2977" w:type="dxa"/>
+                                    </w:tcPr>
+                                    <w:p>
+                                      <w:pPr>
+                                        <w:rPr>
+                                          <w:sz w:val="32"/>
+                                          <w:szCs w:val="32"/>
+                                        </w:rPr>
+                                      </w:pPr>
+                                      <w:r>
+                                        <w:rPr>
+                                          <w:sz w:val="32"/>
+                                          <w:szCs w:val="32"/>
+                                        </w:rPr>
+                                        <w:t xml:space="preserve">Thành </w:t>
+                                      </w:r>
+                                      <w:proofErr w:type="spellStart"/>
+                                      <w:r>
+                                        <w:rPr>
+                                          <w:sz w:val="32"/>
+                                          <w:szCs w:val="32"/>
+                                        </w:rPr>
+                                        <w:t>viên</w:t>
+                                      </w:r>
+                                      <w:proofErr w:type="spellEnd"/>
+                                    </w:p>
+                                  </w:tc>
+                                  <w:tc>
+                                    <w:tcPr>
+                                      <w:tcW w:w="5213" w:type="dxa"/>
+                                    </w:tcPr>
+                                    <w:p>
+                                      <w:pPr>
+                                        <w:rPr>
+                                          <w:sz w:val="32"/>
+                                          <w:szCs w:val="32"/>
+                                        </w:rPr>
+                                      </w:pPr>
+                                      <w:r>
+                                        <w:rPr>
+                                          <w:sz w:val="32"/>
+                                          <w:szCs w:val="32"/>
+                                        </w:rPr>
+                                        <w:t xml:space="preserve">Lê Diệp </w:t>
+                                      </w:r>
+                                      <w:proofErr w:type="spellStart"/>
+                                      <w:r>
+                                        <w:rPr>
+                                          <w:sz w:val="32"/>
+                                          <w:szCs w:val="32"/>
+                                        </w:rPr>
+                                        <w:t>Tấn</w:t>
+                                      </w:r>
+                                      <w:proofErr w:type="spellEnd"/>
+                                      <w:r>
+                                        <w:rPr>
+                                          <w:sz w:val="32"/>
+                                          <w:szCs w:val="32"/>
+                                        </w:rPr>
+                                        <w:t xml:space="preserve"> Đạt</w:t>
+                                      </w:r>
+                                    </w:p>
+                                  </w:tc>
+                                </w:tr>
+                              </w:tbl>
                               <w:p>
                                 <w:pPr>
                                   <w:spacing w:after="0"/>
@@ -631,51 +1045,99 @@
                               </w:p>
                               <w:p>
                                 <w:pPr>
-                                  <w:spacing w:after="0"/>
+                                  <w:ind w:left="1440"/>
                                   <w:rPr>
-                                    <w:sz w:val="32"/>
-                                    <w:szCs w:val="32"/>
+                                    <w:sz w:val="24"/>
+                                    <w:szCs w:val="24"/>
                                   </w:rPr>
                                 </w:pPr>
+                                <w:proofErr w:type="spellStart"/>
                                 <w:r>
                                   <w:rPr>
+                                    <w:rFonts w:cs="Times New Roman"/>
                                     <w:sz w:val="32"/>
-                                    <w:szCs w:val="32"/>
                                   </w:rPr>
-                                  <w:t xml:space="preserve">GV HD: </w:t>
+                                  <w:t>Giảng</w:t>
+                                </w:r>
+                                <w:proofErr w:type="spellEnd"/>
+                                <w:r>
+                                  <w:rPr>
+                                    <w:rFonts w:cs="Times New Roman"/>
+                                    <w:sz w:val="32"/>
+                                  </w:rPr>
+                                  <w:t xml:space="preserve"> </w:t>
                                 </w:r>
                                 <w:proofErr w:type="spellStart"/>
                                 <w:r>
                                   <w:rPr>
+                                    <w:rFonts w:cs="Times New Roman"/>
                                     <w:sz w:val="32"/>
-                                    <w:szCs w:val="32"/>
+                                  </w:rPr>
+                                  <w:t>viên</w:t>
+                                </w:r>
+                                <w:proofErr w:type="spellEnd"/>
+                                <w:r>
+                                  <w:rPr>
+                                    <w:rFonts w:cs="Times New Roman"/>
+                                    <w:sz w:val="32"/>
+                                  </w:rPr>
+                                  <w:t xml:space="preserve"> </w:t>
+                                </w:r>
+                                <w:proofErr w:type="spellStart"/>
+                                <w:r>
+                                  <w:rPr>
+                                    <w:rFonts w:cs="Times New Roman"/>
+                                    <w:sz w:val="32"/>
+                                  </w:rPr>
+                                  <w:t>hướng</w:t>
+                                </w:r>
+                                <w:proofErr w:type="spellEnd"/>
+                                <w:r>
+                                  <w:rPr>
+                                    <w:rFonts w:cs="Times New Roman"/>
+                                    <w:sz w:val="32"/>
+                                  </w:rPr>
+                                  <w:t xml:space="preserve"> </w:t>
+                                </w:r>
+                                <w:proofErr w:type="spellStart"/>
+                                <w:r>
+                                  <w:rPr>
+                                    <w:rFonts w:cs="Times New Roman"/>
+                                    <w:sz w:val="32"/>
+                                  </w:rPr>
+                                  <w:t>dẫn</w:t>
+                                </w:r>
+                                <w:proofErr w:type="spellEnd"/>
+                                <w:r>
+                                  <w:rPr>
+                                    <w:rFonts w:cs="Times New Roman"/>
+                                    <w:sz w:val="32"/>
+                                  </w:rPr>
+                                  <w:t>:</w:t>
+                                </w:r>
+                                <w:r>
+                                  <w:rPr>
+                                    <w:rFonts w:cs="Times New Roman"/>
+                                    <w:sz w:val="32"/>
+                                  </w:rPr>
+                                  <w:tab/>
+                                </w:r>
+                                <w:proofErr w:type="spellStart"/>
+                                <w:r>
+                                  <w:rPr>
+                                    <w:rFonts w:cs="Times New Roman"/>
+                                    <w:sz w:val="32"/>
                                   </w:rPr>
                                   <w:t>Thầy</w:t>
                                 </w:r>
                                 <w:proofErr w:type="spellEnd"/>
                                 <w:r>
                                   <w:rPr>
+                                    <w:rFonts w:cs="Times New Roman"/>
                                     <w:sz w:val="32"/>
-                                    <w:szCs w:val="32"/>
                                   </w:rPr>
-                                  <w:t xml:space="preserve"> </w:t>
+                                  <w:t xml:space="preserve"> Văn Công Khanh</w:t>
                                 </w:r>
-                                <w:r>
-                                  <w:rPr>
-                                    <w:sz w:val="32"/>
-                                    <w:szCs w:val="32"/>
-                                  </w:rPr>
-                                  <w:t>Văn Công Khanh</w:t>
-                                </w:r>
-                              </w:p>
-                              <w:p>
-                                <w:pPr>
-                                  <w:ind w:left="1440"/>
-                                  <w:rPr>
-                                    <w:sz w:val="24"/>
-                                    <w:szCs w:val="24"/>
-                                  </w:rPr>
-                                </w:pPr>
                               </w:p>
                               <w:p>
                                 <w:pPr>
@@ -705,27 +1167,109 @@
                               </w:p>
                               <w:p>
                                 <w:pPr>
+                                  <w:tabs>
+                                    <w:tab w:val="left" w:pos="3796"/>
+                                  </w:tabs>
                                   <w:jc w:val="center"/>
                                   <w:rPr>
-                                    <w:sz w:val="24"/>
-                                    <w:szCs w:val="24"/>
+                                    <w:rFonts w:cs="Times New Roman"/>
+                                    <w:b/>
+                                    <w:i/>
+                                    <w:color w:val="002060"/>
+                                    <w:sz w:val="36"/>
                                   </w:rPr>
                                 </w:pPr>
-                              </w:p>
-                              <w:p>
-                                <w:pPr>
-                                  <w:jc w:val="center"/>
-                                  <w:rPr>
-                                    <w:sz w:val="24"/>
-                                    <w:szCs w:val="24"/>
-                                  </w:rPr>
-                                </w:pPr>
+                                <w:proofErr w:type="spellStart"/>
                                 <w:r>
                                   <w:rPr>
-                                    <w:sz w:val="24"/>
-                                    <w:szCs w:val="24"/>
+                                    <w:rFonts w:cs="Times New Roman"/>
+                                    <w:b/>
+                                    <w:i/>
+                                    <w:color w:val="002060"/>
+                                    <w:sz w:val="36"/>
                                   </w:rPr>
-                                  <w:t>TP.HCM 5 - 2026</w:t>
+                                  <w:t>T</w:t>
+                                </w:r>
+                                <w:r>
+                                  <w:rPr>
+                                    <w:rFonts w:cs="Times New Roman"/>
+                                    <w:b/>
+                                    <w:i/>
+                                    <w:color w:val="002060"/>
+                                    <w:sz w:val="36"/>
+                                  </w:rPr>
+                                  <w:t>p.HCM</w:t>
+                                </w:r>
+                                <w:r>
+                                  <w:rPr>
+                                    <w:rFonts w:cs="Times New Roman"/>
+                                    <w:b/>
+                                    <w:i/>
+                                    <w:color w:val="002060"/>
+                                    <w:sz w:val="36"/>
+                                  </w:rPr>
+                                  <w:t>-</w:t>
+                                </w:r>
+                                <w:r>
+                                  <w:rPr>
+                                    <w:rFonts w:cs="Times New Roman"/>
+                                    <w:b/>
+                                    <w:i/>
+                                    <w:color w:val="002060"/>
+                                    <w:sz w:val="36"/>
+                                  </w:rPr>
+                                  <w:t>Tháng</w:t>
+                                </w:r>
+                                <w:proofErr w:type="spellEnd"/>
+                                <w:r>
+                                  <w:rPr>
+                                    <w:rFonts w:cs="Times New Roman"/>
+                                    <w:b/>
+                                    <w:i/>
+                                    <w:color w:val="002060"/>
+                                    <w:sz w:val="36"/>
+                                  </w:rPr>
+                                  <w:t xml:space="preserve"> </w:t>
+                                </w:r>
+                                <w:r>
+                                  <w:rPr>
+                                    <w:rFonts w:cs="Times New Roman"/>
+                                    <w:b/>
+                                    <w:i/>
+                                    <w:color w:val="002060"/>
+                                    <w:sz w:val="36"/>
+                                  </w:rPr>
+                                  <w:t>6</w:t>
+                                </w:r>
+                                <w:r>
+                                  <w:rPr>
+                                    <w:rFonts w:cs="Times New Roman"/>
+                                    <w:b/>
+                                    <w:i/>
+                                    <w:color w:val="002060"/>
+                                    <w:sz w:val="36"/>
+                                  </w:rPr>
+                                  <w:t xml:space="preserve"> Năm</w:t>
+                                </w:r>
+                                <w:r>
+                                  <w:rPr>
+                                    <w:rFonts w:cs="Times New Roman"/>
+                                    <w:b/>
+                                    <w:i/>
+                                    <w:color w:val="002060"/>
+                                    <w:sz w:val="36"/>
+                                  </w:rPr>
+                                  <w:t xml:space="preserve"> 20</w:t>
+                                </w:r>
+                                <w:r>
+                                  <w:rPr>
+                                    <w:rFonts w:cs="Times New Roman"/>
+                                    <w:b/>
+                                    <w:i/>
+                                    <w:color w:val="002060"/>
+                                    <w:sz w:val="36"/>
+                                  </w:rPr>
+                                  <w:t>26</w:t>
                                 </w:r>
                               </w:p>
                               <w:p>
@@ -952,172 +1496,291 @@
                         </w:p>
                         <w:p>
                           <w:pPr>
+                            <w:spacing w:before="240" w:after="0"/>
+                            <w:ind w:right="513"/>
                             <w:jc w:val="center"/>
                             <w:rPr>
-                              <w:rFonts w:asciiTheme="majorHAnsi" w:hAnsiTheme="majorHAnsi"/>
+                              <w:rFonts w:cs="Times New Roman"/>
                               <w:b/>
-                              <w:sz w:val="34"/>
-                              <w:szCs w:val="28"/>
+                              <w:color w:val="002060"/>
+                              <w:sz w:val="56"/>
+                              <w:szCs w:val="56"/>
                             </w:rPr>
                           </w:pPr>
                           <w:r>
                             <w:rPr>
-                              <w:rFonts w:asciiTheme="majorHAnsi" w:hAnsiTheme="majorHAnsi"/>
+                              <w:rFonts w:cs="Times New Roman"/>
                               <w:b/>
-                              <w:sz w:val="34"/>
-                              <w:szCs w:val="28"/>
+                              <w:color w:val="002060"/>
+                              <w:sz w:val="56"/>
+                              <w:szCs w:val="56"/>
                             </w:rPr>
-                            <w:t>BÁO CÁO DỰ ÁN TỐT NGHIỆP</w:t>
+                            <w:t>BÁO CÁO</w:t>
+                          </w:r>
+                          <w:r>
+                            <w:rPr>
+                              <w:rFonts w:cs="Times New Roman"/>
+                              <w:b/>
+                              <w:color w:val="002060"/>
+                              <w:sz w:val="56"/>
+                              <w:szCs w:val="56"/>
+                            </w:rPr>
+                            <w:t xml:space="preserve"> DỰ ÁN TỐT NGHIỆP</w:t>
                           </w:r>
                         </w:p>
                         <w:p>
                           <w:pPr>
+                            <w:spacing w:after="360"/>
+                            <w:ind w:right="513"/>
                             <w:jc w:val="center"/>
                             <w:rPr>
-                              <w:rFonts w:asciiTheme="majorHAnsi" w:hAnsiTheme="majorHAnsi"/>
+                              <w:rFonts w:cs="Times New Roman"/>
                               <w:b/>
+                              <w:color w:val="5B9BD5" w:themeColor="accent1"/>
                               <w:sz w:val="52"/>
-                              <w:szCs w:val="28"/>
+                              <w:szCs w:val="52"/>
+                              <w14:shadow w14:blurRad="69850" w14:dist="43180" w14:dir="5400000" w14:sx="0" w14:sy="0" w14:kx="0" w14:ky="0" w14:algn="none">
+                                <w14:srgbClr w14:val="000000">
+                                  <w14:alpha w14:val="35000"/>
+                                </w14:srgbClr>
+                              </w14:shadow>
+                              <w14:textOutline w14:w="952" w14:cap="flat" w14:cmpd="sng" w14:algn="ctr">
+                                <w14:noFill/>
+                                <w14:prstDash w14:val="solid"/>
+                                <w14:round/>
+                              </w14:textOutline>
+                              <w14:textFill>
+                                <w14:gradFill>
+                                  <w14:gsLst>
+                                    <w14:gs w14:pos="0">
+                                      <w14:schemeClr w14:val="accent6">
+                                        <w14:shade w14:val="20000"/>
+                                        <w14:satMod w14:val="200000"/>
+                                      </w14:schemeClr>
+                                    </w14:gs>
+                                    <w14:gs w14:pos="78000">
+                                      <w14:schemeClr w14:val="accent6">
+                                        <w14:tint w14:val="90000"/>
+                                        <w14:shade w14:val="89000"/>
+                                        <w14:satMod w14:val="220000"/>
+                                      </w14:schemeClr>
+                                    </w14:gs>
+                                    <w14:gs w14:pos="100000">
+                                      <w14:schemeClr w14:val="accent6">
+                                        <w14:tint w14:val="12000"/>
+                                        <w14:satMod w14:val="255000"/>
+                                      </w14:schemeClr>
+                                    </w14:gs>
+                                  </w14:gsLst>
+                                  <w14:lin w14:ang="5400000" w14:scaled="0"/>
+                                </w14:gradFill>
+                              </w14:textFill>
                             </w:rPr>
                           </w:pPr>
                           <w:r>
                             <w:rPr>
-                              <w:rFonts w:asciiTheme="majorHAnsi" w:hAnsiTheme="majorHAnsi"/>
-                              <w:b/>
-                              <w:sz w:val="34"/>
-                              <w:szCs w:val="28"/>
+                              <w:rFonts w:cs="Times New Roman"/>
+                              <w:color w:val="000000" w:themeColor="text1"/>
+                              <w:sz w:val="40"/>
+                              <w:szCs w:val="40"/>
+                              <w14:shadow w14:blurRad="38100" w14:dist="19050" w14:dir="2700000" w14:sx="100000" w14:sy="100000" w14:kx="0" w14:ky="0" w14:algn="tl">
+                                <w14:schemeClr w14:val="dk1">
+                                  <w14:alpha w14:val="60000"/>
+                                </w14:schemeClr>
+                              </w14:shadow>
+                              <w14:textOutline w14:w="0" w14:cap="flat" w14:cmpd="sng" w14:algn="ctr">
+                                <w14:noFill/>
+                                <w14:prstDash w14:val="solid"/>
+                                <w14:round/>
+                              </w14:textOutline>
                             </w:rPr>
-                            <w:t>Chuyên ngành Xử Lý Dữ Liệu</w:t>
+                            <w:t xml:space="preserve">Chuyên </w:t>
                           </w:r>
+                          <w:proofErr w:type="spellStart"/>
                           <w:r>
                             <w:rPr>
-                              <w:rFonts w:asciiTheme="majorHAnsi" w:hAnsiTheme="majorHAnsi"/>
-                              <w:b/>
-                              <w:sz w:val="34"/>
-                              <w:szCs w:val="28"/>
+                              <w:rFonts w:cs="Times New Roman"/>
+                              <w:color w:val="000000" w:themeColor="text1"/>
+                              <w:sz w:val="40"/>
+                              <w:szCs w:val="40"/>
+                              <w14:shadow w14:blurRad="38100" w14:dist="19050" w14:dir="2700000" w14:sx="100000" w14:sy="100000" w14:kx="0" w14:ky="0" w14:algn="tl">
+                                <w14:schemeClr w14:val="dk1">
+                                  <w14:alpha w14:val="60000"/>
+                                </w14:schemeClr>
+                              </w14:shadow>
+                              <w14:textOutline w14:w="0" w14:cap="flat" w14:cmpd="sng" w14:algn="ctr">
+                                <w14:noFill/>
+                                <w14:prstDash w14:val="solid"/>
+                                <w14:round/>
+                              </w14:textOutline>
                             </w:rPr>
-                            <w:br/>
+                            <w:t>ngành</w:t>
                           </w:r>
+                          <w:proofErr w:type="spellEnd"/>
                           <w:r>
                             <w:rPr>
-                              <w:rFonts w:ascii="Segoe UI" w:hAnsi="Segoe UI" w:cs="Segoe UI"/>
-                              <w:color w:val="081B3A"/>
-                              <w:spacing w:val="3"/>
-                              <w:sz w:val="23"/>
-                              <w:szCs w:val="23"/>
-                              <w:shd w:val="clear" w:color="auto" w:fill="FFFFFF"/>
+                              <w:rFonts w:cs="Times New Roman"/>
+                              <w:color w:val="000000" w:themeColor="text1"/>
+                              <w:sz w:val="40"/>
+                              <w:szCs w:val="40"/>
+                              <w14:shadow w14:blurRad="38100" w14:dist="19050" w14:dir="2700000" w14:sx="100000" w14:sy="100000" w14:kx="0" w14:ky="0" w14:algn="tl">
+                                <w14:schemeClr w14:val="dk1">
+                                  <w14:alpha w14:val="60000"/>
+                                </w14:schemeClr>
+                              </w14:shadow>
+                              <w14:textOutline w14:w="0" w14:cap="flat" w14:cmpd="sng" w14:algn="ctr">
+                                <w14:noFill/>
+                                <w14:prstDash w14:val="solid"/>
+                                <w14:round/>
+                              </w14:textOutline>
                             </w:rPr>
                             <w:t xml:space="preserve"> </w:t>
                           </w:r>
                           <w:proofErr w:type="spellStart"/>
                           <w:r>
                             <w:rPr>
-                              <w:rFonts w:ascii="Segoe UI" w:hAnsi="Segoe UI" w:cs="Segoe UI"/>
-                              <w:b/>
-                              <w:spacing w:val="3"/>
-                              <w:sz w:val="46"/>
-                              <w:szCs w:val="46"/>
-                              <w:shd w:val="clear" w:color="auto" w:fill="FFFFFF"/>
+                              <w:rFonts w:cs="Times New Roman"/>
+                              <w:color w:val="000000" w:themeColor="text1"/>
+                              <w:sz w:val="40"/>
+                              <w:szCs w:val="40"/>
+                              <w14:shadow w14:blurRad="38100" w14:dist="19050" w14:dir="2700000" w14:sx="100000" w14:sy="100000" w14:kx="0" w14:ky="0" w14:algn="tl">
+                                <w14:schemeClr w14:val="dk1">
+                                  <w14:alpha w14:val="60000"/>
+                                </w14:schemeClr>
+                              </w14:shadow>
+                              <w14:textOutline w14:w="0" w14:cap="flat" w14:cmpd="sng" w14:algn="ctr">
+                                <w14:noFill/>
+                                <w14:prstDash w14:val="solid"/>
+                                <w14:round/>
+                              </w14:textOutline>
                             </w:rPr>
-                            <w:t>Phân</w:t>
+                            <w:t>Xử</w:t>
                           </w:r>
                           <w:proofErr w:type="spellEnd"/>
                           <w:r>
                             <w:rPr>
-                              <w:rFonts w:ascii="Segoe UI" w:hAnsi="Segoe UI" w:cs="Segoe UI"/>
-                              <w:b/>
-                              <w:spacing w:val="3"/>
-                              <w:sz w:val="46"/>
-                              <w:szCs w:val="46"/>
-                              <w:shd w:val="clear" w:color="auto" w:fill="FFFFFF"/>
+                              <w:rFonts w:cs="Times New Roman"/>
+                              <w:color w:val="000000" w:themeColor="text1"/>
+                              <w:sz w:val="40"/>
+                              <w:szCs w:val="40"/>
+                              <w14:shadow w14:blurRad="38100" w14:dist="19050" w14:dir="2700000" w14:sx="100000" w14:sy="100000" w14:kx="0" w14:ky="0" w14:algn="tl">
+                                <w14:schemeClr w14:val="dk1">
+                                  <w14:alpha w14:val="60000"/>
+                                </w14:schemeClr>
+                              </w14:shadow>
+                              <w14:textOutline w14:w="0" w14:cap="flat" w14:cmpd="sng" w14:algn="ctr">
+                                <w14:noFill/>
+                                <w14:prstDash w14:val="solid"/>
+                                <w14:round/>
+                              </w14:textOutline>
                             </w:rPr>
-                            <w:t xml:space="preserve"> </w:t>
+                            <w:t xml:space="preserve"> Lý </w:t>
                           </w:r>
                           <w:proofErr w:type="spellStart"/>
                           <w:r>
                             <w:rPr>
-                              <w:rFonts w:ascii="Segoe UI" w:hAnsi="Segoe UI" w:cs="Segoe UI"/>
-                              <w:b/>
-                              <w:spacing w:val="3"/>
-                              <w:sz w:val="46"/>
-                              <w:szCs w:val="46"/>
-                              <w:shd w:val="clear" w:color="auto" w:fill="FFFFFF"/>
+                              <w:rFonts w:cs="Times New Roman"/>
+                              <w:color w:val="000000" w:themeColor="text1"/>
+                              <w:sz w:val="40"/>
+                              <w:szCs w:val="40"/>
+                              <w14:shadow w14:blurRad="38100" w14:dist="19050" w14:dir="2700000" w14:sx="100000" w14:sy="100000" w14:kx="0" w14:ky="0" w14:algn="tl">
+                                <w14:schemeClr w14:val="dk1">
+                                  <w14:alpha w14:val="60000"/>
+                                </w14:schemeClr>
+                              </w14:shadow>
+                              <w14:textOutline w14:w="0" w14:cap="flat" w14:cmpd="sng" w14:algn="ctr">
+                                <w14:noFill/>
+                                <w14:prstDash w14:val="solid"/>
+                                <w14:round/>
+                              </w14:textOutline>
                             </w:rPr>
-                            <w:t>Tích</w:t>
+                            <w:t>Dữ</w:t>
                           </w:r>
                           <w:proofErr w:type="spellEnd"/>
                           <w:r>
                             <w:rPr>
-                              <w:rFonts w:ascii="Segoe UI" w:hAnsi="Segoe UI" w:cs="Segoe UI"/>
-                              <w:b/>
-                              <w:spacing w:val="3"/>
-                              <w:sz w:val="46"/>
-                              <w:szCs w:val="46"/>
-                              <w:shd w:val="clear" w:color="auto" w:fill="FFFFFF"/>
+                              <w:rFonts w:cs="Times New Roman"/>
+                              <w:color w:val="000000" w:themeColor="text1"/>
+                              <w:sz w:val="40"/>
+                              <w:szCs w:val="40"/>
+                              <w14:shadow w14:blurRad="38100" w14:dist="19050" w14:dir="2700000" w14:sx="100000" w14:sy="100000" w14:kx="0" w14:ky="0" w14:algn="tl">
+                                <w14:schemeClr w14:val="dk1">
+                                  <w14:alpha w14:val="60000"/>
+                                </w14:schemeClr>
+                              </w14:shadow>
+                              <w14:textOutline w14:w="0" w14:cap="flat" w14:cmpd="sng" w14:algn="ctr">
+                                <w14:noFill/>
+                                <w14:prstDash w14:val="solid"/>
+                                <w14:round/>
+                              </w14:textOutline>
                             </w:rPr>
-                            <w:t xml:space="preserve"> </w:t>
+                            <w:t xml:space="preserve"> Liệu</w:t>
                           </w:r>
-                          <w:proofErr w:type="spellStart"/>
                           <w:r>
                             <w:rPr>
-                              <w:rFonts w:ascii="Segoe UI" w:hAnsi="Segoe UI" w:cs="Segoe UI"/>
-                              <w:b/>
-                              <w:spacing w:val="3"/>
-                              <w:sz w:val="46"/>
-                              <w:szCs w:val="46"/>
-                              <w:shd w:val="clear" w:color="auto" w:fill="FFFFFF"/>
+                              <w:rFonts w:asciiTheme="majorHAnsi" w:hAnsiTheme="majorHAnsi"/>
+                              <w:color w:val="000000" w:themeColor="text1"/>
+                              <w:sz w:val="34"/>
+                              <w:szCs w:val="28"/>
+                              <w14:shadow w14:blurRad="38100" w14:dist="19050" w14:dir="2700000" w14:sx="100000" w14:sy="100000" w14:kx="0" w14:ky="0" w14:algn="tl">
+                                <w14:schemeClr w14:val="dk1">
+                                  <w14:alpha w14:val="60000"/>
+                                </w14:schemeClr>
+                              </w14:shadow>
+                              <w14:textOutline w14:w="0" w14:cap="flat" w14:cmpd="sng" w14:algn="ctr">
+                                <w14:noFill/>
+                                <w14:prstDash w14:val="solid"/>
+                                <w14:round/>
+                              </w14:textOutline>
                             </w:rPr>
-                            <w:t>Rủi</w:t>
+                            <w:br/>
                           </w:r>
-                          <w:proofErr w:type="spellEnd"/>
                           <w:r>
                             <w:rPr>
-                              <w:rFonts w:ascii="Segoe UI" w:hAnsi="Segoe UI" w:cs="Segoe UI"/>
+                              <w:rFonts w:cs="Times New Roman"/>
                               <w:b/>
-                              <w:spacing w:val="3"/>
-                              <w:sz w:val="46"/>
-                              <w:szCs w:val="46"/>
-                              <w:shd w:val="clear" w:color="auto" w:fill="FFFFFF"/>
+                              <w:color w:val="5B9BD5" w:themeColor="accent1"/>
+                              <w:sz w:val="52"/>
+                              <w:szCs w:val="52"/>
+                              <w14:shadow w14:blurRad="69850" w14:dist="43180" w14:dir="5400000" w14:sx="0" w14:sy="0" w14:kx="0" w14:ky="0" w14:algn="none">
+                                <w14:srgbClr w14:val="000000">
+                                  <w14:alpha w14:val="35000"/>
+                                </w14:srgbClr>
+                              </w14:shadow>
+                              <w14:textOutline w14:w="952" w14:cap="flat" w14:cmpd="sng" w14:algn="ctr">
+                                <w14:noFill/>
+                                <w14:prstDash w14:val="solid"/>
+                                <w14:round/>
+                              </w14:textOutline>
+                              <w14:textFill>
+                                <w14:gradFill>
+                                  <w14:gsLst>
+                                    <w14:gs w14:pos="0">
+                                      <w14:schemeClr w14:val="accent6">
+                                        <w14:shade w14:val="20000"/>
+                                        <w14:satMod w14:val="200000"/>
+                                      </w14:schemeClr>
+                                    </w14:gs>
+                                    <w14:gs w14:pos="78000">
+                                      <w14:schemeClr w14:val="accent6">
+                                        <w14:tint w14:val="90000"/>
+                                        <w14:shade w14:val="89000"/>
+                                        <w14:satMod w14:val="220000"/>
+                                      </w14:schemeClr>
+                                    </w14:gs>
+                                    <w14:gs w14:pos="100000">
+                                      <w14:schemeClr w14:val="accent6">
+                                        <w14:tint w14:val="12000"/>
+                                        <w14:satMod w14:val="255000"/>
+                                      </w14:schemeClr>
+                                    </w14:gs>
+                                  </w14:gsLst>
+                                  <w14:lin w14:ang="5400000" w14:scaled="0"/>
+                                </w14:gradFill>
+                              </w14:textFill>
                             </w:rPr>
-                            <w:t xml:space="preserve"> Ro </w:t>
+                            <w:t>&lt;PHÂN TÍCH RỦI RO TÍN DỤNG&gt;</w:t>
                           </w:r>
-                          <w:proofErr w:type="spellStart"/>
-                          <w:r>
-                            <w:rPr>
-                              <w:rFonts w:ascii="Segoe UI" w:hAnsi="Segoe UI" w:cs="Segoe UI"/>
-                              <w:b/>
-                              <w:spacing w:val="3"/>
-                              <w:sz w:val="46"/>
-                              <w:szCs w:val="46"/>
-                              <w:shd w:val="clear" w:color="auto" w:fill="FFFFFF"/>
-                            </w:rPr>
-                            <w:t>Tín</w:t>
-                          </w:r>
-                          <w:proofErr w:type="spellEnd"/>
-                          <w:r>
-                            <w:rPr>
-                              <w:rFonts w:ascii="Segoe UI" w:hAnsi="Segoe UI" w:cs="Segoe UI"/>
-                              <w:b/>
-                              <w:spacing w:val="3"/>
-                              <w:sz w:val="46"/>
-                              <w:szCs w:val="46"/>
-                              <w:shd w:val="clear" w:color="auto" w:fill="FFFFFF"/>
-                            </w:rPr>
-                            <w:t xml:space="preserve"> </w:t>
-                          </w:r>
-                          <w:proofErr w:type="spellStart"/>
-                          <w:r>
-                            <w:rPr>
-                              <w:rFonts w:ascii="Segoe UI" w:hAnsi="Segoe UI" w:cs="Segoe UI"/>
-                              <w:b/>
-                              <w:spacing w:val="3"/>
-                              <w:sz w:val="46"/>
-                              <w:szCs w:val="46"/>
-                              <w:shd w:val="clear" w:color="auto" w:fill="FFFFFF"/>
-                            </w:rPr>
-                            <w:t>Dụng</w:t>
-                          </w:r>
-                          <w:proofErr w:type="spellEnd"/>
                         </w:p>
                         <w:p>
                           <w:pPr>
@@ -1150,9 +1813,33 @@
                               <w:sz w:val="40"/>
                               <w:szCs w:val="40"/>
                             </w:rPr>
-                            <w:t>NghienData</w:t>
+                            <w:t>Nghi</w:t>
+                          </w:r>
+                          <w:r>
+                            <w:rPr>
+                              <w:sz w:val="40"/>
+                              <w:szCs w:val="40"/>
+                            </w:rPr>
+                            <w:t>ện</w:t>
                           </w:r>
                           <w:proofErr w:type="spellEnd"/>
+                          <w:r>
+                            <w:rPr>
+                              <w:sz w:val="40"/>
+                              <w:szCs w:val="40"/>
+                            </w:rPr>
+                            <w:t xml:space="preserve"> Data</w:t>
+                          </w:r>
+                        </w:p>
+                        <w:p>
+                          <w:pPr>
+                            <w:spacing w:after="0"/>
+                            <w:jc w:val="center"/>
+                            <w:rPr>
+                              <w:sz w:val="40"/>
+                              <w:szCs w:val="40"/>
+                            </w:rPr>
+                          </w:pPr>
                         </w:p>
                         <w:p>
                           <w:pPr>
@@ -1164,207 +1851,478 @@
                             </w:rPr>
                           </w:pPr>
                         </w:p>
-                        <w:p>
-                          <w:pPr>
-                            <w:spacing w:after="0"/>
-                            <w:rPr>
-                              <w:sz w:val="32"/>
-                              <w:szCs w:val="32"/>
-                            </w:rPr>
-                          </w:pPr>
-                          <w:r>
-                            <w:rPr>
-                              <w:sz w:val="32"/>
-                              <w:szCs w:val="32"/>
-                            </w:rPr>
-                            <w:t xml:space="preserve">Các </w:t>
-                          </w:r>
-                          <w:proofErr w:type="spellStart"/>
-                          <w:r>
-                            <w:rPr>
-                              <w:sz w:val="32"/>
-                              <w:szCs w:val="32"/>
-                            </w:rPr>
-                            <w:t>thành</w:t>
-                          </w:r>
-                          <w:proofErr w:type="spellEnd"/>
-                          <w:r>
-                            <w:rPr>
-                              <w:sz w:val="32"/>
-                              <w:szCs w:val="32"/>
-                            </w:rPr>
-                            <w:t xml:space="preserve"> </w:t>
-                          </w:r>
-                          <w:proofErr w:type="spellStart"/>
-                          <w:r>
-                            <w:rPr>
-                              <w:sz w:val="32"/>
-                              <w:szCs w:val="32"/>
-                            </w:rPr>
-                            <w:t>viên</w:t>
-                          </w:r>
-                          <w:proofErr w:type="spellEnd"/>
-                          <w:r>
-                            <w:rPr>
-                              <w:sz w:val="32"/>
-                              <w:szCs w:val="32"/>
-                            </w:rPr>
-                            <w:t>:</w:t>
-                          </w:r>
-                        </w:p>
-                        <w:p>
-                          <w:pPr>
-                            <w:spacing w:after="0"/>
-                            <w:rPr>
-                              <w:sz w:val="32"/>
-                              <w:szCs w:val="32"/>
-                            </w:rPr>
-                          </w:pPr>
-                          <w:r>
-                            <w:rPr>
-                              <w:sz w:val="32"/>
-                              <w:szCs w:val="32"/>
-                            </w:rPr>
-                            <w:t>Nguyễn Phan Hoàng Tùng</w:t>
-                          </w:r>
-                        </w:p>
-                        <w:p>
-                          <w:pPr>
-                            <w:spacing w:after="0"/>
-                            <w:rPr>
-                              <w:sz w:val="32"/>
-                              <w:szCs w:val="32"/>
-                            </w:rPr>
-                          </w:pPr>
-                          <w:proofErr w:type="spellStart"/>
-                          <w:r>
-                            <w:rPr>
-                              <w:sz w:val="32"/>
-                              <w:szCs w:val="32"/>
-                            </w:rPr>
-                            <w:t>Trần</w:t>
-                          </w:r>
-                          <w:proofErr w:type="spellEnd"/>
-                          <w:r>
-                            <w:rPr>
-                              <w:sz w:val="32"/>
-                              <w:szCs w:val="32"/>
-                            </w:rPr>
-                            <w:t xml:space="preserve"> </w:t>
-                          </w:r>
-                          <w:proofErr w:type="spellStart"/>
-                          <w:r>
-                            <w:rPr>
-                              <w:sz w:val="32"/>
-                              <w:szCs w:val="32"/>
-                            </w:rPr>
-                            <w:t>Hưng</w:t>
-                          </w:r>
-                          <w:proofErr w:type="spellEnd"/>
-                          <w:r>
-                            <w:rPr>
-                              <w:sz w:val="32"/>
-                              <w:szCs w:val="32"/>
-                            </w:rPr>
-                            <w:t xml:space="preserve"> Thịnh</w:t>
-                          </w:r>
-                        </w:p>
-                        <w:p>
-                          <w:pPr>
-                            <w:spacing w:after="0"/>
-                            <w:rPr>
-                              <w:sz w:val="32"/>
-                              <w:szCs w:val="32"/>
-                            </w:rPr>
-                          </w:pPr>
-                          <w:r>
-                            <w:rPr>
-                              <w:sz w:val="32"/>
-                              <w:szCs w:val="32"/>
-                            </w:rPr>
-                            <w:t>Lê Thị Tuyết Trinh</w:t>
-                          </w:r>
-                        </w:p>
-                        <w:p>
-                          <w:pPr>
-                            <w:spacing w:after="0"/>
-                            <w:rPr>
-                              <w:sz w:val="32"/>
-                              <w:szCs w:val="32"/>
-                            </w:rPr>
-                          </w:pPr>
-                          <w:r>
-                            <w:rPr>
-                              <w:sz w:val="32"/>
-                              <w:szCs w:val="32"/>
-                            </w:rPr>
-                            <w:t xml:space="preserve">Dương </w:t>
-                          </w:r>
-                          <w:proofErr w:type="spellStart"/>
-                          <w:r>
-                            <w:rPr>
-                              <w:sz w:val="32"/>
-                              <w:szCs w:val="32"/>
-                            </w:rPr>
-                            <w:t>Bách</w:t>
-                          </w:r>
-                          <w:proofErr w:type="spellEnd"/>
-                          <w:r>
-                            <w:rPr>
-                              <w:sz w:val="32"/>
-                              <w:szCs w:val="32"/>
-                            </w:rPr>
-                            <w:t xml:space="preserve"> Sang</w:t>
-                          </w:r>
-                        </w:p>
-                        <w:p>
-                          <w:pPr>
-                            <w:spacing w:after="0"/>
-                            <w:rPr>
-                              <w:sz w:val="32"/>
-                              <w:szCs w:val="32"/>
-                            </w:rPr>
-                          </w:pPr>
-                          <w:r>
-                            <w:rPr>
-                              <w:sz w:val="32"/>
-                              <w:szCs w:val="32"/>
-                            </w:rPr>
-                            <w:t>Võ Chí Đức</w:t>
-                          </w:r>
-                        </w:p>
-                        <w:p>
-                          <w:pPr>
-                            <w:spacing w:after="0"/>
-                            <w:rPr>
-                              <w:sz w:val="32"/>
-                              <w:szCs w:val="32"/>
-                            </w:rPr>
-                          </w:pPr>
-                          <w:r>
-                            <w:rPr>
-                              <w:sz w:val="32"/>
-                              <w:szCs w:val="32"/>
-                            </w:rPr>
-                            <w:t xml:space="preserve">Lê Diệp </w:t>
-                          </w:r>
-                          <w:proofErr w:type="spellStart"/>
-                          <w:r>
-                            <w:rPr>
-                              <w:sz w:val="32"/>
-                              <w:szCs w:val="32"/>
-                            </w:rPr>
-                            <w:t>Tấn</w:t>
-                          </w:r>
-                          <w:proofErr w:type="spellEnd"/>
-                          <w:r>
-                            <w:rPr>
-                              <w:sz w:val="32"/>
-                              <w:szCs w:val="32"/>
-                            </w:rPr>
-                            <w:t xml:space="preserve"> Đạt</w:t>
-                          </w:r>
-                        </w:p>
+                        <w:tbl>
+                          <w:tblPr>
+                            <w:tblStyle w:val="TableGrid"/>
+                            <w:tblW w:w="8190" w:type="dxa"/>
+                            <w:tblInd w:w="895" w:type="dxa"/>
+                            <w:tblLook w:val="04A0" w:firstRow="1" w:lastRow="0" w:firstColumn="1" w:lastColumn="0" w:noHBand="0" w:noVBand="1"/>
+                          </w:tblPr>
+                          <w:tblGrid>
+                            <w:gridCol w:w="2977"/>
+                            <w:gridCol w:w="5213"/>
+                          </w:tblGrid>
+                          <w:tr>
+                            <w:trPr>
+                              <w:trHeight w:val="355"/>
+                            </w:trPr>
+                            <w:tc>
+                              <w:tcPr>
+                                <w:tcW w:w="2977" w:type="dxa"/>
+                              </w:tcPr>
+                              <w:p>
+                                <w:pPr>
+                                  <w:rPr>
+                                    <w:sz w:val="32"/>
+                                    <w:szCs w:val="32"/>
+                                  </w:rPr>
+                                </w:pPr>
+                                <w:r>
+                                  <w:rPr>
+                                    <w:sz w:val="32"/>
+                                    <w:szCs w:val="32"/>
+                                  </w:rPr>
+                                  <w:t xml:space="preserve">Các </w:t>
+                                </w:r>
+                                <w:proofErr w:type="spellStart"/>
+                                <w:r>
+                                  <w:rPr>
+                                    <w:sz w:val="32"/>
+                                    <w:szCs w:val="32"/>
+                                  </w:rPr>
+                                  <w:t>thành</w:t>
+                                </w:r>
+                                <w:proofErr w:type="spellEnd"/>
+                                <w:r>
+                                  <w:rPr>
+                                    <w:sz w:val="32"/>
+                                    <w:szCs w:val="32"/>
+                                  </w:rPr>
+                                  <w:t xml:space="preserve"> </w:t>
+                                </w:r>
+                                <w:proofErr w:type="spellStart"/>
+                                <w:r>
+                                  <w:rPr>
+                                    <w:sz w:val="32"/>
+                                    <w:szCs w:val="32"/>
+                                  </w:rPr>
+                                  <w:t>viên</w:t>
+                                </w:r>
+                                <w:proofErr w:type="spellEnd"/>
+                                <w:r>
+                                  <w:rPr>
+                                    <w:sz w:val="32"/>
+                                    <w:szCs w:val="32"/>
+                                  </w:rPr>
+                                  <w:t>:</w:t>
+                                </w:r>
+                              </w:p>
+                            </w:tc>
+                            <w:tc>
+                              <w:tcPr>
+                                <w:tcW w:w="5213" w:type="dxa"/>
+                              </w:tcPr>
+                              <w:p>
+                                <w:pPr>
+                                  <w:rPr>
+                                    <w:sz w:val="32"/>
+                                    <w:szCs w:val="32"/>
+                                  </w:rPr>
+                                </w:pPr>
+                              </w:p>
+                            </w:tc>
+                          </w:tr>
+                          <w:tr>
+                            <w:trPr>
+                              <w:trHeight w:val="355"/>
+                            </w:trPr>
+                            <w:tc>
+                              <w:tcPr>
+                                <w:tcW w:w="2977" w:type="dxa"/>
+                              </w:tcPr>
+                              <w:p>
+                                <w:pPr>
+                                  <w:rPr>
+                                    <w:sz w:val="32"/>
+                                    <w:szCs w:val="32"/>
+                                  </w:rPr>
+                                </w:pPr>
+                                <w:proofErr w:type="spellStart"/>
+                                <w:r>
+                                  <w:rPr>
+                                    <w:sz w:val="32"/>
+                                    <w:szCs w:val="32"/>
+                                  </w:rPr>
+                                  <w:t>Trưởng</w:t>
+                                </w:r>
+                                <w:proofErr w:type="spellEnd"/>
+                                <w:r>
+                                  <w:rPr>
+                                    <w:sz w:val="32"/>
+                                    <w:szCs w:val="32"/>
+                                  </w:rPr>
+                                  <w:t xml:space="preserve"> </w:t>
+                                </w:r>
+                                <w:proofErr w:type="spellStart"/>
+                                <w:r>
+                                  <w:rPr>
+                                    <w:sz w:val="32"/>
+                                    <w:szCs w:val="32"/>
+                                  </w:rPr>
+                                  <w:t>nhóm</w:t>
+                                </w:r>
+                                <w:proofErr w:type="spellEnd"/>
+                              </w:p>
+                            </w:tc>
+                            <w:tc>
+                              <w:tcPr>
+                                <w:tcW w:w="5213" w:type="dxa"/>
+                              </w:tcPr>
+                              <w:p>
+                                <w:pPr>
+                                  <w:rPr>
+                                    <w:sz w:val="32"/>
+                                    <w:szCs w:val="32"/>
+                                  </w:rPr>
+                                </w:pPr>
+                                <w:r>
+                                  <w:rPr>
+                                    <w:sz w:val="32"/>
+                                    <w:szCs w:val="32"/>
+                                  </w:rPr>
+                                  <w:t>Nguyễn Phan Hoàng Tùng</w:t>
+                                </w:r>
+                              </w:p>
+                            </w:tc>
+                          </w:tr>
+                          <w:tr>
+                            <w:trPr>
+                              <w:trHeight w:val="355"/>
+                            </w:trPr>
+                            <w:tc>
+                              <w:tcPr>
+                                <w:tcW w:w="2977" w:type="dxa"/>
+                              </w:tcPr>
+                              <w:p>
+                                <w:pPr>
+                                  <w:rPr>
+                                    <w:sz w:val="32"/>
+                                    <w:szCs w:val="32"/>
+                                  </w:rPr>
+                                </w:pPr>
+                                <w:r>
+                                  <w:rPr>
+                                    <w:sz w:val="32"/>
+                                    <w:szCs w:val="32"/>
+                                  </w:rPr>
+                                  <w:t xml:space="preserve">Thành </w:t>
+                                </w:r>
+                                <w:proofErr w:type="spellStart"/>
+                                <w:r>
+                                  <w:rPr>
+                                    <w:sz w:val="32"/>
+                                    <w:szCs w:val="32"/>
+                                  </w:rPr>
+                                  <w:t>viên</w:t>
+                                </w:r>
+                                <w:proofErr w:type="spellEnd"/>
+                              </w:p>
+                            </w:tc>
+                            <w:tc>
+                              <w:tcPr>
+                                <w:tcW w:w="5213" w:type="dxa"/>
+                              </w:tcPr>
+                              <w:p>
+                                <w:pPr>
+                                  <w:rPr>
+                                    <w:sz w:val="32"/>
+                                    <w:szCs w:val="32"/>
+                                  </w:rPr>
+                                </w:pPr>
+                                <w:proofErr w:type="spellStart"/>
+                                <w:r>
+                                  <w:rPr>
+                                    <w:sz w:val="32"/>
+                                    <w:szCs w:val="32"/>
+                                  </w:rPr>
+                                  <w:t>Trần</w:t>
+                                </w:r>
+                                <w:proofErr w:type="spellEnd"/>
+                                <w:r>
+                                  <w:rPr>
+                                    <w:sz w:val="32"/>
+                                    <w:szCs w:val="32"/>
+                                  </w:rPr>
+                                  <w:t xml:space="preserve"> </w:t>
+                                </w:r>
+                                <w:proofErr w:type="spellStart"/>
+                                <w:r>
+                                  <w:rPr>
+                                    <w:sz w:val="32"/>
+                                    <w:szCs w:val="32"/>
+                                  </w:rPr>
+                                  <w:t>Hưng</w:t>
+                                </w:r>
+                                <w:proofErr w:type="spellEnd"/>
+                                <w:r>
+                                  <w:rPr>
+                                    <w:sz w:val="32"/>
+                                    <w:szCs w:val="32"/>
+                                  </w:rPr>
+                                  <w:t xml:space="preserve"> Thịnh</w:t>
+                                </w:r>
+                              </w:p>
+                            </w:tc>
+                          </w:tr>
+                          <w:tr>
+                            <w:trPr>
+                              <w:trHeight w:val="355"/>
+                            </w:trPr>
+                            <w:tc>
+                              <w:tcPr>
+                                <w:tcW w:w="2977" w:type="dxa"/>
+                              </w:tcPr>
+                              <w:p>
+                                <w:pPr>
+                                  <w:rPr>
+                                    <w:sz w:val="32"/>
+                                    <w:szCs w:val="32"/>
+                                  </w:rPr>
+                                </w:pPr>
+                                <w:r>
+                                  <w:rPr>
+                                    <w:sz w:val="32"/>
+                                    <w:szCs w:val="32"/>
+                                  </w:rPr>
+                                  <w:t xml:space="preserve">Thành </w:t>
+                                </w:r>
+                                <w:proofErr w:type="spellStart"/>
+                                <w:r>
+                                  <w:rPr>
+                                    <w:sz w:val="32"/>
+                                    <w:szCs w:val="32"/>
+                                  </w:rPr>
+                                  <w:t>viên</w:t>
+                                </w:r>
+                                <w:proofErr w:type="spellEnd"/>
+                              </w:p>
+                            </w:tc>
+                            <w:tc>
+                              <w:tcPr>
+                                <w:tcW w:w="5213" w:type="dxa"/>
+                              </w:tcPr>
+                              <w:p>
+                                <w:pPr>
+                                  <w:rPr>
+                                    <w:sz w:val="32"/>
+                                    <w:szCs w:val="32"/>
+                                  </w:rPr>
+                                </w:pPr>
+                                <w:r>
+                                  <w:rPr>
+                                    <w:sz w:val="32"/>
+                                    <w:szCs w:val="32"/>
+                                  </w:rPr>
+                                  <w:t>Lê Thị Tuyết Trinh</w:t>
+                                </w:r>
+                              </w:p>
+                            </w:tc>
+                          </w:tr>
+                          <w:tr>
+                            <w:trPr>
+                              <w:trHeight w:val="355"/>
+                            </w:trPr>
+                            <w:tc>
+                              <w:tcPr>
+                                <w:tcW w:w="2977" w:type="dxa"/>
+                              </w:tcPr>
+                              <w:p>
+                                <w:pPr>
+                                  <w:rPr>
+                                    <w:sz w:val="32"/>
+                                    <w:szCs w:val="32"/>
+                                  </w:rPr>
+                                </w:pPr>
+                                <w:r>
+                                  <w:rPr>
+                                    <w:sz w:val="32"/>
+                                    <w:szCs w:val="32"/>
+                                  </w:rPr>
+                                  <w:t xml:space="preserve">Thành </w:t>
+                                </w:r>
+                                <w:proofErr w:type="spellStart"/>
+                                <w:r>
+                                  <w:rPr>
+                                    <w:sz w:val="32"/>
+                                    <w:szCs w:val="32"/>
+                                  </w:rPr>
+                                  <w:t>viên</w:t>
+                                </w:r>
+                                <w:proofErr w:type="spellEnd"/>
+                              </w:p>
+                            </w:tc>
+                            <w:tc>
+                              <w:tcPr>
+                                <w:tcW w:w="5213" w:type="dxa"/>
+                              </w:tcPr>
+                              <w:p>
+                                <w:pPr>
+                                  <w:rPr>
+                                    <w:sz w:val="32"/>
+                                    <w:szCs w:val="32"/>
+                                  </w:rPr>
+                                </w:pPr>
+                                <w:r>
+                                  <w:rPr>
+                                    <w:sz w:val="32"/>
+                                    <w:szCs w:val="32"/>
+                                  </w:rPr>
+                                  <w:t xml:space="preserve">Dương </w:t>
+                                </w:r>
+                                <w:proofErr w:type="spellStart"/>
+                                <w:r>
+                                  <w:rPr>
+                                    <w:sz w:val="32"/>
+                                    <w:szCs w:val="32"/>
+                                  </w:rPr>
+                                  <w:t>Bách</w:t>
+                                </w:r>
+                                <w:proofErr w:type="spellEnd"/>
+                                <w:r>
+                                  <w:rPr>
+                                    <w:sz w:val="32"/>
+                                    <w:szCs w:val="32"/>
+                                  </w:rPr>
+                                  <w:t xml:space="preserve"> Sang</w:t>
+                                </w:r>
+                              </w:p>
+                            </w:tc>
+                          </w:tr>
+                          <w:tr>
+                            <w:trPr>
+                              <w:trHeight w:val="355"/>
+                            </w:trPr>
+                            <w:tc>
+                              <w:tcPr>
+                                <w:tcW w:w="2977" w:type="dxa"/>
+                              </w:tcPr>
+                              <w:p>
+                                <w:pPr>
+                                  <w:rPr>
+                                    <w:sz w:val="32"/>
+                                    <w:szCs w:val="32"/>
+                                  </w:rPr>
+                                </w:pPr>
+                                <w:r>
+                                  <w:rPr>
+                                    <w:sz w:val="32"/>
+                                    <w:szCs w:val="32"/>
+                                  </w:rPr>
+                                  <w:t xml:space="preserve">Thành </w:t>
+                                </w:r>
+                                <w:proofErr w:type="spellStart"/>
+                                <w:r>
+                                  <w:rPr>
+                                    <w:sz w:val="32"/>
+                                    <w:szCs w:val="32"/>
+                                  </w:rPr>
+                                  <w:t>viên</w:t>
+                                </w:r>
+                                <w:proofErr w:type="spellEnd"/>
+                              </w:p>
+                            </w:tc>
+                            <w:tc>
+                              <w:tcPr>
+                                <w:tcW w:w="5213" w:type="dxa"/>
+                              </w:tcPr>
+                              <w:p>
+                                <w:pPr>
+                                  <w:rPr>
+                                    <w:sz w:val="32"/>
+                                    <w:szCs w:val="32"/>
+                                  </w:rPr>
+                                </w:pPr>
+                                <w:r>
+                                  <w:rPr>
+                                    <w:sz w:val="32"/>
+                                    <w:szCs w:val="32"/>
+                                  </w:rPr>
+                                  <w:t>Võ Chí Đức</w:t>
+                                </w:r>
+                              </w:p>
+                            </w:tc>
+                          </w:tr>
+                          <w:tr>
+                            <w:trPr>
+                              <w:trHeight w:val="355"/>
+                            </w:trPr>
+                            <w:tc>
+                              <w:tcPr>
+                                <w:tcW w:w="2977" w:type="dxa"/>
+                              </w:tcPr>
+                              <w:p>
+                                <w:pPr>
+                                  <w:rPr>
+                                    <w:sz w:val="32"/>
+                                    <w:szCs w:val="32"/>
+                                  </w:rPr>
+                                </w:pPr>
+                                <w:r>
+                                  <w:rPr>
+                                    <w:sz w:val="32"/>
+                                    <w:szCs w:val="32"/>
+                                  </w:rPr>
+                                  <w:t xml:space="preserve">Thành </w:t>
+                                </w:r>
+                                <w:proofErr w:type="spellStart"/>
+                                <w:r>
+                                  <w:rPr>
+                                    <w:sz w:val="32"/>
+                                    <w:szCs w:val="32"/>
+                                  </w:rPr>
+                                  <w:t>viên</w:t>
+                                </w:r>
+                                <w:proofErr w:type="spellEnd"/>
+                              </w:p>
+                            </w:tc>
+                            <w:tc>
+                              <w:tcPr>
+                                <w:tcW w:w="5213" w:type="dxa"/>
+                              </w:tcPr>
+                              <w:p>
+                                <w:pPr>
+                                  <w:rPr>
+                                    <w:sz w:val="32"/>
+                                    <w:szCs w:val="32"/>
+                                  </w:rPr>
+                                </w:pPr>
+                                <w:r>
+                                  <w:rPr>
+                                    <w:sz w:val="32"/>
+                                    <w:szCs w:val="32"/>
+                                  </w:rPr>
+                                  <w:t xml:space="preserve">Lê Diệp </w:t>
+                                </w:r>
+                                <w:proofErr w:type="spellStart"/>
+                                <w:r>
+                                  <w:rPr>
+                                    <w:sz w:val="32"/>
+                                    <w:szCs w:val="32"/>
+                                  </w:rPr>
+                                  <w:t>Tấn</w:t>
+                                </w:r>
+                                <w:proofErr w:type="spellEnd"/>
+                                <w:r>
+                                  <w:rPr>
+                                    <w:sz w:val="32"/>
+                                    <w:szCs w:val="32"/>
+                                  </w:rPr>
+                                  <w:t xml:space="preserve"> Đạt</w:t>
+                                </w:r>
+                              </w:p>
+                            </w:tc>
+                          </w:tr>
+                        </w:tbl>
                         <w:p>
                           <w:pPr>
                             <w:spacing w:after="0"/>
@@ -1376,51 +2334,99 @@
                         </w:p>
                         <w:p>
                           <w:pPr>
-                            <w:spacing w:after="0"/>
+                            <w:ind w:left="1440"/>
                             <w:rPr>
-                              <w:sz w:val="32"/>
-                              <w:szCs w:val="32"/>
+                              <w:sz w:val="24"/>
+                              <w:szCs w:val="24"/>
                             </w:rPr>
                           </w:pPr>
+                          <w:proofErr w:type="spellStart"/>
                           <w:r>
                             <w:rPr>
+                              <w:rFonts w:cs="Times New Roman"/>
                               <w:sz w:val="32"/>
-                              <w:szCs w:val="32"/>
                             </w:rPr>
-                            <w:t xml:space="preserve">GV HD: </w:t>
+                            <w:t>Giảng</w:t>
+                          </w:r>
+                          <w:proofErr w:type="spellEnd"/>
+                          <w:r>
+                            <w:rPr>
+                              <w:rFonts w:cs="Times New Roman"/>
+                              <w:sz w:val="32"/>
+                            </w:rPr>
+                            <w:t xml:space="preserve"> </w:t>
                           </w:r>
                           <w:proofErr w:type="spellStart"/>
                           <w:r>
                             <w:rPr>
+                              <w:rFonts w:cs="Times New Roman"/>
                               <w:sz w:val="32"/>
-                              <w:szCs w:val="32"/>
+                            </w:rPr>
+                            <w:t>viên</w:t>
+                          </w:r>
+                          <w:proofErr w:type="spellEnd"/>
+                          <w:r>
+                            <w:rPr>
+                              <w:rFonts w:cs="Times New Roman"/>
+                              <w:sz w:val="32"/>
+                            </w:rPr>
+                            <w:t xml:space="preserve"> </w:t>
+                          </w:r>
+                          <w:proofErr w:type="spellStart"/>
+                          <w:r>
+                            <w:rPr>
+                              <w:rFonts w:cs="Times New Roman"/>
+                              <w:sz w:val="32"/>
+                            </w:rPr>
+                            <w:t>hướng</w:t>
+                          </w:r>
+                          <w:proofErr w:type="spellEnd"/>
+                          <w:r>
+                            <w:rPr>
+                              <w:rFonts w:cs="Times New Roman"/>
+                              <w:sz w:val="32"/>
+                            </w:rPr>
+                            <w:t xml:space="preserve"> </w:t>
+                          </w:r>
+                          <w:proofErr w:type="spellStart"/>
+                          <w:r>
+                            <w:rPr>
+                              <w:rFonts w:cs="Times New Roman"/>
+                              <w:sz w:val="32"/>
+                            </w:rPr>
+                            <w:t>dẫn</w:t>
+                          </w:r>
+                          <w:proofErr w:type="spellEnd"/>
+                          <w:r>
+                            <w:rPr>
+                              <w:rFonts w:cs="Times New Roman"/>
+                              <w:sz w:val="32"/>
+                            </w:rPr>
+                            <w:t>:</w:t>
+                          </w:r>
+                          <w:r>
+                            <w:rPr>
+                              <w:rFonts w:cs="Times New Roman"/>
+                              <w:sz w:val="32"/>
+                            </w:rPr>
+                            <w:tab/>
+                          </w:r>
+                          <w:proofErr w:type="spellStart"/>
+                          <w:r>
+                            <w:rPr>
+                              <w:rFonts w:cs="Times New Roman"/>
+                              <w:sz w:val="32"/>
                             </w:rPr>
                             <w:t>Thầy</w:t>
                           </w:r>
                           <w:proofErr w:type="spellEnd"/>
                           <w:r>
                             <w:rPr>
+                              <w:rFonts w:cs="Times New Roman"/>
                               <w:sz w:val="32"/>
-                              <w:szCs w:val="32"/>
                             </w:rPr>
-                            <w:t xml:space="preserve"> </w:t>
+                            <w:t xml:space="preserve"> Văn Công Khanh</w:t>
                           </w:r>
-                          <w:r>
-                            <w:rPr>
-                              <w:sz w:val="32"/>
-                              <w:szCs w:val="32"/>
-                            </w:rPr>
-                            <w:t>Văn Công Khanh</w:t>
-                          </w:r>
-                        </w:p>
-                        <w:p>
-                          <w:pPr>
-                            <w:ind w:left="1440"/>
-                            <w:rPr>
-                              <w:sz w:val="24"/>
-                              <w:szCs w:val="24"/>
-                            </w:rPr>
-                          </w:pPr>
                         </w:p>
                         <w:p>
                           <w:pPr>
@@ -1450,27 +2456,109 @@
                         </w:p>
                         <w:p>
                           <w:pPr>
+                            <w:tabs>
+                              <w:tab w:val="left" w:pos="3796"/>
+                            </w:tabs>
                             <w:jc w:val="center"/>
                             <w:rPr>
-                              <w:sz w:val="24"/>
-                              <w:szCs w:val="24"/>
+                              <w:rFonts w:cs="Times New Roman"/>
+                              <w:b/>
+                              <w:i/>
+                              <w:color w:val="002060"/>
+                              <w:sz w:val="36"/>
                             </w:rPr>
                           </w:pPr>
-                        </w:p>
-                        <w:p>
-                          <w:pPr>
-                            <w:jc w:val="center"/>
-                            <w:rPr>
-                              <w:sz w:val="24"/>
-                              <w:szCs w:val="24"/>
-                            </w:rPr>
-                          </w:pPr>
+                          <w:proofErr w:type="spellStart"/>
                           <w:r>
                             <w:rPr>
-                              <w:sz w:val="24"/>
-                              <w:szCs w:val="24"/>
+                              <w:rFonts w:cs="Times New Roman"/>
+                              <w:b/>
+                              <w:i/>
+                              <w:color w:val="002060"/>
+                              <w:sz w:val="36"/>
                             </w:rPr>
-                            <w:t>TP.HCM 5 - 2026</w:t>
+                            <w:t>T</w:t>
+                          </w:r>
+                          <w:r>
+                            <w:rPr>
+                              <w:rFonts w:cs="Times New Roman"/>
+                              <w:b/>
+                              <w:i/>
+                              <w:color w:val="002060"/>
+                              <w:sz w:val="36"/>
+                            </w:rPr>
+                            <w:t>p.HCM</w:t>
+                          </w:r>
+                          <w:r>
+                            <w:rPr>
+                              <w:rFonts w:cs="Times New Roman"/>
+                              <w:b/>
+                              <w:i/>
+                              <w:color w:val="002060"/>
+                              <w:sz w:val="36"/>
+                            </w:rPr>
+                            <w:t>-</w:t>
+                          </w:r>
+                          <w:r>
+                            <w:rPr>
+                              <w:rFonts w:cs="Times New Roman"/>
+                              <w:b/>
+                              <w:i/>
+                              <w:color w:val="002060"/>
+                              <w:sz w:val="36"/>
+                            </w:rPr>
+                            <w:t>Tháng</w:t>
+                          </w:r>
+                          <w:proofErr w:type="spellEnd"/>
+                          <w:r>
+                            <w:rPr>
+                              <w:rFonts w:cs="Times New Roman"/>
+                              <w:b/>
+                              <w:i/>
+                              <w:color w:val="002060"/>
+                              <w:sz w:val="36"/>
+                            </w:rPr>
+                            <w:t xml:space="preserve"> </w:t>
+                          </w:r>
+                          <w:r>
+                            <w:rPr>
+                              <w:rFonts w:cs="Times New Roman"/>
+                              <w:b/>
+                              <w:i/>
+                              <w:color w:val="002060"/>
+                              <w:sz w:val="36"/>
+                            </w:rPr>
+                            <w:t>6</w:t>
+                          </w:r>
+                          <w:r>
+                            <w:rPr>
+                              <w:rFonts w:cs="Times New Roman"/>
+                              <w:b/>
+                              <w:i/>
+                              <w:color w:val="002060"/>
+                              <w:sz w:val="36"/>
+                            </w:rPr>
+                            <w:t xml:space="preserve"> Năm</w:t>
+                          </w:r>
+                          <w:r>
+                            <w:rPr>
+                              <w:rFonts w:cs="Times New Roman"/>
+                              <w:b/>
+                              <w:i/>
+                              <w:color w:val="002060"/>
+                              <w:sz w:val="36"/>
+                            </w:rPr>
+                            <w:t xml:space="preserve"> 20</w:t>
+                          </w:r>
+                          <w:r>
+                            <w:rPr>
+                              <w:rFonts w:cs="Times New Roman"/>
+                              <w:b/>
+                              <w:i/>
+                              <w:color w:val="002060"/>
+                              <w:sz w:val="36"/>
+                            </w:rPr>
+                            <w:t>26</w:t>
                           </w:r>
                         </w:p>
                         <w:p>
@@ -26279,22 +27367,13 @@
         </w:rPr>
         <w:t xml:space="preserve"> </w:t>
       </w:r>
-      <w:proofErr w:type="spellStart"/>
       <w:proofErr w:type="gramStart"/>
       <w:r>
         <w:rPr>
           <w:i/>
           <w:color w:val="00B050"/>
         </w:rPr>
-        <w:t>án</w:t>
-      </w:r>
-      <w:proofErr w:type="spellEnd"/>
-      <w:r>
-        <w:rPr>
-          <w:i/>
-          <w:color w:val="00B050"/>
-        </w:rPr>
-        <w:t xml:space="preserve"> ?</w:t>
+        <w:t>án ?</w:t>
       </w:r>
       <w:proofErr w:type="gramEnd"/>
       <w:r>
@@ -40009,6 +41088,7 @@
   <w:style w:type="character" w:default="1" w:styleId="DefaultParagraphFont">
     <w:name w:val="Default Paragraph Font"/>
     <w:uiPriority w:val="1"/>
+    <w:semiHidden/>
     <w:unhideWhenUsed/>
   </w:style>
   <w:style w:type="table" w:default="1" w:styleId="TableNormal">
@@ -40370,6 +41450,25 @@
       <w:bCs/>
     </w:rPr>
   </w:style>
+  <w:style w:type="table" w:styleId="TableGridLight">
+    <w:name w:val="Grid Table Light"/>
+    <w:basedOn w:val="TableNormal"/>
+    <w:uiPriority w:val="40"/>
+    <w:rsid w:val="00CA1F3A"/>
+    <w:pPr>
+      <w:spacing w:after="0" w:line="240" w:lineRule="auto"/>
+    </w:pPr>
+    <w:tblPr>
+      <w:tblBorders>
+        <w:top w:val="single" w:sz="4" w:space="0" w:color="BFBFBF" w:themeColor="background1" w:themeShade="BF"/>
+        <w:left w:val="single" w:sz="4" w:space="0" w:color="BFBFBF" w:themeColor="background1" w:themeShade="BF"/>
+        <w:bottom w:val="single" w:sz="4" w:space="0" w:color="BFBFBF" w:themeColor="background1" w:themeShade="BF"/>
+        <w:right w:val="single" w:sz="4" w:space="0" w:color="BFBFBF" w:themeColor="background1" w:themeShade="BF"/>
+        <w:insideH w:val="single" w:sz="4" w:space="0" w:color="BFBFBF" w:themeColor="background1" w:themeShade="BF"/>
+        <w:insideV w:val="single" w:sz="4" w:space="0" w:color="BFBFBF" w:themeColor="background1" w:themeShade="BF"/>
+      </w:tblBorders>
+    </w:tblPr>
+  </w:style>
 </w:styles>
 </file>
 

--- a/docs/Báo Cáo NghienData.docx
+++ b/docs/Báo Cáo NghienData.docx
@@ -37,7 +37,7 @@
             <mc:AlternateContent>
               <mc:Choice Requires="wps">
                 <w:drawing>
-                  <wp:anchor distT="0" distB="0" distL="114300" distR="114300" simplePos="0" relativeHeight="251658240" behindDoc="0" locked="0" layoutInCell="1" allowOverlap="1" wp14:anchorId="07FDF2EB" wp14:editId="2BD5CEE2">
+                  <wp:anchor distT="0" distB="0" distL="114300" distR="114300" simplePos="0" relativeHeight="251658240" behindDoc="0" locked="0" layoutInCell="1" allowOverlap="1" wp14:anchorId="07FDF2EB" wp14:editId="7B70D759">
                     <wp:simplePos x="0" y="0"/>
                     <wp:positionH relativeFrom="margin">
                       <wp:posOffset>-409575</wp:posOffset>
@@ -498,6 +498,9 @@
                                   <w:spacing w:after="0"/>
                                   <w:jc w:val="center"/>
                                   <w:rPr>
+                                    <w:b/>
+                                    <w:bCs/>
+                                    <w:color w:val="000000" w:themeColor="text1"/>
                                     <w:sz w:val="40"/>
                                     <w:szCs w:val="40"/>
                                   </w:rPr>
@@ -505,6 +508,9 @@
                                 <w:proofErr w:type="spellStart"/>
                                 <w:r>
                                   <w:rPr>
+                                    <w:b/>
+                                    <w:bCs/>
+                                    <w:color w:val="000000" w:themeColor="text1"/>
                                     <w:sz w:val="40"/>
                                     <w:szCs w:val="40"/>
                                   </w:rPr>
@@ -513,6 +519,9 @@
                                 <w:proofErr w:type="spellEnd"/>
                                 <w:r>
                                   <w:rPr>
+                                    <w:b/>
+                                    <w:bCs/>
+                                    <w:color w:val="000000" w:themeColor="text1"/>
                                     <w:sz w:val="40"/>
                                     <w:szCs w:val="40"/>
                                   </w:rPr>
@@ -521,6 +530,9 @@
                                 <w:proofErr w:type="spellStart"/>
                                 <w:r>
                                   <w:rPr>
+                                    <w:b/>
+                                    <w:bCs/>
+                                    <w:color w:val="000000" w:themeColor="text1"/>
                                     <w:sz w:val="40"/>
                                     <w:szCs w:val="40"/>
                                   </w:rPr>
@@ -528,6 +540,9 @@
                                 </w:r>
                                 <w:r>
                                   <w:rPr>
+                                    <w:b/>
+                                    <w:bCs/>
+                                    <w:color w:val="000000" w:themeColor="text1"/>
                                     <w:sz w:val="40"/>
                                     <w:szCs w:val="40"/>
                                   </w:rPr>
@@ -536,6 +551,9 @@
                                 <w:proofErr w:type="spellEnd"/>
                                 <w:r>
                                   <w:rPr>
+                                    <w:b/>
+                                    <w:bCs/>
+                                    <w:color w:val="000000" w:themeColor="text1"/>
                                     <w:sz w:val="40"/>
                                     <w:szCs w:val="40"/>
                                   </w:rPr>
@@ -565,13 +583,14 @@
                               <w:tbl>
                                 <w:tblPr>
                                   <w:tblStyle w:val="TableGrid"/>
-                                  <w:tblW w:w="8190" w:type="dxa"/>
+                                  <w:tblW w:w="9440" w:type="dxa"/>
                                   <w:tblInd w:w="895" w:type="dxa"/>
                                   <w:tblLook w:val="04A0" w:firstRow="1" w:lastRow="0" w:firstColumn="1" w:lastColumn="0" w:noHBand="0" w:noVBand="1"/>
                                 </w:tblPr>
                                 <w:tblGrid>
-                                  <w:gridCol w:w="2977"/>
-                                  <w:gridCol w:w="5213"/>
+                                  <w:gridCol w:w="2248"/>
+                                  <w:gridCol w:w="3596"/>
+                                  <w:gridCol w:w="3596"/>
                                 </w:tblGrid>
                                 <w:tr>
                                   <w:trPr>
@@ -579,17 +598,21 @@
                                   </w:trPr>
                                   <w:tc>
                                     <w:tcPr>
-                                      <w:tcW w:w="2977" w:type="dxa"/>
+                                      <w:tcW w:w="2248" w:type="dxa"/>
                                     </w:tcPr>
                                     <w:p>
                                       <w:pPr>
                                         <w:rPr>
+                                          <w:b/>
+                                          <w:bCs/>
                                           <w:sz w:val="32"/>
                                           <w:szCs w:val="32"/>
                                         </w:rPr>
                                       </w:pPr>
                                       <w:r>
                                         <w:rPr>
+                                          <w:b/>
+                                          <w:bCs/>
                                           <w:sz w:val="32"/>
                                           <w:szCs w:val="32"/>
                                         </w:rPr>
@@ -598,6 +621,8 @@
                                       <w:proofErr w:type="spellStart"/>
                                       <w:r>
                                         <w:rPr>
+                                          <w:b/>
+                                          <w:bCs/>
                                           <w:sz w:val="32"/>
                                           <w:szCs w:val="32"/>
                                         </w:rPr>
@@ -606,6 +631,8 @@
                                       <w:proofErr w:type="spellEnd"/>
                                       <w:r>
                                         <w:rPr>
+                                          <w:b/>
+                                          <w:bCs/>
                                           <w:sz w:val="32"/>
                                           <w:szCs w:val="32"/>
                                         </w:rPr>
@@ -614,32 +641,146 @@
                                       <w:proofErr w:type="spellStart"/>
                                       <w:r>
                                         <w:rPr>
+                                          <w:b/>
+                                          <w:bCs/>
                                           <w:sz w:val="32"/>
                                           <w:szCs w:val="32"/>
                                         </w:rPr>
                                         <w:t>viên</w:t>
                                       </w:r>
                                       <w:proofErr w:type="spellEnd"/>
-                                      <w:r>
-                                        <w:rPr>
-                                          <w:sz w:val="32"/>
-                                          <w:szCs w:val="32"/>
-                                        </w:rPr>
-                                        <w:t>:</w:t>
-                                      </w:r>
                                     </w:p>
                                   </w:tc>
                                   <w:tc>
                                     <w:tcPr>
-                                      <w:tcW w:w="5213" w:type="dxa"/>
+                                      <w:tcW w:w="3596" w:type="dxa"/>
                                     </w:tcPr>
                                     <w:p>
                                       <w:pPr>
                                         <w:rPr>
+                                          <w:b/>
+                                          <w:bCs/>
                                           <w:sz w:val="32"/>
                                           <w:szCs w:val="32"/>
                                         </w:rPr>
                                       </w:pPr>
+                                      <w:proofErr w:type="spellStart"/>
+                                      <w:r>
+                                        <w:rPr>
+                                          <w:b/>
+                                          <w:bCs/>
+                                          <w:sz w:val="32"/>
+                                          <w:szCs w:val="32"/>
+                                        </w:rPr>
+                                        <w:t>Họ</w:t>
+                                      </w:r>
+                                      <w:proofErr w:type="spellEnd"/>
+                                      <w:r>
+                                        <w:rPr>
+                                          <w:b/>
+                                          <w:bCs/>
+                                          <w:sz w:val="32"/>
+                                          <w:szCs w:val="32"/>
+                                        </w:rPr>
+                                        <w:t xml:space="preserve"> </w:t>
+                                      </w:r>
+                                      <w:proofErr w:type="spellStart"/>
+                                      <w:r>
+                                        <w:rPr>
+                                          <w:b/>
+                                          <w:bCs/>
+                                          <w:sz w:val="32"/>
+                                          <w:szCs w:val="32"/>
+                                        </w:rPr>
+                                        <w:t>và</w:t>
+                                      </w:r>
+                                      <w:proofErr w:type="spellEnd"/>
+                                      <w:r>
+                                        <w:rPr>
+                                          <w:b/>
+                                          <w:bCs/>
+                                          <w:sz w:val="32"/>
+                                          <w:szCs w:val="32"/>
+                                        </w:rPr>
+                                        <w:t xml:space="preserve"> </w:t>
+                                      </w:r>
+                                      <w:proofErr w:type="spellStart"/>
+                                      <w:r>
+                                        <w:rPr>
+                                          <w:b/>
+                                          <w:bCs/>
+                                          <w:sz w:val="32"/>
+                                          <w:szCs w:val="32"/>
+                                        </w:rPr>
+                                        <w:t>tên</w:t>
+                                      </w:r>
+                                      <w:proofErr w:type="spellEnd"/>
+                                    </w:p>
+                                  </w:tc>
+                                  <w:tc>
+                                    <w:tcPr>
+                                      <w:tcW w:w="3596" w:type="dxa"/>
+                                    </w:tcPr>
+                                    <w:p>
+                                      <w:pPr>
+                                        <w:rPr>
+                                          <w:b/>
+                                          <w:bCs/>
+                                          <w:sz w:val="32"/>
+                                          <w:szCs w:val="32"/>
+                                        </w:rPr>
+                                      </w:pPr>
+                                      <w:proofErr w:type="spellStart"/>
+                                      <w:r>
+                                        <w:rPr>
+                                          <w:b/>
+                                          <w:bCs/>
+                                          <w:sz w:val="32"/>
+                                          <w:szCs w:val="32"/>
+                                        </w:rPr>
+                                        <w:t>Mã</w:t>
+                                      </w:r>
+                                      <w:proofErr w:type="spellEnd"/>
+                                      <w:r>
+                                        <w:rPr>
+                                          <w:b/>
+                                          <w:bCs/>
+                                          <w:sz w:val="32"/>
+                                          <w:szCs w:val="32"/>
+                                        </w:rPr>
+                                        <w:t xml:space="preserve"> </w:t>
+                                      </w:r>
+                                      <w:proofErr w:type="spellStart"/>
+                                      <w:r>
+                                        <w:rPr>
+                                          <w:b/>
+                                          <w:bCs/>
+                                          <w:sz w:val="32"/>
+                                          <w:szCs w:val="32"/>
+                                        </w:rPr>
+                                        <w:t>sinh</w:t>
+                                      </w:r>
+                                      <w:proofErr w:type="spellEnd"/>
+                                      <w:r>
+                                        <w:rPr>
+                                          <w:b/>
+                                          <w:bCs/>
+                                          <w:sz w:val="32"/>
+                                          <w:szCs w:val="32"/>
+                                        </w:rPr>
+                                        <w:t xml:space="preserve"> </w:t>
+                                      </w:r>
+                                      <w:proofErr w:type="spellStart"/>
+                                      <w:r>
+                                        <w:rPr>
+                                          <w:b/>
+                                          <w:bCs/>
+                                          <w:sz w:val="32"/>
+                                          <w:szCs w:val="32"/>
+                                        </w:rPr>
+                                        <w:t>viên</w:t>
+                                      </w:r>
+                                      <w:proofErr w:type="spellEnd"/>
                                     </w:p>
                                   </w:tc>
                                 </w:tr>
@@ -649,7 +790,7 @@
                                   </w:trPr>
                                   <w:tc>
                                     <w:tcPr>
-                                      <w:tcW w:w="2977" w:type="dxa"/>
+                                      <w:tcW w:w="2248" w:type="dxa"/>
                                     </w:tcPr>
                                     <w:p>
                                       <w:pPr>
@@ -687,7 +828,7 @@
                                   </w:tc>
                                   <w:tc>
                                     <w:tcPr>
-                                      <w:tcW w:w="5213" w:type="dxa"/>
+                                      <w:tcW w:w="3596" w:type="dxa"/>
                                     </w:tcPr>
                                     <w:p>
                                       <w:pPr>
@@ -705,6 +846,26 @@
                                       </w:r>
                                     </w:p>
                                   </w:tc>
+                                  <w:tc>
+                                    <w:tcPr>
+                                      <w:tcW w:w="3596" w:type="dxa"/>
+                                    </w:tcPr>
+                                    <w:p>
+                                      <w:pPr>
+                                        <w:rPr>
+                                          <w:sz w:val="32"/>
+                                          <w:szCs w:val="32"/>
+                                        </w:rPr>
+                                      </w:pPr>
+                                      <w:r>
+                                        <w:rPr>
+                                          <w:sz w:val="32"/>
+                                          <w:szCs w:val="32"/>
+                                        </w:rPr>
+                                        <w:t>PS44334</w:t>
+                                      </w:r>
+                                    </w:p>
+                                  </w:tc>
                                 </w:tr>
                                 <w:tr>
                                   <w:trPr>
@@ -712,7 +873,7 @@
                                   </w:trPr>
                                   <w:tc>
                                     <w:tcPr>
-                                      <w:tcW w:w="2977" w:type="dxa"/>
+                                      <w:tcW w:w="2248" w:type="dxa"/>
                                     </w:tcPr>
                                     <w:p>
                                       <w:pPr>
@@ -741,7 +902,7 @@
                                   </w:tc>
                                   <w:tc>
                                     <w:tcPr>
-                                      <w:tcW w:w="5213" w:type="dxa"/>
+                                      <w:tcW w:w="3596" w:type="dxa"/>
                                     </w:tcPr>
                                     <w:p>
                                       <w:pPr>
@@ -784,6 +945,26 @@
                                       </w:r>
                                     </w:p>
                                   </w:tc>
+                                  <w:tc>
+                                    <w:tcPr>
+                                      <w:tcW w:w="3596" w:type="dxa"/>
+                                    </w:tcPr>
+                                    <w:p>
+                                      <w:pPr>
+                                        <w:rPr>
+                                          <w:sz w:val="32"/>
+                                          <w:szCs w:val="32"/>
+                                        </w:rPr>
+                                      </w:pPr>
+                                      <w:r>
+                                        <w:rPr>
+                                          <w:sz w:val="32"/>
+                                          <w:szCs w:val="32"/>
+                                        </w:rPr>
+                                        <w:t>PS43939</w:t>
+                                      </w:r>
+                                    </w:p>
+                                  </w:tc>
                                 </w:tr>
                                 <w:tr>
                                   <w:trPr>
@@ -791,7 +972,7 @@
                                   </w:trPr>
                                   <w:tc>
                                     <w:tcPr>
-                                      <w:tcW w:w="2977" w:type="dxa"/>
+                                      <w:tcW w:w="2248" w:type="dxa"/>
                                     </w:tcPr>
                                     <w:p>
                                       <w:pPr>
@@ -820,7 +1001,7 @@
                                   </w:tc>
                                   <w:tc>
                                     <w:tcPr>
-                                      <w:tcW w:w="5213" w:type="dxa"/>
+                                      <w:tcW w:w="3596" w:type="dxa"/>
                                     </w:tcPr>
                                     <w:p>
                                       <w:pPr>
@@ -838,6 +1019,26 @@
                                       </w:r>
                                     </w:p>
                                   </w:tc>
+                                  <w:tc>
+                                    <w:tcPr>
+                                      <w:tcW w:w="3596" w:type="dxa"/>
+                                    </w:tcPr>
+                                    <w:p>
+                                      <w:pPr>
+                                        <w:rPr>
+                                          <w:sz w:val="32"/>
+                                          <w:szCs w:val="32"/>
+                                        </w:rPr>
+                                      </w:pPr>
+                                      <w:r>
+                                        <w:rPr>
+                                          <w:sz w:val="32"/>
+                                          <w:szCs w:val="32"/>
+                                        </w:rPr>
+                                        <w:t>PS45187</w:t>
+                                      </w:r>
+                                    </w:p>
+                                  </w:tc>
                                 </w:tr>
                                 <w:tr>
                                   <w:trPr>
@@ -845,7 +1046,7 @@
                                   </w:trPr>
                                   <w:tc>
                                     <w:tcPr>
-                                      <w:tcW w:w="2977" w:type="dxa"/>
+                                      <w:tcW w:w="2248" w:type="dxa"/>
                                     </w:tcPr>
                                     <w:p>
                                       <w:pPr>
@@ -874,7 +1075,7 @@
                                   </w:tc>
                                   <w:tc>
                                     <w:tcPr>
-                                      <w:tcW w:w="5213" w:type="dxa"/>
+                                      <w:tcW w:w="3596" w:type="dxa"/>
                                     </w:tcPr>
                                     <w:p>
                                       <w:pPr>
@@ -908,6 +1109,26 @@
                                       </w:r>
                                     </w:p>
                                   </w:tc>
+                                  <w:tc>
+                                    <w:tcPr>
+                                      <w:tcW w:w="3596" w:type="dxa"/>
+                                    </w:tcPr>
+                                    <w:p>
+                                      <w:pPr>
+                                        <w:rPr>
+                                          <w:sz w:val="32"/>
+                                          <w:szCs w:val="32"/>
+                                        </w:rPr>
+                                      </w:pPr>
+                                      <w:r>
+                                        <w:rPr>
+                                          <w:sz w:val="32"/>
+                                          <w:szCs w:val="32"/>
+                                        </w:rPr>
+                                        <w:t>PS45279</w:t>
+                                      </w:r>
+                                    </w:p>
+                                  </w:tc>
                                 </w:tr>
                                 <w:tr>
                                   <w:trPr>
@@ -915,7 +1136,7 @@
                                   </w:trPr>
                                   <w:tc>
                                     <w:tcPr>
-                                      <w:tcW w:w="2977" w:type="dxa"/>
+                                      <w:tcW w:w="2248" w:type="dxa"/>
                                     </w:tcPr>
                                     <w:p>
                                       <w:pPr>
@@ -944,7 +1165,7 @@
                                   </w:tc>
                                   <w:tc>
                                     <w:tcPr>
-                                      <w:tcW w:w="5213" w:type="dxa"/>
+                                      <w:tcW w:w="3596" w:type="dxa"/>
                                     </w:tcPr>
                                     <w:p>
                                       <w:pPr>
@@ -962,6 +1183,26 @@
                                       </w:r>
                                     </w:p>
                                   </w:tc>
+                                  <w:tc>
+                                    <w:tcPr>
+                                      <w:tcW w:w="3596" w:type="dxa"/>
+                                    </w:tcPr>
+                                    <w:p>
+                                      <w:pPr>
+                                        <w:rPr>
+                                          <w:sz w:val="32"/>
+                                          <w:szCs w:val="32"/>
+                                        </w:rPr>
+                                      </w:pPr>
+                                      <w:r>
+                                        <w:rPr>
+                                          <w:sz w:val="32"/>
+                                          <w:szCs w:val="32"/>
+                                        </w:rPr>
+                                        <w:t>PS45024</w:t>
+                                      </w:r>
+                                    </w:p>
+                                  </w:tc>
                                 </w:tr>
                                 <w:tr>
                                   <w:trPr>
@@ -969,7 +1210,7 @@
                                   </w:trPr>
                                   <w:tc>
                                     <w:tcPr>
-                                      <w:tcW w:w="2977" w:type="dxa"/>
+                                      <w:tcW w:w="2248" w:type="dxa"/>
                                     </w:tcPr>
                                     <w:p>
                                       <w:pPr>
@@ -998,7 +1239,7 @@
                                   </w:tc>
                                   <w:tc>
                                     <w:tcPr>
-                                      <w:tcW w:w="5213" w:type="dxa"/>
+                                      <w:tcW w:w="3596" w:type="dxa"/>
                                     </w:tcPr>
                                     <w:p>
                                       <w:pPr>
@@ -1029,6 +1270,26 @@
                                           <w:szCs w:val="32"/>
                                         </w:rPr>
                                         <w:t xml:space="preserve"> Đạt</w:t>
+                                      </w:r>
+                                    </w:p>
+                                  </w:tc>
+                                  <w:tc>
+                                    <w:tcPr>
+                                      <w:tcW w:w="3596" w:type="dxa"/>
+                                    </w:tcPr>
+                                    <w:p>
+                                      <w:pPr>
+                                        <w:rPr>
+                                          <w:sz w:val="32"/>
+                                          <w:szCs w:val="32"/>
+                                        </w:rPr>
+                                      </w:pPr>
+                                      <w:r>
+                                        <w:rPr>
+                                          <w:sz w:val="32"/>
+                                          <w:szCs w:val="32"/>
+                                        </w:rPr>
+                                        <w:t>PS44508</w:t>
                                       </w:r>
                                     </w:p>
                                   </w:tc>
@@ -1229,27 +1490,7 @@
                                     <w:color w:val="002060"/>
                                     <w:sz w:val="36"/>
                                   </w:rPr>
-                                  <w:t xml:space="preserve"> </w:t>
-                                </w:r>
-                                <w:r>
-                                  <w:rPr>
-                                    <w:rFonts w:cs="Times New Roman"/>
-                                    <w:b/>
-                                    <w:i/>
-                                    <w:color w:val="002060"/>
-                                    <w:sz w:val="36"/>
-                                  </w:rPr>
-                                  <w:t>6</w:t>
-                                </w:r>
-                                <w:r>
-                                  <w:rPr>
-                                    <w:rFonts w:cs="Times New Roman"/>
-                                    <w:b/>
-                                    <w:i/>
-                                    <w:color w:val="002060"/>
-                                    <w:sz w:val="36"/>
-                                  </w:rPr>
-                                  <w:t xml:space="preserve"> Năm</w:t>
+                                  <w:t xml:space="preserve"> 6 Năm</w:t>
                                 </w:r>
                                 <w:r>
                                   <w:rPr>
@@ -1787,6 +2028,9 @@
                             <w:spacing w:after="0"/>
                             <w:jc w:val="center"/>
                             <w:rPr>
+                              <w:b/>
+                              <w:bCs/>
+                              <w:color w:val="000000" w:themeColor="text1"/>
                               <w:sz w:val="40"/>
                               <w:szCs w:val="40"/>
                             </w:rPr>
@@ -1794,6 +2038,9 @@
                           <w:proofErr w:type="spellStart"/>
                           <w:r>
                             <w:rPr>
+                              <w:b/>
+                              <w:bCs/>
+                              <w:color w:val="000000" w:themeColor="text1"/>
                               <w:sz w:val="40"/>
                               <w:szCs w:val="40"/>
                             </w:rPr>
@@ -1802,6 +2049,9 @@
                           <w:proofErr w:type="spellEnd"/>
                           <w:r>
                             <w:rPr>
+                              <w:b/>
+                              <w:bCs/>
+                              <w:color w:val="000000" w:themeColor="text1"/>
                               <w:sz w:val="40"/>
                               <w:szCs w:val="40"/>
                             </w:rPr>
@@ -1810,6 +2060,9 @@
                           <w:proofErr w:type="spellStart"/>
                           <w:r>
                             <w:rPr>
+                              <w:b/>
+                              <w:bCs/>
+                              <w:color w:val="000000" w:themeColor="text1"/>
                               <w:sz w:val="40"/>
                               <w:szCs w:val="40"/>
                             </w:rPr>
@@ -1817,6 +2070,9 @@
                           </w:r>
                           <w:r>
                             <w:rPr>
+                              <w:b/>
+                              <w:bCs/>
+                              <w:color w:val="000000" w:themeColor="text1"/>
                               <w:sz w:val="40"/>
                               <w:szCs w:val="40"/>
                             </w:rPr>
@@ -1825,6 +2081,9 @@
                           <w:proofErr w:type="spellEnd"/>
                           <w:r>
                             <w:rPr>
+                              <w:b/>
+                              <w:bCs/>
+                              <w:color w:val="000000" w:themeColor="text1"/>
                               <w:sz w:val="40"/>
                               <w:szCs w:val="40"/>
                             </w:rPr>
@@ -1854,13 +2113,14 @@
                         <w:tbl>
                           <w:tblPr>
                             <w:tblStyle w:val="TableGrid"/>
-                            <w:tblW w:w="8190" w:type="dxa"/>
+                            <w:tblW w:w="9440" w:type="dxa"/>
                             <w:tblInd w:w="895" w:type="dxa"/>
                             <w:tblLook w:val="04A0" w:firstRow="1" w:lastRow="0" w:firstColumn="1" w:lastColumn="0" w:noHBand="0" w:noVBand="1"/>
                           </w:tblPr>
                           <w:tblGrid>
-                            <w:gridCol w:w="2977"/>
-                            <w:gridCol w:w="5213"/>
+                            <w:gridCol w:w="2248"/>
+                            <w:gridCol w:w="3596"/>
+                            <w:gridCol w:w="3596"/>
                           </w:tblGrid>
                           <w:tr>
                             <w:trPr>
@@ -1868,17 +2128,21 @@
                             </w:trPr>
                             <w:tc>
                               <w:tcPr>
-                                <w:tcW w:w="2977" w:type="dxa"/>
+                                <w:tcW w:w="2248" w:type="dxa"/>
                               </w:tcPr>
                               <w:p>
                                 <w:pPr>
                                   <w:rPr>
+                                    <w:b/>
+                                    <w:bCs/>
                                     <w:sz w:val="32"/>
                                     <w:szCs w:val="32"/>
                                   </w:rPr>
                                 </w:pPr>
                                 <w:r>
                                   <w:rPr>
+                                    <w:b/>
+                                    <w:bCs/>
                                     <w:sz w:val="32"/>
                                     <w:szCs w:val="32"/>
                                   </w:rPr>
@@ -1887,6 +2151,8 @@
                                 <w:proofErr w:type="spellStart"/>
                                 <w:r>
                                   <w:rPr>
+                                    <w:b/>
+                                    <w:bCs/>
                                     <w:sz w:val="32"/>
                                     <w:szCs w:val="32"/>
                                   </w:rPr>
@@ -1895,6 +2161,8 @@
                                 <w:proofErr w:type="spellEnd"/>
                                 <w:r>
                                   <w:rPr>
+                                    <w:b/>
+                                    <w:bCs/>
                                     <w:sz w:val="32"/>
                                     <w:szCs w:val="32"/>
                                   </w:rPr>
@@ -1903,32 +2171,146 @@
                                 <w:proofErr w:type="spellStart"/>
                                 <w:r>
                                   <w:rPr>
+                                    <w:b/>
+                                    <w:bCs/>
                                     <w:sz w:val="32"/>
                                     <w:szCs w:val="32"/>
                                   </w:rPr>
                                   <w:t>viên</w:t>
                                 </w:r>
                                 <w:proofErr w:type="spellEnd"/>
-                                <w:r>
-                                  <w:rPr>
-                                    <w:sz w:val="32"/>
-                                    <w:szCs w:val="32"/>
-                                  </w:rPr>
-                                  <w:t>:</w:t>
-                                </w:r>
                               </w:p>
                             </w:tc>
                             <w:tc>
                               <w:tcPr>
-                                <w:tcW w:w="5213" w:type="dxa"/>
+                                <w:tcW w:w="3596" w:type="dxa"/>
                               </w:tcPr>
                               <w:p>
                                 <w:pPr>
                                   <w:rPr>
+                                    <w:b/>
+                                    <w:bCs/>
                                     <w:sz w:val="32"/>
                                     <w:szCs w:val="32"/>
                                   </w:rPr>
                                 </w:pPr>
+                                <w:proofErr w:type="spellStart"/>
+                                <w:r>
+                                  <w:rPr>
+                                    <w:b/>
+                                    <w:bCs/>
+                                    <w:sz w:val="32"/>
+                                    <w:szCs w:val="32"/>
+                                  </w:rPr>
+                                  <w:t>Họ</w:t>
+                                </w:r>
+                                <w:proofErr w:type="spellEnd"/>
+                                <w:r>
+                                  <w:rPr>
+                                    <w:b/>
+                                    <w:bCs/>
+                                    <w:sz w:val="32"/>
+                                    <w:szCs w:val="32"/>
+                                  </w:rPr>
+                                  <w:t xml:space="preserve"> </w:t>
+                                </w:r>
+                                <w:proofErr w:type="spellStart"/>
+                                <w:r>
+                                  <w:rPr>
+                                    <w:b/>
+                                    <w:bCs/>
+                                    <w:sz w:val="32"/>
+                                    <w:szCs w:val="32"/>
+                                  </w:rPr>
+                                  <w:t>và</w:t>
+                                </w:r>
+                                <w:proofErr w:type="spellEnd"/>
+                                <w:r>
+                                  <w:rPr>
+                                    <w:b/>
+                                    <w:bCs/>
+                                    <w:sz w:val="32"/>
+                                    <w:szCs w:val="32"/>
+                                  </w:rPr>
+                                  <w:t xml:space="preserve"> </w:t>
+                                </w:r>
+                                <w:proofErr w:type="spellStart"/>
+                                <w:r>
+                                  <w:rPr>
+                                    <w:b/>
+                                    <w:bCs/>
+                                    <w:sz w:val="32"/>
+                                    <w:szCs w:val="32"/>
+                                  </w:rPr>
+                                  <w:t>tên</w:t>
+                                </w:r>
+                                <w:proofErr w:type="spellEnd"/>
+                              </w:p>
+                            </w:tc>
+                            <w:tc>
+                              <w:tcPr>
+                                <w:tcW w:w="3596" w:type="dxa"/>
+                              </w:tcPr>
+                              <w:p>
+                                <w:pPr>
+                                  <w:rPr>
+                                    <w:b/>
+                                    <w:bCs/>
+                                    <w:sz w:val="32"/>
+                                    <w:szCs w:val="32"/>
+                                  </w:rPr>
+                                </w:pPr>
+                                <w:proofErr w:type="spellStart"/>
+                                <w:r>
+                                  <w:rPr>
+                                    <w:b/>
+                                    <w:bCs/>
+                                    <w:sz w:val="32"/>
+                                    <w:szCs w:val="32"/>
+                                  </w:rPr>
+                                  <w:t>Mã</w:t>
+                                </w:r>
+                                <w:proofErr w:type="spellEnd"/>
+                                <w:r>
+                                  <w:rPr>
+                                    <w:b/>
+                                    <w:bCs/>
+                                    <w:sz w:val="32"/>
+                                    <w:szCs w:val="32"/>
+                                  </w:rPr>
+                                  <w:t xml:space="preserve"> </w:t>
+                                </w:r>
+                                <w:proofErr w:type="spellStart"/>
+                                <w:r>
+                                  <w:rPr>
+                                    <w:b/>
+                                    <w:bCs/>
+                                    <w:sz w:val="32"/>
+                                    <w:szCs w:val="32"/>
+                                  </w:rPr>
+                                  <w:t>sinh</w:t>
+                                </w:r>
+                                <w:proofErr w:type="spellEnd"/>
+                                <w:r>
+                                  <w:rPr>
+                                    <w:b/>
+                                    <w:bCs/>
+                                    <w:sz w:val="32"/>
+                                    <w:szCs w:val="32"/>
+                                  </w:rPr>
+                                  <w:t xml:space="preserve"> </w:t>
+                                </w:r>
+                                <w:proofErr w:type="spellStart"/>
+                                <w:r>
+                                  <w:rPr>
+                                    <w:b/>
+                                    <w:bCs/>
+                                    <w:sz w:val="32"/>
+                                    <w:szCs w:val="32"/>
+                                  </w:rPr>
+                                  <w:t>viên</w:t>
+                                </w:r>
+                                <w:proofErr w:type="spellEnd"/>
                               </w:p>
                             </w:tc>
                           </w:tr>
@@ -1938,7 +2320,7 @@
                             </w:trPr>
                             <w:tc>
                               <w:tcPr>
-                                <w:tcW w:w="2977" w:type="dxa"/>
+                                <w:tcW w:w="2248" w:type="dxa"/>
                               </w:tcPr>
                               <w:p>
                                 <w:pPr>
@@ -1976,7 +2358,7 @@
                             </w:tc>
                             <w:tc>
                               <w:tcPr>
-                                <w:tcW w:w="5213" w:type="dxa"/>
+                                <w:tcW w:w="3596" w:type="dxa"/>
                               </w:tcPr>
                               <w:p>
                                 <w:pPr>
@@ -1994,6 +2376,26 @@
                                 </w:r>
                               </w:p>
                             </w:tc>
+                            <w:tc>
+                              <w:tcPr>
+                                <w:tcW w:w="3596" w:type="dxa"/>
+                              </w:tcPr>
+                              <w:p>
+                                <w:pPr>
+                                  <w:rPr>
+                                    <w:sz w:val="32"/>
+                                    <w:szCs w:val="32"/>
+                                  </w:rPr>
+                                </w:pPr>
+                                <w:r>
+                                  <w:rPr>
+                                    <w:sz w:val="32"/>
+                                    <w:szCs w:val="32"/>
+                                  </w:rPr>
+                                  <w:t>PS44334</w:t>
+                                </w:r>
+                              </w:p>
+                            </w:tc>
                           </w:tr>
                           <w:tr>
                             <w:trPr>
@@ -2001,7 +2403,7 @@
                             </w:trPr>
                             <w:tc>
                               <w:tcPr>
-                                <w:tcW w:w="2977" w:type="dxa"/>
+                                <w:tcW w:w="2248" w:type="dxa"/>
                               </w:tcPr>
                               <w:p>
                                 <w:pPr>
@@ -2030,7 +2432,7 @@
                             </w:tc>
                             <w:tc>
                               <w:tcPr>
-                                <w:tcW w:w="5213" w:type="dxa"/>
+                                <w:tcW w:w="3596" w:type="dxa"/>
                               </w:tcPr>
                               <w:p>
                                 <w:pPr>
@@ -2073,6 +2475,26 @@
                                 </w:r>
                               </w:p>
                             </w:tc>
+                            <w:tc>
+                              <w:tcPr>
+                                <w:tcW w:w="3596" w:type="dxa"/>
+                              </w:tcPr>
+                              <w:p>
+                                <w:pPr>
+                                  <w:rPr>
+                                    <w:sz w:val="32"/>
+                                    <w:szCs w:val="32"/>
+                                  </w:rPr>
+                                </w:pPr>
+                                <w:r>
+                                  <w:rPr>
+                                    <w:sz w:val="32"/>
+                                    <w:szCs w:val="32"/>
+                                  </w:rPr>
+                                  <w:t>PS43939</w:t>
+                                </w:r>
+                              </w:p>
+                            </w:tc>
                           </w:tr>
                           <w:tr>
                             <w:trPr>
@@ -2080,7 +2502,7 @@
                             </w:trPr>
                             <w:tc>
                               <w:tcPr>
-                                <w:tcW w:w="2977" w:type="dxa"/>
+                                <w:tcW w:w="2248" w:type="dxa"/>
                               </w:tcPr>
                               <w:p>
                                 <w:pPr>
@@ -2109,7 +2531,7 @@
                             </w:tc>
                             <w:tc>
                               <w:tcPr>
-                                <w:tcW w:w="5213" w:type="dxa"/>
+                                <w:tcW w:w="3596" w:type="dxa"/>
                               </w:tcPr>
                               <w:p>
                                 <w:pPr>
@@ -2127,6 +2549,26 @@
                                 </w:r>
                               </w:p>
                             </w:tc>
+                            <w:tc>
+                              <w:tcPr>
+                                <w:tcW w:w="3596" w:type="dxa"/>
+                              </w:tcPr>
+                              <w:p>
+                                <w:pPr>
+                                  <w:rPr>
+                                    <w:sz w:val="32"/>
+                                    <w:szCs w:val="32"/>
+                                  </w:rPr>
+                                </w:pPr>
+                                <w:r>
+                                  <w:rPr>
+                                    <w:sz w:val="32"/>
+                                    <w:szCs w:val="32"/>
+                                  </w:rPr>
+                                  <w:t>PS45187</w:t>
+                                </w:r>
+                              </w:p>
+                            </w:tc>
                           </w:tr>
                           <w:tr>
                             <w:trPr>
@@ -2134,7 +2576,7 @@
                             </w:trPr>
                             <w:tc>
                               <w:tcPr>
-                                <w:tcW w:w="2977" w:type="dxa"/>
+                                <w:tcW w:w="2248" w:type="dxa"/>
                               </w:tcPr>
                               <w:p>
                                 <w:pPr>
@@ -2163,7 +2605,7 @@
                             </w:tc>
                             <w:tc>
                               <w:tcPr>
-                                <w:tcW w:w="5213" w:type="dxa"/>
+                                <w:tcW w:w="3596" w:type="dxa"/>
                               </w:tcPr>
                               <w:p>
                                 <w:pPr>
@@ -2197,6 +2639,26 @@
                                 </w:r>
                               </w:p>
                             </w:tc>
+                            <w:tc>
+                              <w:tcPr>
+                                <w:tcW w:w="3596" w:type="dxa"/>
+                              </w:tcPr>
+                              <w:p>
+                                <w:pPr>
+                                  <w:rPr>
+                                    <w:sz w:val="32"/>
+                                    <w:szCs w:val="32"/>
+                                  </w:rPr>
+                                </w:pPr>
+                                <w:r>
+                                  <w:rPr>
+                                    <w:sz w:val="32"/>
+                                    <w:szCs w:val="32"/>
+                                  </w:rPr>
+                                  <w:t>PS45279</w:t>
+                                </w:r>
+                              </w:p>
+                            </w:tc>
                           </w:tr>
                           <w:tr>
                             <w:trPr>
@@ -2204,7 +2666,7 @@
                             </w:trPr>
                             <w:tc>
                               <w:tcPr>
-                                <w:tcW w:w="2977" w:type="dxa"/>
+                                <w:tcW w:w="2248" w:type="dxa"/>
                               </w:tcPr>
                               <w:p>
                                 <w:pPr>
@@ -2233,7 +2695,7 @@
                             </w:tc>
                             <w:tc>
                               <w:tcPr>
-                                <w:tcW w:w="5213" w:type="dxa"/>
+                                <w:tcW w:w="3596" w:type="dxa"/>
                               </w:tcPr>
                               <w:p>
                                 <w:pPr>
@@ -2251,6 +2713,26 @@
                                 </w:r>
                               </w:p>
                             </w:tc>
+                            <w:tc>
+                              <w:tcPr>
+                                <w:tcW w:w="3596" w:type="dxa"/>
+                              </w:tcPr>
+                              <w:p>
+                                <w:pPr>
+                                  <w:rPr>
+                                    <w:sz w:val="32"/>
+                                    <w:szCs w:val="32"/>
+                                  </w:rPr>
+                                </w:pPr>
+                                <w:r>
+                                  <w:rPr>
+                                    <w:sz w:val="32"/>
+                                    <w:szCs w:val="32"/>
+                                  </w:rPr>
+                                  <w:t>PS45024</w:t>
+                                </w:r>
+                              </w:p>
+                            </w:tc>
                           </w:tr>
                           <w:tr>
                             <w:trPr>
@@ -2258,7 +2740,7 @@
                             </w:trPr>
                             <w:tc>
                               <w:tcPr>
-                                <w:tcW w:w="2977" w:type="dxa"/>
+                                <w:tcW w:w="2248" w:type="dxa"/>
                               </w:tcPr>
                               <w:p>
                                 <w:pPr>
@@ -2287,7 +2769,7 @@
                             </w:tc>
                             <w:tc>
                               <w:tcPr>
-                                <w:tcW w:w="5213" w:type="dxa"/>
+                                <w:tcW w:w="3596" w:type="dxa"/>
                               </w:tcPr>
                               <w:p>
                                 <w:pPr>
@@ -2318,6 +2800,26 @@
                                     <w:szCs w:val="32"/>
                                   </w:rPr>
                                   <w:t xml:space="preserve"> Đạt</w:t>
+                                </w:r>
+                              </w:p>
+                            </w:tc>
+                            <w:tc>
+                              <w:tcPr>
+                                <w:tcW w:w="3596" w:type="dxa"/>
+                              </w:tcPr>
+                              <w:p>
+                                <w:pPr>
+                                  <w:rPr>
+                                    <w:sz w:val="32"/>
+                                    <w:szCs w:val="32"/>
+                                  </w:rPr>
+                                </w:pPr>
+                                <w:r>
+                                  <w:rPr>
+                                    <w:sz w:val="32"/>
+                                    <w:szCs w:val="32"/>
+                                  </w:rPr>
+                                  <w:t>PS44508</w:t>
                                 </w:r>
                               </w:p>
                             </w:tc>
@@ -2518,27 +3020,7 @@
                               <w:color w:val="002060"/>
                               <w:sz w:val="36"/>
                             </w:rPr>
-                            <w:t xml:space="preserve"> </w:t>
-                          </w:r>
-                          <w:r>
-                            <w:rPr>
-                              <w:rFonts w:cs="Times New Roman"/>
-                              <w:b/>
-                              <w:i/>
-                              <w:color w:val="002060"/>
-                              <w:sz w:val="36"/>
-                            </w:rPr>
-                            <w:t>6</w:t>
-                          </w:r>
-                          <w:r>
-                            <w:rPr>
-                              <w:rFonts w:cs="Times New Roman"/>
-                              <w:b/>
-                              <w:i/>
-                              <w:color w:val="002060"/>
-                              <w:sz w:val="36"/>
-                            </w:rPr>
-                            <w:t xml:space="preserve"> Năm</w:t>
+                            <w:t xml:space="preserve"> 6 Năm</w:t>
                           </w:r>
                           <w:r>
                             <w:rPr>

--- a/docs/Báo Cáo NghienData.docx
+++ b/docs/Báo Cáo NghienData.docx
@@ -213,16 +213,16 @@
             <w:rPr>
               <w:b/>
               <w:bCs/>
-              <w:sz w:val="32"/>
-              <w:szCs w:val="32"/>
+              <w:sz w:val="30"/>
+              <w:szCs w:val="30"/>
             </w:rPr>
           </w:pPr>
           <w:r>
             <w:rPr>
               <w:b/>
               <w:bCs/>
-              <w:sz w:val="32"/>
-              <w:szCs w:val="32"/>
+              <w:sz w:val="30"/>
+              <w:szCs w:val="30"/>
             </w:rPr>
             <w:t>NHÓM: Nghiện Data</w:t>
           </w:r>

--- a/docs/Báo Cáo NghienData.docx
+++ b/docs/Báo Cáo NghienData.docx
@@ -911,7 +911,7 @@
               <w:kern w:val="2"/>
               <w:sz w:val="24"/>
               <w:szCs w:val="24"/>
-              <w:lang w:val="en-BB" w:eastAsia="en-BB"/>
+              <w:lang/>
               <w14:ligatures w14:val="standardContextual"/>
             </w:rPr>
           </w:pPr>
@@ -947,7 +947,7 @@
                 <w:kern w:val="2"/>
                 <w:sz w:val="24"/>
                 <w:szCs w:val="24"/>
-                <w:lang w:val="en-BB" w:eastAsia="en-BB"/>
+                <w:lang/>
                 <w14:ligatures w14:val="standardContextual"/>
               </w:rPr>
               <w:tab/>
@@ -1014,7 +1014,7 @@
               <w:kern w:val="2"/>
               <w:sz w:val="24"/>
               <w:szCs w:val="24"/>
-              <w:lang w:val="en-BB" w:eastAsia="en-BB"/>
+              <w:lang/>
               <w14:ligatures w14:val="standardContextual"/>
             </w:rPr>
           </w:pPr>
@@ -1032,7 +1032,7 @@
                 <w:kern w:val="2"/>
                 <w:sz w:val="24"/>
                 <w:szCs w:val="24"/>
-                <w:lang w:val="en-BB" w:eastAsia="en-BB"/>
+                <w:lang/>
                 <w14:ligatures w14:val="standardContextual"/>
               </w:rPr>
               <w:tab/>
@@ -1095,7 +1095,7 @@
               <w:kern w:val="2"/>
               <w:sz w:val="24"/>
               <w:szCs w:val="24"/>
-              <w:lang w:val="en-BB" w:eastAsia="en-BB"/>
+              <w:lang/>
               <w14:ligatures w14:val="standardContextual"/>
             </w:rPr>
           </w:pPr>
@@ -1113,7 +1113,7 @@
                 <w:kern w:val="2"/>
                 <w:sz w:val="24"/>
                 <w:szCs w:val="24"/>
-                <w:lang w:val="en-BB" w:eastAsia="en-BB"/>
+                <w:lang/>
                 <w14:ligatures w14:val="standardContextual"/>
               </w:rPr>
               <w:tab/>
@@ -1176,7 +1176,7 @@
               <w:kern w:val="2"/>
               <w:sz w:val="24"/>
               <w:szCs w:val="24"/>
-              <w:lang w:val="en-BB" w:eastAsia="en-BB"/>
+              <w:lang/>
               <w14:ligatures w14:val="standardContextual"/>
             </w:rPr>
           </w:pPr>
@@ -1254,7 +1254,7 @@
               <w:kern w:val="2"/>
               <w:sz w:val="24"/>
               <w:szCs w:val="24"/>
-              <w:lang w:val="en-BB" w:eastAsia="en-BB"/>
+              <w:lang/>
               <w14:ligatures w14:val="standardContextual"/>
             </w:rPr>
           </w:pPr>
@@ -1272,7 +1272,7 @@
                 <w:kern w:val="2"/>
                 <w:sz w:val="24"/>
                 <w:szCs w:val="24"/>
-                <w:lang w:val="en-BB" w:eastAsia="en-BB"/>
+                <w:lang/>
                 <w14:ligatures w14:val="standardContextual"/>
               </w:rPr>
               <w:tab/>
@@ -1335,7 +1335,7 @@
               <w:kern w:val="2"/>
               <w:sz w:val="24"/>
               <w:szCs w:val="24"/>
-              <w:lang w:val="en-BB" w:eastAsia="en-BB"/>
+              <w:lang/>
               <w14:ligatures w14:val="standardContextual"/>
             </w:rPr>
           </w:pPr>
@@ -1353,7 +1353,7 @@
                 <w:kern w:val="2"/>
                 <w:sz w:val="24"/>
                 <w:szCs w:val="24"/>
-                <w:lang w:val="en-BB" w:eastAsia="en-BB"/>
+                <w:lang/>
                 <w14:ligatures w14:val="standardContextual"/>
               </w:rPr>
               <w:tab/>
@@ -1416,7 +1416,7 @@
               <w:kern w:val="2"/>
               <w:sz w:val="24"/>
               <w:szCs w:val="24"/>
-              <w:lang w:val="en-BB" w:eastAsia="en-BB"/>
+              <w:lang/>
               <w14:ligatures w14:val="standardContextual"/>
             </w:rPr>
           </w:pPr>
@@ -1435,7 +1435,7 @@
                 <w:kern w:val="2"/>
                 <w:sz w:val="24"/>
                 <w:szCs w:val="24"/>
-                <w:lang w:val="en-BB" w:eastAsia="en-BB"/>
+                <w:lang/>
                 <w14:ligatures w14:val="standardContextual"/>
               </w:rPr>
               <w:tab/>
@@ -1498,7 +1498,7 @@
               <w:kern w:val="2"/>
               <w:sz w:val="24"/>
               <w:szCs w:val="24"/>
-              <w:lang w:val="en-BB" w:eastAsia="en-BB"/>
+              <w:lang/>
               <w14:ligatures w14:val="standardContextual"/>
             </w:rPr>
           </w:pPr>
@@ -1580,7 +1580,7 @@
               <w:kern w:val="2"/>
               <w:sz w:val="24"/>
               <w:szCs w:val="24"/>
-              <w:lang w:val="en-BB" w:eastAsia="en-BB"/>
+              <w:lang/>
               <w14:ligatures w14:val="standardContextual"/>
             </w:rPr>
           </w:pPr>
@@ -1598,7 +1598,7 @@
                 <w:kern w:val="2"/>
                 <w:sz w:val="24"/>
                 <w:szCs w:val="24"/>
-                <w:lang w:val="en-BB" w:eastAsia="en-BB"/>
+                <w:lang/>
                 <w14:ligatures w14:val="standardContextual"/>
               </w:rPr>
               <w:tab/>
@@ -1664,7 +1664,7 @@
               <w:kern w:val="2"/>
               <w:sz w:val="24"/>
               <w:szCs w:val="24"/>
-              <w:lang w:val="en-BB" w:eastAsia="en-BB"/>
+              <w:lang/>
               <w14:ligatures w14:val="standardContextual"/>
             </w:rPr>
           </w:pPr>
@@ -1731,7 +1731,7 @@
               <w:kern w:val="2"/>
               <w:sz w:val="24"/>
               <w:szCs w:val="24"/>
-              <w:lang w:val="en-BB" w:eastAsia="en-BB"/>
+              <w:lang/>
               <w14:ligatures w14:val="standardContextual"/>
             </w:rPr>
           </w:pPr>
@@ -1750,7 +1750,7 @@
                 <w:kern w:val="2"/>
                 <w:sz w:val="24"/>
                 <w:szCs w:val="24"/>
-                <w:lang w:val="en-BB" w:eastAsia="en-BB"/>
+                <w:lang/>
                 <w14:ligatures w14:val="standardContextual"/>
               </w:rPr>
               <w:tab/>
@@ -1817,7 +1817,7 @@
               <w:kern w:val="2"/>
               <w:sz w:val="24"/>
               <w:szCs w:val="24"/>
-              <w:lang w:val="en-BB" w:eastAsia="en-BB"/>
+              <w:lang/>
               <w14:ligatures w14:val="standardContextual"/>
             </w:rPr>
           </w:pPr>
@@ -1835,7 +1835,7 @@
                 <w:kern w:val="2"/>
                 <w:sz w:val="24"/>
                 <w:szCs w:val="24"/>
-                <w:lang w:val="en-BB" w:eastAsia="en-BB"/>
+                <w:lang/>
                 <w14:ligatures w14:val="standardContextual"/>
               </w:rPr>
               <w:tab/>
@@ -1902,7 +1902,7 @@
               <w:kern w:val="2"/>
               <w:sz w:val="24"/>
               <w:szCs w:val="24"/>
-              <w:lang w:val="en-BB" w:eastAsia="en-BB"/>
+              <w:lang/>
               <w14:ligatures w14:val="standardContextual"/>
             </w:rPr>
           </w:pPr>
@@ -1921,7 +1921,7 @@
                 <w:kern w:val="2"/>
                 <w:sz w:val="24"/>
                 <w:szCs w:val="24"/>
-                <w:lang w:val="en-BB" w:eastAsia="en-BB"/>
+                <w:lang/>
                 <w14:ligatures w14:val="standardContextual"/>
               </w:rPr>
               <w:tab/>
@@ -1988,7 +1988,7 @@
               <w:kern w:val="2"/>
               <w:sz w:val="24"/>
               <w:szCs w:val="24"/>
-              <w:lang w:val="en-BB" w:eastAsia="en-BB"/>
+              <w:lang/>
               <w14:ligatures w14:val="standardContextual"/>
             </w:rPr>
           </w:pPr>
@@ -2007,7 +2007,7 @@
                 <w:kern w:val="2"/>
                 <w:sz w:val="24"/>
                 <w:szCs w:val="24"/>
-                <w:lang w:val="en-BB" w:eastAsia="en-BB"/>
+                <w:lang/>
                 <w14:ligatures w14:val="standardContextual"/>
               </w:rPr>
               <w:tab/>
@@ -2070,7 +2070,7 @@
               <w:kern w:val="2"/>
               <w:sz w:val="24"/>
               <w:szCs w:val="24"/>
-              <w:lang w:val="en-BB" w:eastAsia="en-BB"/>
+              <w:lang/>
               <w14:ligatures w14:val="standardContextual"/>
             </w:rPr>
           </w:pPr>
@@ -2089,7 +2089,7 @@
                 <w:kern w:val="2"/>
                 <w:sz w:val="24"/>
                 <w:szCs w:val="24"/>
-                <w:lang w:val="en-BB" w:eastAsia="en-BB"/>
+                <w:lang/>
                 <w14:ligatures w14:val="standardContextual"/>
               </w:rPr>
               <w:tab/>
@@ -2152,7 +2152,7 @@
               <w:kern w:val="2"/>
               <w:sz w:val="24"/>
               <w:szCs w:val="24"/>
-              <w:lang w:val="en-BB" w:eastAsia="en-BB"/>
+              <w:lang/>
               <w14:ligatures w14:val="standardContextual"/>
             </w:rPr>
           </w:pPr>
@@ -2171,7 +2171,7 @@
                 <w:kern w:val="2"/>
                 <w:sz w:val="24"/>
                 <w:szCs w:val="24"/>
-                <w:lang w:val="en-BB" w:eastAsia="en-BB"/>
+                <w:lang/>
                 <w14:ligatures w14:val="standardContextual"/>
               </w:rPr>
               <w:tab/>
@@ -2234,7 +2234,7 @@
               <w:kern w:val="2"/>
               <w:sz w:val="24"/>
               <w:szCs w:val="24"/>
-              <w:lang w:val="en-BB" w:eastAsia="en-BB"/>
+              <w:lang/>
               <w14:ligatures w14:val="standardContextual"/>
             </w:rPr>
           </w:pPr>
@@ -2252,7 +2252,7 @@
                 <w:kern w:val="2"/>
                 <w:sz w:val="24"/>
                 <w:szCs w:val="24"/>
-                <w:lang w:val="en-BB" w:eastAsia="en-BB"/>
+                <w:lang/>
                 <w14:ligatures w14:val="standardContextual"/>
               </w:rPr>
               <w:tab/>
@@ -2315,7 +2315,7 @@
               <w:kern w:val="2"/>
               <w:sz w:val="24"/>
               <w:szCs w:val="24"/>
-              <w:lang w:val="en-BB" w:eastAsia="en-BB"/>
+              <w:lang/>
               <w14:ligatures w14:val="standardContextual"/>
             </w:rPr>
           </w:pPr>
@@ -2333,7 +2333,7 @@
                 <w:kern w:val="2"/>
                 <w:sz w:val="24"/>
                 <w:szCs w:val="24"/>
-                <w:lang w:val="en-BB" w:eastAsia="en-BB"/>
+                <w:lang/>
                 <w14:ligatures w14:val="standardContextual"/>
               </w:rPr>
               <w:tab/>
@@ -2396,7 +2396,7 @@
               <w:kern w:val="2"/>
               <w:sz w:val="24"/>
               <w:szCs w:val="24"/>
-              <w:lang w:val="en-BB" w:eastAsia="en-BB"/>
+              <w:lang/>
               <w14:ligatures w14:val="standardContextual"/>
             </w:rPr>
           </w:pPr>
@@ -2414,7 +2414,7 @@
                 <w:kern w:val="2"/>
                 <w:sz w:val="24"/>
                 <w:szCs w:val="24"/>
-                <w:lang w:val="en-BB" w:eastAsia="en-BB"/>
+                <w:lang/>
                 <w14:ligatures w14:val="standardContextual"/>
               </w:rPr>
               <w:tab/>
@@ -2481,7 +2481,7 @@
               <w:kern w:val="2"/>
               <w:sz w:val="24"/>
               <w:szCs w:val="24"/>
-              <w:lang w:val="en-BB" w:eastAsia="en-BB"/>
+              <w:lang/>
               <w14:ligatures w14:val="standardContextual"/>
             </w:rPr>
           </w:pPr>
@@ -2499,7 +2499,7 @@
                 <w:kern w:val="2"/>
                 <w:sz w:val="24"/>
                 <w:szCs w:val="24"/>
-                <w:lang w:val="en-BB" w:eastAsia="en-BB"/>
+                <w:lang/>
                 <w14:ligatures w14:val="standardContextual"/>
               </w:rPr>
               <w:tab/>
@@ -2562,7 +2562,7 @@
               <w:kern w:val="2"/>
               <w:sz w:val="24"/>
               <w:szCs w:val="24"/>
-              <w:lang w:val="en-BB" w:eastAsia="en-BB"/>
+              <w:lang/>
               <w14:ligatures w14:val="standardContextual"/>
             </w:rPr>
           </w:pPr>
@@ -2580,7 +2580,7 @@
                 <w:kern w:val="2"/>
                 <w:sz w:val="24"/>
                 <w:szCs w:val="24"/>
-                <w:lang w:val="en-BB" w:eastAsia="en-BB"/>
+                <w:lang/>
                 <w14:ligatures w14:val="standardContextual"/>
               </w:rPr>
               <w:tab/>
@@ -2643,7 +2643,7 @@
               <w:kern w:val="2"/>
               <w:sz w:val="24"/>
               <w:szCs w:val="24"/>
-              <w:lang w:val="en-BB" w:eastAsia="en-BB"/>
+              <w:lang/>
               <w14:ligatures w14:val="standardContextual"/>
             </w:rPr>
           </w:pPr>
@@ -2661,7 +2661,7 @@
                 <w:kern w:val="2"/>
                 <w:sz w:val="24"/>
                 <w:szCs w:val="24"/>
-                <w:lang w:val="en-BB" w:eastAsia="en-BB"/>
+                <w:lang/>
                 <w14:ligatures w14:val="standardContextual"/>
               </w:rPr>
               <w:tab/>
@@ -2728,7 +2728,7 @@
               <w:kern w:val="2"/>
               <w:sz w:val="24"/>
               <w:szCs w:val="24"/>
-              <w:lang w:val="en-BB" w:eastAsia="en-BB"/>
+              <w:lang/>
               <w14:ligatures w14:val="standardContextual"/>
             </w:rPr>
           </w:pPr>
@@ -2746,7 +2746,7 @@
                 <w:kern w:val="2"/>
                 <w:sz w:val="24"/>
                 <w:szCs w:val="24"/>
-                <w:lang w:val="en-BB" w:eastAsia="en-BB"/>
+                <w:lang/>
                 <w14:ligatures w14:val="standardContextual"/>
               </w:rPr>
               <w:tab/>
@@ -2809,7 +2809,7 @@
               <w:kern w:val="2"/>
               <w:sz w:val="24"/>
               <w:szCs w:val="24"/>
-              <w:lang w:val="en-BB" w:eastAsia="en-BB"/>
+              <w:lang/>
               <w14:ligatures w14:val="standardContextual"/>
             </w:rPr>
           </w:pPr>
@@ -2827,7 +2827,7 @@
                 <w:kern w:val="2"/>
                 <w:sz w:val="24"/>
                 <w:szCs w:val="24"/>
-                <w:lang w:val="en-BB" w:eastAsia="en-BB"/>
+                <w:lang/>
                 <w14:ligatures w14:val="standardContextual"/>
               </w:rPr>
               <w:tab/>
@@ -2890,7 +2890,7 @@
               <w:kern w:val="2"/>
               <w:sz w:val="24"/>
               <w:szCs w:val="24"/>
-              <w:lang w:val="en-BB" w:eastAsia="en-BB"/>
+              <w:lang/>
               <w14:ligatures w14:val="standardContextual"/>
             </w:rPr>
           </w:pPr>
@@ -2908,7 +2908,7 @@
                 <w:kern w:val="2"/>
                 <w:sz w:val="24"/>
                 <w:szCs w:val="24"/>
-                <w:lang w:val="en-BB" w:eastAsia="en-BB"/>
+                <w:lang/>
                 <w14:ligatures w14:val="standardContextual"/>
               </w:rPr>
               <w:tab/>
@@ -2975,7 +2975,7 @@
               <w:kern w:val="2"/>
               <w:sz w:val="24"/>
               <w:szCs w:val="24"/>
-              <w:lang w:val="en-BB" w:eastAsia="en-BB"/>
+              <w:lang/>
               <w14:ligatures w14:val="standardContextual"/>
             </w:rPr>
           </w:pPr>
@@ -2993,7 +2993,7 @@
                 <w:kern w:val="2"/>
                 <w:sz w:val="24"/>
                 <w:szCs w:val="24"/>
-                <w:lang w:val="en-BB" w:eastAsia="en-BB"/>
+                <w:lang/>
                 <w14:ligatures w14:val="standardContextual"/>
               </w:rPr>
               <w:tab/>
@@ -3060,7 +3060,7 @@
               <w:kern w:val="2"/>
               <w:sz w:val="24"/>
               <w:szCs w:val="24"/>
-              <w:lang w:val="en-BB" w:eastAsia="en-BB"/>
+              <w:lang/>
               <w14:ligatures w14:val="standardContextual"/>
             </w:rPr>
           </w:pPr>
@@ -3078,7 +3078,7 @@
                 <w:kern w:val="2"/>
                 <w:sz w:val="24"/>
                 <w:szCs w:val="24"/>
-                <w:lang w:val="en-BB" w:eastAsia="en-BB"/>
+                <w:lang/>
                 <w14:ligatures w14:val="standardContextual"/>
               </w:rPr>
               <w:tab/>
@@ -3141,7 +3141,7 @@
               <w:kern w:val="2"/>
               <w:sz w:val="24"/>
               <w:szCs w:val="24"/>
-              <w:lang w:val="en-BB" w:eastAsia="en-BB"/>
+              <w:lang/>
               <w14:ligatures w14:val="standardContextual"/>
             </w:rPr>
           </w:pPr>
@@ -3159,7 +3159,7 @@
                 <w:kern w:val="2"/>
                 <w:sz w:val="24"/>
                 <w:szCs w:val="24"/>
-                <w:lang w:val="en-BB" w:eastAsia="en-BB"/>
+                <w:lang/>
                 <w14:ligatures w14:val="standardContextual"/>
               </w:rPr>
               <w:tab/>
@@ -3222,7 +3222,7 @@
               <w:kern w:val="2"/>
               <w:sz w:val="24"/>
               <w:szCs w:val="24"/>
-              <w:lang w:val="en-BB" w:eastAsia="en-BB"/>
+              <w:lang/>
               <w14:ligatures w14:val="standardContextual"/>
             </w:rPr>
           </w:pPr>
@@ -3240,7 +3240,7 @@
                 <w:kern w:val="2"/>
                 <w:sz w:val="24"/>
                 <w:szCs w:val="24"/>
-                <w:lang w:val="en-BB" w:eastAsia="en-BB"/>
+                <w:lang/>
                 <w14:ligatures w14:val="standardContextual"/>
               </w:rPr>
               <w:tab/>
@@ -3307,7 +3307,7 @@
               <w:kern w:val="2"/>
               <w:sz w:val="24"/>
               <w:szCs w:val="24"/>
-              <w:lang w:val="en-BB" w:eastAsia="en-BB"/>
+              <w:lang/>
               <w14:ligatures w14:val="standardContextual"/>
             </w:rPr>
           </w:pPr>
@@ -3325,7 +3325,7 @@
                 <w:kern w:val="2"/>
                 <w:sz w:val="24"/>
                 <w:szCs w:val="24"/>
-                <w:lang w:val="en-BB" w:eastAsia="en-BB"/>
+                <w:lang/>
                 <w14:ligatures w14:val="standardContextual"/>
               </w:rPr>
               <w:tab/>
@@ -3388,7 +3388,7 @@
               <w:kern w:val="2"/>
               <w:sz w:val="24"/>
               <w:szCs w:val="24"/>
-              <w:lang w:val="en-BB" w:eastAsia="en-BB"/>
+              <w:lang/>
               <w14:ligatures w14:val="standardContextual"/>
             </w:rPr>
           </w:pPr>
@@ -3406,7 +3406,7 @@
                 <w:kern w:val="2"/>
                 <w:sz w:val="24"/>
                 <w:szCs w:val="24"/>
-                <w:lang w:val="en-BB" w:eastAsia="en-BB"/>
+                <w:lang/>
                 <w14:ligatures w14:val="standardContextual"/>
               </w:rPr>
               <w:tab/>
@@ -3469,7 +3469,7 @@
               <w:kern w:val="2"/>
               <w:sz w:val="24"/>
               <w:szCs w:val="24"/>
-              <w:lang w:val="en-BB" w:eastAsia="en-BB"/>
+              <w:lang/>
               <w14:ligatures w14:val="standardContextual"/>
             </w:rPr>
           </w:pPr>
@@ -3487,7 +3487,7 @@
                 <w:kern w:val="2"/>
                 <w:sz w:val="24"/>
                 <w:szCs w:val="24"/>
-                <w:lang w:val="en-BB" w:eastAsia="en-BB"/>
+                <w:lang/>
                 <w14:ligatures w14:val="standardContextual"/>
               </w:rPr>
               <w:tab/>
@@ -3550,7 +3550,7 @@
               <w:kern w:val="2"/>
               <w:sz w:val="24"/>
               <w:szCs w:val="24"/>
-              <w:lang w:val="en-BB" w:eastAsia="en-BB"/>
+              <w:lang/>
               <w14:ligatures w14:val="standardContextual"/>
             </w:rPr>
           </w:pPr>
@@ -3568,7 +3568,7 @@
                 <w:kern w:val="2"/>
                 <w:sz w:val="24"/>
                 <w:szCs w:val="24"/>
-                <w:lang w:val="en-BB" w:eastAsia="en-BB"/>
+                <w:lang/>
                 <w14:ligatures w14:val="standardContextual"/>
               </w:rPr>
               <w:tab/>
@@ -3635,7 +3635,7 @@
               <w:kern w:val="2"/>
               <w:sz w:val="24"/>
               <w:szCs w:val="24"/>
-              <w:lang w:val="en-BB" w:eastAsia="en-BB"/>
+              <w:lang/>
               <w14:ligatures w14:val="standardContextual"/>
             </w:rPr>
           </w:pPr>
@@ -3653,7 +3653,7 @@
                 <w:kern w:val="2"/>
                 <w:sz w:val="24"/>
                 <w:szCs w:val="24"/>
-                <w:lang w:val="en-BB" w:eastAsia="en-BB"/>
+                <w:lang/>
                 <w14:ligatures w14:val="standardContextual"/>
               </w:rPr>
               <w:tab/>
@@ -3716,7 +3716,7 @@
               <w:kern w:val="2"/>
               <w:sz w:val="24"/>
               <w:szCs w:val="24"/>
-              <w:lang w:val="en-BB" w:eastAsia="en-BB"/>
+              <w:lang/>
               <w14:ligatures w14:val="standardContextual"/>
             </w:rPr>
           </w:pPr>
@@ -3734,7 +3734,7 @@
                 <w:kern w:val="2"/>
                 <w:sz w:val="24"/>
                 <w:szCs w:val="24"/>
-                <w:lang w:val="en-BB" w:eastAsia="en-BB"/>
+                <w:lang/>
                 <w14:ligatures w14:val="standardContextual"/>
               </w:rPr>
               <w:tab/>
@@ -3797,7 +3797,7 @@
               <w:kern w:val="2"/>
               <w:sz w:val="24"/>
               <w:szCs w:val="24"/>
-              <w:lang w:val="en-BB" w:eastAsia="en-BB"/>
+              <w:lang/>
               <w14:ligatures w14:val="standardContextual"/>
             </w:rPr>
           </w:pPr>
@@ -3815,7 +3815,7 @@
                 <w:kern w:val="2"/>
                 <w:sz w:val="24"/>
                 <w:szCs w:val="24"/>
-                <w:lang w:val="en-BB" w:eastAsia="en-BB"/>
+                <w:lang/>
                 <w14:ligatures w14:val="standardContextual"/>
               </w:rPr>
               <w:tab/>
@@ -3878,7 +3878,7 @@
               <w:kern w:val="2"/>
               <w:sz w:val="24"/>
               <w:szCs w:val="24"/>
-              <w:lang w:val="en-BB" w:eastAsia="en-BB"/>
+              <w:lang/>
               <w14:ligatures w14:val="standardContextual"/>
             </w:rPr>
           </w:pPr>
@@ -3896,7 +3896,7 @@
                 <w:kern w:val="2"/>
                 <w:sz w:val="24"/>
                 <w:szCs w:val="24"/>
-                <w:lang w:val="en-BB" w:eastAsia="en-BB"/>
+                <w:lang/>
                 <w14:ligatures w14:val="standardContextual"/>
               </w:rPr>
               <w:tab/>
@@ -3963,7 +3963,7 @@
               <w:kern w:val="2"/>
               <w:sz w:val="24"/>
               <w:szCs w:val="24"/>
-              <w:lang w:val="en-BB" w:eastAsia="en-BB"/>
+              <w:lang/>
               <w14:ligatures w14:val="standardContextual"/>
             </w:rPr>
           </w:pPr>
@@ -3981,7 +3981,7 @@
                 <w:kern w:val="2"/>
                 <w:sz w:val="24"/>
                 <w:szCs w:val="24"/>
-                <w:lang w:val="en-BB" w:eastAsia="en-BB"/>
+                <w:lang/>
                 <w14:ligatures w14:val="standardContextual"/>
               </w:rPr>
               <w:tab/>
@@ -4048,7 +4048,7 @@
               <w:kern w:val="2"/>
               <w:sz w:val="24"/>
               <w:szCs w:val="24"/>
-              <w:lang w:val="en-BB" w:eastAsia="en-BB"/>
+              <w:lang/>
               <w14:ligatures w14:val="standardContextual"/>
             </w:rPr>
           </w:pPr>
@@ -4066,7 +4066,7 @@
                 <w:kern w:val="2"/>
                 <w:sz w:val="24"/>
                 <w:szCs w:val="24"/>
-                <w:lang w:val="en-BB" w:eastAsia="en-BB"/>
+                <w:lang/>
                 <w14:ligatures w14:val="standardContextual"/>
               </w:rPr>
               <w:tab/>
@@ -4129,7 +4129,7 @@
               <w:kern w:val="2"/>
               <w:sz w:val="24"/>
               <w:szCs w:val="24"/>
-              <w:lang w:val="en-BB" w:eastAsia="en-BB"/>
+              <w:lang/>
               <w14:ligatures w14:val="standardContextual"/>
             </w:rPr>
           </w:pPr>
@@ -4147,7 +4147,7 @@
                 <w:kern w:val="2"/>
                 <w:sz w:val="24"/>
                 <w:szCs w:val="24"/>
-                <w:lang w:val="en-BB" w:eastAsia="en-BB"/>
+                <w:lang/>
                 <w14:ligatures w14:val="standardContextual"/>
               </w:rPr>
               <w:tab/>
@@ -4214,7 +4214,7 @@
               <w:kern w:val="2"/>
               <w:sz w:val="24"/>
               <w:szCs w:val="24"/>
-              <w:lang w:val="en-BB" w:eastAsia="en-BB"/>
+              <w:lang/>
               <w14:ligatures w14:val="standardContextual"/>
             </w:rPr>
           </w:pPr>
@@ -4232,7 +4232,7 @@
                 <w:kern w:val="2"/>
                 <w:sz w:val="24"/>
                 <w:szCs w:val="24"/>
-                <w:lang w:val="en-BB" w:eastAsia="en-BB"/>
+                <w:lang/>
                 <w14:ligatures w14:val="standardContextual"/>
               </w:rPr>
               <w:tab/>
@@ -4295,7 +4295,7 @@
               <w:kern w:val="2"/>
               <w:sz w:val="24"/>
               <w:szCs w:val="24"/>
-              <w:lang w:val="en-BB" w:eastAsia="en-BB"/>
+              <w:lang/>
               <w14:ligatures w14:val="standardContextual"/>
             </w:rPr>
           </w:pPr>
@@ -4313,7 +4313,7 @@
                 <w:kern w:val="2"/>
                 <w:sz w:val="24"/>
                 <w:szCs w:val="24"/>
-                <w:lang w:val="en-BB" w:eastAsia="en-BB"/>
+                <w:lang/>
                 <w14:ligatures w14:val="standardContextual"/>
               </w:rPr>
               <w:tab/>
@@ -4376,7 +4376,7 @@
               <w:kern w:val="2"/>
               <w:sz w:val="24"/>
               <w:szCs w:val="24"/>
-              <w:lang w:val="en-BB" w:eastAsia="en-BB"/>
+              <w:lang/>
               <w14:ligatures w14:val="standardContextual"/>
             </w:rPr>
           </w:pPr>
@@ -4394,7 +4394,7 @@
                 <w:kern w:val="2"/>
                 <w:sz w:val="24"/>
                 <w:szCs w:val="24"/>
-                <w:lang w:val="en-BB" w:eastAsia="en-BB"/>
+                <w:lang/>
                 <w14:ligatures w14:val="standardContextual"/>
               </w:rPr>
               <w:tab/>
@@ -4457,7 +4457,7 @@
               <w:kern w:val="2"/>
               <w:sz w:val="24"/>
               <w:szCs w:val="24"/>
-              <w:lang w:val="en-BB" w:eastAsia="en-BB"/>
+              <w:lang/>
               <w14:ligatures w14:val="standardContextual"/>
             </w:rPr>
           </w:pPr>
@@ -4475,7 +4475,7 @@
                 <w:kern w:val="2"/>
                 <w:sz w:val="24"/>
                 <w:szCs w:val="24"/>
-                <w:lang w:val="en-BB" w:eastAsia="en-BB"/>
+                <w:lang/>
                 <w14:ligatures w14:val="standardContextual"/>
               </w:rPr>
               <w:tab/>
@@ -4538,7 +4538,7 @@
               <w:kern w:val="2"/>
               <w:sz w:val="24"/>
               <w:szCs w:val="24"/>
-              <w:lang w:val="en-BB" w:eastAsia="en-BB"/>
+              <w:lang/>
               <w14:ligatures w14:val="standardContextual"/>
             </w:rPr>
           </w:pPr>
@@ -4556,7 +4556,7 @@
                 <w:kern w:val="2"/>
                 <w:sz w:val="24"/>
                 <w:szCs w:val="24"/>
-                <w:lang w:val="en-BB" w:eastAsia="en-BB"/>
+                <w:lang/>
                 <w14:ligatures w14:val="standardContextual"/>
               </w:rPr>
               <w:tab/>
@@ -4623,7 +4623,7 @@
               <w:kern w:val="2"/>
               <w:sz w:val="24"/>
               <w:szCs w:val="24"/>
-              <w:lang w:val="en-BB" w:eastAsia="en-BB"/>
+              <w:lang/>
               <w14:ligatures w14:val="standardContextual"/>
             </w:rPr>
           </w:pPr>
@@ -4641,7 +4641,7 @@
                 <w:kern w:val="2"/>
                 <w:sz w:val="24"/>
                 <w:szCs w:val="24"/>
-                <w:lang w:val="en-BB" w:eastAsia="en-BB"/>
+                <w:lang/>
                 <w14:ligatures w14:val="standardContextual"/>
               </w:rPr>
               <w:tab/>
@@ -4704,7 +4704,7 @@
               <w:kern w:val="2"/>
               <w:sz w:val="24"/>
               <w:szCs w:val="24"/>
-              <w:lang w:val="en-BB" w:eastAsia="en-BB"/>
+              <w:lang/>
               <w14:ligatures w14:val="standardContextual"/>
             </w:rPr>
           </w:pPr>
@@ -4722,7 +4722,7 @@
                 <w:kern w:val="2"/>
                 <w:sz w:val="24"/>
                 <w:szCs w:val="24"/>
-                <w:lang w:val="en-BB" w:eastAsia="en-BB"/>
+                <w:lang/>
                 <w14:ligatures w14:val="standardContextual"/>
               </w:rPr>
               <w:tab/>
@@ -4785,7 +4785,7 @@
               <w:kern w:val="2"/>
               <w:sz w:val="24"/>
               <w:szCs w:val="24"/>
-              <w:lang w:val="en-BB" w:eastAsia="en-BB"/>
+              <w:lang/>
               <w14:ligatures w14:val="standardContextual"/>
             </w:rPr>
           </w:pPr>
@@ -4803,7 +4803,7 @@
                 <w:kern w:val="2"/>
                 <w:sz w:val="24"/>
                 <w:szCs w:val="24"/>
-                <w:lang w:val="en-BB" w:eastAsia="en-BB"/>
+                <w:lang/>
                 <w14:ligatures w14:val="standardContextual"/>
               </w:rPr>
               <w:tab/>
@@ -4866,7 +4866,7 @@
               <w:kern w:val="2"/>
               <w:sz w:val="24"/>
               <w:szCs w:val="24"/>
-              <w:lang w:val="en-BB" w:eastAsia="en-BB"/>
+              <w:lang/>
               <w14:ligatures w14:val="standardContextual"/>
             </w:rPr>
           </w:pPr>
@@ -4884,7 +4884,7 @@
                 <w:kern w:val="2"/>
                 <w:sz w:val="24"/>
                 <w:szCs w:val="24"/>
-                <w:lang w:val="en-BB" w:eastAsia="en-BB"/>
+                <w:lang/>
                 <w14:ligatures w14:val="standardContextual"/>
               </w:rPr>
               <w:tab/>
@@ -4951,7 +4951,7 @@
               <w:kern w:val="2"/>
               <w:sz w:val="24"/>
               <w:szCs w:val="24"/>
-              <w:lang w:val="en-BB" w:eastAsia="en-BB"/>
+              <w:lang/>
               <w14:ligatures w14:val="standardContextual"/>
             </w:rPr>
           </w:pPr>
@@ -4969,7 +4969,7 @@
                 <w:kern w:val="2"/>
                 <w:sz w:val="24"/>
                 <w:szCs w:val="24"/>
-                <w:lang w:val="en-BB" w:eastAsia="en-BB"/>
+                <w:lang/>
                 <w14:ligatures w14:val="standardContextual"/>
               </w:rPr>
               <w:tab/>
@@ -5036,7 +5036,7 @@
               <w:kern w:val="2"/>
               <w:sz w:val="24"/>
               <w:szCs w:val="24"/>
-              <w:lang w:val="en-BB" w:eastAsia="en-BB"/>
+              <w:lang/>
               <w14:ligatures w14:val="standardContextual"/>
             </w:rPr>
           </w:pPr>
@@ -5054,7 +5054,7 @@
                 <w:kern w:val="2"/>
                 <w:sz w:val="24"/>
                 <w:szCs w:val="24"/>
-                <w:lang w:val="en-BB" w:eastAsia="en-BB"/>
+                <w:lang/>
                 <w14:ligatures w14:val="standardContextual"/>
               </w:rPr>
               <w:tab/>
@@ -5121,7 +5121,7 @@
               <w:kern w:val="2"/>
               <w:sz w:val="24"/>
               <w:szCs w:val="24"/>
-              <w:lang w:val="en-BB" w:eastAsia="en-BB"/>
+              <w:lang/>
               <w14:ligatures w14:val="standardContextual"/>
             </w:rPr>
           </w:pPr>
@@ -5139,7 +5139,7 @@
                 <w:kern w:val="2"/>
                 <w:sz w:val="24"/>
                 <w:szCs w:val="24"/>
-                <w:lang w:val="en-BB" w:eastAsia="en-BB"/>
+                <w:lang/>
                 <w14:ligatures w14:val="standardContextual"/>
               </w:rPr>
               <w:tab/>
@@ -5206,7 +5206,7 @@
               <w:kern w:val="2"/>
               <w:sz w:val="24"/>
               <w:szCs w:val="24"/>
-              <w:lang w:val="en-BB" w:eastAsia="en-BB"/>
+              <w:lang/>
               <w14:ligatures w14:val="standardContextual"/>
             </w:rPr>
           </w:pPr>
@@ -5224,7 +5224,7 @@
                 <w:kern w:val="2"/>
                 <w:sz w:val="24"/>
                 <w:szCs w:val="24"/>
-                <w:lang w:val="en-BB" w:eastAsia="en-BB"/>
+                <w:lang/>
                 <w14:ligatures w14:val="standardContextual"/>
               </w:rPr>
               <w:tab/>
@@ -5291,7 +5291,7 @@
               <w:kern w:val="2"/>
               <w:sz w:val="24"/>
               <w:szCs w:val="24"/>
-              <w:lang w:val="en-BB" w:eastAsia="en-BB"/>
+              <w:lang/>
               <w14:ligatures w14:val="standardContextual"/>
             </w:rPr>
           </w:pPr>
@@ -5309,7 +5309,7 @@
                 <w:kern w:val="2"/>
                 <w:sz w:val="24"/>
                 <w:szCs w:val="24"/>
-                <w:lang w:val="en-BB" w:eastAsia="en-BB"/>
+                <w:lang/>
                 <w14:ligatures w14:val="standardContextual"/>
               </w:rPr>
               <w:tab/>
@@ -5372,7 +5372,7 @@
               <w:kern w:val="2"/>
               <w:sz w:val="24"/>
               <w:szCs w:val="24"/>
-              <w:lang w:val="en-BB" w:eastAsia="en-BB"/>
+              <w:lang/>
               <w14:ligatures w14:val="standardContextual"/>
             </w:rPr>
           </w:pPr>
@@ -5390,7 +5390,7 @@
                 <w:kern w:val="2"/>
                 <w:sz w:val="24"/>
                 <w:szCs w:val="24"/>
-                <w:lang w:val="en-BB" w:eastAsia="en-BB"/>
+                <w:lang/>
                 <w14:ligatures w14:val="standardContextual"/>
               </w:rPr>
               <w:tab/>
@@ -5453,7 +5453,7 @@
               <w:kern w:val="2"/>
               <w:sz w:val="24"/>
               <w:szCs w:val="24"/>
-              <w:lang w:val="en-BB" w:eastAsia="en-BB"/>
+              <w:lang/>
               <w14:ligatures w14:val="standardContextual"/>
             </w:rPr>
           </w:pPr>
@@ -5471,7 +5471,7 @@
                 <w:kern w:val="2"/>
                 <w:sz w:val="24"/>
                 <w:szCs w:val="24"/>
-                <w:lang w:val="en-BB" w:eastAsia="en-BB"/>
+                <w:lang/>
                 <w14:ligatures w14:val="standardContextual"/>
               </w:rPr>
               <w:tab/>
@@ -5538,7 +5538,7 @@
               <w:kern w:val="2"/>
               <w:sz w:val="24"/>
               <w:szCs w:val="24"/>
-              <w:lang w:val="en-BB" w:eastAsia="en-BB"/>
+              <w:lang/>
               <w14:ligatures w14:val="standardContextual"/>
             </w:rPr>
           </w:pPr>
@@ -5556,7 +5556,7 @@
                 <w:kern w:val="2"/>
                 <w:sz w:val="24"/>
                 <w:szCs w:val="24"/>
-                <w:lang w:val="en-BB" w:eastAsia="en-BB"/>
+                <w:lang/>
                 <w14:ligatures w14:val="standardContextual"/>
               </w:rPr>
               <w:tab/>
@@ -5623,7 +5623,7 @@
               <w:kern w:val="2"/>
               <w:sz w:val="24"/>
               <w:szCs w:val="24"/>
-              <w:lang w:val="en-BB" w:eastAsia="en-BB"/>
+              <w:lang/>
               <w14:ligatures w14:val="standardContextual"/>
             </w:rPr>
           </w:pPr>
@@ -5641,7 +5641,7 @@
                 <w:kern w:val="2"/>
                 <w:sz w:val="24"/>
                 <w:szCs w:val="24"/>
-                <w:lang w:val="en-BB" w:eastAsia="en-BB"/>
+                <w:lang/>
                 <w14:ligatures w14:val="standardContextual"/>
               </w:rPr>
               <w:tab/>
@@ -5708,7 +5708,7 @@
               <w:kern w:val="2"/>
               <w:sz w:val="24"/>
               <w:szCs w:val="24"/>
-              <w:lang w:val="en-BB" w:eastAsia="en-BB"/>
+              <w:lang/>
               <w14:ligatures w14:val="standardContextual"/>
             </w:rPr>
           </w:pPr>
@@ -5726,7 +5726,7 @@
                 <w:kern w:val="2"/>
                 <w:sz w:val="24"/>
                 <w:szCs w:val="24"/>
-                <w:lang w:val="en-BB" w:eastAsia="en-BB"/>
+                <w:lang/>
                 <w14:ligatures w14:val="standardContextual"/>
               </w:rPr>
               <w:tab/>
@@ -5789,7 +5789,7 @@
               <w:kern w:val="2"/>
               <w:sz w:val="24"/>
               <w:szCs w:val="24"/>
-              <w:lang w:val="en-BB" w:eastAsia="en-BB"/>
+              <w:lang/>
               <w14:ligatures w14:val="standardContextual"/>
             </w:rPr>
           </w:pPr>
@@ -5807,7 +5807,7 @@
                 <w:kern w:val="2"/>
                 <w:sz w:val="24"/>
                 <w:szCs w:val="24"/>
-                <w:lang w:val="en-BB" w:eastAsia="en-BB"/>
+                <w:lang/>
                 <w14:ligatures w14:val="standardContextual"/>
               </w:rPr>
               <w:tab/>
@@ -5870,7 +5870,7 @@
               <w:kern w:val="2"/>
               <w:sz w:val="24"/>
               <w:szCs w:val="24"/>
-              <w:lang w:val="en-BB" w:eastAsia="en-BB"/>
+              <w:lang/>
               <w14:ligatures w14:val="standardContextual"/>
             </w:rPr>
           </w:pPr>
@@ -5888,7 +5888,7 @@
                 <w:kern w:val="2"/>
                 <w:sz w:val="24"/>
                 <w:szCs w:val="24"/>
-                <w:lang w:val="en-BB" w:eastAsia="en-BB"/>
+                <w:lang/>
                 <w14:ligatures w14:val="standardContextual"/>
               </w:rPr>
               <w:tab/>
@@ -5951,7 +5951,7 @@
               <w:kern w:val="2"/>
               <w:sz w:val="24"/>
               <w:szCs w:val="24"/>
-              <w:lang w:val="en-BB" w:eastAsia="en-BB"/>
+              <w:lang/>
               <w14:ligatures w14:val="standardContextual"/>
             </w:rPr>
           </w:pPr>
@@ -5969,7 +5969,7 @@
                 <w:kern w:val="2"/>
                 <w:sz w:val="24"/>
                 <w:szCs w:val="24"/>
-                <w:lang w:val="en-BB" w:eastAsia="en-BB"/>
+                <w:lang/>
                 <w14:ligatures w14:val="standardContextual"/>
               </w:rPr>
               <w:tab/>
@@ -6032,7 +6032,7 @@
               <w:kern w:val="2"/>
               <w:sz w:val="24"/>
               <w:szCs w:val="24"/>
-              <w:lang w:val="en-BB" w:eastAsia="en-BB"/>
+              <w:lang/>
               <w14:ligatures w14:val="standardContextual"/>
             </w:rPr>
           </w:pPr>
@@ -6050,7 +6050,7 @@
                 <w:kern w:val="2"/>
                 <w:sz w:val="24"/>
                 <w:szCs w:val="24"/>
-                <w:lang w:val="en-BB" w:eastAsia="en-BB"/>
+                <w:lang/>
                 <w14:ligatures w14:val="standardContextual"/>
               </w:rPr>
               <w:tab/>
@@ -6117,7 +6117,7 @@
               <w:kern w:val="2"/>
               <w:sz w:val="24"/>
               <w:szCs w:val="24"/>
-              <w:lang w:val="en-BB" w:eastAsia="en-BB"/>
+              <w:lang/>
               <w14:ligatures w14:val="standardContextual"/>
             </w:rPr>
           </w:pPr>
@@ -6135,7 +6135,7 @@
                 <w:kern w:val="2"/>
                 <w:sz w:val="24"/>
                 <w:szCs w:val="24"/>
-                <w:lang w:val="en-BB" w:eastAsia="en-BB"/>
+                <w:lang/>
                 <w14:ligatures w14:val="standardContextual"/>
               </w:rPr>
               <w:tab/>
@@ -6202,7 +6202,7 @@
               <w:kern w:val="2"/>
               <w:sz w:val="24"/>
               <w:szCs w:val="24"/>
-              <w:lang w:val="en-BB" w:eastAsia="en-BB"/>
+              <w:lang/>
               <w14:ligatures w14:val="standardContextual"/>
             </w:rPr>
           </w:pPr>
@@ -6220,7 +6220,7 @@
                 <w:kern w:val="2"/>
                 <w:sz w:val="24"/>
                 <w:szCs w:val="24"/>
-                <w:lang w:val="en-BB" w:eastAsia="en-BB"/>
+                <w:lang/>
                 <w14:ligatures w14:val="standardContextual"/>
               </w:rPr>
               <w:tab/>
@@ -6283,7 +6283,7 @@
               <w:kern w:val="2"/>
               <w:sz w:val="24"/>
               <w:szCs w:val="24"/>
-              <w:lang w:val="en-BB" w:eastAsia="en-BB"/>
+              <w:lang/>
               <w14:ligatures w14:val="standardContextual"/>
             </w:rPr>
           </w:pPr>
@@ -6301,7 +6301,7 @@
                 <w:kern w:val="2"/>
                 <w:sz w:val="24"/>
                 <w:szCs w:val="24"/>
-                <w:lang w:val="en-BB" w:eastAsia="en-BB"/>
+                <w:lang/>
                 <w14:ligatures w14:val="standardContextual"/>
               </w:rPr>
               <w:tab/>
@@ -6364,7 +6364,7 @@
               <w:kern w:val="2"/>
               <w:sz w:val="24"/>
               <w:szCs w:val="24"/>
-              <w:lang w:val="en-BB" w:eastAsia="en-BB"/>
+              <w:lang/>
               <w14:ligatures w14:val="standardContextual"/>
             </w:rPr>
           </w:pPr>
@@ -6382,7 +6382,7 @@
                 <w:kern w:val="2"/>
                 <w:sz w:val="24"/>
                 <w:szCs w:val="24"/>
-                <w:lang w:val="en-BB" w:eastAsia="en-BB"/>
+                <w:lang/>
                 <w14:ligatures w14:val="standardContextual"/>
               </w:rPr>
               <w:tab/>
@@ -6449,7 +6449,7 @@
               <w:kern w:val="2"/>
               <w:sz w:val="24"/>
               <w:szCs w:val="24"/>
-              <w:lang w:val="en-BB" w:eastAsia="en-BB"/>
+              <w:lang/>
               <w14:ligatures w14:val="standardContextual"/>
             </w:rPr>
           </w:pPr>
@@ -6467,7 +6467,7 @@
                 <w:kern w:val="2"/>
                 <w:sz w:val="24"/>
                 <w:szCs w:val="24"/>
-                <w:lang w:val="en-BB" w:eastAsia="en-BB"/>
+                <w:lang/>
                 <w14:ligatures w14:val="standardContextual"/>
               </w:rPr>
               <w:tab/>
@@ -6534,7 +6534,7 @@
               <w:kern w:val="2"/>
               <w:sz w:val="24"/>
               <w:szCs w:val="24"/>
-              <w:lang w:val="en-BB" w:eastAsia="en-BB"/>
+              <w:lang/>
               <w14:ligatures w14:val="standardContextual"/>
             </w:rPr>
           </w:pPr>
@@ -6552,7 +6552,7 @@
                 <w:kern w:val="2"/>
                 <w:sz w:val="24"/>
                 <w:szCs w:val="24"/>
-                <w:lang w:val="en-BB" w:eastAsia="en-BB"/>
+                <w:lang/>
                 <w14:ligatures w14:val="standardContextual"/>
               </w:rPr>
               <w:tab/>
@@ -6619,7 +6619,7 @@
               <w:kern w:val="2"/>
               <w:sz w:val="24"/>
               <w:szCs w:val="24"/>
-              <w:lang w:val="en-BB" w:eastAsia="en-BB"/>
+              <w:lang/>
               <w14:ligatures w14:val="standardContextual"/>
             </w:rPr>
           </w:pPr>
@@ -6637,7 +6637,7 @@
                 <w:kern w:val="2"/>
                 <w:sz w:val="24"/>
                 <w:szCs w:val="24"/>
-                <w:lang w:val="en-BB" w:eastAsia="en-BB"/>
+                <w:lang/>
                 <w14:ligatures w14:val="standardContextual"/>
               </w:rPr>
               <w:tab/>
@@ -7392,14 +7392,14 @@
         <w:rPr>
           <w:rFonts w:eastAsia="Times New Roman" w:cs="Times New Roman"/>
           <w:szCs w:val="28"/>
-          <w:lang w:val="en-BB"/>
+          <w:lang/>
         </w:rPr>
       </w:pPr>
       <w:r>
         <w:rPr>
           <w:rFonts w:eastAsia="Times New Roman" w:cs="Times New Roman"/>
           <w:szCs w:val="28"/>
-          <w:lang w:val="en-BB"/>
+          <w:lang/>
         </w:rPr>
         <w:t>Để đảm bảo tính minh bạch và thuận tiện cho quá trình xử lý ETL (Extract, Transform, Load), bộ dữ liệu được quản lý dựa trên các thông tin siêu dữ liệu cốt lõi sau:</w:t>
       </w:r>
@@ -7416,7 +7416,7 @@
         <w:rPr>
           <w:rFonts w:eastAsia="Times New Roman" w:cs="Times New Roman"/>
           <w:szCs w:val="28"/>
-          <w:lang w:val="en-BB"/>
+          <w:lang/>
         </w:rPr>
       </w:pPr>
       <w:r>
@@ -7425,7 +7425,7 @@
           <w:b/>
           <w:bCs/>
           <w:szCs w:val="28"/>
-          <w:lang w:val="en-BB"/>
+          <w:lang/>
         </w:rPr>
         <w:t>Thông tin tổng quan (Descriptive Metadata)</w:t>
       </w:r>
@@ -7444,7 +7444,7 @@
         <w:rPr>
           <w:rFonts w:eastAsia="Times New Roman" w:cs="Times New Roman"/>
           <w:szCs w:val="28"/>
-          <w:lang w:val="en-BB"/>
+          <w:lang/>
         </w:rPr>
       </w:pPr>
       <w:r>
@@ -7453,7 +7453,7 @@
           <w:b/>
           <w:bCs/>
           <w:szCs w:val="28"/>
-          <w:lang w:val="en-BB"/>
+          <w:lang/>
         </w:rPr>
         <w:t>Nguồn gốc dữ liệu:</w:t>
       </w:r>
@@ -7461,7 +7461,7 @@
         <w:rPr>
           <w:rFonts w:eastAsia="Times New Roman" w:cs="Times New Roman"/>
           <w:szCs w:val="28"/>
-          <w:lang w:val="en-BB"/>
+          <w:lang/>
         </w:rPr>
         <w:t xml:space="preserve"> Dữ liệu hồ sơ tín dụng cá nhân được trích xuất từ... </w:t>
       </w:r>
@@ -7471,7 +7471,7 @@
           <w:i/>
           <w:iCs/>
           <w:szCs w:val="28"/>
-          <w:lang w:val="en-BB"/>
+          <w:lang/>
         </w:rPr>
         <w:t>(Bạn điền nguồn thực tế của data vào đây, ví dụ: Kaggle, hệ thống giả lập ngân hàng, v.v.)</w:t>
       </w:r>
@@ -7490,7 +7490,7 @@
         <w:rPr>
           <w:rFonts w:eastAsia="Times New Roman" w:cs="Times New Roman"/>
           <w:szCs w:val="28"/>
-          <w:lang w:val="en-BB"/>
+          <w:lang/>
         </w:rPr>
       </w:pPr>
       <w:r>
@@ -7499,7 +7499,7 @@
           <w:b/>
           <w:bCs/>
           <w:szCs w:val="28"/>
-          <w:lang w:val="en-BB"/>
+          <w:lang/>
         </w:rPr>
         <w:t>Định dạng lưu trữ:</w:t>
       </w:r>
@@ -7507,7 +7507,7 @@
         <w:rPr>
           <w:rFonts w:eastAsia="Times New Roman" w:cs="Times New Roman"/>
           <w:szCs w:val="28"/>
-          <w:lang w:val="en-BB"/>
+          <w:lang/>
         </w:rPr>
         <w:t xml:space="preserve"> File phẳng (Flat file) định dạng .csv và .xlsx.</w:t>
       </w:r>
@@ -7526,7 +7526,7 @@
         <w:rPr>
           <w:rFonts w:eastAsia="Times New Roman" w:cs="Times New Roman"/>
           <w:szCs w:val="28"/>
-          <w:lang w:val="en-BB"/>
+          <w:lang/>
         </w:rPr>
       </w:pPr>
       <w:r>
@@ -7535,7 +7535,7 @@
           <w:b/>
           <w:bCs/>
           <w:szCs w:val="28"/>
-          <w:lang w:val="en-BB"/>
+          <w:lang/>
         </w:rPr>
         <w:t>Kích thước:</w:t>
       </w:r>
@@ -7543,7 +7543,7 @@
         <w:rPr>
           <w:rFonts w:eastAsia="Times New Roman" w:cs="Times New Roman"/>
           <w:szCs w:val="28"/>
-          <w:lang w:val="en-BB"/>
+          <w:lang/>
         </w:rPr>
         <w:t xml:space="preserve"> 32,581 dòng (records) và 29 trường thông tin (features).</w:t>
       </w:r>
@@ -7562,7 +7562,7 @@
         <w:rPr>
           <w:rFonts w:eastAsia="Times New Roman" w:cs="Times New Roman"/>
           <w:szCs w:val="28"/>
-          <w:lang w:val="en-BB"/>
+          <w:lang/>
         </w:rPr>
       </w:pPr>
       <w:r>
@@ -7571,7 +7571,7 @@
           <w:b/>
           <w:bCs/>
           <w:szCs w:val="28"/>
-          <w:lang w:val="en-BB"/>
+          <w:lang/>
         </w:rPr>
         <w:t>Cấp độ hạt dữ liệu (Data Granularity):</w:t>
       </w:r>
@@ -7579,7 +7579,7 @@
         <w:rPr>
           <w:rFonts w:eastAsia="Times New Roman" w:cs="Times New Roman"/>
           <w:szCs w:val="28"/>
-          <w:lang w:val="en-BB"/>
+          <w:lang/>
         </w:rPr>
         <w:t xml:space="preserve"> Mỗi dòng dữ liệu (row) đại diện cho định danh của một (01) hồ sơ đề nghị vay vốn duy nhất (xác định thông qua khóa chính client_ID).</w:t>
       </w:r>
@@ -7596,7 +7596,7 @@
         <w:rPr>
           <w:rFonts w:eastAsia="Times New Roman" w:cs="Times New Roman"/>
           <w:szCs w:val="28"/>
-          <w:lang w:val="en-BB"/>
+          <w:lang/>
         </w:rPr>
       </w:pPr>
       <w:r>
@@ -7605,7 +7605,7 @@
           <w:b/>
           <w:bCs/>
           <w:szCs w:val="28"/>
-          <w:lang w:val="en-BB"/>
+          <w:lang/>
         </w:rPr>
         <w:t>Thông tin cấu trúc (Structural Metadata)</w:t>
       </w:r>
@@ -7613,7 +7613,7 @@
         <w:rPr>
           <w:rFonts w:eastAsia="Times New Roman" w:cs="Times New Roman"/>
           <w:szCs w:val="28"/>
-          <w:lang w:val="en-BB"/>
+          <w:lang/>
         </w:rPr>
         <w:t xml:space="preserve"> Cấu trúc kiểu dữ liệu (Data Types) được định nghĩa rõ ràng để phục vụ cho việc khai báo bảng trên hệ quản trị cơ sở dữ liệu (SQL Server) và xử lý biến trên Python:</w:t>
       </w:r>
@@ -7632,7 +7632,7 @@
         <w:rPr>
           <w:rFonts w:eastAsia="Times New Roman" w:cs="Times New Roman"/>
           <w:szCs w:val="28"/>
-          <w:lang w:val="en-BB"/>
+          <w:lang/>
         </w:rPr>
       </w:pPr>
       <w:r>
@@ -7641,7 +7641,7 @@
           <w:b/>
           <w:bCs/>
           <w:szCs w:val="28"/>
-          <w:lang w:val="en-BB"/>
+          <w:lang/>
         </w:rPr>
         <w:t>Kiểu phân loại / Chuỗi (Categorical / Object):</w:t>
       </w:r>
@@ -7649,7 +7649,7 @@
         <w:rPr>
           <w:rFonts w:eastAsia="Times New Roman" w:cs="Times New Roman"/>
           <w:szCs w:val="28"/>
-          <w:lang w:val="en-BB"/>
+          <w:lang/>
         </w:rPr>
         <w:t xml:space="preserve"> Bao gồm các biến mô tả đặc tính như loan_intent (mục đích vay), person_home_ownership (tình trạng nhà ở), loan_grade (hạng vay).</w:t>
       </w:r>
@@ -7668,7 +7668,7 @@
         <w:rPr>
           <w:rFonts w:eastAsia="Times New Roman" w:cs="Times New Roman"/>
           <w:szCs w:val="28"/>
-          <w:lang w:val="en-BB"/>
+          <w:lang/>
         </w:rPr>
       </w:pPr>
       <w:r>
@@ -7677,7 +7677,7 @@
           <w:b/>
           <w:bCs/>
           <w:szCs w:val="28"/>
-          <w:lang w:val="en-BB"/>
+          <w:lang/>
         </w:rPr>
         <w:t>Kiểu số nguyên (Integer):</w:t>
       </w:r>
@@ -7685,7 +7685,7 @@
         <w:rPr>
           <w:rFonts w:eastAsia="Times New Roman" w:cs="Times New Roman"/>
           <w:szCs w:val="28"/>
-          <w:lang w:val="en-BB"/>
+          <w:lang/>
         </w:rPr>
         <w:t xml:space="preserve"> Bao gồm các biến định lượng rời rạc như person_age (tuổi), person_income (thu nhập), loan_amnt (số tiền vay), loan_term_months (kỳ hạn vay).</w:t>
       </w:r>
@@ -7704,7 +7704,7 @@
         <w:rPr>
           <w:rFonts w:eastAsia="Times New Roman" w:cs="Times New Roman"/>
           <w:szCs w:val="28"/>
-          <w:lang w:val="en-BB"/>
+          <w:lang/>
         </w:rPr>
       </w:pPr>
       <w:r>
@@ -7713,7 +7713,7 @@
           <w:b/>
           <w:bCs/>
           <w:szCs w:val="28"/>
-          <w:lang w:val="en-BB"/>
+          <w:lang/>
         </w:rPr>
         <w:t>Kiểu số thực (Float):</w:t>
       </w:r>
@@ -7721,7 +7721,7 @@
         <w:rPr>
           <w:rFonts w:eastAsia="Times New Roman" w:cs="Times New Roman"/>
           <w:szCs w:val="28"/>
-          <w:lang w:val="en-BB"/>
+          <w:lang/>
         </w:rPr>
         <w:t xml:space="preserve"> Bao gồm các tỷ lệ tài chính và tọa độ như loan_int_rate (lãi suất), loan_to_income_ratio (tỷ lệ vay/thu nhập), city_latitude (vĩ độ).</w:t>
       </w:r>
@@ -7740,7 +7740,7 @@
         <w:rPr>
           <w:rFonts w:eastAsia="Times New Roman" w:cs="Times New Roman"/>
           <w:szCs w:val="28"/>
-          <w:lang w:val="en-BB"/>
+          <w:lang/>
         </w:rPr>
       </w:pPr>
       <w:r>
@@ -7749,7 +7749,7 @@
           <w:b/>
           <w:bCs/>
           <w:szCs w:val="28"/>
-          <w:lang w:val="en-BB"/>
+          <w:lang/>
         </w:rPr>
         <w:t>Kiểu nhị phân (Binary / Boolean):</w:t>
       </w:r>
@@ -7757,7 +7757,7 @@
         <w:rPr>
           <w:rFonts w:eastAsia="Times New Roman" w:cs="Times New Roman"/>
           <w:szCs w:val="28"/>
-          <w:lang w:val="en-BB"/>
+          <w:lang/>
         </w:rPr>
         <w:t xml:space="preserve"> Các biến trạng thái logic như loan_status (0: Không vỡ nợ, 1: Vỡ nợ), cb_person_default_on_file (Y/N).</w:t>
       </w:r>
@@ -7950,21 +7950,21 @@
     <w:tbl>
       <w:tblPr>
         <w:tblStyle w:val="TableGrid"/>
-        <w:tblW w:w="9056" w:type="dxa"/>
-        <w:tblInd w:w="720" w:type="dxa"/>
+        <w:tblW w:w="9781" w:type="dxa"/>
+        <w:tblInd w:w="-5" w:type="dxa"/>
         <w:tblLook w:val="04A0" w:firstRow="1" w:lastRow="0" w:firstColumn="1" w:lastColumn="0" w:noHBand="0" w:noVBand="1"/>
       </w:tblPr>
       <w:tblGrid>
-        <w:gridCol w:w="708"/>
-        <w:gridCol w:w="1717"/>
-        <w:gridCol w:w="1718"/>
+        <w:gridCol w:w="720"/>
+        <w:gridCol w:w="2610"/>
+        <w:gridCol w:w="1538"/>
         <w:gridCol w:w="1718"/>
         <w:gridCol w:w="3195"/>
       </w:tblGrid>
       <w:tr>
         <w:tc>
           <w:tcPr>
-            <w:tcW w:w="708" w:type="dxa"/>
+            <w:tcW w:w="720" w:type="dxa"/>
           </w:tcPr>
           <w:p>
             <w:pPr>
@@ -7991,7 +7991,7 @@
         </w:tc>
         <w:tc>
           <w:tcPr>
-            <w:tcW w:w="1717" w:type="dxa"/>
+            <w:tcW w:w="2610" w:type="dxa"/>
           </w:tcPr>
           <w:p>
             <w:pPr>
@@ -8018,7 +8018,7 @@
         </w:tc>
         <w:tc>
           <w:tcPr>
-            <w:tcW w:w="1718" w:type="dxa"/>
+            <w:tcW w:w="1538" w:type="dxa"/>
           </w:tcPr>
           <w:p>
             <w:pPr>
@@ -8101,7 +8101,7 @@
       <w:tr>
         <w:tc>
           <w:tcPr>
-            <w:tcW w:w="708" w:type="dxa"/>
+            <w:tcW w:w="720" w:type="dxa"/>
           </w:tcPr>
           <w:p>
             <w:pPr>
@@ -8124,7 +8124,7 @@
         </w:tc>
         <w:tc>
           <w:tcPr>
-            <w:tcW w:w="1717" w:type="dxa"/>
+            <w:tcW w:w="2610" w:type="dxa"/>
           </w:tcPr>
           <w:p>
             <w:pPr>
@@ -8136,11 +8136,18 @@
                 <w:lang w:val="en-US"/>
               </w:rPr>
             </w:pPr>
-          </w:p>
-        </w:tc>
-        <w:tc>
-          <w:tcPr>
-            <w:tcW w:w="1718" w:type="dxa"/>
+            <w:r>
+              <w:rPr>
+                <w:rFonts w:cs="Times New Roman"/>
+                <w:lang w:val="en-US"/>
+              </w:rPr>
+              <w:t>Tổng hợp ý kiến dự án</w:t>
+            </w:r>
+          </w:p>
+        </w:tc>
+        <w:tc>
+          <w:tcPr>
+            <w:tcW w:w="1538" w:type="dxa"/>
           </w:tcPr>
           <w:p>
             <w:pPr>
@@ -8152,6 +8159,13 @@
                 <w:lang w:val="en-US"/>
               </w:rPr>
             </w:pPr>
+            <w:r>
+              <w:rPr>
+                <w:rFonts w:cs="Times New Roman"/>
+                <w:lang w:val="en-US"/>
+              </w:rPr>
+              <w:t>18/05/2026</w:t>
+            </w:r>
           </w:p>
         </w:tc>
         <w:tc>
@@ -8168,6 +8182,13 @@
                 <w:lang w:val="en-US"/>
               </w:rPr>
             </w:pPr>
+            <w:r>
+              <w:rPr>
+                <w:rFonts w:cs="Times New Roman"/>
+                <w:lang w:val="en-US"/>
+              </w:rPr>
+              <w:t>20/05/2026</w:t>
+            </w:r>
           </w:p>
         </w:tc>
         <w:tc>
@@ -8184,13 +8205,19 @@
                 <w:lang w:val="en-US"/>
               </w:rPr>
             </w:pPr>
+            <w:r>
+              <w:rPr>
+                <w:rFonts w:cs="Times New Roman"/>
+              </w:rPr>
+              <w:t>Phân tích Rủi ro Tín dụng</w:t>
+            </w:r>
           </w:p>
         </w:tc>
       </w:tr>
       <w:tr>
         <w:tc>
           <w:tcPr>
-            <w:tcW w:w="708" w:type="dxa"/>
+            <w:tcW w:w="720" w:type="dxa"/>
           </w:tcPr>
           <w:p>
             <w:pPr>
@@ -8213,7 +8240,7 @@
         </w:tc>
         <w:tc>
           <w:tcPr>
-            <w:tcW w:w="1717" w:type="dxa"/>
+            <w:tcW w:w="2610" w:type="dxa"/>
           </w:tcPr>
           <w:p>
             <w:pPr>
@@ -8225,11 +8252,18 @@
                 <w:lang w:val="en-US"/>
               </w:rPr>
             </w:pPr>
-          </w:p>
-        </w:tc>
-        <w:tc>
-          <w:tcPr>
-            <w:tcW w:w="1718" w:type="dxa"/>
+            <w:r>
+              <w:rPr>
+                <w:rFonts w:cs="Times New Roman"/>
+                <w:lang w:val="en-US"/>
+              </w:rPr>
+              <w:t>Thống nhất dataset</w:t>
+            </w:r>
+          </w:p>
+        </w:tc>
+        <w:tc>
+          <w:tcPr>
+            <w:tcW w:w="1538" w:type="dxa"/>
           </w:tcPr>
           <w:p>
             <w:pPr>
@@ -8241,6 +8275,13 @@
                 <w:lang w:val="en-US"/>
               </w:rPr>
             </w:pPr>
+            <w:r>
+              <w:rPr>
+                <w:rFonts w:cs="Times New Roman"/>
+                <w:lang w:val="en-US"/>
+              </w:rPr>
+              <w:t>20/05/2026</w:t>
+            </w:r>
           </w:p>
         </w:tc>
         <w:tc>
@@ -8257,6 +8298,13 @@
                 <w:lang w:val="en-US"/>
               </w:rPr>
             </w:pPr>
+            <w:r>
+              <w:rPr>
+                <w:rFonts w:cs="Times New Roman"/>
+                <w:lang w:val="en-US"/>
+              </w:rPr>
+              <w:t>20/05/2026</w:t>
+            </w:r>
           </w:p>
         </w:tc>
         <w:tc>
@@ -8273,13 +8321,20 @@
                 <w:lang w:val="en-US"/>
               </w:rPr>
             </w:pPr>
+            <w:r>
+              <w:rPr>
+                <w:rFonts w:cs="Times New Roman"/>
+                <w:lang w:val="en-US"/>
+              </w:rPr>
+              <w:t>Credit Risk Dataset</w:t>
+            </w:r>
           </w:p>
         </w:tc>
       </w:tr>
       <w:tr>
         <w:tc>
           <w:tcPr>
-            <w:tcW w:w="708" w:type="dxa"/>
+            <w:tcW w:w="720" w:type="dxa"/>
           </w:tcPr>
           <w:p>
             <w:pPr>
@@ -8302,7 +8357,7 @@
         </w:tc>
         <w:tc>
           <w:tcPr>
-            <w:tcW w:w="1717" w:type="dxa"/>
+            <w:tcW w:w="2610" w:type="dxa"/>
           </w:tcPr>
           <w:p>
             <w:pPr>
@@ -8314,11 +8369,18 @@
                 <w:lang w:val="en-US"/>
               </w:rPr>
             </w:pPr>
-          </w:p>
-        </w:tc>
-        <w:tc>
-          <w:tcPr>
-            <w:tcW w:w="1718" w:type="dxa"/>
+            <w:r>
+              <w:rPr>
+                <w:rFonts w:cs="Times New Roman"/>
+                <w:lang w:val="en-US"/>
+              </w:rPr>
+              <w:t>Chia nhiệm vụ trong dự án</w:t>
+            </w:r>
+          </w:p>
+        </w:tc>
+        <w:tc>
+          <w:tcPr>
+            <w:tcW w:w="1538" w:type="dxa"/>
           </w:tcPr>
           <w:p>
             <w:pPr>
@@ -8330,6 +8392,13 @@
                 <w:lang w:val="en-US"/>
               </w:rPr>
             </w:pPr>
+            <w:r>
+              <w:rPr>
+                <w:rFonts w:cs="Times New Roman"/>
+                <w:lang w:val="en-US"/>
+              </w:rPr>
+              <w:t>20/05/2026</w:t>
+            </w:r>
           </w:p>
         </w:tc>
         <w:tc>
@@ -8346,6 +8415,13 @@
                 <w:lang w:val="en-US"/>
               </w:rPr>
             </w:pPr>
+            <w:r>
+              <w:rPr>
+                <w:rFonts w:cs="Times New Roman"/>
+                <w:lang w:val="en-US"/>
+              </w:rPr>
+              <w:t>21/05/2026</w:t>
+            </w:r>
           </w:p>
         </w:tc>
         <w:tc>
@@ -8362,13 +8438,20 @@
                 <w:lang w:val="en-US"/>
               </w:rPr>
             </w:pPr>
+            <w:r>
+              <w:rPr>
+                <w:rFonts w:cs="Times New Roman"/>
+                <w:lang w:val="en-US"/>
+              </w:rPr>
+              <w:t>Hoàn thành</w:t>
+            </w:r>
           </w:p>
         </w:tc>
       </w:tr>
       <w:tr>
         <w:tc>
           <w:tcPr>
-            <w:tcW w:w="708" w:type="dxa"/>
+            <w:tcW w:w="720" w:type="dxa"/>
           </w:tcPr>
           <w:p>
             <w:pPr>
@@ -8391,7 +8474,7 @@
         </w:tc>
         <w:tc>
           <w:tcPr>
-            <w:tcW w:w="1717" w:type="dxa"/>
+            <w:tcW w:w="2610" w:type="dxa"/>
           </w:tcPr>
           <w:p>
             <w:pPr>
@@ -8403,11 +8486,18 @@
                 <w:lang w:val="en-US"/>
               </w:rPr>
             </w:pPr>
-          </w:p>
-        </w:tc>
-        <w:tc>
-          <w:tcPr>
-            <w:tcW w:w="1718" w:type="dxa"/>
+            <w:r>
+              <w:rPr>
+                <w:rFonts w:cs="Times New Roman"/>
+                <w:lang w:val="en-US"/>
+              </w:rPr>
+              <w:t>Tạo git và Notion quản lý dự án</w:t>
+            </w:r>
+          </w:p>
+        </w:tc>
+        <w:tc>
+          <w:tcPr>
+            <w:tcW w:w="1538" w:type="dxa"/>
           </w:tcPr>
           <w:p>
             <w:pPr>
@@ -8419,6 +8509,27 @@
                 <w:lang w:val="en-US"/>
               </w:rPr>
             </w:pPr>
+            <w:r>
+              <w:rPr>
+                <w:rFonts w:cs="Times New Roman"/>
+                <w:lang w:val="en-US"/>
+              </w:rPr>
+              <w:t>21/0</w:t>
+            </w:r>
+            <w:r>
+              <w:rPr>
+                <w:rFonts w:cs="Times New Roman"/>
+                <w:lang w:val="en-US"/>
+              </w:rPr>
+              <w:t>5</w:t>
+            </w:r>
+            <w:r>
+              <w:rPr>
+                <w:rFonts w:cs="Times New Roman"/>
+                <w:lang w:val="en-US"/>
+              </w:rPr>
+              <w:t>/2026</w:t>
+            </w:r>
           </w:p>
         </w:tc>
         <w:tc>
@@ -8435,6 +8546,27 @@
                 <w:lang w:val="en-US"/>
               </w:rPr>
             </w:pPr>
+            <w:r>
+              <w:rPr>
+                <w:rFonts w:cs="Times New Roman"/>
+                <w:lang w:val="en-US"/>
+              </w:rPr>
+              <w:t>21/0</w:t>
+            </w:r>
+            <w:r>
+              <w:rPr>
+                <w:rFonts w:cs="Times New Roman"/>
+                <w:lang w:val="en-US"/>
+              </w:rPr>
+              <w:t>5</w:t>
+            </w:r>
+            <w:r>
+              <w:rPr>
+                <w:rFonts w:cs="Times New Roman"/>
+                <w:lang w:val="en-US"/>
+              </w:rPr>
+              <w:t>/2026</w:t>
+            </w:r>
           </w:p>
         </w:tc>
         <w:tc>
@@ -8451,13 +8583,20 @@
                 <w:lang w:val="en-US"/>
               </w:rPr>
             </w:pPr>
+            <w:r>
+              <w:rPr>
+                <w:rFonts w:cs="Times New Roman"/>
+                <w:lang w:val="en-US"/>
+              </w:rPr>
+              <w:t>Hoàn thành</w:t>
+            </w:r>
           </w:p>
         </w:tc>
       </w:tr>
       <w:tr>
         <w:tc>
           <w:tcPr>
-            <w:tcW w:w="708" w:type="dxa"/>
+            <w:tcW w:w="720" w:type="dxa"/>
           </w:tcPr>
           <w:p>
             <w:pPr>
@@ -8480,7 +8619,7 @@
         </w:tc>
         <w:tc>
           <w:tcPr>
-            <w:tcW w:w="1717" w:type="dxa"/>
+            <w:tcW w:w="2610" w:type="dxa"/>
           </w:tcPr>
           <w:p>
             <w:pPr>
@@ -8492,11 +8631,18 @@
                 <w:lang w:val="en-US"/>
               </w:rPr>
             </w:pPr>
-          </w:p>
-        </w:tc>
-        <w:tc>
-          <w:tcPr>
-            <w:tcW w:w="1718" w:type="dxa"/>
+            <w:r>
+              <w:rPr>
+                <w:rFonts w:cs="Times New Roman"/>
+                <w:lang w:val="en-US"/>
+              </w:rPr>
+              <w:t>Tổng hợp insight</w:t>
+            </w:r>
+          </w:p>
+        </w:tc>
+        <w:tc>
+          <w:tcPr>
+            <w:tcW w:w="1538" w:type="dxa"/>
           </w:tcPr>
           <w:p>
             <w:pPr>
@@ -8508,6 +8654,27 @@
                 <w:lang w:val="en-US"/>
               </w:rPr>
             </w:pPr>
+            <w:r>
+              <w:rPr>
+                <w:rFonts w:cs="Times New Roman"/>
+                <w:lang w:val="en-US"/>
+              </w:rPr>
+              <w:t>21/0</w:t>
+            </w:r>
+            <w:r>
+              <w:rPr>
+                <w:rFonts w:cs="Times New Roman"/>
+                <w:lang w:val="en-US"/>
+              </w:rPr>
+              <w:t>5</w:t>
+            </w:r>
+            <w:r>
+              <w:rPr>
+                <w:rFonts w:cs="Times New Roman"/>
+                <w:lang w:val="en-US"/>
+              </w:rPr>
+              <w:t>/2026</w:t>
+            </w:r>
           </w:p>
         </w:tc>
         <w:tc>
@@ -8524,6 +8691,27 @@
                 <w:lang w:val="en-US"/>
               </w:rPr>
             </w:pPr>
+            <w:r>
+              <w:rPr>
+                <w:rFonts w:cs="Times New Roman"/>
+                <w:lang w:val="en-US"/>
+              </w:rPr>
+              <w:t>22/0</w:t>
+            </w:r>
+            <w:r>
+              <w:rPr>
+                <w:rFonts w:cs="Times New Roman"/>
+                <w:lang w:val="en-US"/>
+              </w:rPr>
+              <w:t>5</w:t>
+            </w:r>
+            <w:r>
+              <w:rPr>
+                <w:rFonts w:cs="Times New Roman"/>
+                <w:lang w:val="en-US"/>
+              </w:rPr>
+              <w:t>/2026</w:t>
+            </w:r>
           </w:p>
         </w:tc>
         <w:tc>
@@ -8540,6 +8728,3270 @@
                 <w:lang w:val="en-US"/>
               </w:rPr>
             </w:pPr>
+            <w:r>
+              <w:rPr>
+                <w:rFonts w:cs="Times New Roman"/>
+                <w:lang w:val="en-US"/>
+              </w:rPr>
+              <w:t>Hoàn thành</w:t>
+            </w:r>
+          </w:p>
+        </w:tc>
+      </w:tr>
+      <w:tr>
+        <w:tc>
+          <w:tcPr>
+            <w:tcW w:w="720" w:type="dxa"/>
+          </w:tcPr>
+          <w:p>
+            <w:pPr>
+              <w:pStyle w:val="ListParagraph"/>
+              <w:ind w:left="0"/>
+              <w:jc w:val="center"/>
+              <w:rPr>
+                <w:rFonts w:cs="Times New Roman"/>
+                <w:lang w:val="en-US"/>
+              </w:rPr>
+            </w:pPr>
+            <w:r>
+              <w:rPr>
+                <w:rFonts w:cs="Times New Roman"/>
+                <w:lang w:val="en-US"/>
+              </w:rPr>
+              <w:t>6</w:t>
+            </w:r>
+          </w:p>
+        </w:tc>
+        <w:tc>
+          <w:tcPr>
+            <w:tcW w:w="2610" w:type="dxa"/>
+          </w:tcPr>
+          <w:p>
+            <w:pPr>
+              <w:pStyle w:val="ListParagraph"/>
+              <w:ind w:left="0"/>
+              <w:jc w:val="center"/>
+              <w:rPr>
+                <w:rFonts w:cs="Times New Roman"/>
+                <w:lang w:val="en-US"/>
+              </w:rPr>
+            </w:pPr>
+            <w:r>
+              <w:rPr>
+                <w:rFonts w:cs="Times New Roman"/>
+                <w:lang w:val="en-US"/>
+              </w:rPr>
+              <w:t>Tạo khung sườn dự án</w:t>
+            </w:r>
+          </w:p>
+        </w:tc>
+        <w:tc>
+          <w:tcPr>
+            <w:tcW w:w="1538" w:type="dxa"/>
+          </w:tcPr>
+          <w:p>
+            <w:pPr>
+              <w:pStyle w:val="ListParagraph"/>
+              <w:ind w:left="0"/>
+              <w:jc w:val="center"/>
+              <w:rPr>
+                <w:rFonts w:cs="Times New Roman"/>
+                <w:lang w:val="en-US"/>
+              </w:rPr>
+            </w:pPr>
+            <w:r>
+              <w:rPr>
+                <w:rFonts w:cs="Times New Roman"/>
+                <w:lang w:val="en-US"/>
+              </w:rPr>
+              <w:t>22/0</w:t>
+            </w:r>
+            <w:r>
+              <w:rPr>
+                <w:rFonts w:cs="Times New Roman"/>
+                <w:lang w:val="en-US"/>
+              </w:rPr>
+              <w:t>5</w:t>
+            </w:r>
+            <w:r>
+              <w:rPr>
+                <w:rFonts w:cs="Times New Roman"/>
+                <w:lang w:val="en-US"/>
+              </w:rPr>
+              <w:t>/2026</w:t>
+            </w:r>
+          </w:p>
+        </w:tc>
+        <w:tc>
+          <w:tcPr>
+            <w:tcW w:w="1718" w:type="dxa"/>
+          </w:tcPr>
+          <w:p>
+            <w:pPr>
+              <w:pStyle w:val="ListParagraph"/>
+              <w:ind w:left="0"/>
+              <w:jc w:val="center"/>
+              <w:rPr>
+                <w:rFonts w:cs="Times New Roman"/>
+                <w:lang w:val="en-US"/>
+              </w:rPr>
+            </w:pPr>
+            <w:r>
+              <w:rPr>
+                <w:rFonts w:cs="Times New Roman"/>
+                <w:lang w:val="en-US"/>
+              </w:rPr>
+              <w:t>23/0</w:t>
+            </w:r>
+            <w:r>
+              <w:rPr>
+                <w:rFonts w:cs="Times New Roman"/>
+                <w:lang w:val="en-US"/>
+              </w:rPr>
+              <w:t>5</w:t>
+            </w:r>
+            <w:r>
+              <w:rPr>
+                <w:rFonts w:cs="Times New Roman"/>
+                <w:lang w:val="en-US"/>
+              </w:rPr>
+              <w:t>/2026</w:t>
+            </w:r>
+          </w:p>
+        </w:tc>
+        <w:tc>
+          <w:tcPr>
+            <w:tcW w:w="3195" w:type="dxa"/>
+          </w:tcPr>
+          <w:p>
+            <w:pPr>
+              <w:pStyle w:val="ListParagraph"/>
+              <w:ind w:left="0"/>
+              <w:jc w:val="center"/>
+              <w:rPr>
+                <w:rFonts w:cs="Times New Roman"/>
+                <w:lang w:val="en-US"/>
+              </w:rPr>
+            </w:pPr>
+            <w:r>
+              <w:rPr>
+                <w:rFonts w:cs="Times New Roman"/>
+                <w:lang w:val="en-US"/>
+              </w:rPr>
+              <w:t>Hoàn thành</w:t>
+            </w:r>
+          </w:p>
+        </w:tc>
+      </w:tr>
+      <w:tr>
+        <w:tc>
+          <w:tcPr>
+            <w:tcW w:w="720" w:type="dxa"/>
+          </w:tcPr>
+          <w:p>
+            <w:pPr>
+              <w:pStyle w:val="ListParagraph"/>
+              <w:ind w:left="0"/>
+              <w:jc w:val="center"/>
+              <w:rPr>
+                <w:rFonts w:cs="Times New Roman"/>
+                <w:lang w:val="en-US"/>
+              </w:rPr>
+            </w:pPr>
+            <w:r>
+              <w:rPr>
+                <w:rFonts w:cs="Times New Roman"/>
+                <w:lang w:val="en-US"/>
+              </w:rPr>
+              <w:t>7</w:t>
+            </w:r>
+          </w:p>
+        </w:tc>
+        <w:tc>
+          <w:tcPr>
+            <w:tcW w:w="2610" w:type="dxa"/>
+          </w:tcPr>
+          <w:p>
+            <w:pPr>
+              <w:pStyle w:val="ListParagraph"/>
+              <w:ind w:left="0"/>
+              <w:jc w:val="center"/>
+              <w:rPr>
+                <w:rFonts w:cs="Times New Roman"/>
+                <w:lang w:val="en-US"/>
+              </w:rPr>
+            </w:pPr>
+            <w:r>
+              <w:rPr>
+                <w:rFonts w:cs="Times New Roman"/>
+                <w:lang w:val="en-US"/>
+              </w:rPr>
+              <w:t xml:space="preserve">Làm sạch dữ liệu </w:t>
+            </w:r>
+          </w:p>
+        </w:tc>
+        <w:tc>
+          <w:tcPr>
+            <w:tcW w:w="1538" w:type="dxa"/>
+          </w:tcPr>
+          <w:p>
+            <w:pPr>
+              <w:pStyle w:val="ListParagraph"/>
+              <w:ind w:left="0"/>
+              <w:jc w:val="center"/>
+              <w:rPr>
+                <w:rFonts w:cs="Times New Roman"/>
+                <w:lang w:val="en-US"/>
+              </w:rPr>
+            </w:pPr>
+            <w:r>
+              <w:rPr>
+                <w:rFonts w:cs="Times New Roman"/>
+                <w:lang w:val="en-US"/>
+              </w:rPr>
+              <w:t>23/05/2026</w:t>
+            </w:r>
+          </w:p>
+        </w:tc>
+        <w:tc>
+          <w:tcPr>
+            <w:tcW w:w="1718" w:type="dxa"/>
+          </w:tcPr>
+          <w:p>
+            <w:pPr>
+              <w:pStyle w:val="ListParagraph"/>
+              <w:ind w:left="0"/>
+              <w:jc w:val="center"/>
+              <w:rPr>
+                <w:rFonts w:cs="Times New Roman"/>
+                <w:lang w:val="en-US"/>
+              </w:rPr>
+            </w:pPr>
+            <w:r>
+              <w:rPr>
+                <w:rFonts w:cs="Times New Roman"/>
+                <w:lang w:val="en-US"/>
+              </w:rPr>
+              <w:t>24/05/2026</w:t>
+            </w:r>
+          </w:p>
+        </w:tc>
+        <w:tc>
+          <w:tcPr>
+            <w:tcW w:w="3195" w:type="dxa"/>
+          </w:tcPr>
+          <w:p>
+            <w:pPr>
+              <w:pStyle w:val="ListParagraph"/>
+              <w:ind w:left="0"/>
+              <w:jc w:val="center"/>
+              <w:rPr>
+                <w:rFonts w:cs="Times New Roman"/>
+                <w:lang w:val="en-US"/>
+              </w:rPr>
+            </w:pPr>
+            <w:r>
+              <w:rPr>
+                <w:rFonts w:cs="Times New Roman"/>
+                <w:lang w:val="en-US"/>
+              </w:rPr>
+              <w:t>Hoàn thành</w:t>
+            </w:r>
+          </w:p>
+        </w:tc>
+      </w:tr>
+      <w:tr>
+        <w:tc>
+          <w:tcPr>
+            <w:tcW w:w="720" w:type="dxa"/>
+          </w:tcPr>
+          <w:p>
+            <w:pPr>
+              <w:pStyle w:val="ListParagraph"/>
+              <w:ind w:left="0"/>
+              <w:jc w:val="center"/>
+              <w:rPr>
+                <w:rFonts w:cs="Times New Roman"/>
+                <w:lang w:val="en-US"/>
+              </w:rPr>
+            </w:pPr>
+            <w:r>
+              <w:rPr>
+                <w:rFonts w:cs="Times New Roman"/>
+                <w:lang w:val="en-US"/>
+              </w:rPr>
+              <w:t>8</w:t>
+            </w:r>
+          </w:p>
+        </w:tc>
+        <w:tc>
+          <w:tcPr>
+            <w:tcW w:w="2610" w:type="dxa"/>
+          </w:tcPr>
+          <w:p>
+            <w:pPr>
+              <w:pStyle w:val="ListParagraph"/>
+              <w:ind w:left="0"/>
+              <w:jc w:val="center"/>
+              <w:rPr>
+                <w:rFonts w:cs="Times New Roman"/>
+                <w:lang w:val="en-US"/>
+              </w:rPr>
+            </w:pPr>
+            <w:r>
+              <w:rPr>
+                <w:rFonts w:cs="Times New Roman"/>
+                <w:lang w:val="en-US"/>
+              </w:rPr>
+              <w:t>Sửa readme</w:t>
+            </w:r>
+          </w:p>
+        </w:tc>
+        <w:tc>
+          <w:tcPr>
+            <w:tcW w:w="1538" w:type="dxa"/>
+          </w:tcPr>
+          <w:p>
+            <w:pPr>
+              <w:pStyle w:val="ListParagraph"/>
+              <w:ind w:left="0"/>
+              <w:jc w:val="center"/>
+              <w:rPr>
+                <w:rFonts w:cs="Times New Roman"/>
+                <w:lang w:val="en-US"/>
+              </w:rPr>
+            </w:pPr>
+            <w:r>
+              <w:rPr>
+                <w:rFonts w:cs="Times New Roman"/>
+                <w:lang w:val="en-US"/>
+              </w:rPr>
+              <w:t>24/05/2026</w:t>
+            </w:r>
+          </w:p>
+        </w:tc>
+        <w:tc>
+          <w:tcPr>
+            <w:tcW w:w="1718" w:type="dxa"/>
+          </w:tcPr>
+          <w:p>
+            <w:pPr>
+              <w:pStyle w:val="ListParagraph"/>
+              <w:ind w:left="0"/>
+              <w:jc w:val="center"/>
+              <w:rPr>
+                <w:rFonts w:cs="Times New Roman"/>
+                <w:lang w:val="en-US"/>
+              </w:rPr>
+            </w:pPr>
+            <w:r>
+              <w:rPr>
+                <w:rFonts w:cs="Times New Roman"/>
+                <w:lang w:val="en-US"/>
+              </w:rPr>
+              <w:t>25/05/2026</w:t>
+            </w:r>
+          </w:p>
+        </w:tc>
+        <w:tc>
+          <w:tcPr>
+            <w:tcW w:w="3195" w:type="dxa"/>
+          </w:tcPr>
+          <w:p>
+            <w:pPr>
+              <w:pStyle w:val="ListParagraph"/>
+              <w:ind w:left="0"/>
+              <w:jc w:val="center"/>
+              <w:rPr>
+                <w:rFonts w:cs="Times New Roman"/>
+                <w:lang w:val="en-US"/>
+              </w:rPr>
+            </w:pPr>
+            <w:r>
+              <w:rPr>
+                <w:rFonts w:cs="Times New Roman"/>
+                <w:lang w:val="en-US"/>
+              </w:rPr>
+              <w:t>Hoàn thành</w:t>
+            </w:r>
+          </w:p>
+        </w:tc>
+      </w:tr>
+      <w:tr>
+        <w:tc>
+          <w:tcPr>
+            <w:tcW w:w="720" w:type="dxa"/>
+          </w:tcPr>
+          <w:p>
+            <w:pPr>
+              <w:pStyle w:val="ListParagraph"/>
+              <w:ind w:left="0"/>
+              <w:jc w:val="center"/>
+              <w:rPr>
+                <w:rFonts w:cs="Times New Roman"/>
+                <w:lang w:val="en-US"/>
+              </w:rPr>
+            </w:pPr>
+            <w:r>
+              <w:rPr>
+                <w:rFonts w:cs="Times New Roman"/>
+                <w:lang w:val="en-US"/>
+              </w:rPr>
+              <w:t>9</w:t>
+            </w:r>
+          </w:p>
+        </w:tc>
+        <w:tc>
+          <w:tcPr>
+            <w:tcW w:w="2610" w:type="dxa"/>
+          </w:tcPr>
+          <w:p>
+            <w:pPr>
+              <w:pStyle w:val="ListParagraph"/>
+              <w:ind w:left="0"/>
+              <w:jc w:val="center"/>
+              <w:rPr>
+                <w:rFonts w:cs="Times New Roman"/>
+                <w:lang w:val="en-US"/>
+              </w:rPr>
+            </w:pPr>
+            <w:r>
+              <w:rPr>
+                <w:rFonts w:cs="Times New Roman"/>
+                <w:lang w:val="en-US"/>
+              </w:rPr>
+              <w:t>Tạo báo cáo dự án</w:t>
+            </w:r>
+          </w:p>
+        </w:tc>
+        <w:tc>
+          <w:tcPr>
+            <w:tcW w:w="1538" w:type="dxa"/>
+          </w:tcPr>
+          <w:p>
+            <w:pPr>
+              <w:pStyle w:val="ListParagraph"/>
+              <w:ind w:left="0"/>
+              <w:jc w:val="center"/>
+              <w:rPr>
+                <w:rFonts w:cs="Times New Roman"/>
+                <w:lang w:val="en-US"/>
+              </w:rPr>
+            </w:pPr>
+            <w:r>
+              <w:rPr>
+                <w:rFonts w:cs="Times New Roman"/>
+                <w:lang w:val="en-US"/>
+              </w:rPr>
+              <w:t>26/05/2026</w:t>
+            </w:r>
+          </w:p>
+        </w:tc>
+        <w:tc>
+          <w:tcPr>
+            <w:tcW w:w="1718" w:type="dxa"/>
+          </w:tcPr>
+          <w:p>
+            <w:pPr>
+              <w:pStyle w:val="ListParagraph"/>
+              <w:ind w:left="0"/>
+              <w:jc w:val="center"/>
+              <w:rPr>
+                <w:rFonts w:cs="Times New Roman"/>
+                <w:lang w:val="en-US"/>
+              </w:rPr>
+            </w:pPr>
+            <w:r>
+              <w:rPr>
+                <w:rFonts w:cs="Times New Roman"/>
+                <w:lang w:val="en-US"/>
+              </w:rPr>
+              <w:t>27/05/2026</w:t>
+            </w:r>
+          </w:p>
+        </w:tc>
+        <w:tc>
+          <w:tcPr>
+            <w:tcW w:w="3195" w:type="dxa"/>
+          </w:tcPr>
+          <w:p>
+            <w:pPr>
+              <w:pStyle w:val="ListParagraph"/>
+              <w:ind w:left="0"/>
+              <w:jc w:val="center"/>
+              <w:rPr>
+                <w:rFonts w:cs="Times New Roman"/>
+                <w:lang w:val="en-US"/>
+              </w:rPr>
+            </w:pPr>
+            <w:r>
+              <w:rPr>
+                <w:rFonts w:cs="Times New Roman"/>
+                <w:lang w:val="en-US"/>
+              </w:rPr>
+              <w:t>Hoàn thành</w:t>
+            </w:r>
+          </w:p>
+        </w:tc>
+      </w:tr>
+      <w:tr>
+        <w:tc>
+          <w:tcPr>
+            <w:tcW w:w="720" w:type="dxa"/>
+          </w:tcPr>
+          <w:p>
+            <w:pPr>
+              <w:pStyle w:val="ListParagraph"/>
+              <w:ind w:left="0"/>
+              <w:jc w:val="center"/>
+              <w:rPr>
+                <w:rFonts w:cs="Times New Roman"/>
+                <w:lang w:val="en-US"/>
+              </w:rPr>
+            </w:pPr>
+            <w:r>
+              <w:rPr>
+                <w:rFonts w:cs="Times New Roman"/>
+                <w:lang w:val="en-US"/>
+              </w:rPr>
+              <w:t>10</w:t>
+            </w:r>
+          </w:p>
+        </w:tc>
+        <w:tc>
+          <w:tcPr>
+            <w:tcW w:w="2610" w:type="dxa"/>
+          </w:tcPr>
+          <w:p>
+            <w:pPr>
+              <w:pStyle w:val="ListParagraph"/>
+              <w:ind w:left="0"/>
+              <w:jc w:val="center"/>
+              <w:rPr>
+                <w:rFonts w:cs="Times New Roman"/>
+                <w:lang w:val="en-US"/>
+              </w:rPr>
+            </w:pPr>
+            <w:r>
+              <w:rPr>
+                <w:rFonts w:cs="Times New Roman"/>
+                <w:lang w:val="en-US"/>
+              </w:rPr>
+              <w:t>Làm sạch dữ liệu theo Logic mới</w:t>
+            </w:r>
+          </w:p>
+        </w:tc>
+        <w:tc>
+          <w:tcPr>
+            <w:tcW w:w="1538" w:type="dxa"/>
+          </w:tcPr>
+          <w:p>
+            <w:pPr>
+              <w:pStyle w:val="ListParagraph"/>
+              <w:ind w:left="0"/>
+              <w:jc w:val="center"/>
+              <w:rPr>
+                <w:rFonts w:cs="Times New Roman"/>
+                <w:lang w:val="en-US"/>
+              </w:rPr>
+            </w:pPr>
+            <w:r>
+              <w:rPr>
+                <w:rFonts w:cs="Times New Roman"/>
+                <w:lang w:val="en-US"/>
+              </w:rPr>
+              <w:t>27/05/2026</w:t>
+            </w:r>
+          </w:p>
+        </w:tc>
+        <w:tc>
+          <w:tcPr>
+            <w:tcW w:w="1718" w:type="dxa"/>
+          </w:tcPr>
+          <w:p>
+            <w:pPr>
+              <w:pStyle w:val="ListParagraph"/>
+              <w:ind w:left="0"/>
+              <w:jc w:val="center"/>
+              <w:rPr>
+                <w:rFonts w:cs="Times New Roman"/>
+                <w:lang w:val="en-US"/>
+              </w:rPr>
+            </w:pPr>
+            <w:r>
+              <w:rPr>
+                <w:rFonts w:cs="Times New Roman"/>
+                <w:lang w:val="en-US"/>
+              </w:rPr>
+              <w:t>29/05/2026</w:t>
+            </w:r>
+          </w:p>
+        </w:tc>
+        <w:tc>
+          <w:tcPr>
+            <w:tcW w:w="3195" w:type="dxa"/>
+          </w:tcPr>
+          <w:p>
+            <w:pPr>
+              <w:pStyle w:val="ListParagraph"/>
+              <w:ind w:left="0"/>
+              <w:jc w:val="center"/>
+              <w:rPr>
+                <w:rFonts w:cs="Times New Roman"/>
+                <w:lang w:val="en-US"/>
+              </w:rPr>
+            </w:pPr>
+            <w:r>
+              <w:rPr>
+                <w:rFonts w:cs="Times New Roman"/>
+                <w:lang w:val="en-US"/>
+              </w:rPr>
+              <w:t>Hoàn thành</w:t>
+            </w:r>
+          </w:p>
+        </w:tc>
+      </w:tr>
+      <w:tr>
+        <w:tc>
+          <w:tcPr>
+            <w:tcW w:w="720" w:type="dxa"/>
+          </w:tcPr>
+          <w:p>
+            <w:pPr>
+              <w:pStyle w:val="ListParagraph"/>
+              <w:ind w:left="0"/>
+              <w:jc w:val="center"/>
+              <w:rPr>
+                <w:rFonts w:cs="Times New Roman"/>
+                <w:lang w:val="en-US"/>
+              </w:rPr>
+            </w:pPr>
+            <w:r>
+              <w:rPr>
+                <w:rFonts w:cs="Times New Roman"/>
+                <w:lang w:val="en-US"/>
+              </w:rPr>
+              <w:t>11</w:t>
+            </w:r>
+          </w:p>
+        </w:tc>
+        <w:tc>
+          <w:tcPr>
+            <w:tcW w:w="2610" w:type="dxa"/>
+          </w:tcPr>
+          <w:p>
+            <w:pPr>
+              <w:pStyle w:val="ListParagraph"/>
+              <w:ind w:left="0"/>
+              <w:jc w:val="center"/>
+              <w:rPr>
+                <w:rFonts w:cs="Times New Roman"/>
+                <w:lang w:val="en-US"/>
+              </w:rPr>
+            </w:pPr>
+            <w:r>
+              <w:rPr>
+                <w:rFonts w:cs="Times New Roman"/>
+                <w:lang w:val="en-US"/>
+              </w:rPr>
+              <w:t>Xây dựng DataWarehouses</w:t>
+            </w:r>
+          </w:p>
+        </w:tc>
+        <w:tc>
+          <w:tcPr>
+            <w:tcW w:w="1538" w:type="dxa"/>
+          </w:tcPr>
+          <w:p>
+            <w:pPr>
+              <w:pStyle w:val="ListParagraph"/>
+              <w:ind w:left="0"/>
+              <w:jc w:val="center"/>
+              <w:rPr>
+                <w:rFonts w:cs="Times New Roman"/>
+                <w:lang w:val="en-US"/>
+              </w:rPr>
+            </w:pPr>
+            <w:r>
+              <w:rPr>
+                <w:rFonts w:cs="Times New Roman"/>
+                <w:lang w:val="en-US"/>
+              </w:rPr>
+              <w:t>27/05/2026</w:t>
+            </w:r>
+          </w:p>
+        </w:tc>
+        <w:tc>
+          <w:tcPr>
+            <w:tcW w:w="1718" w:type="dxa"/>
+          </w:tcPr>
+          <w:p>
+            <w:pPr>
+              <w:pStyle w:val="ListParagraph"/>
+              <w:ind w:left="0"/>
+              <w:jc w:val="center"/>
+              <w:rPr>
+                <w:rFonts w:cs="Times New Roman"/>
+                <w:lang w:val="en-US"/>
+              </w:rPr>
+            </w:pPr>
+            <w:r>
+              <w:rPr>
+                <w:rFonts w:cs="Times New Roman"/>
+                <w:lang w:val="en-US"/>
+              </w:rPr>
+              <w:t>06/06/2026</w:t>
+            </w:r>
+          </w:p>
+        </w:tc>
+        <w:tc>
+          <w:tcPr>
+            <w:tcW w:w="3195" w:type="dxa"/>
+          </w:tcPr>
+          <w:p>
+            <w:pPr>
+              <w:pStyle w:val="ListParagraph"/>
+              <w:ind w:left="0"/>
+              <w:jc w:val="center"/>
+              <w:rPr>
+                <w:rFonts w:cs="Times New Roman"/>
+                <w:lang w:val="en-US"/>
+              </w:rPr>
+            </w:pPr>
+            <w:r>
+              <w:rPr>
+                <w:rFonts w:cs="Times New Roman"/>
+                <w:lang w:val="en-US"/>
+              </w:rPr>
+              <w:t>Hoàn thành</w:t>
+            </w:r>
+          </w:p>
+        </w:tc>
+      </w:tr>
+      <w:tr>
+        <w:tc>
+          <w:tcPr>
+            <w:tcW w:w="720" w:type="dxa"/>
+          </w:tcPr>
+          <w:p>
+            <w:pPr>
+              <w:pStyle w:val="ListParagraph"/>
+              <w:ind w:left="0"/>
+              <w:jc w:val="center"/>
+              <w:rPr>
+                <w:rFonts w:cs="Times New Roman"/>
+                <w:lang w:val="en-US"/>
+              </w:rPr>
+            </w:pPr>
+            <w:r>
+              <w:rPr>
+                <w:rFonts w:cs="Times New Roman"/>
+                <w:lang w:val="en-US"/>
+              </w:rPr>
+              <w:t>12</w:t>
+            </w:r>
+          </w:p>
+        </w:tc>
+        <w:tc>
+          <w:tcPr>
+            <w:tcW w:w="2610" w:type="dxa"/>
+          </w:tcPr>
+          <w:p>
+            <w:pPr>
+              <w:pStyle w:val="ListParagraph"/>
+              <w:ind w:left="0"/>
+              <w:jc w:val="center"/>
+              <w:rPr>
+                <w:rFonts w:cs="Times New Roman"/>
+                <w:lang w:val="en-US"/>
+              </w:rPr>
+            </w:pPr>
+            <w:r>
+              <w:rPr>
+                <w:rFonts w:cs="Times New Roman"/>
+                <w:lang w:val="en-US"/>
+              </w:rPr>
+              <w:t>Trả lời bộ câu hỏi</w:t>
+            </w:r>
+          </w:p>
+        </w:tc>
+        <w:tc>
+          <w:tcPr>
+            <w:tcW w:w="1538" w:type="dxa"/>
+          </w:tcPr>
+          <w:p>
+            <w:pPr>
+              <w:pStyle w:val="ListParagraph"/>
+              <w:ind w:left="0"/>
+              <w:jc w:val="center"/>
+              <w:rPr>
+                <w:rFonts w:cs="Times New Roman"/>
+                <w:lang w:val="en-US"/>
+              </w:rPr>
+            </w:pPr>
+            <w:r>
+              <w:rPr>
+                <w:rFonts w:cs="Times New Roman"/>
+                <w:lang w:val="en-US"/>
+              </w:rPr>
+              <w:t>27/05/2026</w:t>
+            </w:r>
+          </w:p>
+        </w:tc>
+        <w:tc>
+          <w:tcPr>
+            <w:tcW w:w="1718" w:type="dxa"/>
+          </w:tcPr>
+          <w:p>
+            <w:pPr>
+              <w:pStyle w:val="ListParagraph"/>
+              <w:ind w:left="0"/>
+              <w:jc w:val="center"/>
+              <w:rPr>
+                <w:rFonts w:cs="Times New Roman"/>
+                <w:lang w:val="en-US"/>
+              </w:rPr>
+            </w:pPr>
+            <w:r>
+              <w:rPr>
+                <w:rFonts w:cs="Times New Roman"/>
+                <w:lang w:val="en-US"/>
+              </w:rPr>
+              <w:t>06/</w:t>
+            </w:r>
+            <w:r>
+              <w:rPr>
+                <w:rFonts w:cs="Times New Roman"/>
+                <w:lang w:val="en-US"/>
+              </w:rPr>
+              <w:t>06/2026</w:t>
+            </w:r>
+          </w:p>
+        </w:tc>
+        <w:tc>
+          <w:tcPr>
+            <w:tcW w:w="3195" w:type="dxa"/>
+          </w:tcPr>
+          <w:p>
+            <w:pPr>
+              <w:pStyle w:val="ListParagraph"/>
+              <w:ind w:left="0"/>
+              <w:jc w:val="center"/>
+              <w:rPr>
+                <w:rFonts w:cs="Times New Roman"/>
+                <w:lang w:val="en-US"/>
+              </w:rPr>
+            </w:pPr>
+            <w:r>
+              <w:rPr>
+                <w:rFonts w:cs="Times New Roman"/>
+                <w:lang w:val="en-US"/>
+              </w:rPr>
+              <w:t>Hoàn thành</w:t>
+            </w:r>
+          </w:p>
+        </w:tc>
+      </w:tr>
+      <w:tr>
+        <w:tc>
+          <w:tcPr>
+            <w:tcW w:w="720" w:type="dxa"/>
+          </w:tcPr>
+          <w:p>
+            <w:pPr>
+              <w:pStyle w:val="ListParagraph"/>
+              <w:ind w:left="0"/>
+              <w:jc w:val="center"/>
+              <w:rPr>
+                <w:rFonts w:cs="Times New Roman"/>
+                <w:lang w:val="en-US"/>
+              </w:rPr>
+            </w:pPr>
+            <w:r>
+              <w:rPr>
+                <w:rFonts w:cs="Times New Roman"/>
+                <w:lang w:val="en-US"/>
+              </w:rPr>
+              <w:t>13</w:t>
+            </w:r>
+          </w:p>
+        </w:tc>
+        <w:tc>
+          <w:tcPr>
+            <w:tcW w:w="2610" w:type="dxa"/>
+          </w:tcPr>
+          <w:p>
+            <w:pPr>
+              <w:pStyle w:val="ListParagraph"/>
+              <w:ind w:left="0"/>
+              <w:jc w:val="center"/>
+              <w:rPr>
+                <w:rFonts w:cs="Times New Roman"/>
+                <w:lang w:val="en-US"/>
+              </w:rPr>
+            </w:pPr>
+            <w:r>
+              <w:rPr>
+                <w:rFonts w:cs="Times New Roman"/>
+                <w:lang w:val="en-US"/>
+              </w:rPr>
+              <w:t>Đặc tả tài liệu</w:t>
+            </w:r>
+          </w:p>
+        </w:tc>
+        <w:tc>
+          <w:tcPr>
+            <w:tcW w:w="1538" w:type="dxa"/>
+          </w:tcPr>
+          <w:p>
+            <w:pPr>
+              <w:pStyle w:val="ListParagraph"/>
+              <w:ind w:left="0"/>
+              <w:jc w:val="center"/>
+              <w:rPr>
+                <w:rFonts w:cs="Times New Roman"/>
+                <w:lang w:val="en-US"/>
+              </w:rPr>
+            </w:pPr>
+            <w:r>
+              <w:rPr>
+                <w:rFonts w:cs="Times New Roman"/>
+                <w:lang w:val="en-US"/>
+              </w:rPr>
+              <w:t>06/06/2026</w:t>
+            </w:r>
+          </w:p>
+        </w:tc>
+        <w:tc>
+          <w:tcPr>
+            <w:tcW w:w="1718" w:type="dxa"/>
+          </w:tcPr>
+          <w:p>
+            <w:pPr>
+              <w:pStyle w:val="ListParagraph"/>
+              <w:ind w:left="0"/>
+              <w:jc w:val="center"/>
+              <w:rPr>
+                <w:rFonts w:cs="Times New Roman"/>
+                <w:lang w:val="en-US"/>
+              </w:rPr>
+            </w:pPr>
+            <w:r>
+              <w:rPr>
+                <w:rFonts w:cs="Times New Roman"/>
+                <w:lang w:val="en-US"/>
+              </w:rPr>
+              <w:t>07/06/2026</w:t>
+            </w:r>
+          </w:p>
+        </w:tc>
+        <w:tc>
+          <w:tcPr>
+            <w:tcW w:w="3195" w:type="dxa"/>
+          </w:tcPr>
+          <w:p>
+            <w:pPr>
+              <w:pStyle w:val="ListParagraph"/>
+              <w:ind w:left="0"/>
+              <w:jc w:val="center"/>
+              <w:rPr>
+                <w:rFonts w:cs="Times New Roman"/>
+                <w:lang w:val="en-US"/>
+              </w:rPr>
+            </w:pPr>
+            <w:r>
+              <w:rPr>
+                <w:rFonts w:cs="Times New Roman"/>
+                <w:lang w:val="en-US"/>
+              </w:rPr>
+              <w:t>Hoàn thành</w:t>
+            </w:r>
+          </w:p>
+        </w:tc>
+      </w:tr>
+      <w:tr>
+        <w:tc>
+          <w:tcPr>
+            <w:tcW w:w="720" w:type="dxa"/>
+          </w:tcPr>
+          <w:p>
+            <w:pPr>
+              <w:pStyle w:val="ListParagraph"/>
+              <w:ind w:left="0"/>
+              <w:jc w:val="center"/>
+              <w:rPr>
+                <w:rFonts w:cs="Times New Roman"/>
+                <w:lang w:val="en-US"/>
+              </w:rPr>
+            </w:pPr>
+            <w:r>
+              <w:rPr>
+                <w:rFonts w:cs="Times New Roman"/>
+                <w:lang w:val="en-US"/>
+              </w:rPr>
+              <w:t>14</w:t>
+            </w:r>
+          </w:p>
+        </w:tc>
+        <w:tc>
+          <w:tcPr>
+            <w:tcW w:w="2610" w:type="dxa"/>
+          </w:tcPr>
+          <w:p>
+            <w:pPr>
+              <w:pStyle w:val="ListParagraph"/>
+              <w:ind w:left="0"/>
+              <w:jc w:val="center"/>
+              <w:rPr>
+                <w:rFonts w:cs="Times New Roman"/>
+                <w:lang w:val="en-US"/>
+              </w:rPr>
+            </w:pPr>
+            <w:r>
+              <w:rPr>
+                <w:rFonts w:cs="Times New Roman"/>
+                <w:lang w:val="en-US"/>
+              </w:rPr>
+              <w:t>Tài liệu nền tảng nghiệp vụ</w:t>
+            </w:r>
+          </w:p>
+        </w:tc>
+        <w:tc>
+          <w:tcPr>
+            <w:tcW w:w="1538" w:type="dxa"/>
+          </w:tcPr>
+          <w:p>
+            <w:pPr>
+              <w:pStyle w:val="ListParagraph"/>
+              <w:ind w:left="0"/>
+              <w:jc w:val="center"/>
+              <w:rPr>
+                <w:rFonts w:cs="Times New Roman"/>
+                <w:lang w:val="en-US"/>
+              </w:rPr>
+            </w:pPr>
+            <w:r>
+              <w:rPr>
+                <w:rFonts w:cs="Times New Roman"/>
+                <w:lang w:val="en-US"/>
+              </w:rPr>
+              <w:t>06/06/2026</w:t>
+            </w:r>
+          </w:p>
+        </w:tc>
+        <w:tc>
+          <w:tcPr>
+            <w:tcW w:w="1718" w:type="dxa"/>
+          </w:tcPr>
+          <w:p>
+            <w:pPr>
+              <w:pStyle w:val="ListParagraph"/>
+              <w:ind w:left="0"/>
+              <w:jc w:val="center"/>
+              <w:rPr>
+                <w:rFonts w:cs="Times New Roman"/>
+                <w:lang w:val="en-US"/>
+              </w:rPr>
+            </w:pPr>
+            <w:r>
+              <w:rPr>
+                <w:rFonts w:cs="Times New Roman"/>
+                <w:lang w:val="en-US"/>
+              </w:rPr>
+              <w:t>10/06/2026</w:t>
+            </w:r>
+          </w:p>
+        </w:tc>
+        <w:tc>
+          <w:tcPr>
+            <w:tcW w:w="3195" w:type="dxa"/>
+          </w:tcPr>
+          <w:p>
+            <w:pPr>
+              <w:pStyle w:val="ListParagraph"/>
+              <w:ind w:left="0"/>
+              <w:jc w:val="center"/>
+              <w:rPr>
+                <w:rFonts w:cs="Times New Roman"/>
+                <w:lang w:val="en-US"/>
+              </w:rPr>
+            </w:pPr>
+            <w:r>
+              <w:rPr>
+                <w:rFonts w:cs="Times New Roman"/>
+                <w:lang w:val="en-US"/>
+              </w:rPr>
+              <w:t>Hoàn thành</w:t>
+            </w:r>
+          </w:p>
+        </w:tc>
+      </w:tr>
+      <w:tr>
+        <w:tc>
+          <w:tcPr>
+            <w:tcW w:w="720" w:type="dxa"/>
+          </w:tcPr>
+          <w:p>
+            <w:pPr>
+              <w:pStyle w:val="ListParagraph"/>
+              <w:ind w:left="0"/>
+              <w:jc w:val="center"/>
+              <w:rPr>
+                <w:rFonts w:cs="Times New Roman"/>
+                <w:lang w:val="en-US"/>
+              </w:rPr>
+            </w:pPr>
+            <w:r>
+              <w:rPr>
+                <w:rFonts w:cs="Times New Roman"/>
+                <w:lang w:val="en-US"/>
+              </w:rPr>
+              <w:t>15</w:t>
+            </w:r>
+          </w:p>
+        </w:tc>
+        <w:tc>
+          <w:tcPr>
+            <w:tcW w:w="2610" w:type="dxa"/>
+          </w:tcPr>
+          <w:p>
+            <w:pPr>
+              <w:pStyle w:val="ListParagraph"/>
+              <w:ind w:left="0"/>
+              <w:jc w:val="center"/>
+              <w:rPr>
+                <w:rFonts w:cs="Times New Roman"/>
+                <w:lang w:val="en-US"/>
+              </w:rPr>
+            </w:pPr>
+            <w:r>
+              <w:rPr>
+                <w:rFonts w:cs="Times New Roman"/>
+                <w:lang w:val="en-US"/>
+              </w:rPr>
+              <w:t>Cập nhập báo cáo dự án tốt nghiệp</w:t>
+            </w:r>
+          </w:p>
+        </w:tc>
+        <w:tc>
+          <w:tcPr>
+            <w:tcW w:w="1538" w:type="dxa"/>
+          </w:tcPr>
+          <w:p>
+            <w:pPr>
+              <w:pStyle w:val="ListParagraph"/>
+              <w:ind w:left="0"/>
+              <w:jc w:val="center"/>
+              <w:rPr>
+                <w:rFonts w:cs="Times New Roman"/>
+                <w:lang w:val="en-US"/>
+              </w:rPr>
+            </w:pPr>
+            <w:r>
+              <w:rPr>
+                <w:rFonts w:cs="Times New Roman"/>
+                <w:lang w:val="en-US"/>
+              </w:rPr>
+              <w:t>0</w:t>
+            </w:r>
+            <w:r>
+              <w:rPr>
+                <w:rFonts w:cs="Times New Roman"/>
+                <w:lang w:val="en-US"/>
+              </w:rPr>
+              <w:t>6</w:t>
+            </w:r>
+            <w:r>
+              <w:rPr>
+                <w:rFonts w:cs="Times New Roman"/>
+                <w:lang w:val="en-US"/>
+              </w:rPr>
+              <w:t>/06/2026</w:t>
+            </w:r>
+          </w:p>
+        </w:tc>
+        <w:tc>
+          <w:tcPr>
+            <w:tcW w:w="1718" w:type="dxa"/>
+          </w:tcPr>
+          <w:p>
+            <w:pPr>
+              <w:pStyle w:val="ListParagraph"/>
+              <w:ind w:left="0"/>
+              <w:jc w:val="center"/>
+              <w:rPr>
+                <w:rFonts w:cs="Times New Roman"/>
+                <w:lang w:val="en-US"/>
+              </w:rPr>
+            </w:pPr>
+            <w:r>
+              <w:rPr>
+                <w:rFonts w:cs="Times New Roman"/>
+                <w:lang w:val="en-US"/>
+              </w:rPr>
+              <w:t>13/06/2026</w:t>
+            </w:r>
+          </w:p>
+        </w:tc>
+        <w:tc>
+          <w:tcPr>
+            <w:tcW w:w="3195" w:type="dxa"/>
+          </w:tcPr>
+          <w:p>
+            <w:pPr>
+              <w:pStyle w:val="ListParagraph"/>
+              <w:ind w:left="0"/>
+              <w:jc w:val="center"/>
+              <w:rPr>
+                <w:rFonts w:cs="Times New Roman"/>
+                <w:lang w:val="en-US"/>
+              </w:rPr>
+            </w:pPr>
+            <w:r>
+              <w:rPr>
+                <w:rFonts w:cs="Times New Roman"/>
+                <w:lang w:val="en-US"/>
+              </w:rPr>
+              <w:t>Hoàn thành</w:t>
+            </w:r>
+          </w:p>
+        </w:tc>
+      </w:tr>
+      <w:tr>
+        <w:tc>
+          <w:tcPr>
+            <w:tcW w:w="720" w:type="dxa"/>
+          </w:tcPr>
+          <w:p>
+            <w:pPr>
+              <w:pStyle w:val="ListParagraph"/>
+              <w:ind w:left="0"/>
+              <w:jc w:val="center"/>
+              <w:rPr>
+                <w:rFonts w:cs="Times New Roman"/>
+                <w:lang w:val="en-US"/>
+              </w:rPr>
+            </w:pPr>
+            <w:r>
+              <w:rPr>
+                <w:rFonts w:cs="Times New Roman"/>
+                <w:lang w:val="en-US"/>
+              </w:rPr>
+              <w:t>16</w:t>
+            </w:r>
+          </w:p>
+        </w:tc>
+        <w:tc>
+          <w:tcPr>
+            <w:tcW w:w="2610" w:type="dxa"/>
+          </w:tcPr>
+          <w:p>
+            <w:pPr>
+              <w:pStyle w:val="ListParagraph"/>
+              <w:ind w:left="0"/>
+              <w:jc w:val="center"/>
+              <w:rPr>
+                <w:rFonts w:cs="Times New Roman"/>
+                <w:lang w:val="en-US"/>
+              </w:rPr>
+            </w:pPr>
+            <w:r>
+              <w:rPr>
+                <w:rFonts w:cs="Times New Roman"/>
+                <w:lang w:val="en-US"/>
+              </w:rPr>
+              <w:t>Biến đổi dữ liệu</w:t>
+            </w:r>
+          </w:p>
+        </w:tc>
+        <w:tc>
+          <w:tcPr>
+            <w:tcW w:w="1538" w:type="dxa"/>
+          </w:tcPr>
+          <w:p>
+            <w:pPr>
+              <w:pStyle w:val="ListParagraph"/>
+              <w:ind w:left="0"/>
+              <w:jc w:val="center"/>
+              <w:rPr>
+                <w:rFonts w:cs="Times New Roman"/>
+                <w:lang w:val="en-US"/>
+              </w:rPr>
+            </w:pPr>
+            <w:r>
+              <w:rPr>
+                <w:rFonts w:cs="Times New Roman"/>
+                <w:lang w:val="en-US"/>
+              </w:rPr>
+              <w:t>14/06/2026</w:t>
+            </w:r>
+          </w:p>
+        </w:tc>
+        <w:tc>
+          <w:tcPr>
+            <w:tcW w:w="1718" w:type="dxa"/>
+          </w:tcPr>
+          <w:p>
+            <w:pPr>
+              <w:pStyle w:val="ListParagraph"/>
+              <w:ind w:left="0"/>
+              <w:jc w:val="center"/>
+              <w:rPr>
+                <w:rFonts w:cs="Times New Roman"/>
+                <w:lang w:val="en-US"/>
+              </w:rPr>
+            </w:pPr>
+            <w:r>
+              <w:rPr>
+                <w:rFonts w:cs="Times New Roman"/>
+                <w:lang w:val="en-US"/>
+              </w:rPr>
+              <w:t>17/06/2026</w:t>
+            </w:r>
+          </w:p>
+        </w:tc>
+        <w:tc>
+          <w:tcPr>
+            <w:tcW w:w="3195" w:type="dxa"/>
+          </w:tcPr>
+          <w:p>
+            <w:pPr>
+              <w:pStyle w:val="ListParagraph"/>
+              <w:ind w:left="0"/>
+              <w:jc w:val="center"/>
+              <w:rPr>
+                <w:rFonts w:cs="Times New Roman"/>
+                <w:lang w:val="en-US"/>
+              </w:rPr>
+            </w:pPr>
+            <w:r>
+              <w:rPr>
+                <w:rFonts w:cs="Times New Roman"/>
+                <w:lang w:val="en-US"/>
+              </w:rPr>
+              <w:t>Hoàn thành</w:t>
+            </w:r>
+          </w:p>
+        </w:tc>
+      </w:tr>
+      <w:tr>
+        <w:tc>
+          <w:tcPr>
+            <w:tcW w:w="720" w:type="dxa"/>
+          </w:tcPr>
+          <w:p>
+            <w:pPr>
+              <w:pStyle w:val="ListParagraph"/>
+              <w:ind w:left="0"/>
+              <w:jc w:val="center"/>
+              <w:rPr>
+                <w:rFonts w:cs="Times New Roman"/>
+                <w:lang w:val="en-US"/>
+              </w:rPr>
+            </w:pPr>
+            <w:r>
+              <w:rPr>
+                <w:rFonts w:cs="Times New Roman"/>
+                <w:lang w:val="en-US"/>
+              </w:rPr>
+              <w:t>17</w:t>
+            </w:r>
+          </w:p>
+        </w:tc>
+        <w:tc>
+          <w:tcPr>
+            <w:tcW w:w="2610" w:type="dxa"/>
+          </w:tcPr>
+          <w:p>
+            <w:pPr>
+              <w:pStyle w:val="ListParagraph"/>
+              <w:ind w:left="0"/>
+              <w:jc w:val="center"/>
+              <w:rPr>
+                <w:rFonts w:cs="Times New Roman"/>
+                <w:lang w:val="en-US"/>
+              </w:rPr>
+            </w:pPr>
+            <w:r>
+              <w:rPr>
+                <w:rFonts w:cs="Times New Roman"/>
+              </w:rPr>
+              <w:t>Data Cleaning &amp; Quality Flash</w:t>
+            </w:r>
+          </w:p>
+        </w:tc>
+        <w:tc>
+          <w:tcPr>
+            <w:tcW w:w="1538" w:type="dxa"/>
+          </w:tcPr>
+          <w:p>
+            <w:pPr>
+              <w:pStyle w:val="ListParagraph"/>
+              <w:ind w:left="0"/>
+              <w:jc w:val="center"/>
+              <w:rPr>
+                <w:rFonts w:cs="Times New Roman"/>
+                <w:lang w:val="en-US"/>
+              </w:rPr>
+            </w:pPr>
+            <w:r>
+              <w:rPr>
+                <w:rFonts w:cs="Times New Roman"/>
+                <w:lang w:val="en-US"/>
+              </w:rPr>
+              <w:t>14/06/2026</w:t>
+            </w:r>
+          </w:p>
+        </w:tc>
+        <w:tc>
+          <w:tcPr>
+            <w:tcW w:w="1718" w:type="dxa"/>
+          </w:tcPr>
+          <w:p>
+            <w:pPr>
+              <w:pStyle w:val="ListParagraph"/>
+              <w:ind w:left="0"/>
+              <w:jc w:val="center"/>
+              <w:rPr>
+                <w:rFonts w:cs="Times New Roman"/>
+                <w:lang w:val="en-US"/>
+              </w:rPr>
+            </w:pPr>
+            <w:r>
+              <w:rPr>
+                <w:rFonts w:cs="Times New Roman"/>
+                <w:lang w:val="en-US"/>
+              </w:rPr>
+              <w:t>14/06/2026</w:t>
+            </w:r>
+          </w:p>
+        </w:tc>
+        <w:tc>
+          <w:tcPr>
+            <w:tcW w:w="3195" w:type="dxa"/>
+          </w:tcPr>
+          <w:p>
+            <w:pPr>
+              <w:pStyle w:val="ListParagraph"/>
+              <w:ind w:left="0"/>
+              <w:jc w:val="center"/>
+              <w:rPr>
+                <w:rFonts w:cs="Times New Roman"/>
+                <w:lang w:val="en-US"/>
+              </w:rPr>
+            </w:pPr>
+            <w:r>
+              <w:rPr>
+                <w:rFonts w:cs="Times New Roman"/>
+                <w:lang w:val="en-US"/>
+              </w:rPr>
+              <w:t>Hoàn thành</w:t>
+            </w:r>
+          </w:p>
+        </w:tc>
+      </w:tr>
+      <w:tr>
+        <w:tc>
+          <w:tcPr>
+            <w:tcW w:w="720" w:type="dxa"/>
+          </w:tcPr>
+          <w:p>
+            <w:pPr>
+              <w:pStyle w:val="ListParagraph"/>
+              <w:ind w:left="0"/>
+              <w:jc w:val="center"/>
+              <w:rPr>
+                <w:rFonts w:cs="Times New Roman"/>
+                <w:lang w:val="en-US"/>
+              </w:rPr>
+            </w:pPr>
+            <w:r>
+              <w:rPr>
+                <w:rFonts w:cs="Times New Roman"/>
+                <w:lang w:val="en-US"/>
+              </w:rPr>
+              <w:t>18</w:t>
+            </w:r>
+          </w:p>
+        </w:tc>
+        <w:tc>
+          <w:tcPr>
+            <w:tcW w:w="2610" w:type="dxa"/>
+          </w:tcPr>
+          <w:p>
+            <w:pPr>
+              <w:pStyle w:val="ListParagraph"/>
+              <w:ind w:left="0"/>
+              <w:jc w:val="center"/>
+              <w:rPr>
+                <w:rFonts w:cs="Times New Roman"/>
+                <w:lang w:val="en-US"/>
+              </w:rPr>
+            </w:pPr>
+            <w:r>
+              <w:rPr>
+                <w:rFonts w:cs="Times New Roman"/>
+              </w:rPr>
+              <w:t>Tự động hóa Luồng ELT &amp; Kiến trúc Data Mart</w:t>
+            </w:r>
+          </w:p>
+        </w:tc>
+        <w:tc>
+          <w:tcPr>
+            <w:tcW w:w="1538" w:type="dxa"/>
+          </w:tcPr>
+          <w:p>
+            <w:pPr>
+              <w:pStyle w:val="ListParagraph"/>
+              <w:ind w:left="0"/>
+              <w:jc w:val="center"/>
+              <w:rPr>
+                <w:rFonts w:cs="Times New Roman"/>
+                <w:lang w:val="en-US"/>
+              </w:rPr>
+            </w:pPr>
+            <w:r>
+              <w:rPr>
+                <w:rFonts w:cs="Times New Roman"/>
+                <w:lang w:val="en-US"/>
+              </w:rPr>
+              <w:t>14/06/2026</w:t>
+            </w:r>
+          </w:p>
+        </w:tc>
+        <w:tc>
+          <w:tcPr>
+            <w:tcW w:w="1718" w:type="dxa"/>
+          </w:tcPr>
+          <w:p>
+            <w:pPr>
+              <w:pStyle w:val="ListParagraph"/>
+              <w:ind w:left="0"/>
+              <w:jc w:val="center"/>
+              <w:rPr>
+                <w:rFonts w:cs="Times New Roman"/>
+                <w:lang w:val="en-US"/>
+              </w:rPr>
+            </w:pPr>
+            <w:r>
+              <w:rPr>
+                <w:rFonts w:cs="Times New Roman"/>
+                <w:lang w:val="en-US"/>
+              </w:rPr>
+              <w:t>15/06/2026</w:t>
+            </w:r>
+          </w:p>
+        </w:tc>
+        <w:tc>
+          <w:tcPr>
+            <w:tcW w:w="3195" w:type="dxa"/>
+          </w:tcPr>
+          <w:p>
+            <w:pPr>
+              <w:pStyle w:val="ListParagraph"/>
+              <w:ind w:left="0"/>
+              <w:jc w:val="center"/>
+              <w:rPr>
+                <w:rFonts w:cs="Times New Roman"/>
+                <w:lang w:val="en-US"/>
+              </w:rPr>
+            </w:pPr>
+            <w:r>
+              <w:rPr>
+                <w:rFonts w:cs="Times New Roman"/>
+                <w:lang w:val="en-US"/>
+              </w:rPr>
+              <w:t>Hoàn thành</w:t>
+            </w:r>
+          </w:p>
+        </w:tc>
+      </w:tr>
+      <w:tr>
+        <w:tc>
+          <w:tcPr>
+            <w:tcW w:w="720" w:type="dxa"/>
+          </w:tcPr>
+          <w:p>
+            <w:pPr>
+              <w:pStyle w:val="ListParagraph"/>
+              <w:ind w:left="0"/>
+              <w:jc w:val="center"/>
+              <w:rPr>
+                <w:rFonts w:cs="Times New Roman"/>
+                <w:lang w:val="en-US"/>
+              </w:rPr>
+            </w:pPr>
+            <w:r>
+              <w:rPr>
+                <w:rFonts w:cs="Times New Roman"/>
+                <w:lang w:val="en-US"/>
+              </w:rPr>
+              <w:t>19</w:t>
+            </w:r>
+          </w:p>
+        </w:tc>
+        <w:tc>
+          <w:tcPr>
+            <w:tcW w:w="2610" w:type="dxa"/>
+          </w:tcPr>
+          <w:p>
+            <w:pPr>
+              <w:pStyle w:val="ListParagraph"/>
+              <w:ind w:left="0"/>
+              <w:jc w:val="center"/>
+              <w:rPr>
+                <w:rFonts w:cs="Times New Roman"/>
+                <w:lang w:val="en-US"/>
+              </w:rPr>
+            </w:pPr>
+            <w:r>
+              <w:rPr>
+                <w:rFonts w:cs="Times New Roman"/>
+                <w:lang w:val="en-US"/>
+              </w:rPr>
+              <w:t>F</w:t>
+            </w:r>
+            <w:r>
+              <w:rPr>
+                <w:rFonts w:cs="Times New Roman"/>
+              </w:rPr>
+              <w:t>ix-bug: ETL</w:t>
+            </w:r>
+          </w:p>
+        </w:tc>
+        <w:tc>
+          <w:tcPr>
+            <w:tcW w:w="1538" w:type="dxa"/>
+          </w:tcPr>
+          <w:p>
+            <w:pPr>
+              <w:pStyle w:val="ListParagraph"/>
+              <w:ind w:left="0"/>
+              <w:jc w:val="center"/>
+              <w:rPr>
+                <w:rFonts w:cs="Times New Roman"/>
+                <w:lang w:val="en-US"/>
+              </w:rPr>
+            </w:pPr>
+            <w:r>
+              <w:rPr>
+                <w:rFonts w:cs="Times New Roman"/>
+                <w:lang w:val="en-US"/>
+              </w:rPr>
+              <w:t>15/06/2026</w:t>
+            </w:r>
+          </w:p>
+        </w:tc>
+        <w:tc>
+          <w:tcPr>
+            <w:tcW w:w="1718" w:type="dxa"/>
+          </w:tcPr>
+          <w:p>
+            <w:pPr>
+              <w:pStyle w:val="ListParagraph"/>
+              <w:ind w:left="0"/>
+              <w:jc w:val="center"/>
+              <w:rPr>
+                <w:rFonts w:cs="Times New Roman"/>
+                <w:lang w:val="en-US"/>
+              </w:rPr>
+            </w:pPr>
+            <w:r>
+              <w:rPr>
+                <w:rFonts w:cs="Times New Roman"/>
+                <w:lang w:val="en-US"/>
+              </w:rPr>
+              <w:t>15/06/2026</w:t>
+            </w:r>
+          </w:p>
+        </w:tc>
+        <w:tc>
+          <w:tcPr>
+            <w:tcW w:w="3195" w:type="dxa"/>
+          </w:tcPr>
+          <w:p>
+            <w:pPr>
+              <w:pStyle w:val="ListParagraph"/>
+              <w:ind w:left="0"/>
+              <w:jc w:val="center"/>
+              <w:rPr>
+                <w:rFonts w:cs="Times New Roman"/>
+                <w:lang w:val="en-US"/>
+              </w:rPr>
+            </w:pPr>
+            <w:r>
+              <w:rPr>
+                <w:rFonts w:cs="Times New Roman"/>
+                <w:lang w:val="en-US"/>
+              </w:rPr>
+              <w:t>Hoàn thành</w:t>
+            </w:r>
+          </w:p>
+        </w:tc>
+      </w:tr>
+      <w:tr>
+        <w:tc>
+          <w:tcPr>
+            <w:tcW w:w="720" w:type="dxa"/>
+          </w:tcPr>
+          <w:p>
+            <w:pPr>
+              <w:pStyle w:val="ListParagraph"/>
+              <w:ind w:left="0"/>
+              <w:jc w:val="center"/>
+              <w:rPr>
+                <w:rFonts w:cs="Times New Roman"/>
+                <w:lang w:val="en-US"/>
+              </w:rPr>
+            </w:pPr>
+            <w:r>
+              <w:rPr>
+                <w:rFonts w:cs="Times New Roman"/>
+                <w:lang w:val="en-US"/>
+              </w:rPr>
+              <w:t>20</w:t>
+            </w:r>
+          </w:p>
+        </w:tc>
+        <w:tc>
+          <w:tcPr>
+            <w:tcW w:w="2610" w:type="dxa"/>
+          </w:tcPr>
+          <w:p>
+            <w:pPr>
+              <w:pStyle w:val="ListParagraph"/>
+              <w:ind w:left="0"/>
+              <w:jc w:val="center"/>
+              <w:rPr>
+                <w:rFonts w:cs="Times New Roman"/>
+                <w:lang w:val="en-US"/>
+              </w:rPr>
+            </w:pPr>
+            <w:r>
+              <w:rPr>
+                <w:rFonts w:cs="Times New Roman"/>
+                <w:lang w:val="en-US"/>
+              </w:rPr>
+              <w:t>Cập nhập báo cáo dự án</w:t>
+            </w:r>
+          </w:p>
+        </w:tc>
+        <w:tc>
+          <w:tcPr>
+            <w:tcW w:w="1538" w:type="dxa"/>
+          </w:tcPr>
+          <w:p>
+            <w:pPr>
+              <w:pStyle w:val="ListParagraph"/>
+              <w:ind w:left="0"/>
+              <w:jc w:val="center"/>
+              <w:rPr>
+                <w:rFonts w:cs="Times New Roman"/>
+                <w:lang w:val="en-US"/>
+              </w:rPr>
+            </w:pPr>
+            <w:r>
+              <w:rPr>
+                <w:rFonts w:cs="Times New Roman"/>
+                <w:lang w:val="en-US"/>
+              </w:rPr>
+              <w:t>16/06/2026</w:t>
+            </w:r>
+          </w:p>
+        </w:tc>
+        <w:tc>
+          <w:tcPr>
+            <w:tcW w:w="1718" w:type="dxa"/>
+          </w:tcPr>
+          <w:p>
+            <w:pPr>
+              <w:pStyle w:val="ListParagraph"/>
+              <w:ind w:left="0"/>
+              <w:jc w:val="center"/>
+              <w:rPr>
+                <w:rFonts w:cs="Times New Roman"/>
+                <w:lang w:val="en-US"/>
+              </w:rPr>
+            </w:pPr>
+            <w:r>
+              <w:rPr>
+                <w:rFonts w:cs="Times New Roman"/>
+                <w:lang w:val="en-US"/>
+              </w:rPr>
+              <w:t>16/06/2026</w:t>
+            </w:r>
+          </w:p>
+        </w:tc>
+        <w:tc>
+          <w:tcPr>
+            <w:tcW w:w="3195" w:type="dxa"/>
+          </w:tcPr>
+          <w:p>
+            <w:pPr>
+              <w:pStyle w:val="ListParagraph"/>
+              <w:ind w:left="0"/>
+              <w:jc w:val="center"/>
+              <w:rPr>
+                <w:rFonts w:cs="Times New Roman"/>
+                <w:lang w:val="en-US"/>
+              </w:rPr>
+            </w:pPr>
+            <w:r>
+              <w:rPr>
+                <w:rFonts w:cs="Times New Roman"/>
+                <w:lang w:val="en-US"/>
+              </w:rPr>
+              <w:t>Hoàn thành</w:t>
+            </w:r>
+          </w:p>
+        </w:tc>
+      </w:tr>
+      <w:tr>
+        <w:tc>
+          <w:tcPr>
+            <w:tcW w:w="720" w:type="dxa"/>
+          </w:tcPr>
+          <w:p>
+            <w:pPr>
+              <w:pStyle w:val="ListParagraph"/>
+              <w:ind w:left="0"/>
+              <w:jc w:val="center"/>
+              <w:rPr>
+                <w:rFonts w:cs="Times New Roman"/>
+                <w:lang w:val="en-US"/>
+              </w:rPr>
+            </w:pPr>
+            <w:r>
+              <w:rPr>
+                <w:rFonts w:cs="Times New Roman"/>
+                <w:lang w:val="en-US"/>
+              </w:rPr>
+              <w:t>21</w:t>
+            </w:r>
+          </w:p>
+        </w:tc>
+        <w:tc>
+          <w:tcPr>
+            <w:tcW w:w="2610" w:type="dxa"/>
+          </w:tcPr>
+          <w:p>
+            <w:pPr>
+              <w:pStyle w:val="ListParagraph"/>
+              <w:ind w:left="0"/>
+              <w:jc w:val="center"/>
+              <w:rPr>
+                <w:rFonts w:cs="Times New Roman"/>
+                <w:lang w:val="en-US"/>
+              </w:rPr>
+            </w:pPr>
+            <w:r>
+              <w:rPr>
+                <w:rFonts w:cs="Times New Roman"/>
+                <w:lang w:val="en-US"/>
+              </w:rPr>
+              <w:t>Gắn cờ cho các Outlier</w:t>
+            </w:r>
+          </w:p>
+        </w:tc>
+        <w:tc>
+          <w:tcPr>
+            <w:tcW w:w="1538" w:type="dxa"/>
+          </w:tcPr>
+          <w:p>
+            <w:pPr>
+              <w:pStyle w:val="ListParagraph"/>
+              <w:ind w:left="0"/>
+              <w:jc w:val="center"/>
+              <w:rPr>
+                <w:rFonts w:cs="Times New Roman"/>
+                <w:lang w:val="en-US"/>
+              </w:rPr>
+            </w:pPr>
+            <w:r>
+              <w:rPr>
+                <w:rFonts w:cs="Times New Roman"/>
+                <w:lang w:val="en-US"/>
+              </w:rPr>
+              <w:t>17/06/2026</w:t>
+            </w:r>
+          </w:p>
+        </w:tc>
+        <w:tc>
+          <w:tcPr>
+            <w:tcW w:w="1718" w:type="dxa"/>
+          </w:tcPr>
+          <w:p>
+            <w:pPr>
+              <w:pStyle w:val="ListParagraph"/>
+              <w:ind w:left="0"/>
+              <w:jc w:val="center"/>
+              <w:rPr>
+                <w:rFonts w:cs="Times New Roman"/>
+                <w:lang w:val="en-US"/>
+              </w:rPr>
+            </w:pPr>
+            <w:r>
+              <w:rPr>
+                <w:rFonts w:cs="Times New Roman"/>
+                <w:lang w:val="en-US"/>
+              </w:rPr>
+              <w:t>20/06/2026</w:t>
+            </w:r>
+          </w:p>
+        </w:tc>
+        <w:tc>
+          <w:tcPr>
+            <w:tcW w:w="3195" w:type="dxa"/>
+          </w:tcPr>
+          <w:p>
+            <w:pPr>
+              <w:pStyle w:val="ListParagraph"/>
+              <w:ind w:left="0"/>
+              <w:jc w:val="center"/>
+              <w:rPr>
+                <w:rFonts w:cs="Times New Roman"/>
+                <w:lang w:val="en-US"/>
+              </w:rPr>
+            </w:pPr>
+            <w:r>
+              <w:rPr>
+                <w:rFonts w:cs="Times New Roman"/>
+                <w:lang w:val="en-US"/>
+              </w:rPr>
+              <w:t>Tiến hành</w:t>
+            </w:r>
+          </w:p>
+        </w:tc>
+      </w:tr>
+      <w:tr>
+        <w:tc>
+          <w:tcPr>
+            <w:tcW w:w="720" w:type="dxa"/>
+          </w:tcPr>
+          <w:p>
+            <w:pPr>
+              <w:pStyle w:val="ListParagraph"/>
+              <w:ind w:left="0"/>
+              <w:jc w:val="center"/>
+              <w:rPr>
+                <w:rFonts w:cs="Times New Roman"/>
+                <w:lang w:val="en-US"/>
+              </w:rPr>
+            </w:pPr>
+            <w:r>
+              <w:rPr>
+                <w:rFonts w:cs="Times New Roman"/>
+                <w:lang w:val="en-US"/>
+              </w:rPr>
+              <w:t>22</w:t>
+            </w:r>
+          </w:p>
+        </w:tc>
+        <w:tc>
+          <w:tcPr>
+            <w:tcW w:w="2610" w:type="dxa"/>
+          </w:tcPr>
+          <w:p>
+            <w:pPr>
+              <w:pStyle w:val="ListParagraph"/>
+              <w:ind w:left="0"/>
+              <w:jc w:val="center"/>
+              <w:rPr>
+                <w:rFonts w:cs="Times New Roman"/>
+                <w:lang w:val="en-US"/>
+              </w:rPr>
+            </w:pPr>
+            <w:r>
+              <w:rPr>
+                <w:rFonts w:cs="Times New Roman"/>
+                <w:lang w:val="en-US"/>
+              </w:rPr>
+              <w:t>Cập nhập tài liệu và rẽ nhánh</w:t>
+            </w:r>
+          </w:p>
+        </w:tc>
+        <w:tc>
+          <w:tcPr>
+            <w:tcW w:w="1538" w:type="dxa"/>
+          </w:tcPr>
+          <w:p>
+            <w:pPr>
+              <w:pStyle w:val="ListParagraph"/>
+              <w:ind w:left="0"/>
+              <w:jc w:val="center"/>
+              <w:rPr>
+                <w:rFonts w:cs="Times New Roman"/>
+                <w:lang w:val="en-US"/>
+              </w:rPr>
+            </w:pPr>
+            <w:r>
+              <w:rPr>
+                <w:rFonts w:cs="Times New Roman"/>
+                <w:lang w:val="en-US"/>
+              </w:rPr>
+              <w:t>17/06/2026</w:t>
+            </w:r>
+          </w:p>
+        </w:tc>
+        <w:tc>
+          <w:tcPr>
+            <w:tcW w:w="1718" w:type="dxa"/>
+          </w:tcPr>
+          <w:p>
+            <w:pPr>
+              <w:pStyle w:val="ListParagraph"/>
+              <w:ind w:left="0"/>
+              <w:jc w:val="center"/>
+              <w:rPr>
+                <w:rFonts w:cs="Times New Roman"/>
+                <w:lang w:val="en-US"/>
+              </w:rPr>
+            </w:pPr>
+            <w:r>
+              <w:rPr>
+                <w:rFonts w:cs="Times New Roman"/>
+                <w:lang w:val="en-US"/>
+              </w:rPr>
+              <w:t>20/06/2026</w:t>
+            </w:r>
+          </w:p>
+        </w:tc>
+        <w:tc>
+          <w:tcPr>
+            <w:tcW w:w="3195" w:type="dxa"/>
+          </w:tcPr>
+          <w:p>
+            <w:pPr>
+              <w:pStyle w:val="ListParagraph"/>
+              <w:ind w:left="0"/>
+              <w:jc w:val="center"/>
+              <w:rPr>
+                <w:rFonts w:cs="Times New Roman"/>
+                <w:lang w:val="en-US"/>
+              </w:rPr>
+            </w:pPr>
+            <w:r>
+              <w:rPr>
+                <w:rFonts w:cs="Times New Roman"/>
+                <w:lang w:val="en-US"/>
+              </w:rPr>
+              <w:t>Tiến hành</w:t>
+            </w:r>
+          </w:p>
+        </w:tc>
+      </w:tr>
+      <w:tr>
+        <w:tc>
+          <w:tcPr>
+            <w:tcW w:w="720" w:type="dxa"/>
+          </w:tcPr>
+          <w:p>
+            <w:pPr>
+              <w:pStyle w:val="ListParagraph"/>
+              <w:ind w:left="0"/>
+              <w:jc w:val="center"/>
+              <w:rPr>
+                <w:rFonts w:cs="Times New Roman"/>
+                <w:lang w:val="en-US"/>
+              </w:rPr>
+            </w:pPr>
+            <w:r>
+              <w:rPr>
+                <w:rFonts w:cs="Times New Roman"/>
+                <w:lang w:val="en-US"/>
+              </w:rPr>
+              <w:t>23</w:t>
+            </w:r>
+          </w:p>
+        </w:tc>
+        <w:tc>
+          <w:tcPr>
+            <w:tcW w:w="2610" w:type="dxa"/>
+          </w:tcPr>
+          <w:p>
+            <w:pPr>
+              <w:pStyle w:val="ListParagraph"/>
+              <w:ind w:left="0"/>
+              <w:jc w:val="center"/>
+              <w:rPr>
+                <w:rFonts w:cs="Times New Roman"/>
+                <w:lang w:val="en-US"/>
+              </w:rPr>
+            </w:pPr>
+            <w:r>
+              <w:rPr>
+                <w:rFonts w:cs="Times New Roman"/>
+                <w:lang w:val="en-US"/>
+              </w:rPr>
+              <w:t>Cập nhập điều kiện lọc dữ liệu và trường bắt buộc</w:t>
+            </w:r>
+          </w:p>
+        </w:tc>
+        <w:tc>
+          <w:tcPr>
+            <w:tcW w:w="1538" w:type="dxa"/>
+          </w:tcPr>
+          <w:p>
+            <w:pPr>
+              <w:pStyle w:val="ListParagraph"/>
+              <w:ind w:left="0"/>
+              <w:jc w:val="center"/>
+              <w:rPr>
+                <w:rFonts w:cs="Times New Roman"/>
+                <w:lang w:val="en-US"/>
+              </w:rPr>
+            </w:pPr>
+            <w:r>
+              <w:rPr>
+                <w:rFonts w:cs="Times New Roman"/>
+                <w:lang w:val="en-US"/>
+              </w:rPr>
+              <w:t>20/06/2026</w:t>
+            </w:r>
+          </w:p>
+        </w:tc>
+        <w:tc>
+          <w:tcPr>
+            <w:tcW w:w="1718" w:type="dxa"/>
+          </w:tcPr>
+          <w:p>
+            <w:pPr>
+              <w:pStyle w:val="ListParagraph"/>
+              <w:ind w:left="0"/>
+              <w:jc w:val="center"/>
+              <w:rPr>
+                <w:rFonts w:cs="Times New Roman"/>
+                <w:lang w:val="en-US"/>
+              </w:rPr>
+            </w:pPr>
+            <w:r>
+              <w:rPr>
+                <w:rFonts w:cs="Times New Roman"/>
+                <w:lang w:val="en-US"/>
+              </w:rPr>
+              <w:t>21/06/2026</w:t>
+            </w:r>
+          </w:p>
+        </w:tc>
+        <w:tc>
+          <w:tcPr>
+            <w:tcW w:w="3195" w:type="dxa"/>
+          </w:tcPr>
+          <w:p>
+            <w:pPr>
+              <w:pStyle w:val="ListParagraph"/>
+              <w:ind w:left="0"/>
+              <w:jc w:val="center"/>
+              <w:rPr>
+                <w:rFonts w:cs="Times New Roman"/>
+                <w:lang w:val="en-US"/>
+              </w:rPr>
+            </w:pPr>
+            <w:r>
+              <w:rPr>
+                <w:rFonts w:cs="Times New Roman"/>
+                <w:lang w:val="en-US"/>
+              </w:rPr>
+              <w:t>Tiến hành</w:t>
+            </w:r>
+          </w:p>
+        </w:tc>
+      </w:tr>
+      <w:tr>
+        <w:tc>
+          <w:tcPr>
+            <w:tcW w:w="720" w:type="dxa"/>
+          </w:tcPr>
+          <w:p>
+            <w:pPr>
+              <w:pStyle w:val="ListParagraph"/>
+              <w:ind w:left="0"/>
+              <w:jc w:val="center"/>
+              <w:rPr>
+                <w:rFonts w:cs="Times New Roman"/>
+                <w:lang w:val="en-US"/>
+              </w:rPr>
+            </w:pPr>
+            <w:r>
+              <w:rPr>
+                <w:rFonts w:cs="Times New Roman"/>
+                <w:lang w:val="en-US"/>
+              </w:rPr>
+              <w:lastRenderedPageBreak/>
+              <w:t>24</w:t>
+            </w:r>
+          </w:p>
+        </w:tc>
+        <w:tc>
+          <w:tcPr>
+            <w:tcW w:w="2610" w:type="dxa"/>
+          </w:tcPr>
+          <w:p>
+            <w:pPr>
+              <w:pStyle w:val="ListParagraph"/>
+              <w:ind w:left="0"/>
+              <w:jc w:val="center"/>
+              <w:rPr>
+                <w:rFonts w:cs="Times New Roman"/>
+                <w:lang w:val="en-US"/>
+              </w:rPr>
+            </w:pPr>
+            <w:r>
+              <w:rPr>
+                <w:rFonts w:cs="Times New Roman"/>
+                <w:lang w:val="en-US"/>
+              </w:rPr>
+              <w:t>Kết nối DataWarehouses với Tableau</w:t>
+            </w:r>
+          </w:p>
+        </w:tc>
+        <w:tc>
+          <w:tcPr>
+            <w:tcW w:w="1538" w:type="dxa"/>
+          </w:tcPr>
+          <w:p>
+            <w:pPr>
+              <w:pStyle w:val="ListParagraph"/>
+              <w:ind w:left="0"/>
+              <w:jc w:val="center"/>
+              <w:rPr>
+                <w:rFonts w:cs="Times New Roman"/>
+                <w:lang w:val="en-US"/>
+              </w:rPr>
+            </w:pPr>
+            <w:r>
+              <w:rPr>
+                <w:rFonts w:cs="Times New Roman"/>
+                <w:lang w:val="en-US"/>
+              </w:rPr>
+              <w:t>21/06/2026</w:t>
+            </w:r>
+          </w:p>
+        </w:tc>
+        <w:tc>
+          <w:tcPr>
+            <w:tcW w:w="1718" w:type="dxa"/>
+          </w:tcPr>
+          <w:p>
+            <w:pPr>
+              <w:pStyle w:val="ListParagraph"/>
+              <w:ind w:left="0"/>
+              <w:jc w:val="center"/>
+              <w:rPr>
+                <w:rFonts w:cs="Times New Roman"/>
+                <w:lang w:val="en-US"/>
+              </w:rPr>
+            </w:pPr>
+            <w:r>
+              <w:rPr>
+                <w:rFonts w:cs="Times New Roman"/>
+                <w:lang w:val="en-US"/>
+              </w:rPr>
+              <w:t>22/06/2026</w:t>
+            </w:r>
+          </w:p>
+        </w:tc>
+        <w:tc>
+          <w:tcPr>
+            <w:tcW w:w="3195" w:type="dxa"/>
+          </w:tcPr>
+          <w:p>
+            <w:pPr>
+              <w:pStyle w:val="ListParagraph"/>
+              <w:ind w:left="0"/>
+              <w:jc w:val="center"/>
+              <w:rPr>
+                <w:rFonts w:cs="Times New Roman"/>
+                <w:lang w:val="en-US"/>
+              </w:rPr>
+            </w:pPr>
+            <w:r>
+              <w:rPr>
+                <w:rFonts w:cs="Times New Roman"/>
+                <w:lang w:val="en-US"/>
+              </w:rPr>
+              <w:t>Tiến hành</w:t>
+            </w:r>
+          </w:p>
+        </w:tc>
+      </w:tr>
+      <w:tr>
+        <w:tc>
+          <w:tcPr>
+            <w:tcW w:w="720" w:type="dxa"/>
+          </w:tcPr>
+          <w:p>
+            <w:pPr>
+              <w:pStyle w:val="ListParagraph"/>
+              <w:ind w:left="0"/>
+              <w:jc w:val="center"/>
+              <w:rPr>
+                <w:rFonts w:cs="Times New Roman"/>
+                <w:lang w:val="en-US"/>
+              </w:rPr>
+            </w:pPr>
+            <w:r>
+              <w:rPr>
+                <w:rFonts w:cs="Times New Roman"/>
+                <w:lang w:val="en-US"/>
+              </w:rPr>
+              <w:t>25</w:t>
+            </w:r>
+          </w:p>
+        </w:tc>
+        <w:tc>
+          <w:tcPr>
+            <w:tcW w:w="2610" w:type="dxa"/>
+          </w:tcPr>
+          <w:p>
+            <w:pPr>
+              <w:pStyle w:val="ListParagraph"/>
+              <w:ind w:left="0"/>
+              <w:jc w:val="center"/>
+              <w:rPr>
+                <w:rFonts w:cs="Times New Roman"/>
+                <w:lang w:val="en-US"/>
+              </w:rPr>
+            </w:pPr>
+            <w:r>
+              <w:rPr>
+                <w:rFonts w:cs="Times New Roman"/>
+              </w:rPr>
+              <w:t>Tối ưu &amp; thiết kế lại Data Warehouse Schema trong SQL Server</w:t>
+            </w:r>
+          </w:p>
+        </w:tc>
+        <w:tc>
+          <w:tcPr>
+            <w:tcW w:w="1538" w:type="dxa"/>
+          </w:tcPr>
+          <w:p>
+            <w:pPr>
+              <w:pStyle w:val="ListParagraph"/>
+              <w:ind w:left="0"/>
+              <w:jc w:val="center"/>
+              <w:rPr>
+                <w:rFonts w:cs="Times New Roman"/>
+                <w:lang w:val="en-US"/>
+              </w:rPr>
+            </w:pPr>
+            <w:r>
+              <w:rPr>
+                <w:rFonts w:cs="Times New Roman"/>
+                <w:lang w:val="en-US"/>
+              </w:rPr>
+              <w:t>22/06/2026</w:t>
+            </w:r>
+          </w:p>
+        </w:tc>
+        <w:tc>
+          <w:tcPr>
+            <w:tcW w:w="1718" w:type="dxa"/>
+          </w:tcPr>
+          <w:p>
+            <w:pPr>
+              <w:pStyle w:val="ListParagraph"/>
+              <w:ind w:left="0"/>
+              <w:jc w:val="center"/>
+              <w:rPr>
+                <w:rFonts w:cs="Times New Roman"/>
+                <w:lang w:val="en-US"/>
+              </w:rPr>
+            </w:pPr>
+            <w:r>
+              <w:rPr>
+                <w:rFonts w:cs="Times New Roman"/>
+                <w:lang w:val="en-US"/>
+              </w:rPr>
+              <w:t>25/06/2026</w:t>
+            </w:r>
+          </w:p>
+        </w:tc>
+        <w:tc>
+          <w:tcPr>
+            <w:tcW w:w="3195" w:type="dxa"/>
+          </w:tcPr>
+          <w:p>
+            <w:pPr>
+              <w:pStyle w:val="ListParagraph"/>
+              <w:ind w:left="0"/>
+              <w:jc w:val="center"/>
+              <w:rPr>
+                <w:rFonts w:cs="Times New Roman"/>
+                <w:lang w:val="en-US"/>
+              </w:rPr>
+            </w:pPr>
+            <w:r>
+              <w:rPr>
+                <w:rFonts w:cs="Times New Roman"/>
+                <w:lang w:val="en-US"/>
+              </w:rPr>
+              <w:t>Tiến hành</w:t>
+            </w:r>
+          </w:p>
+        </w:tc>
+      </w:tr>
+      <w:tr>
+        <w:tc>
+          <w:tcPr>
+            <w:tcW w:w="720" w:type="dxa"/>
+          </w:tcPr>
+          <w:p>
+            <w:pPr>
+              <w:pStyle w:val="ListParagraph"/>
+              <w:ind w:left="0"/>
+              <w:jc w:val="center"/>
+              <w:rPr>
+                <w:rFonts w:cs="Times New Roman"/>
+                <w:lang w:val="en-US"/>
+              </w:rPr>
+            </w:pPr>
+            <w:r>
+              <w:rPr>
+                <w:rFonts w:cs="Times New Roman"/>
+                <w:lang w:val="en-US"/>
+              </w:rPr>
+              <w:t>26</w:t>
+            </w:r>
+          </w:p>
+        </w:tc>
+        <w:tc>
+          <w:tcPr>
+            <w:tcW w:w="2610" w:type="dxa"/>
+          </w:tcPr>
+          <w:p>
+            <w:pPr>
+              <w:pStyle w:val="ListParagraph"/>
+              <w:ind w:left="0"/>
+              <w:jc w:val="center"/>
+              <w:rPr>
+                <w:rFonts w:cs="Times New Roman"/>
+                <w:lang w:val="en-US"/>
+              </w:rPr>
+            </w:pPr>
+          </w:p>
+        </w:tc>
+        <w:tc>
+          <w:tcPr>
+            <w:tcW w:w="1538" w:type="dxa"/>
+          </w:tcPr>
+          <w:p>
+            <w:pPr>
+              <w:pStyle w:val="ListParagraph"/>
+              <w:ind w:left="0"/>
+              <w:jc w:val="center"/>
+              <w:rPr>
+                <w:rFonts w:cs="Times New Roman"/>
+                <w:lang w:val="en-US"/>
+              </w:rPr>
+            </w:pPr>
+          </w:p>
+        </w:tc>
+        <w:tc>
+          <w:tcPr>
+            <w:tcW w:w="1718" w:type="dxa"/>
+          </w:tcPr>
+          <w:p>
+            <w:pPr>
+              <w:pStyle w:val="ListParagraph"/>
+              <w:ind w:left="0"/>
+              <w:jc w:val="center"/>
+              <w:rPr>
+                <w:rFonts w:cs="Times New Roman"/>
+                <w:lang w:val="en-US"/>
+              </w:rPr>
+            </w:pPr>
+          </w:p>
+        </w:tc>
+        <w:tc>
+          <w:tcPr>
+            <w:tcW w:w="3195" w:type="dxa"/>
+          </w:tcPr>
+          <w:p>
+            <w:pPr>
+              <w:pStyle w:val="ListParagraph"/>
+              <w:ind w:left="0"/>
+              <w:jc w:val="center"/>
+              <w:rPr>
+                <w:rFonts w:cs="Times New Roman"/>
+                <w:lang w:val="en-US"/>
+              </w:rPr>
+            </w:pPr>
+            <w:r>
+              <w:rPr>
+                <w:rFonts w:cs="Times New Roman"/>
+                <w:lang w:val="en-US"/>
+              </w:rPr>
+              <w:t>Tiến hành</w:t>
+            </w:r>
+          </w:p>
+        </w:tc>
+      </w:tr>
+      <w:tr>
+        <w:tc>
+          <w:tcPr>
+            <w:tcW w:w="720" w:type="dxa"/>
+          </w:tcPr>
+          <w:p>
+            <w:pPr>
+              <w:pStyle w:val="ListParagraph"/>
+              <w:ind w:left="0"/>
+              <w:jc w:val="center"/>
+              <w:rPr>
+                <w:rFonts w:cs="Times New Roman"/>
+                <w:lang w:val="en-US"/>
+              </w:rPr>
+            </w:pPr>
+            <w:r>
+              <w:rPr>
+                <w:rFonts w:cs="Times New Roman"/>
+                <w:lang w:val="en-US"/>
+              </w:rPr>
+              <w:t>27</w:t>
+            </w:r>
+          </w:p>
+        </w:tc>
+        <w:tc>
+          <w:tcPr>
+            <w:tcW w:w="2610" w:type="dxa"/>
+          </w:tcPr>
+          <w:p>
+            <w:pPr>
+              <w:pStyle w:val="ListParagraph"/>
+              <w:ind w:left="0"/>
+              <w:jc w:val="center"/>
+              <w:rPr>
+                <w:rFonts w:cs="Times New Roman"/>
+                <w:lang w:val="en-US"/>
+              </w:rPr>
+            </w:pPr>
+          </w:p>
+        </w:tc>
+        <w:tc>
+          <w:tcPr>
+            <w:tcW w:w="1538" w:type="dxa"/>
+          </w:tcPr>
+          <w:p>
+            <w:pPr>
+              <w:pStyle w:val="ListParagraph"/>
+              <w:ind w:left="0"/>
+              <w:jc w:val="center"/>
+              <w:rPr>
+                <w:rFonts w:cs="Times New Roman"/>
+                <w:lang w:val="en-US"/>
+              </w:rPr>
+            </w:pPr>
+          </w:p>
+        </w:tc>
+        <w:tc>
+          <w:tcPr>
+            <w:tcW w:w="1718" w:type="dxa"/>
+          </w:tcPr>
+          <w:p>
+            <w:pPr>
+              <w:pStyle w:val="ListParagraph"/>
+              <w:ind w:left="0"/>
+              <w:jc w:val="center"/>
+              <w:rPr>
+                <w:rFonts w:cs="Times New Roman"/>
+                <w:lang w:val="en-US"/>
+              </w:rPr>
+            </w:pPr>
+          </w:p>
+        </w:tc>
+        <w:tc>
+          <w:tcPr>
+            <w:tcW w:w="3195" w:type="dxa"/>
+          </w:tcPr>
+          <w:p>
+            <w:pPr>
+              <w:pStyle w:val="ListParagraph"/>
+              <w:ind w:left="0"/>
+              <w:jc w:val="center"/>
+              <w:rPr>
+                <w:rFonts w:cs="Times New Roman"/>
+                <w:lang w:val="en-US"/>
+              </w:rPr>
+            </w:pPr>
+            <w:r>
+              <w:rPr>
+                <w:rFonts w:cs="Times New Roman"/>
+                <w:lang w:val="en-US"/>
+              </w:rPr>
+              <w:t>Tiến hành</w:t>
+            </w:r>
+          </w:p>
+        </w:tc>
+      </w:tr>
+      <w:tr>
+        <w:tc>
+          <w:tcPr>
+            <w:tcW w:w="720" w:type="dxa"/>
+          </w:tcPr>
+          <w:p>
+            <w:pPr>
+              <w:pStyle w:val="ListParagraph"/>
+              <w:ind w:left="0"/>
+              <w:jc w:val="center"/>
+              <w:rPr>
+                <w:rFonts w:cs="Times New Roman"/>
+                <w:lang w:val="en-US"/>
+              </w:rPr>
+            </w:pPr>
+            <w:r>
+              <w:rPr>
+                <w:rFonts w:cs="Times New Roman"/>
+                <w:lang w:val="en-US"/>
+              </w:rPr>
+              <w:t>28</w:t>
+            </w:r>
+          </w:p>
+        </w:tc>
+        <w:tc>
+          <w:tcPr>
+            <w:tcW w:w="2610" w:type="dxa"/>
+          </w:tcPr>
+          <w:p>
+            <w:pPr>
+              <w:pStyle w:val="ListParagraph"/>
+              <w:ind w:left="0"/>
+              <w:jc w:val="center"/>
+              <w:rPr>
+                <w:rFonts w:cs="Times New Roman"/>
+                <w:lang w:val="en-US"/>
+              </w:rPr>
+            </w:pPr>
+          </w:p>
+        </w:tc>
+        <w:tc>
+          <w:tcPr>
+            <w:tcW w:w="1538" w:type="dxa"/>
+          </w:tcPr>
+          <w:p>
+            <w:pPr>
+              <w:pStyle w:val="ListParagraph"/>
+              <w:ind w:left="0"/>
+              <w:jc w:val="center"/>
+              <w:rPr>
+                <w:rFonts w:cs="Times New Roman"/>
+                <w:lang w:val="en-US"/>
+              </w:rPr>
+            </w:pPr>
+          </w:p>
+        </w:tc>
+        <w:tc>
+          <w:tcPr>
+            <w:tcW w:w="1718" w:type="dxa"/>
+          </w:tcPr>
+          <w:p>
+            <w:pPr>
+              <w:pStyle w:val="ListParagraph"/>
+              <w:ind w:left="0"/>
+              <w:jc w:val="center"/>
+              <w:rPr>
+                <w:rFonts w:cs="Times New Roman"/>
+                <w:lang w:val="en-US"/>
+              </w:rPr>
+            </w:pPr>
+          </w:p>
+        </w:tc>
+        <w:tc>
+          <w:tcPr>
+            <w:tcW w:w="3195" w:type="dxa"/>
+          </w:tcPr>
+          <w:p>
+            <w:pPr>
+              <w:pStyle w:val="ListParagraph"/>
+              <w:ind w:left="0"/>
+              <w:jc w:val="center"/>
+              <w:rPr>
+                <w:rFonts w:cs="Times New Roman"/>
+                <w:lang w:val="en-US"/>
+              </w:rPr>
+            </w:pPr>
+            <w:r>
+              <w:rPr>
+                <w:rFonts w:cs="Times New Roman"/>
+                <w:lang w:val="en-US"/>
+              </w:rPr>
+              <w:t>Tiến hành</w:t>
+            </w:r>
+          </w:p>
+        </w:tc>
+      </w:tr>
+      <w:tr>
+        <w:tc>
+          <w:tcPr>
+            <w:tcW w:w="720" w:type="dxa"/>
+          </w:tcPr>
+          <w:p>
+            <w:pPr>
+              <w:pStyle w:val="ListParagraph"/>
+              <w:ind w:left="0"/>
+              <w:jc w:val="center"/>
+              <w:rPr>
+                <w:rFonts w:cs="Times New Roman"/>
+                <w:lang w:val="en-US"/>
+              </w:rPr>
+            </w:pPr>
+            <w:r>
+              <w:rPr>
+                <w:rFonts w:cs="Times New Roman"/>
+                <w:lang w:val="en-US"/>
+              </w:rPr>
+              <w:t>29</w:t>
+            </w:r>
+          </w:p>
+        </w:tc>
+        <w:tc>
+          <w:tcPr>
+            <w:tcW w:w="2610" w:type="dxa"/>
+          </w:tcPr>
+          <w:p>
+            <w:pPr>
+              <w:pStyle w:val="ListParagraph"/>
+              <w:ind w:left="0"/>
+              <w:jc w:val="center"/>
+              <w:rPr>
+                <w:rFonts w:cs="Times New Roman"/>
+                <w:lang w:val="en-US"/>
+              </w:rPr>
+            </w:pPr>
+          </w:p>
+        </w:tc>
+        <w:tc>
+          <w:tcPr>
+            <w:tcW w:w="1538" w:type="dxa"/>
+          </w:tcPr>
+          <w:p>
+            <w:pPr>
+              <w:pStyle w:val="ListParagraph"/>
+              <w:ind w:left="0"/>
+              <w:jc w:val="center"/>
+              <w:rPr>
+                <w:rFonts w:cs="Times New Roman"/>
+                <w:lang w:val="en-US"/>
+              </w:rPr>
+            </w:pPr>
+          </w:p>
+        </w:tc>
+        <w:tc>
+          <w:tcPr>
+            <w:tcW w:w="1718" w:type="dxa"/>
+          </w:tcPr>
+          <w:p>
+            <w:pPr>
+              <w:pStyle w:val="ListParagraph"/>
+              <w:ind w:left="0"/>
+              <w:jc w:val="center"/>
+              <w:rPr>
+                <w:rFonts w:cs="Times New Roman"/>
+                <w:lang w:val="en-US"/>
+              </w:rPr>
+            </w:pPr>
+          </w:p>
+        </w:tc>
+        <w:tc>
+          <w:tcPr>
+            <w:tcW w:w="3195" w:type="dxa"/>
+          </w:tcPr>
+          <w:p>
+            <w:pPr>
+              <w:pStyle w:val="ListParagraph"/>
+              <w:ind w:left="0"/>
+              <w:jc w:val="center"/>
+              <w:rPr>
+                <w:rFonts w:cs="Times New Roman"/>
+                <w:lang w:val="en-US"/>
+              </w:rPr>
+            </w:pPr>
+            <w:r>
+              <w:rPr>
+                <w:rFonts w:cs="Times New Roman"/>
+                <w:lang w:val="en-US"/>
+              </w:rPr>
+              <w:t>Tiến hành</w:t>
+            </w:r>
+          </w:p>
+        </w:tc>
+      </w:tr>
+      <w:tr>
+        <w:tc>
+          <w:tcPr>
+            <w:tcW w:w="720" w:type="dxa"/>
+          </w:tcPr>
+          <w:p>
+            <w:pPr>
+              <w:pStyle w:val="ListParagraph"/>
+              <w:ind w:left="0"/>
+              <w:jc w:val="center"/>
+              <w:rPr>
+                <w:rFonts w:cs="Times New Roman"/>
+                <w:lang w:val="en-US"/>
+              </w:rPr>
+            </w:pPr>
+            <w:r>
+              <w:rPr>
+                <w:rFonts w:cs="Times New Roman"/>
+                <w:lang w:val="en-US"/>
+              </w:rPr>
+              <w:t>30</w:t>
+            </w:r>
+          </w:p>
+        </w:tc>
+        <w:tc>
+          <w:tcPr>
+            <w:tcW w:w="2610" w:type="dxa"/>
+          </w:tcPr>
+          <w:p>
+            <w:pPr>
+              <w:pStyle w:val="ListParagraph"/>
+              <w:ind w:left="0"/>
+              <w:jc w:val="center"/>
+              <w:rPr>
+                <w:rFonts w:cs="Times New Roman"/>
+                <w:lang w:val="en-US"/>
+              </w:rPr>
+            </w:pPr>
+          </w:p>
+        </w:tc>
+        <w:tc>
+          <w:tcPr>
+            <w:tcW w:w="1538" w:type="dxa"/>
+          </w:tcPr>
+          <w:p>
+            <w:pPr>
+              <w:pStyle w:val="ListParagraph"/>
+              <w:ind w:left="0"/>
+              <w:jc w:val="center"/>
+              <w:rPr>
+                <w:rFonts w:cs="Times New Roman"/>
+                <w:lang w:val="en-US"/>
+              </w:rPr>
+            </w:pPr>
+          </w:p>
+        </w:tc>
+        <w:tc>
+          <w:tcPr>
+            <w:tcW w:w="1718" w:type="dxa"/>
+          </w:tcPr>
+          <w:p>
+            <w:pPr>
+              <w:pStyle w:val="ListParagraph"/>
+              <w:ind w:left="0"/>
+              <w:jc w:val="center"/>
+              <w:rPr>
+                <w:rFonts w:cs="Times New Roman"/>
+                <w:lang w:val="en-US"/>
+              </w:rPr>
+            </w:pPr>
+          </w:p>
+        </w:tc>
+        <w:tc>
+          <w:tcPr>
+            <w:tcW w:w="3195" w:type="dxa"/>
+          </w:tcPr>
+          <w:p>
+            <w:pPr>
+              <w:pStyle w:val="ListParagraph"/>
+              <w:ind w:left="0"/>
+              <w:jc w:val="center"/>
+              <w:rPr>
+                <w:rFonts w:cs="Times New Roman"/>
+                <w:lang w:val="en-US"/>
+              </w:rPr>
+            </w:pPr>
+            <w:r>
+              <w:rPr>
+                <w:rFonts w:cs="Times New Roman"/>
+                <w:lang w:val="en-US"/>
+              </w:rPr>
+              <w:t>Tiến hành</w:t>
+            </w:r>
+          </w:p>
+        </w:tc>
+      </w:tr>
+      <w:tr>
+        <w:tc>
+          <w:tcPr>
+            <w:tcW w:w="720" w:type="dxa"/>
+          </w:tcPr>
+          <w:p>
+            <w:pPr>
+              <w:pStyle w:val="ListParagraph"/>
+              <w:ind w:left="0"/>
+              <w:jc w:val="center"/>
+              <w:rPr>
+                <w:rFonts w:cs="Times New Roman"/>
+                <w:lang w:val="en-US"/>
+              </w:rPr>
+            </w:pPr>
+            <w:r>
+              <w:rPr>
+                <w:rFonts w:cs="Times New Roman"/>
+                <w:lang w:val="en-US"/>
+              </w:rPr>
+              <w:t>31</w:t>
+            </w:r>
+          </w:p>
+        </w:tc>
+        <w:tc>
+          <w:tcPr>
+            <w:tcW w:w="2610" w:type="dxa"/>
+          </w:tcPr>
+          <w:p>
+            <w:pPr>
+              <w:pStyle w:val="ListParagraph"/>
+              <w:ind w:left="0"/>
+              <w:jc w:val="center"/>
+              <w:rPr>
+                <w:rFonts w:cs="Times New Roman"/>
+                <w:lang w:val="en-US"/>
+              </w:rPr>
+            </w:pPr>
+          </w:p>
+        </w:tc>
+        <w:tc>
+          <w:tcPr>
+            <w:tcW w:w="1538" w:type="dxa"/>
+          </w:tcPr>
+          <w:p>
+            <w:pPr>
+              <w:pStyle w:val="ListParagraph"/>
+              <w:ind w:left="0"/>
+              <w:jc w:val="center"/>
+              <w:rPr>
+                <w:rFonts w:cs="Times New Roman"/>
+                <w:lang w:val="en-US"/>
+              </w:rPr>
+            </w:pPr>
+          </w:p>
+        </w:tc>
+        <w:tc>
+          <w:tcPr>
+            <w:tcW w:w="1718" w:type="dxa"/>
+          </w:tcPr>
+          <w:p>
+            <w:pPr>
+              <w:pStyle w:val="ListParagraph"/>
+              <w:ind w:left="0"/>
+              <w:jc w:val="center"/>
+              <w:rPr>
+                <w:rFonts w:cs="Times New Roman"/>
+                <w:lang w:val="en-US"/>
+              </w:rPr>
+            </w:pPr>
+          </w:p>
+        </w:tc>
+        <w:tc>
+          <w:tcPr>
+            <w:tcW w:w="3195" w:type="dxa"/>
+          </w:tcPr>
+          <w:p>
+            <w:pPr>
+              <w:pStyle w:val="ListParagraph"/>
+              <w:ind w:left="0"/>
+              <w:jc w:val="center"/>
+              <w:rPr>
+                <w:rFonts w:cs="Times New Roman"/>
+                <w:lang w:val="en-US"/>
+              </w:rPr>
+            </w:pPr>
+            <w:r>
+              <w:rPr>
+                <w:rFonts w:cs="Times New Roman"/>
+                <w:lang w:val="en-US"/>
+              </w:rPr>
+              <w:t>Tiến hành</w:t>
+            </w:r>
+          </w:p>
+        </w:tc>
+      </w:tr>
+      <w:tr>
+        <w:tc>
+          <w:tcPr>
+            <w:tcW w:w="720" w:type="dxa"/>
+          </w:tcPr>
+          <w:p>
+            <w:pPr>
+              <w:pStyle w:val="ListParagraph"/>
+              <w:ind w:left="0"/>
+              <w:jc w:val="center"/>
+              <w:rPr>
+                <w:rFonts w:cs="Times New Roman"/>
+                <w:lang w:val="en-US"/>
+              </w:rPr>
+            </w:pPr>
+            <w:r>
+              <w:rPr>
+                <w:rFonts w:cs="Times New Roman"/>
+                <w:lang w:val="en-US"/>
+              </w:rPr>
+              <w:t>32</w:t>
+            </w:r>
+          </w:p>
+        </w:tc>
+        <w:tc>
+          <w:tcPr>
+            <w:tcW w:w="2610" w:type="dxa"/>
+          </w:tcPr>
+          <w:p>
+            <w:pPr>
+              <w:pStyle w:val="ListParagraph"/>
+              <w:ind w:left="0"/>
+              <w:jc w:val="center"/>
+              <w:rPr>
+                <w:rFonts w:cs="Times New Roman"/>
+                <w:lang w:val="en-US"/>
+              </w:rPr>
+            </w:pPr>
+          </w:p>
+        </w:tc>
+        <w:tc>
+          <w:tcPr>
+            <w:tcW w:w="1538" w:type="dxa"/>
+          </w:tcPr>
+          <w:p>
+            <w:pPr>
+              <w:pStyle w:val="ListParagraph"/>
+              <w:ind w:left="0"/>
+              <w:jc w:val="center"/>
+              <w:rPr>
+                <w:rFonts w:cs="Times New Roman"/>
+                <w:lang w:val="en-US"/>
+              </w:rPr>
+            </w:pPr>
+          </w:p>
+        </w:tc>
+        <w:tc>
+          <w:tcPr>
+            <w:tcW w:w="1718" w:type="dxa"/>
+          </w:tcPr>
+          <w:p>
+            <w:pPr>
+              <w:pStyle w:val="ListParagraph"/>
+              <w:ind w:left="0"/>
+              <w:jc w:val="center"/>
+              <w:rPr>
+                <w:rFonts w:cs="Times New Roman"/>
+                <w:lang w:val="en-US"/>
+              </w:rPr>
+            </w:pPr>
+          </w:p>
+        </w:tc>
+        <w:tc>
+          <w:tcPr>
+            <w:tcW w:w="3195" w:type="dxa"/>
+          </w:tcPr>
+          <w:p>
+            <w:pPr>
+              <w:pStyle w:val="ListParagraph"/>
+              <w:ind w:left="0"/>
+              <w:jc w:val="center"/>
+              <w:rPr>
+                <w:rFonts w:cs="Times New Roman"/>
+                <w:lang w:val="en-US"/>
+              </w:rPr>
+            </w:pPr>
+            <w:r>
+              <w:rPr>
+                <w:rFonts w:cs="Times New Roman"/>
+                <w:lang w:val="en-US"/>
+              </w:rPr>
+              <w:t>Tiến hành</w:t>
+            </w:r>
+          </w:p>
+        </w:tc>
+      </w:tr>
+      <w:tr>
+        <w:tc>
+          <w:tcPr>
+            <w:tcW w:w="720" w:type="dxa"/>
+          </w:tcPr>
+          <w:p>
+            <w:pPr>
+              <w:pStyle w:val="ListParagraph"/>
+              <w:ind w:left="0"/>
+              <w:jc w:val="center"/>
+              <w:rPr>
+                <w:rFonts w:cs="Times New Roman"/>
+                <w:lang w:val="en-US"/>
+              </w:rPr>
+            </w:pPr>
+            <w:r>
+              <w:rPr>
+                <w:rFonts w:cs="Times New Roman"/>
+                <w:lang w:val="en-US"/>
+              </w:rPr>
+              <w:t>33</w:t>
+            </w:r>
+          </w:p>
+        </w:tc>
+        <w:tc>
+          <w:tcPr>
+            <w:tcW w:w="2610" w:type="dxa"/>
+          </w:tcPr>
+          <w:p>
+            <w:pPr>
+              <w:pStyle w:val="ListParagraph"/>
+              <w:ind w:left="0"/>
+              <w:jc w:val="center"/>
+              <w:rPr>
+                <w:rFonts w:cs="Times New Roman"/>
+                <w:lang w:val="en-US"/>
+              </w:rPr>
+            </w:pPr>
+          </w:p>
+        </w:tc>
+        <w:tc>
+          <w:tcPr>
+            <w:tcW w:w="1538" w:type="dxa"/>
+          </w:tcPr>
+          <w:p>
+            <w:pPr>
+              <w:pStyle w:val="ListParagraph"/>
+              <w:ind w:left="0"/>
+              <w:jc w:val="center"/>
+              <w:rPr>
+                <w:rFonts w:cs="Times New Roman"/>
+                <w:lang w:val="en-US"/>
+              </w:rPr>
+            </w:pPr>
+          </w:p>
+        </w:tc>
+        <w:tc>
+          <w:tcPr>
+            <w:tcW w:w="1718" w:type="dxa"/>
+          </w:tcPr>
+          <w:p>
+            <w:pPr>
+              <w:pStyle w:val="ListParagraph"/>
+              <w:ind w:left="0"/>
+              <w:jc w:val="center"/>
+              <w:rPr>
+                <w:rFonts w:cs="Times New Roman"/>
+                <w:lang w:val="en-US"/>
+              </w:rPr>
+            </w:pPr>
+          </w:p>
+        </w:tc>
+        <w:tc>
+          <w:tcPr>
+            <w:tcW w:w="3195" w:type="dxa"/>
+          </w:tcPr>
+          <w:p>
+            <w:pPr>
+              <w:pStyle w:val="ListParagraph"/>
+              <w:ind w:left="0"/>
+              <w:jc w:val="center"/>
+              <w:rPr>
+                <w:rFonts w:cs="Times New Roman"/>
+                <w:lang w:val="en-US"/>
+              </w:rPr>
+            </w:pPr>
+            <w:r>
+              <w:rPr>
+                <w:rFonts w:cs="Times New Roman"/>
+                <w:lang w:val="en-US"/>
+              </w:rPr>
+              <w:t>Tiến hành</w:t>
+            </w:r>
+          </w:p>
+        </w:tc>
+      </w:tr>
+      <w:tr>
+        <w:tc>
+          <w:tcPr>
+            <w:tcW w:w="720" w:type="dxa"/>
+          </w:tcPr>
+          <w:p>
+            <w:pPr>
+              <w:pStyle w:val="ListParagraph"/>
+              <w:ind w:left="0"/>
+              <w:jc w:val="center"/>
+              <w:rPr>
+                <w:rFonts w:cs="Times New Roman"/>
+                <w:lang w:val="en-US"/>
+              </w:rPr>
+            </w:pPr>
+            <w:r>
+              <w:rPr>
+                <w:rFonts w:cs="Times New Roman"/>
+                <w:lang w:val="en-US"/>
+              </w:rPr>
+              <w:t>34</w:t>
+            </w:r>
+          </w:p>
+        </w:tc>
+        <w:tc>
+          <w:tcPr>
+            <w:tcW w:w="2610" w:type="dxa"/>
+          </w:tcPr>
+          <w:p>
+            <w:pPr>
+              <w:pStyle w:val="ListParagraph"/>
+              <w:ind w:left="0"/>
+              <w:jc w:val="center"/>
+              <w:rPr>
+                <w:rFonts w:cs="Times New Roman"/>
+                <w:lang w:val="en-US"/>
+              </w:rPr>
+            </w:pPr>
+          </w:p>
+        </w:tc>
+        <w:tc>
+          <w:tcPr>
+            <w:tcW w:w="1538" w:type="dxa"/>
+          </w:tcPr>
+          <w:p>
+            <w:pPr>
+              <w:pStyle w:val="ListParagraph"/>
+              <w:ind w:left="0"/>
+              <w:jc w:val="center"/>
+              <w:rPr>
+                <w:rFonts w:cs="Times New Roman"/>
+                <w:lang w:val="en-US"/>
+              </w:rPr>
+            </w:pPr>
+          </w:p>
+        </w:tc>
+        <w:tc>
+          <w:tcPr>
+            <w:tcW w:w="1718" w:type="dxa"/>
+          </w:tcPr>
+          <w:p>
+            <w:pPr>
+              <w:pStyle w:val="ListParagraph"/>
+              <w:ind w:left="0"/>
+              <w:jc w:val="center"/>
+              <w:rPr>
+                <w:rFonts w:cs="Times New Roman"/>
+                <w:lang w:val="en-US"/>
+              </w:rPr>
+            </w:pPr>
+          </w:p>
+        </w:tc>
+        <w:tc>
+          <w:tcPr>
+            <w:tcW w:w="3195" w:type="dxa"/>
+          </w:tcPr>
+          <w:p>
+            <w:pPr>
+              <w:pStyle w:val="ListParagraph"/>
+              <w:ind w:left="0"/>
+              <w:jc w:val="center"/>
+              <w:rPr>
+                <w:rFonts w:cs="Times New Roman"/>
+                <w:lang w:val="en-US"/>
+              </w:rPr>
+            </w:pPr>
+            <w:r>
+              <w:rPr>
+                <w:rFonts w:cs="Times New Roman"/>
+                <w:lang w:val="en-US"/>
+              </w:rPr>
+              <w:t>Tiến hành</w:t>
+            </w:r>
           </w:p>
         </w:tc>
       </w:tr>
@@ -8929,6 +12381,7 @@
         <w:rPr>
           <w:lang w:val="en-US"/>
         </w:rPr>
+        <w:lastRenderedPageBreak/>
         <w:t xml:space="preserve">Lịch sử nợ quá hạn trong quá khứ hoặc lịch sử tín dụng dài hàn ảnh hướng thế nào đến kết quả vay ? </w:t>
       </w:r>
     </w:p>
@@ -9034,7 +12487,6 @@
         <w:rPr>
           <w:lang w:val="en-US"/>
         </w:rPr>
-        <w:lastRenderedPageBreak/>
         <w:t>Chuyên viên tín dụng (Credit Officers/ Loan Officers):</w:t>
       </w:r>
     </w:p>
@@ -9327,6 +12779,7 @@
         <w:rPr>
           <w:lang w:val="en-US"/>
         </w:rPr>
+        <w:lastRenderedPageBreak/>
         <w:t>Mở đầu câu chuyện bằng việc phác hoạ khối lượng hồ sơ lớn mà ngân hàng đang phải tiếp nhận.</w:t>
       </w:r>
     </w:p>
@@ -9405,7 +12858,6 @@
         <w:rPr>
           <w:lang w:val="en-US"/>
         </w:rPr>
-        <w:lastRenderedPageBreak/>
         <w:t>Câu chuyện sẽ bắt đầu đi tìm lời giải bằng cách bóc tách các nhóm khách hàng, từ nền tảng cơ bản (Nhà ở, độ tuổi) đến các yếu tố vĩ mô hơn.</w:t>
       </w:r>
     </w:p>
@@ -9785,6 +13237,7 @@
           <w:rFonts w:cs="Times New Roman"/>
           <w:lang w:val="en-US"/>
         </w:rPr>
+        <w:lastRenderedPageBreak/>
         <w:t>Ấp dụng màu sắc có chủ đích để điều hướng sự chú ý. Ví dụ: dùng tông màu nóng (Đỏ/Cam) để cảnh báo các nhóm có rủi ro vỡ nợ cao, và tông màu Lạnh/Trung tính (Xanh/Xám) để cho các nhóm an toàn. Đồng nhất dải màu này xuyên suốt báo cáo</w:t>
       </w:r>
     </w:p>
@@ -9845,7 +13298,6 @@
           <w:rFonts w:cs="Times New Roman"/>
           <w:lang w:val="en-US"/>
         </w:rPr>
-        <w:lastRenderedPageBreak/>
         <w:t>Tiêu đề các biểu đồ:</w:t>
       </w:r>
     </w:p>
@@ -10062,6 +13514,7 @@
           <w:rFonts w:cs="Times New Roman"/>
           <w:lang w:val="en-US"/>
         </w:rPr>
+        <w:lastRenderedPageBreak/>
         <w:t>Tầng dữ liệu (Data Source): Tiếp nhân dữ liệu thô từ hệ thống kaggle (File CSV Credit Risk Data).</w:t>
       </w:r>
     </w:p>
@@ -10122,7 +13575,6 @@
           <w:rFonts w:cs="Times New Roman"/>
           <w:lang w:val="en-US"/>
         </w:rPr>
-        <w:lastRenderedPageBreak/>
         <w:t>Tầng trình diễn (Data Presentation): Kết nối SQl Sever hoặc file dữ liệu sạch trực tiếp vào công vụ Tableau để xây dựng dashboard tương tác, phục vụ người dùng cuối</w:t>
       </w:r>
     </w:p>
@@ -10292,12 +13744,12 @@
       <w:pPr>
         <w:ind w:firstLine="360"/>
         <w:rPr>
-          <w:lang w:val="en-BB"/>
-        </w:rPr>
-      </w:pPr>
-      <w:r>
-        <w:rPr>
-          <w:lang w:val="en-BB"/>
+          <w:lang/>
+        </w:rPr>
+      </w:pPr>
+      <w:r>
+        <w:rPr>
+          <w:lang/>
         </w:rPr>
         <w:t>Để hiểu rõ ý nghĩa của dữ liệu, cần nắm vững các nghiệp vụ cốt lõi sau:</w:t>
       </w:r>
@@ -10310,20 +13762,20 @@
           <w:numId w:val="16"/>
         </w:numPr>
         <w:rPr>
-          <w:lang w:val="en-BB"/>
+          <w:lang/>
         </w:rPr>
       </w:pPr>
       <w:r>
         <w:rPr>
           <w:b/>
           <w:bCs/>
-          <w:lang w:val="en-BB"/>
+          <w:lang/>
         </w:rPr>
         <w:t>Rủi ro tín dụng (Credit Risk):</w:t>
       </w:r>
       <w:r>
         <w:rPr>
-          <w:lang w:val="en-BB"/>
+          <w:lang/>
         </w:rPr>
         <w:t xml:space="preserve"> Khả năng khách hàng không thực hiện đúng các nghĩa vụ tài chính (trả gốc và lãi) theo hợp đồng đã cam kết với ngân hàng.</w:t>
       </w:r>
@@ -10336,20 +13788,20 @@
           <w:numId w:val="16"/>
         </w:numPr>
         <w:rPr>
-          <w:lang w:val="en-BB"/>
+          <w:lang/>
         </w:rPr>
       </w:pPr>
       <w:r>
         <w:rPr>
           <w:b/>
           <w:bCs/>
-          <w:lang w:val="en-BB"/>
+          <w:lang/>
         </w:rPr>
         <w:t>Vỡ nợ / Nợ xấu (Default / Non-Performing Loan):</w:t>
       </w:r>
       <w:r>
         <w:rPr>
-          <w:lang w:val="en-BB"/>
+          <w:lang/>
         </w:rPr>
         <w:t xml:space="preserve"> Trạng thái khách hàng mất khả năng thanh toán, dẫn đến khoản vay không thể thu hồi, gây thiệt hại trực tiếp cho ngân hàng.</w:t>
       </w:r>
@@ -10362,20 +13814,20 @@
           <w:numId w:val="16"/>
         </w:numPr>
         <w:rPr>
-          <w:lang w:val="en-BB"/>
+          <w:lang/>
         </w:rPr>
       </w:pPr>
       <w:r>
         <w:rPr>
           <w:b/>
           <w:bCs/>
-          <w:lang w:val="en-BB"/>
+          <w:lang/>
         </w:rPr>
         <w:t>Tỷ lệ nợ trên thu nhập (DTI - Debt to Income Ratio):</w:t>
       </w:r>
       <w:r>
         <w:rPr>
-          <w:lang w:val="en-BB"/>
+          <w:lang/>
         </w:rPr>
         <w:t xml:space="preserve"> Chỉ số đo lường tỷ trọng giữa tổng các khoản nợ phải trả hàng tháng chia cho tổng thu nhập. Chỉ số này càng cao, áp lực tài chính càng lớn.</w:t>
       </w:r>
@@ -10388,20 +13840,20 @@
           <w:numId w:val="16"/>
         </w:numPr>
         <w:rPr>
-          <w:lang w:val="en-BB"/>
+          <w:lang/>
         </w:rPr>
       </w:pPr>
       <w:r>
         <w:rPr>
           <w:b/>
           <w:bCs/>
-          <w:lang w:val="en-BB"/>
+          <w:lang/>
         </w:rPr>
         <w:t>Tỷ lệ khoản vay trên thu nhập (LTI - Loan to Income Ratio):</w:t>
       </w:r>
       <w:r>
         <w:rPr>
-          <w:lang w:val="en-BB"/>
+          <w:lang/>
         </w:rPr>
         <w:t xml:space="preserve"> Mức độ lớn của khoản vay so với thu nhập, giúp đánh giá khả năng tất toán khoản vay của khách hàng.</w:t>
       </w:r>
@@ -10422,6 +13874,7 @@
         <w:rPr>
           <w:rFonts w:ascii="Times New Roman" w:hAnsi="Times New Roman" w:cs="Times New Roman"/>
         </w:rPr>
+        <w:lastRenderedPageBreak/>
         <w:t>Các khái niệm</w:t>
       </w:r>
       <w:bookmarkEnd w:id="23"/>
@@ -10452,13 +13905,13 @@
       <w:pPr>
         <w:rPr>
           <w:rFonts w:cs="Times New Roman"/>
-          <w:lang w:val="en-BB"/>
-        </w:rPr>
-      </w:pPr>
-      <w:r>
-        <w:rPr>
-          <w:rFonts w:cs="Times New Roman"/>
-          <w:lang w:val="en-BB"/>
+          <w:lang/>
+        </w:rPr>
+      </w:pPr>
+      <w:r>
+        <w:rPr>
+          <w:rFonts w:cs="Times New Roman"/>
+          <w:lang/>
         </w:rPr>
         <w:t>Bộ dữ liệu Credit Risk Dataset bao gồm 32,581 dòng và các trường thông tin chính được chia thành 4 nhóm nghiệp vụ:</w:t>
       </w:r>
@@ -10471,7 +13924,7 @@
         </w:numPr>
         <w:rPr>
           <w:rFonts w:cs="Times New Roman"/>
-          <w:lang w:val="en-BB"/>
+          <w:lang/>
         </w:rPr>
       </w:pPr>
       <w:r>
@@ -10479,7 +13932,7 @@
           <w:rFonts w:cs="Times New Roman"/>
           <w:b/>
           <w:bCs/>
-          <w:lang w:val="en-BB"/>
+          <w:lang/>
         </w:rPr>
         <w:t>Nhóm Biến Mục Tiêu (Target Variable):</w:t>
       </w:r>
@@ -10492,21 +13945,20 @@
         </w:numPr>
         <w:rPr>
           <w:rFonts w:cs="Times New Roman"/>
-          <w:lang w:val="en-BB"/>
+          <w:lang/>
         </w:rPr>
       </w:pPr>
       <w:r>
         <w:rPr>
           <w:rFonts w:ascii="Abadi ExtraLight" w:hAnsi="Abadi ExtraLight" w:cs="Times New Roman"/>
-          <w:lang w:val="en-BB"/>
-        </w:rPr>
-        <w:lastRenderedPageBreak/>
+          <w:lang/>
+        </w:rPr>
         <w:t xml:space="preserve">loan_status: </w:t>
       </w:r>
       <w:r>
         <w:rPr>
           <w:rFonts w:cs="Times New Roman"/>
-          <w:lang w:val="en-BB"/>
+          <w:lang/>
         </w:rPr>
         <w:t>Trạng thái khoản vay. Đây là nhãn dán kết quả (0 = Trả nợ đầy đủ; 1 = Đã vỡ nợ).</w:t>
       </w:r>
@@ -10519,7 +13971,7 @@
         </w:numPr>
         <w:rPr>
           <w:rFonts w:cs="Times New Roman"/>
-          <w:lang w:val="en-BB"/>
+          <w:lang/>
         </w:rPr>
       </w:pPr>
       <w:r>
@@ -10527,7 +13979,7 @@
           <w:rFonts w:cs="Times New Roman"/>
           <w:b/>
           <w:bCs/>
-          <w:lang w:val="en-BB"/>
+          <w:lang/>
         </w:rPr>
         <w:t>Nhóm Nhân Khẩu Học &amp; Thu Nhập (Demographics &amp; Income):</w:t>
       </w:r>
@@ -10540,20 +13992,20 @@
         </w:numPr>
         <w:rPr>
           <w:rFonts w:cs="Times New Roman"/>
-          <w:lang w:val="en-BB"/>
+          <w:lang/>
         </w:rPr>
       </w:pPr>
       <w:r>
         <w:rPr>
           <w:rFonts w:ascii="Abadi ExtraLight" w:hAnsi="Abadi ExtraLight" w:cs="Times New Roman"/>
-          <w:lang w:val="en-BB"/>
+          <w:lang/>
         </w:rPr>
         <w:t xml:space="preserve">person_age: </w:t>
       </w:r>
       <w:r>
         <w:rPr>
           <w:rFonts w:cs="Times New Roman"/>
-          <w:lang w:val="en-BB"/>
+          <w:lang/>
         </w:rPr>
         <w:t>Độ tuổi của người vay.</w:t>
       </w:r>
@@ -10566,20 +14018,20 @@
         </w:numPr>
         <w:rPr>
           <w:rFonts w:cs="Times New Roman"/>
-          <w:lang w:val="en-BB"/>
+          <w:lang/>
         </w:rPr>
       </w:pPr>
       <w:r>
         <w:rPr>
           <w:rFonts w:ascii="Abadi ExtraLight" w:hAnsi="Abadi ExtraLight" w:cs="Times New Roman"/>
-          <w:lang w:val="en-BB"/>
+          <w:lang/>
         </w:rPr>
         <w:t xml:space="preserve">person_income: </w:t>
       </w:r>
       <w:r>
         <w:rPr>
           <w:rFonts w:cs="Times New Roman"/>
-          <w:lang w:val="en-BB"/>
+          <w:lang/>
         </w:rPr>
         <w:t>Thu nhập hàng năm của cá nhân.</w:t>
       </w:r>
@@ -10592,20 +14044,20 @@
         </w:numPr>
         <w:rPr>
           <w:rFonts w:cs="Times New Roman"/>
-          <w:lang w:val="en-BB"/>
+          <w:lang/>
         </w:rPr>
       </w:pPr>
       <w:r>
         <w:rPr>
           <w:rFonts w:ascii="Abadi ExtraLight" w:hAnsi="Abadi ExtraLight" w:cs="Times New Roman"/>
-          <w:lang w:val="en-BB"/>
+          <w:lang/>
         </w:rPr>
         <w:t xml:space="preserve">person_home_ownership: </w:t>
       </w:r>
       <w:r>
         <w:rPr>
           <w:rFonts w:cs="Times New Roman"/>
-          <w:lang w:val="en-BB"/>
+          <w:lang/>
         </w:rPr>
         <w:t>Tình trạng nhà ở (OWN: Sở hữu, RENT: Thuê, MORTGAGE: Đang thế chấp).</w:t>
       </w:r>
@@ -10618,7 +14070,7 @@
         </w:numPr>
         <w:rPr>
           <w:rFonts w:cs="Times New Roman"/>
-          <w:lang w:val="en-BB"/>
+          <w:lang/>
         </w:rPr>
       </w:pPr>
       <w:r>
@@ -10626,7 +14078,7 @@
           <w:rFonts w:cs="Times New Roman"/>
           <w:b/>
           <w:bCs/>
-          <w:lang w:val="en-BB"/>
+          <w:lang/>
         </w:rPr>
         <w:t>Nhóm Thông Tin Khoản Vay (Loan Details):</w:t>
       </w:r>
@@ -10639,20 +14091,20 @@
         </w:numPr>
         <w:rPr>
           <w:rFonts w:cs="Times New Roman"/>
-          <w:lang w:val="en-BB"/>
+          <w:lang/>
         </w:rPr>
       </w:pPr>
       <w:r>
         <w:rPr>
           <w:rFonts w:ascii="Abadi ExtraLight" w:hAnsi="Abadi ExtraLight" w:cs="Times New Roman"/>
-          <w:lang w:val="en-BB"/>
+          <w:lang/>
         </w:rPr>
         <w:t xml:space="preserve">loan_intent: </w:t>
       </w:r>
       <w:r>
         <w:rPr>
           <w:rFonts w:cs="Times New Roman"/>
-          <w:lang w:val="en-BB"/>
+          <w:lang/>
         </w:rPr>
         <w:t>Mục đích vay vốn (Y tế, Giáo dục, Hợp nhất nợ, Cá nhân...).</w:t>
       </w:r>
@@ -10665,20 +14117,20 @@
         </w:numPr>
         <w:rPr>
           <w:rFonts w:cs="Times New Roman"/>
-          <w:lang w:val="en-BB"/>
+          <w:lang/>
         </w:rPr>
       </w:pPr>
       <w:r>
         <w:rPr>
           <w:rFonts w:ascii="Abadi ExtraLight" w:hAnsi="Abadi ExtraLight" w:cs="Times New Roman"/>
-          <w:lang w:val="en-BB"/>
+          <w:lang/>
         </w:rPr>
         <w:t xml:space="preserve">loan_grade: </w:t>
       </w:r>
       <w:r>
         <w:rPr>
           <w:rFonts w:cs="Times New Roman"/>
-          <w:lang w:val="en-BB"/>
+          <w:lang/>
         </w:rPr>
         <w:t>Hạng tín dụng do hệ thống nội bộ đánh giá (Từ A đến G).</w:t>
       </w:r>
@@ -10691,20 +14143,20 @@
         </w:numPr>
         <w:rPr>
           <w:rFonts w:cs="Times New Roman"/>
-          <w:lang w:val="en-BB"/>
+          <w:lang/>
         </w:rPr>
       </w:pPr>
       <w:r>
         <w:rPr>
           <w:rFonts w:ascii="Abadi ExtraLight" w:hAnsi="Abadi ExtraLight" w:cs="Times New Roman"/>
-          <w:lang w:val="en-BB"/>
+          <w:lang/>
         </w:rPr>
         <w:t xml:space="preserve">loan_amnt: </w:t>
       </w:r>
       <w:r>
         <w:rPr>
           <w:rFonts w:cs="Times New Roman"/>
-          <w:lang w:val="en-BB"/>
+          <w:lang/>
         </w:rPr>
         <w:t>Tổng số tiền đề nghị vay.</w:t>
       </w:r>
@@ -10717,20 +14169,20 @@
         </w:numPr>
         <w:rPr>
           <w:rFonts w:cs="Times New Roman"/>
-          <w:lang w:val="en-BB"/>
+          <w:lang/>
         </w:rPr>
       </w:pPr>
       <w:r>
         <w:rPr>
           <w:rFonts w:ascii="Abadi ExtraLight" w:hAnsi="Abadi ExtraLight" w:cs="Times New Roman"/>
-          <w:lang w:val="en-BB"/>
+          <w:lang/>
         </w:rPr>
         <w:t xml:space="preserve">loan_int_rate: </w:t>
       </w:r>
       <w:r>
         <w:rPr>
           <w:rFonts w:cs="Times New Roman"/>
-          <w:lang w:val="en-BB"/>
+          <w:lang/>
         </w:rPr>
         <w:t>Lãi suất áp dụng cho khoản vay.</w:t>
       </w:r>
@@ -10743,20 +14195,20 @@
         </w:numPr>
         <w:rPr>
           <w:rFonts w:cs="Times New Roman"/>
-          <w:lang w:val="en-BB"/>
+          <w:lang/>
         </w:rPr>
       </w:pPr>
       <w:r>
         <w:rPr>
           <w:rFonts w:ascii="Abadi ExtraLight" w:hAnsi="Abadi ExtraLight" w:cs="Times New Roman"/>
-          <w:lang w:val="en-BB"/>
+          <w:lang/>
         </w:rPr>
         <w:t xml:space="preserve">loan_to_income_ratio &amp; debt_to_income_ratio: </w:t>
       </w:r>
       <w:r>
         <w:rPr>
           <w:rFonts w:cs="Times New Roman"/>
-          <w:lang w:val="en-BB"/>
+          <w:lang/>
         </w:rPr>
         <w:t>Các chỉ số phản ánh áp lực đòn bẩy tài chính.</w:t>
       </w:r>
@@ -10769,7 +14221,7 @@
         </w:numPr>
         <w:rPr>
           <w:rFonts w:cs="Times New Roman"/>
-          <w:lang w:val="en-BB"/>
+          <w:lang/>
         </w:rPr>
       </w:pPr>
       <w:r>
@@ -10777,7 +14229,7 @@
           <w:rFonts w:cs="Times New Roman"/>
           <w:b/>
           <w:bCs/>
-          <w:lang w:val="en-BB"/>
+          <w:lang/>
         </w:rPr>
         <w:t>Nhóm Lịch Sử Tín Dụng (Credit History):</w:t>
       </w:r>
@@ -10790,20 +14242,20 @@
         </w:numPr>
         <w:rPr>
           <w:rFonts w:cs="Times New Roman"/>
-          <w:lang w:val="en-BB"/>
+          <w:lang/>
         </w:rPr>
       </w:pPr>
       <w:r>
         <w:rPr>
           <w:rFonts w:ascii="Abadi ExtraLight" w:hAnsi="Abadi ExtraLight" w:cs="Times New Roman"/>
-          <w:lang w:val="en-BB"/>
+          <w:lang/>
         </w:rPr>
         <w:t xml:space="preserve">cb_person_cred_hist_length: </w:t>
       </w:r>
       <w:r>
         <w:rPr>
           <w:rFonts w:cs="Times New Roman"/>
-          <w:lang w:val="en-BB"/>
+          <w:lang/>
         </w:rPr>
         <w:t>Chiều dài lịch sử tín dụng (tính bằng năm).</w:t>
       </w:r>
@@ -10816,20 +14268,20 @@
         </w:numPr>
         <w:rPr>
           <w:rFonts w:cs="Times New Roman"/>
-          <w:lang w:val="en-BB"/>
+          <w:lang/>
         </w:rPr>
       </w:pPr>
       <w:r>
         <w:rPr>
           <w:rFonts w:ascii="Abadi ExtraLight" w:hAnsi="Abadi ExtraLight" w:cs="Times New Roman"/>
-          <w:lang w:val="en-BB"/>
+          <w:lang/>
         </w:rPr>
         <w:t>cb_person_default_on_file:</w:t>
       </w:r>
       <w:r>
         <w:rPr>
           <w:rFonts w:cs="Times New Roman"/>
-          <w:lang w:val="en-BB"/>
+          <w:lang/>
         </w:rPr>
         <w:t xml:space="preserve"> Lịch sử từng bị ghi nhận nợ xấu trong quá khứ (Y: Có, N: Không).</w:t>
       </w:r>
@@ -10959,6 +14411,7 @@
               <w:rPr>
                 <w:lang w:val="en-US"/>
               </w:rPr>
+              <w:lastRenderedPageBreak/>
               <w:t>STT</w:t>
             </w:r>
           </w:p>
@@ -11253,16 +14706,7 @@
                 <w:sz w:val="19"/>
                 <w:szCs w:val="19"/>
               </w:rPr>
-              <w:t xml:space="preserve">Định danh duy nhất của từng hồ sơ vay. Format CUST_XXXXX. Không </w:t>
-            </w:r>
-            <w:r>
-              <w:rPr>
-                <w:color w:val="111111"/>
-                <w:sz w:val="19"/>
-                <w:szCs w:val="19"/>
-              </w:rPr>
-              <w:lastRenderedPageBreak/>
-              <w:t>dùng trong phân tích hoặc xây dựng mô hình.</w:t>
+              <w:t>Định danh duy nhất của từng hồ sơ vay. Format CUST_XXXXX. Không dùng trong phân tích hoặc xây dựng mô hình.</w:t>
             </w:r>
           </w:p>
         </w:tc>
@@ -11290,7 +14734,6 @@
                 <w:sz w:val="20"/>
                 <w:szCs w:val="20"/>
               </w:rPr>
-              <w:lastRenderedPageBreak/>
               <w:t>CUST_00001</w:t>
             </w:r>
           </w:p>
@@ -12295,7 +15738,7 @@
                 <w:sz w:val="19"/>
                 <w:szCs w:val="19"/>
               </w:rPr>
-              <w:t xml:space="preserve">Tổng thu nhập hàng năm của người vay (đơn vị: USD). Bao gồm thu nhập từ lương, kinh doanh, và các nguồn khác. Trung bình $66,075 / năm. Median: $55,000. Có 53 </w:t>
+              <w:t xml:space="preserve">Tổng thu nhập hàng năm của người vay (đơn vị: USD). Bao gồm thu nhập từ lương, kinh doanh, và các nguồn khác. Trung bình $66,075 / </w:t>
             </w:r>
             <w:r>
               <w:rPr>
@@ -12304,7 +15747,7 @@
                 <w:szCs w:val="19"/>
               </w:rPr>
               <w:lastRenderedPageBreak/>
-              <w:t>dòng thu nhập bất thường &gt; $500,000.</w:t>
+              <w:t>năm. Median: $55,000. Có 53 dòng thu nhập bất thường &gt; $500,000.</w:t>
             </w:r>
           </w:p>
         </w:tc>
@@ -13281,7 +16724,16 @@
                 <w:sz w:val="20"/>
                 <w:szCs w:val="20"/>
               </w:rPr>
-              <w:t>Hạng tín dụng khoản vay</w:t>
+              <w:t xml:space="preserve">Hạng tín dụng </w:t>
+            </w:r>
+            <w:r>
+              <w:rPr>
+                <w:color w:val="111111"/>
+                <w:sz w:val="20"/>
+                <w:szCs w:val="20"/>
+              </w:rPr>
+              <w:lastRenderedPageBreak/>
+              <w:t>khoản vay</w:t>
             </w:r>
           </w:p>
         </w:tc>
@@ -13309,6 +16761,7 @@
                 <w:sz w:val="20"/>
                 <w:szCs w:val="20"/>
               </w:rPr>
+              <w:lastRenderedPageBreak/>
               <w:t>String (A–G)</w:t>
             </w:r>
           </w:p>
@@ -13337,7 +16790,7 @@
                 <w:sz w:val="19"/>
                 <w:szCs w:val="19"/>
               </w:rPr>
-              <w:t xml:space="preserve">Phân loại mức độ rủi ro của khoản vay do hệ thống tín dụng đánh giá. A là an toàn nhất (9.96% default), G là rủi ro nhất (98.44% default). </w:t>
+              <w:t xml:space="preserve">Phân loại mức độ rủi ro của khoản vay do hệ thống tín dụng đánh giá. A là an toàn nhất (9.96% default), G là rủi </w:t>
             </w:r>
             <w:r>
               <w:rPr>
@@ -13346,7 +16799,7 @@
                 <w:szCs w:val="19"/>
               </w:rPr>
               <w:lastRenderedPageBreak/>
-              <w:t>Tương tự hệ thống FICO Score tại Mỹ.</w:t>
+              <w:t>ro nhất (98.44% default). Tương tự hệ thống FICO Score tại Mỹ.</w:t>
             </w:r>
           </w:p>
         </w:tc>
@@ -24393,7 +27846,7 @@
       <w:rFonts w:eastAsia="Times New Roman" w:cs="Times New Roman"/>
       <w:sz w:val="24"/>
       <w:szCs w:val="24"/>
-      <w:lang w:val="en-BB" w:eastAsia="en-BB"/>
+      <w:lang/>
     </w:rPr>
   </w:style>
   <w:style w:type="paragraph" w:styleId="Subtitle">

--- a/docs/Báo Cáo NghienData.docx
+++ b/docs/Báo Cáo NghienData.docx
@@ -7802,21 +7802,14 @@
       <w:pPr>
         <w:pStyle w:val="Heading2"/>
         <w:numPr>
-          <w:ilvl w:val="0"/>
-          <w:numId w:val="0"/>
-        </w:numPr>
-        <w:ind w:left="576"/>
+          <w:ilvl w:val="1"/>
+          <w:numId w:val="5"/>
+        </w:numPr>
         <w:rPr>
           <w:rFonts w:ascii="Times New Roman" w:hAnsi="Times New Roman" w:cs="Times New Roman"/>
         </w:rPr>
       </w:pPr>
       <w:bookmarkStart w:id="9" w:name="_Toc232240897"/>
-      <w:r>
-        <w:rPr>
-          <w:rFonts w:ascii="Times New Roman" w:hAnsi="Times New Roman" w:cs="Times New Roman"/>
-        </w:rPr>
-        <w:t xml:space="preserve">1.3 </w:t>
-      </w:r>
       <w:r>
         <w:rPr>
           <w:rFonts w:ascii="Times New Roman" w:hAnsi="Times New Roman" w:cs="Times New Roman"/>
@@ -16298,10 +16291,201 @@
     </w:p>
     <w:p>
       <w:pPr>
+        <w:rPr>
+          <w:rFonts w:cs="Times New Roman"/>
+          <w:i/>
+          <w:color w:val="00B050"/>
+          <w:lang w:val="en-US"/>
+        </w:rPr>
+      </w:pPr>
+      <w:r>
+        <w:drawing>
+          <wp:inline distT="0" distB="0" distL="0" distR="0" wp14:anchorId="5A172B87" wp14:editId="3C0FAF81">
+            <wp:extent cx="5943600" cy="3996690"/>
+            <wp:effectExtent l="0" t="0" r="0" b="3810"/>
+            <wp:docPr id="1286435908" name="Picture 1"/>
+            <wp:cNvGraphicFramePr>
+              <a:graphicFrameLocks xmlns:a="http://schemas.openxmlformats.org/drawingml/2006/main" noChangeAspect="1"/>
+            </wp:cNvGraphicFramePr>
+            <a:graphic xmlns:a="http://schemas.openxmlformats.org/drawingml/2006/main">
+              <a:graphicData uri="http://schemas.openxmlformats.org/drawingml/2006/picture">
+                <pic:pic xmlns:pic="http://schemas.openxmlformats.org/drawingml/2006/picture">
+                  <pic:nvPicPr>
+                    <pic:cNvPr id="1286435908" name=""/>
+                    <pic:cNvPicPr/>
+                  </pic:nvPicPr>
+                  <pic:blipFill>
+                    <a:blip r:embed="rId11"/>
+                    <a:stretch>
+                      <a:fillRect/>
+                    </a:stretch>
+                  </pic:blipFill>
+                  <pic:spPr>
+                    <a:xfrm>
+                      <a:off x="0" y="0"/>
+                      <a:ext cx="5943600" cy="3996690"/>
+                    </a:xfrm>
+                    <a:prstGeom prst="rect">
+                      <a:avLst/>
+                    </a:prstGeom>
+                  </pic:spPr>
+                </pic:pic>
+              </a:graphicData>
+            </a:graphic>
+          </wp:inline>
+        </w:drawing>
+      </w:r>
+    </w:p>
+    <w:p>
+      <w:pPr>
+        <w:rPr>
+          <w:lang w:val="en-US"/>
+        </w:rPr>
+      </w:pPr>
+      <w:r>
+        <w:rPr>
+          <w:lang w:val="en-US"/>
+        </w:rPr>
+        <w:lastRenderedPageBreak/>
+        <w:drawing>
+          <wp:inline distT="0" distB="0" distL="0" distR="0" wp14:anchorId="497025BF" wp14:editId="34367CD5">
+            <wp:extent cx="5943600" cy="4051300"/>
+            <wp:effectExtent l="0" t="0" r="0" b="6350"/>
+            <wp:docPr id="1959012870" name="Picture 1"/>
+            <wp:cNvGraphicFramePr>
+              <a:graphicFrameLocks xmlns:a="http://schemas.openxmlformats.org/drawingml/2006/main" noChangeAspect="1"/>
+            </wp:cNvGraphicFramePr>
+            <a:graphic xmlns:a="http://schemas.openxmlformats.org/drawingml/2006/main">
+              <a:graphicData uri="http://schemas.openxmlformats.org/drawingml/2006/picture">
+                <pic:pic xmlns:pic="http://schemas.openxmlformats.org/drawingml/2006/picture">
+                  <pic:nvPicPr>
+                    <pic:cNvPr id="1959012870" name=""/>
+                    <pic:cNvPicPr/>
+                  </pic:nvPicPr>
+                  <pic:blipFill>
+                    <a:blip r:embed="rId12"/>
+                    <a:stretch>
+                      <a:fillRect/>
+                    </a:stretch>
+                  </pic:blipFill>
+                  <pic:spPr>
+                    <a:xfrm>
+                      <a:off x="0" y="0"/>
+                      <a:ext cx="5943600" cy="4051300"/>
+                    </a:xfrm>
+                    <a:prstGeom prst="rect">
+                      <a:avLst/>
+                    </a:prstGeom>
+                  </pic:spPr>
+                </pic:pic>
+              </a:graphicData>
+            </a:graphic>
+          </wp:inline>
+        </w:drawing>
+      </w:r>
+    </w:p>
+    <w:p>
+      <w:pPr>
+        <w:rPr>
+          <w:lang w:val="en-US"/>
+        </w:rPr>
+      </w:pPr>
+      <w:r>
+        <w:rPr>
+          <w:lang w:val="en-US"/>
+        </w:rPr>
+        <w:lastRenderedPageBreak/>
+        <w:drawing>
+          <wp:inline distT="0" distB="0" distL="0" distR="0" wp14:anchorId="424ED33C" wp14:editId="1DD5D184">
+            <wp:extent cx="5943600" cy="4076700"/>
+            <wp:effectExtent l="0" t="0" r="0" b="0"/>
+            <wp:docPr id="1642355546" name="Picture 1"/>
+            <wp:cNvGraphicFramePr>
+              <a:graphicFrameLocks xmlns:a="http://schemas.openxmlformats.org/drawingml/2006/main" noChangeAspect="1"/>
+            </wp:cNvGraphicFramePr>
+            <a:graphic xmlns:a="http://schemas.openxmlformats.org/drawingml/2006/main">
+              <a:graphicData uri="http://schemas.openxmlformats.org/drawingml/2006/picture">
+                <pic:pic xmlns:pic="http://schemas.openxmlformats.org/drawingml/2006/picture">
+                  <pic:nvPicPr>
+                    <pic:cNvPr id="1642355546" name=""/>
+                    <pic:cNvPicPr/>
+                  </pic:nvPicPr>
+                  <pic:blipFill>
+                    <a:blip r:embed="rId13"/>
+                    <a:stretch>
+                      <a:fillRect/>
+                    </a:stretch>
+                  </pic:blipFill>
+                  <pic:spPr>
+                    <a:xfrm>
+                      <a:off x="0" y="0"/>
+                      <a:ext cx="5943600" cy="4076700"/>
+                    </a:xfrm>
+                    <a:prstGeom prst="rect">
+                      <a:avLst/>
+                    </a:prstGeom>
+                  </pic:spPr>
+                </pic:pic>
+              </a:graphicData>
+            </a:graphic>
+          </wp:inline>
+        </w:drawing>
+      </w:r>
+    </w:p>
+    <w:p>
+      <w:pPr>
+        <w:rPr>
+          <w:lang w:val="en-US"/>
+        </w:rPr>
+      </w:pPr>
+      <w:r>
+        <w:rPr>
+          <w:lang w:val="en-US"/>
+        </w:rPr>
+        <w:lastRenderedPageBreak/>
+        <w:drawing>
+          <wp:inline distT="0" distB="0" distL="0" distR="0" wp14:anchorId="78A9FDF6" wp14:editId="14422F82">
+            <wp:extent cx="5943600" cy="4045585"/>
+            <wp:effectExtent l="0" t="0" r="0" b="0"/>
+            <wp:docPr id="1798017959" name="Picture 1"/>
+            <wp:cNvGraphicFramePr>
+              <a:graphicFrameLocks xmlns:a="http://schemas.openxmlformats.org/drawingml/2006/main" noChangeAspect="1"/>
+            </wp:cNvGraphicFramePr>
+            <a:graphic xmlns:a="http://schemas.openxmlformats.org/drawingml/2006/main">
+              <a:graphicData uri="http://schemas.openxmlformats.org/drawingml/2006/picture">
+                <pic:pic xmlns:pic="http://schemas.openxmlformats.org/drawingml/2006/picture">
+                  <pic:nvPicPr>
+                    <pic:cNvPr id="1798017959" name=""/>
+                    <pic:cNvPicPr/>
+                  </pic:nvPicPr>
+                  <pic:blipFill>
+                    <a:blip r:embed="rId14"/>
+                    <a:stretch>
+                      <a:fillRect/>
+                    </a:stretch>
+                  </pic:blipFill>
+                  <pic:spPr>
+                    <a:xfrm>
+                      <a:off x="0" y="0"/>
+                      <a:ext cx="5943600" cy="4045585"/>
+                    </a:xfrm>
+                    <a:prstGeom prst="rect">
+                      <a:avLst/>
+                    </a:prstGeom>
+                  </pic:spPr>
+                </pic:pic>
+              </a:graphicData>
+            </a:graphic>
+          </wp:inline>
+        </w:drawing>
+      </w:r>
+    </w:p>
+    <w:p>
+      <w:pPr>
         <w:pStyle w:val="Heading3"/>
         <w:numPr>
           <w:ilvl w:val="2"/>
-          <w:numId w:val="9"/>
+          <w:numId w:val="21"/>
         </w:numPr>
         <w:rPr>
           <w:rFonts w:ascii="Times New Roman" w:hAnsi="Times New Roman" w:cs="Times New Roman"/>
@@ -16423,7 +16607,7 @@
         <w:pStyle w:val="Heading3"/>
         <w:numPr>
           <w:ilvl w:val="2"/>
-          <w:numId w:val="9"/>
+          <w:numId w:val="21"/>
         </w:numPr>
         <w:rPr>
           <w:rFonts w:ascii="Times New Roman" w:hAnsi="Times New Roman" w:cs="Times New Roman"/>
@@ -16487,7 +16671,7 @@
         <w:pStyle w:val="Heading4"/>
         <w:numPr>
           <w:ilvl w:val="3"/>
-          <w:numId w:val="9"/>
+          <w:numId w:val="21"/>
         </w:numPr>
         <w:rPr>
           <w:rFonts w:ascii="Times New Roman" w:hAnsi="Times New Roman" w:cs="Times New Roman"/>
@@ -16518,7 +16702,7 @@
         <w:pStyle w:val="Heading4"/>
         <w:numPr>
           <w:ilvl w:val="3"/>
-          <w:numId w:val="9"/>
+          <w:numId w:val="21"/>
         </w:numPr>
         <w:rPr>
           <w:rFonts w:ascii="Times New Roman" w:hAnsi="Times New Roman" w:cs="Times New Roman"/>
@@ -16578,7 +16762,7 @@
         <w:pStyle w:val="Heading2"/>
         <w:numPr>
           <w:ilvl w:val="1"/>
-          <w:numId w:val="9"/>
+          <w:numId w:val="21"/>
         </w:numPr>
         <w:rPr>
           <w:rFonts w:ascii="Times New Roman" w:hAnsi="Times New Roman" w:cs="Times New Roman"/>
@@ -16589,6 +16773,7 @@
         <w:rPr>
           <w:rFonts w:ascii="Times New Roman" w:hAnsi="Times New Roman" w:cs="Times New Roman"/>
         </w:rPr>
+        <w:lastRenderedPageBreak/>
         <w:t>Làm sạch dữ liệu</w:t>
       </w:r>
       <w:bookmarkEnd w:id="29"/>
@@ -16628,7 +16813,7 @@
         <w:pStyle w:val="Heading3"/>
         <w:numPr>
           <w:ilvl w:val="2"/>
-          <w:numId w:val="9"/>
+          <w:numId w:val="21"/>
         </w:numPr>
         <w:rPr>
           <w:rFonts w:ascii="Times New Roman" w:hAnsi="Times New Roman" w:cs="Times New Roman"/>
@@ -16730,7 +16915,7 @@
         <w:pStyle w:val="Heading3"/>
         <w:numPr>
           <w:ilvl w:val="2"/>
-          <w:numId w:val="9"/>
+          <w:numId w:val="21"/>
         </w:numPr>
         <w:rPr>
           <w:rFonts w:ascii="Times New Roman" w:hAnsi="Times New Roman" w:cs="Times New Roman"/>
@@ -16824,7 +17009,7 @@
         <w:pStyle w:val="Heading3"/>
         <w:numPr>
           <w:ilvl w:val="2"/>
-          <w:numId w:val="9"/>
+          <w:numId w:val="21"/>
         </w:numPr>
         <w:rPr>
           <w:rFonts w:ascii="Times New Roman" w:hAnsi="Times New Roman" w:cs="Times New Roman"/>
@@ -16835,7 +17020,6 @@
         <w:rPr>
           <w:rFonts w:ascii="Times New Roman" w:hAnsi="Times New Roman" w:cs="Times New Roman"/>
         </w:rPr>
-        <w:lastRenderedPageBreak/>
         <w:t>C</w:t>
       </w:r>
       <w:r>
@@ -16881,7 +17065,7 @@
         <w:pStyle w:val="Heading4"/>
         <w:numPr>
           <w:ilvl w:val="3"/>
-          <w:numId w:val="9"/>
+          <w:numId w:val="21"/>
         </w:numPr>
         <w:rPr>
           <w:rFonts w:ascii="Times New Roman" w:hAnsi="Times New Roman" w:cs="Times New Roman"/>
@@ -16925,7 +17109,7 @@
         <w:pStyle w:val="Heading4"/>
         <w:numPr>
           <w:ilvl w:val="3"/>
-          <w:numId w:val="9"/>
+          <w:numId w:val="21"/>
         </w:numPr>
         <w:rPr>
           <w:rFonts w:ascii="Times New Roman" w:hAnsi="Times New Roman" w:cs="Times New Roman"/>
@@ -17047,7 +17231,7 @@
         <w:pStyle w:val="Heading2"/>
         <w:numPr>
           <w:ilvl w:val="1"/>
-          <w:numId w:val="9"/>
+          <w:numId w:val="21"/>
         </w:numPr>
         <w:rPr>
           <w:rFonts w:ascii="Times New Roman" w:hAnsi="Times New Roman" w:cs="Times New Roman"/>
@@ -17097,7 +17281,7 @@
         <w:pStyle w:val="Heading3"/>
         <w:numPr>
           <w:ilvl w:val="2"/>
-          <w:numId w:val="9"/>
+          <w:numId w:val="21"/>
         </w:numPr>
         <w:rPr>
           <w:rFonts w:ascii="Times New Roman" w:hAnsi="Times New Roman" w:cs="Times New Roman"/>
@@ -17164,7 +17348,7 @@
         <w:pStyle w:val="Heading3"/>
         <w:numPr>
           <w:ilvl w:val="2"/>
-          <w:numId w:val="9"/>
+          <w:numId w:val="21"/>
         </w:numPr>
         <w:rPr>
           <w:rFonts w:ascii="Times New Roman" w:hAnsi="Times New Roman" w:cs="Times New Roman"/>
@@ -17249,7 +17433,7 @@
         <w:pStyle w:val="Heading3"/>
         <w:numPr>
           <w:ilvl w:val="2"/>
-          <w:numId w:val="9"/>
+          <w:numId w:val="21"/>
         </w:numPr>
         <w:rPr>
           <w:rFonts w:ascii="Times New Roman" w:hAnsi="Times New Roman" w:cs="Times New Roman"/>
@@ -17329,6 +17513,7 @@
           <w:iCs/>
           <w:highlight w:val="yellow"/>
         </w:rPr>
+        <w:lastRenderedPageBreak/>
         <w:t>…</w:t>
       </w:r>
     </w:p>
@@ -17337,7 +17522,7 @@
         <w:pStyle w:val="Heading1"/>
         <w:numPr>
           <w:ilvl w:val="0"/>
-          <w:numId w:val="9"/>
+          <w:numId w:val="21"/>
         </w:numPr>
         <w:rPr>
           <w:rFonts w:ascii="Times New Roman" w:hAnsi="Times New Roman" w:cs="Times New Roman"/>
@@ -17363,7 +17548,7 @@
         <w:pStyle w:val="Heading2"/>
         <w:numPr>
           <w:ilvl w:val="1"/>
-          <w:numId w:val="9"/>
+          <w:numId w:val="21"/>
         </w:numPr>
         <w:rPr>
           <w:rFonts w:ascii="Times New Roman" w:hAnsi="Times New Roman" w:cs="Times New Roman"/>
@@ -17454,10 +17639,48 @@
     </w:p>
     <w:p>
       <w:pPr>
+        <w:ind w:firstLine="720"/>
+        <w:rPr>
+          <w:lang w:val="en-US"/>
+        </w:rPr>
+      </w:pPr>
+      <w:r>
+        <w:rPr>
+          <w:lang w:val="en-US"/>
+        </w:rPr>
+        <w:t>Trong dự án này, chuẩn hoá dữ liệu được thực hiện bằng ngôn ngữ lập trình Python với thư viện Pandas</w:t>
+      </w:r>
+      <w:r>
+        <w:rPr>
+          <w:lang w:val="en-US"/>
+        </w:rPr>
+        <w:t xml:space="preserve">, </w:t>
+      </w:r>
+      <w:r>
+        <w:rPr>
+          <w:lang w:val="en-US"/>
+        </w:rPr>
+        <w:t>Scikit-learn</w:t>
+      </w:r>
+      <w:r>
+        <w:rPr>
+          <w:lang w:val="en-US"/>
+        </w:rPr>
+        <w:t>, Kaggle, Xlrd, Sqlalchemy, pyodbc,</w:t>
+      </w:r>
+      <w:r>
+        <w:rPr>
+          <w:lang w:val="en-US"/>
+        </w:rPr>
+        <w:t xml:space="preserve"> thay thế hoàn toàn cho Power Query. Toàn bộ quy trình được ghi lại trong Jupyter Notebook để đảm bảo khả năng tái sử dụng và minh bạch.</w:t>
+      </w:r>
+    </w:p>
+    <w:p>
+      <w:pPr>
         <w:pStyle w:val="Heading3"/>
         <w:numPr>
           <w:ilvl w:val="2"/>
-          <w:numId w:val="9"/>
+          <w:numId w:val="21"/>
         </w:numPr>
         <w:rPr>
           <w:rFonts w:ascii="Times New Roman" w:hAnsi="Times New Roman" w:cs="Times New Roman"/>
@@ -17522,6 +17745,7 @@
           <w:rFonts w:cs="Times New Roman"/>
           <w:b/>
           <w:smallCaps/>
+          <w:lang w:val="en-US"/>
         </w:rPr>
       </w:pPr>
       <w:r>
@@ -17529,17 +17753,125 @@
           <w:rFonts w:cs="Times New Roman"/>
           <w:b/>
           <w:smallCaps/>
-          <w:highlight w:val="yellow"/>
-        </w:rPr>
-        <w:t>…</w:t>
-      </w:r>
+          <w:lang w:val="en-US"/>
+        </w:rPr>
+        <w:t>BƯỚC 1 – CHUẨN HOÁ KIỂU DỮ LIỆU (DATA TYPE STANDARDIZATION)</w:t>
+      </w:r>
+    </w:p>
+    <w:p>
+      <w:pPr>
+        <w:rPr>
+          <w:lang w:val="en-US"/>
+        </w:rPr>
+      </w:pPr>
+      <w:r>
+        <w:rPr>
+          <w:lang w:val="en-US"/>
+        </w:rPr>
+        <w:t xml:space="preserve">Sau khi đọc file CSV được lấy trực tiếp từ Kaggle vào Python, tiến hình kiểm tra và ép kiểu dữ liệu về đúng định dạng </w:t>
+      </w:r>
+    </w:p>
+    <w:p>
+      <w:pPr>
+        <w:rPr>
+          <w:rFonts w:cs="Times New Roman"/>
+          <w:b/>
+          <w:smallCaps/>
+          <w:lang w:val="en-US"/>
+        </w:rPr>
+      </w:pPr>
+      <w:r>
+        <w:rPr>
+          <w:rFonts w:cs="Times New Roman"/>
+          <w:b/>
+          <w:smallCaps/>
+          <w:lang w:val="en-US"/>
+        </w:rPr>
+        <w:t>BƯỚC 2 – ENCODING BIẾN PHÂN LOẠI (CATEGORICAL ENCODING)</w:t>
+      </w:r>
+    </w:p>
+    <w:p>
+      <w:pPr>
+        <w:rPr>
+          <w:rFonts w:cs="Times New Roman"/>
+          <w:b/>
+          <w:smallCaps/>
+          <w:lang w:val="en-US"/>
+        </w:rPr>
+      </w:pPr>
+    </w:p>
+    <w:p>
+      <w:pPr>
+        <w:rPr>
+          <w:rFonts w:cs="Times New Roman"/>
+          <w:b/>
+          <w:smallCaps/>
+          <w:lang w:val="en-US"/>
+        </w:rPr>
+      </w:pPr>
+      <w:r>
+        <w:rPr>
+          <w:rFonts w:cs="Times New Roman"/>
+          <w:b/>
+          <w:smallCaps/>
+          <w:lang w:val="en-US"/>
+        </w:rPr>
+        <w:t xml:space="preserve">BƯỚC 3 </w:t>
+      </w:r>
+      <w:r>
+        <w:rPr>
+          <w:rFonts w:cs="Times New Roman"/>
+          <w:b/>
+          <w:smallCaps/>
+          <w:lang w:val="en-US"/>
+        </w:rPr>
+        <w:t>–</w:t>
+      </w:r>
+      <w:r>
+        <w:rPr>
+          <w:rFonts w:cs="Times New Roman"/>
+          <w:b/>
+          <w:smallCaps/>
+          <w:lang w:val="en-US"/>
+        </w:rPr>
+        <w:t xml:space="preserve"> </w:t>
+      </w:r>
+      <w:r>
+        <w:rPr>
+          <w:rFonts w:cs="Times New Roman"/>
+          <w:b/>
+          <w:smallCaps/>
+          <w:lang w:val="en-US"/>
+        </w:rPr>
+        <w:t>CHUẨN HOÁ THANG ĐO (FEATURE SCALING)</w:t>
+      </w:r>
+    </w:p>
+    <w:p>
+      <w:pPr>
+        <w:rPr>
+          <w:rFonts w:cs="Times New Roman"/>
+          <w:b/>
+          <w:smallCaps/>
+          <w:lang w:val="en-US"/>
+        </w:rPr>
+      </w:pPr>
+    </w:p>
+    <w:p>
+      <w:pPr>
+        <w:rPr>
+          <w:rFonts w:cs="Times New Roman"/>
+          <w:b/>
+          <w:smallCaps/>
+          <w:lang w:val="en-US"/>
+        </w:rPr>
+      </w:pPr>
     </w:p>
     <w:p>
       <w:pPr>
         <w:pStyle w:val="Heading2"/>
         <w:numPr>
           <w:ilvl w:val="1"/>
-          <w:numId w:val="9"/>
+          <w:numId w:val="21"/>
         </w:numPr>
         <w:rPr>
           <w:rFonts w:ascii="Times New Roman" w:hAnsi="Times New Roman" w:cs="Times New Roman"/>
@@ -17550,7 +17882,6 @@
         <w:rPr>
           <w:rFonts w:ascii="Times New Roman" w:hAnsi="Times New Roman" w:cs="Times New Roman"/>
         </w:rPr>
-        <w:lastRenderedPageBreak/>
         <w:t>Mô hình hóa dữ liệu</w:t>
       </w:r>
       <w:bookmarkEnd w:id="42"/>
@@ -17626,18 +17957,626 @@
         <w:pStyle w:val="Heading3"/>
         <w:numPr>
           <w:ilvl w:val="2"/>
-          <w:numId w:val="9"/>
+          <w:numId w:val="21"/>
         </w:numPr>
         <w:rPr>
           <w:rFonts w:ascii="Times New Roman" w:hAnsi="Times New Roman" w:cs="Times New Roman"/>
-        </w:rPr>
-      </w:pPr>
-      <w:bookmarkStart w:id="43" w:name="_Toc232240929"/>
+          <w:lang w:val="en-US"/>
+        </w:rPr>
+      </w:pPr>
       <w:r>
         <w:rPr>
           <w:rFonts w:ascii="Times New Roman" w:hAnsi="Times New Roman" w:cs="Times New Roman"/>
-        </w:rPr>
-        <w:t>Các loại mô hình hóa</w:t>
+          <w:lang w:val="en-US"/>
+        </w:rPr>
+        <w:t>Sơ đồ dữ liệu SQL (Star schema)</w:t>
+      </w:r>
+    </w:p>
+    <w:p>
+      <w:pPr>
+        <w:ind w:firstLine="720"/>
+        <w:rPr>
+          <w:lang w:val="en-US"/>
+        </w:rPr>
+      </w:pPr>
+      <w:r>
+        <w:rPr>
+          <w:lang w:val="en-US"/>
+        </w:rPr>
+        <w:t>Trước khi xây dựng mô hình Machine Learning, dữ liệu được tổ chức theo mô hình Star Schema trong SQL Warehouse để phục vụ truy vấn và kết nối với Tableau Dashboard:</w:t>
+      </w:r>
+    </w:p>
+    <w:p>
+      <w:pPr>
+        <w:ind w:firstLine="720"/>
+        <w:rPr>
+          <w:lang w:val="en-US"/>
+        </w:rPr>
+      </w:pPr>
+    </w:p>
+    <w:tbl>
+      <w:tblPr>
+        <w:tblStyle w:val="TableGrid"/>
+        <w:tblW w:w="9610" w:type="dxa"/>
+        <w:tblLook w:val="04A0" w:firstRow="1" w:lastRow="0" w:firstColumn="1" w:lastColumn="0" w:noHBand="0" w:noVBand="1"/>
+      </w:tblPr>
+      <w:tblGrid>
+        <w:gridCol w:w="2181"/>
+        <w:gridCol w:w="1488"/>
+        <w:gridCol w:w="981"/>
+        <w:gridCol w:w="4960"/>
+      </w:tblGrid>
+      <w:tr>
+        <w:tc>
+          <w:tcPr>
+            <w:tcW w:w="2181" w:type="dxa"/>
+            <w:shd w:val="clear" w:color="auto" w:fill="2E74B5" w:themeFill="accent1" w:themeFillShade="BF"/>
+          </w:tcPr>
+          <w:p>
+            <w:pPr>
+              <w:jc w:val="center"/>
+              <w:rPr>
+                <w:b/>
+                <w:bCs/>
+                <w:color w:val="FFFFFF" w:themeColor="background1"/>
+                <w:lang w:val="en-US"/>
+              </w:rPr>
+            </w:pPr>
+            <w:r>
+              <w:rPr>
+                <w:b/>
+                <w:bCs/>
+                <w:color w:val="FFFFFF" w:themeColor="background1"/>
+                <w:lang w:val="en-US"/>
+              </w:rPr>
+              <w:lastRenderedPageBreak/>
+              <w:t>Bảng</w:t>
+            </w:r>
+          </w:p>
+        </w:tc>
+        <w:tc>
+          <w:tcPr>
+            <w:tcW w:w="1488" w:type="dxa"/>
+            <w:shd w:val="clear" w:color="auto" w:fill="2E74B5" w:themeFill="accent1" w:themeFillShade="BF"/>
+          </w:tcPr>
+          <w:p>
+            <w:pPr>
+              <w:jc w:val="center"/>
+              <w:rPr>
+                <w:b/>
+                <w:bCs/>
+                <w:color w:val="FFFFFF" w:themeColor="background1"/>
+                <w:lang w:val="en-US"/>
+              </w:rPr>
+            </w:pPr>
+            <w:r>
+              <w:rPr>
+                <w:b/>
+                <w:bCs/>
+                <w:color w:val="FFFFFF" w:themeColor="background1"/>
+                <w:lang w:val="en-US"/>
+              </w:rPr>
+              <w:t>Loại</w:t>
+            </w:r>
+          </w:p>
+        </w:tc>
+        <w:tc>
+          <w:tcPr>
+            <w:tcW w:w="981" w:type="dxa"/>
+            <w:shd w:val="clear" w:color="auto" w:fill="2E74B5" w:themeFill="accent1" w:themeFillShade="BF"/>
+          </w:tcPr>
+          <w:p>
+            <w:pPr>
+              <w:jc w:val="center"/>
+              <w:rPr>
+                <w:b/>
+                <w:bCs/>
+                <w:color w:val="FFFFFF" w:themeColor="background1"/>
+                <w:lang w:val="en-US"/>
+              </w:rPr>
+            </w:pPr>
+            <w:r>
+              <w:rPr>
+                <w:b/>
+                <w:bCs/>
+                <w:color w:val="FFFFFF" w:themeColor="background1"/>
+                <w:lang w:val="en-US"/>
+              </w:rPr>
+              <w:t>Số cột</w:t>
+            </w:r>
+          </w:p>
+        </w:tc>
+        <w:tc>
+          <w:tcPr>
+            <w:tcW w:w="4960" w:type="dxa"/>
+            <w:shd w:val="clear" w:color="auto" w:fill="2E74B5" w:themeFill="accent1" w:themeFillShade="BF"/>
+          </w:tcPr>
+          <w:p>
+            <w:pPr>
+              <w:jc w:val="center"/>
+              <w:rPr>
+                <w:b/>
+                <w:bCs/>
+                <w:color w:val="FFFFFF" w:themeColor="background1"/>
+                <w:lang w:val="en-US"/>
+              </w:rPr>
+            </w:pPr>
+            <w:r>
+              <w:rPr>
+                <w:b/>
+                <w:bCs/>
+                <w:color w:val="FFFFFF" w:themeColor="background1"/>
+                <w:lang w:val="en-US"/>
+              </w:rPr>
+              <w:t>Mô tả</w:t>
+            </w:r>
+          </w:p>
+        </w:tc>
+      </w:tr>
+      <w:tr>
+        <w:tc>
+          <w:tcPr>
+            <w:tcW w:w="2181" w:type="dxa"/>
+          </w:tcPr>
+          <w:p>
+            <w:pPr>
+              <w:jc w:val="center"/>
+              <w:rPr>
+                <w:lang w:val="en-US"/>
+              </w:rPr>
+            </w:pPr>
+            <w:r>
+              <w:rPr>
+                <w:lang w:val="en-US"/>
+              </w:rPr>
+              <w:t>FactLoan</w:t>
+            </w:r>
+          </w:p>
+        </w:tc>
+        <w:tc>
+          <w:tcPr>
+            <w:tcW w:w="1488" w:type="dxa"/>
+          </w:tcPr>
+          <w:p>
+            <w:pPr>
+              <w:jc w:val="center"/>
+              <w:rPr>
+                <w:lang w:val="en-US"/>
+              </w:rPr>
+            </w:pPr>
+            <w:r>
+              <w:rPr>
+                <w:lang w:val="en-US"/>
+              </w:rPr>
+              <w:t>Fact Table</w:t>
+            </w:r>
+          </w:p>
+        </w:tc>
+        <w:tc>
+          <w:tcPr>
+            <w:tcW w:w="981" w:type="dxa"/>
+          </w:tcPr>
+          <w:p>
+            <w:pPr>
+              <w:rPr>
+                <w:lang w:val="en-US"/>
+              </w:rPr>
+            </w:pPr>
+            <w:r>
+              <w:rPr>
+                <w:lang w:val="en-US"/>
+              </w:rPr>
+              <w:t>18</w:t>
+            </w:r>
+          </w:p>
+        </w:tc>
+        <w:tc>
+          <w:tcPr>
+            <w:tcW w:w="4960" w:type="dxa"/>
+          </w:tcPr>
+          <w:p>
+            <w:pPr>
+              <w:rPr>
+                <w:lang w:val="en-US"/>
+              </w:rPr>
+            </w:pPr>
+            <w:r>
+              <w:rPr>
+                <w:lang w:val="en-US"/>
+              </w:rPr>
+              <w:t>Bảng thực tế các khoản vay, đây là bảng trung tâm chứa các con số có thể đo lường và được tính toán.</w:t>
+            </w:r>
+          </w:p>
+        </w:tc>
+      </w:tr>
+      <w:tr>
+        <w:tc>
+          <w:tcPr>
+            <w:tcW w:w="2181" w:type="dxa"/>
+          </w:tcPr>
+          <w:p>
+            <w:pPr>
+              <w:jc w:val="center"/>
+              <w:rPr>
+                <w:lang w:val="en-US"/>
+              </w:rPr>
+            </w:pPr>
+            <w:r>
+              <w:rPr>
+                <w:lang w:val="en-US"/>
+              </w:rPr>
+              <w:t>DimCustomer</w:t>
+            </w:r>
+          </w:p>
+        </w:tc>
+        <w:tc>
+          <w:tcPr>
+            <w:tcW w:w="1488" w:type="dxa"/>
+          </w:tcPr>
+          <w:p>
+            <w:pPr>
+              <w:jc w:val="center"/>
+              <w:rPr>
+                <w:lang w:val="en-US"/>
+              </w:rPr>
+            </w:pPr>
+            <w:r>
+              <w:rPr>
+                <w:lang w:val="en-US"/>
+              </w:rPr>
+              <w:t>Dimension</w:t>
+            </w:r>
+          </w:p>
+        </w:tc>
+        <w:tc>
+          <w:tcPr>
+            <w:tcW w:w="981" w:type="dxa"/>
+          </w:tcPr>
+          <w:p>
+            <w:pPr>
+              <w:rPr>
+                <w:lang w:val="en-US"/>
+              </w:rPr>
+            </w:pPr>
+            <w:r>
+              <w:rPr>
+                <w:lang w:val="en-US"/>
+              </w:rPr>
+              <w:t>8</w:t>
+            </w:r>
+          </w:p>
+        </w:tc>
+        <w:tc>
+          <w:tcPr>
+            <w:tcW w:w="4960" w:type="dxa"/>
+          </w:tcPr>
+          <w:p>
+            <w:pPr>
+              <w:rPr>
+                <w:lang w:val="en-US"/>
+              </w:rPr>
+            </w:pPr>
+            <w:r>
+              <w:rPr>
+                <w:lang w:val="en-US"/>
+              </w:rPr>
+              <w:t xml:space="preserve">Chứa các thông tin của khách hàng, đặc điểm của người đi vay như: Tuổi (Person_age), thu nhập (Persion_income), </w:t>
+            </w:r>
+            <w:r>
+              <w:rPr>
+                <w:lang w:val="en-US"/>
+              </w:rPr>
+              <w:t>…</w:t>
+            </w:r>
+          </w:p>
+        </w:tc>
+      </w:tr>
+      <w:tr>
+        <w:tc>
+          <w:tcPr>
+            <w:tcW w:w="2181" w:type="dxa"/>
+          </w:tcPr>
+          <w:p>
+            <w:pPr>
+              <w:jc w:val="center"/>
+              <w:rPr>
+                <w:lang w:val="en-US"/>
+              </w:rPr>
+            </w:pPr>
+            <w:r>
+              <w:rPr>
+                <w:lang w:val="en-US"/>
+              </w:rPr>
+              <w:t>DimLocation</w:t>
+            </w:r>
+          </w:p>
+        </w:tc>
+        <w:tc>
+          <w:tcPr>
+            <w:tcW w:w="1488" w:type="dxa"/>
+          </w:tcPr>
+          <w:p>
+            <w:pPr>
+              <w:jc w:val="center"/>
+              <w:rPr>
+                <w:lang w:val="en-US"/>
+              </w:rPr>
+            </w:pPr>
+            <w:r>
+              <w:rPr>
+                <w:lang w:val="en-US"/>
+              </w:rPr>
+              <w:t>Dimension</w:t>
+            </w:r>
+          </w:p>
+        </w:tc>
+        <w:tc>
+          <w:tcPr>
+            <w:tcW w:w="981" w:type="dxa"/>
+          </w:tcPr>
+          <w:p>
+            <w:pPr>
+              <w:rPr>
+                <w:lang w:val="en-US"/>
+              </w:rPr>
+            </w:pPr>
+            <w:r>
+              <w:rPr>
+                <w:lang w:val="en-US"/>
+              </w:rPr>
+              <w:t>6</w:t>
+            </w:r>
+          </w:p>
+        </w:tc>
+        <w:tc>
+          <w:tcPr>
+            <w:tcW w:w="4960" w:type="dxa"/>
+          </w:tcPr>
+          <w:p>
+            <w:pPr>
+              <w:rPr>
+                <w:lang w:val="en-US"/>
+              </w:rPr>
+            </w:pPr>
+            <w:r>
+              <w:rPr>
+                <w:lang w:val="en-US"/>
+              </w:rPr>
+              <w:t>Chứa các thông tin mô tả nơi ở của khách hàng, bao gồm: Thành phố, Bang, Quốc gia, tạo độ địa lí.</w:t>
+            </w:r>
+          </w:p>
+        </w:tc>
+      </w:tr>
+      <w:tr>
+        <w:tc>
+          <w:tcPr>
+            <w:tcW w:w="2181" w:type="dxa"/>
+          </w:tcPr>
+          <w:p>
+            <w:pPr>
+              <w:jc w:val="center"/>
+              <w:rPr>
+                <w:lang w:val="en-US"/>
+              </w:rPr>
+            </w:pPr>
+            <w:r>
+              <w:rPr>
+                <w:lang w:val="en-US"/>
+              </w:rPr>
+              <w:t>DimLoanGrade</w:t>
+            </w:r>
+          </w:p>
+        </w:tc>
+        <w:tc>
+          <w:tcPr>
+            <w:tcW w:w="1488" w:type="dxa"/>
+          </w:tcPr>
+          <w:p>
+            <w:pPr>
+              <w:jc w:val="center"/>
+              <w:rPr>
+                <w:lang w:val="en-US"/>
+              </w:rPr>
+            </w:pPr>
+            <w:r>
+              <w:rPr>
+                <w:lang w:val="en-US"/>
+              </w:rPr>
+              <w:t>Dimension</w:t>
+            </w:r>
+          </w:p>
+        </w:tc>
+        <w:tc>
+          <w:tcPr>
+            <w:tcW w:w="981" w:type="dxa"/>
+          </w:tcPr>
+          <w:p>
+            <w:pPr>
+              <w:rPr>
+                <w:lang w:val="en-US"/>
+              </w:rPr>
+            </w:pPr>
+            <w:r>
+              <w:rPr>
+                <w:lang w:val="en-US"/>
+              </w:rPr>
+              <w:t>2</w:t>
+            </w:r>
+          </w:p>
+        </w:tc>
+        <w:tc>
+          <w:tcPr>
+            <w:tcW w:w="4960" w:type="dxa"/>
+          </w:tcPr>
+          <w:p>
+            <w:pPr>
+              <w:rPr>
+                <w:lang w:val="en-US"/>
+              </w:rPr>
+            </w:pPr>
+            <w:r>
+              <w:rPr>
+                <w:lang w:val="en-US"/>
+              </w:rPr>
+              <w:t>Chứa thông tin giải thích chi tiết về hệ thống xếp hạng rủi ro của ngân hàng.</w:t>
+            </w:r>
+          </w:p>
+        </w:tc>
+      </w:tr>
+      <w:tr>
+        <w:tc>
+          <w:tcPr>
+            <w:tcW w:w="2181" w:type="dxa"/>
+          </w:tcPr>
+          <w:p>
+            <w:pPr>
+              <w:jc w:val="center"/>
+              <w:rPr>
+                <w:lang w:val="en-US"/>
+              </w:rPr>
+            </w:pPr>
+            <w:r>
+              <w:rPr>
+                <w:lang w:val="en-US"/>
+              </w:rPr>
+              <w:t>DimLoanPurpose</w:t>
+            </w:r>
+          </w:p>
+        </w:tc>
+        <w:tc>
+          <w:tcPr>
+            <w:tcW w:w="1488" w:type="dxa"/>
+          </w:tcPr>
+          <w:p>
+            <w:pPr>
+              <w:jc w:val="center"/>
+              <w:rPr>
+                <w:lang w:val="en-US"/>
+              </w:rPr>
+            </w:pPr>
+            <w:r>
+              <w:rPr>
+                <w:lang w:val="en-US"/>
+              </w:rPr>
+              <w:t>Dimension</w:t>
+            </w:r>
+          </w:p>
+        </w:tc>
+        <w:tc>
+          <w:tcPr>
+            <w:tcW w:w="981" w:type="dxa"/>
+          </w:tcPr>
+          <w:p>
+            <w:pPr>
+              <w:rPr>
+                <w:lang w:val="en-US"/>
+              </w:rPr>
+            </w:pPr>
+            <w:r>
+              <w:rPr>
+                <w:lang w:val="en-US"/>
+              </w:rPr>
+              <w:t>2</w:t>
+            </w:r>
+          </w:p>
+        </w:tc>
+        <w:tc>
+          <w:tcPr>
+            <w:tcW w:w="4960" w:type="dxa"/>
+          </w:tcPr>
+          <w:p>
+            <w:pPr>
+              <w:rPr>
+                <w:lang w:val="en-US"/>
+              </w:rPr>
+            </w:pPr>
+            <w:r>
+              <w:rPr>
+                <w:lang w:val="en-US"/>
+              </w:rPr>
+              <w:t>Định nghĩa và phân loại các lý do mà khách hàng đăng ký vay vốn.</w:t>
+            </w:r>
+          </w:p>
+        </w:tc>
+      </w:tr>
+    </w:tbl>
+    <w:p>
+      <w:pPr>
+        <w:rPr>
+          <w:lang w:val="en-US"/>
+        </w:rPr>
+      </w:pPr>
+    </w:p>
+    <w:p>
+      <w:pPr>
+        <w:rPr>
+          <w:lang w:val="en-US"/>
+        </w:rPr>
+      </w:pPr>
+      <w:r>
+        <w:rPr>
+          <w:lang w:val="en-US"/>
+        </w:rPr>
+        <w:drawing>
+          <wp:inline distT="0" distB="0" distL="0" distR="0" wp14:anchorId="50E482F5" wp14:editId="4EEF1ECF">
+            <wp:extent cx="5943600" cy="3124200"/>
+            <wp:effectExtent l="0" t="0" r="0" b="0"/>
+            <wp:docPr id="1162648510" name="Picture 1"/>
+            <wp:cNvGraphicFramePr>
+              <a:graphicFrameLocks xmlns:a="http://schemas.openxmlformats.org/drawingml/2006/main" noChangeAspect="1"/>
+            </wp:cNvGraphicFramePr>
+            <a:graphic xmlns:a="http://schemas.openxmlformats.org/drawingml/2006/main">
+              <a:graphicData uri="http://schemas.openxmlformats.org/drawingml/2006/picture">
+                <pic:pic xmlns:pic="http://schemas.openxmlformats.org/drawingml/2006/picture">
+                  <pic:nvPicPr>
+                    <pic:cNvPr id="1162648510" name=""/>
+                    <pic:cNvPicPr/>
+                  </pic:nvPicPr>
+                  <pic:blipFill>
+                    <a:blip r:embed="rId15"/>
+                    <a:stretch>
+                      <a:fillRect/>
+                    </a:stretch>
+                  </pic:blipFill>
+                  <pic:spPr>
+                    <a:xfrm>
+                      <a:off x="0" y="0"/>
+                      <a:ext cx="5943600" cy="3124200"/>
+                    </a:xfrm>
+                    <a:prstGeom prst="rect">
+                      <a:avLst/>
+                    </a:prstGeom>
+                  </pic:spPr>
+                </pic:pic>
+              </a:graphicData>
+            </a:graphic>
+          </wp:inline>
+        </w:drawing>
+      </w:r>
+    </w:p>
+    <w:p>
+      <w:pPr>
+        <w:pStyle w:val="Heading3"/>
+        <w:numPr>
+          <w:ilvl w:val="2"/>
+          <w:numId w:val="21"/>
+        </w:numPr>
+        <w:rPr>
+          <w:rFonts w:ascii="Times New Roman" w:hAnsi="Times New Roman" w:cs="Times New Roman"/>
+        </w:rPr>
+      </w:pPr>
+      <w:bookmarkStart w:id="43" w:name="_Toc232240930"/>
+      <w:r>
+        <w:rPr>
+          <w:rFonts w:ascii="Times New Roman" w:hAnsi="Times New Roman" w:cs="Times New Roman"/>
+        </w:rPr>
+        <w:t>C</w:t>
+      </w:r>
+      <w:r>
+        <w:rPr>
+          <w:rFonts w:ascii="Times New Roman" w:hAnsi="Times New Roman" w:cs="Times New Roman"/>
+        </w:rPr>
+        <w:t>ác tiêu chí đánh giá mô hình dữ liệu</w:t>
       </w:r>
       <w:bookmarkEnd w:id="43"/>
     </w:p>
@@ -17660,7 +18599,7 @@
           <w:i/>
           <w:color w:val="00B050"/>
         </w:rPr>
-        <w:t>Trình bày các loại mô hình</w:t>
+        <w:t>Trình bày các tiêu chí đánh giá mô hình dữ liệu tốt ?</w:t>
       </w:r>
     </w:p>
     <w:p>
@@ -17682,7 +18621,308 @@
           <w:i/>
           <w:color w:val="00B050"/>
         </w:rPr>
-        <w:t>Mô hình nào đang được áp dụng cho bộ dữ liệu dự án ?</w:t>
+        <w:t>Mô hình đang dùng trong dự án đáp ứng các tiêu chí nào</w:t>
+      </w:r>
+      <w:r>
+        <w:rPr>
+          <w:rFonts w:cs="Times New Roman"/>
+          <w:i/>
+          <w:color w:val="00B050"/>
+        </w:rPr>
+        <w:t xml:space="preserve"> ?</w:t>
+      </w:r>
+    </w:p>
+    <w:p>
+      <w:pPr>
+        <w:ind w:firstLine="360"/>
+        <w:rPr>
+          <w:rFonts w:cs="Times New Roman"/>
+          <w:iCs/>
+          <w:lang w:val="en-US"/>
+        </w:rPr>
+      </w:pPr>
+      <w:r>
+        <w:rPr>
+          <w:rFonts w:cs="Times New Roman"/>
+          <w:iCs/>
+          <w:lang w:val="en-US"/>
+        </w:rPr>
+        <w:t>Có 5 tiêu chí để đánh giá mô hình trong kho dữ liệu là thành công và tối ưu:</w:t>
+      </w:r>
+    </w:p>
+    <w:p>
+      <w:pPr>
+        <w:pStyle w:val="ListParagraph"/>
+        <w:numPr>
+          <w:ilvl w:val="0"/>
+          <w:numId w:val="17"/>
+        </w:numPr>
+        <w:rPr>
+          <w:rFonts w:cs="Times New Roman"/>
+          <w:iCs/>
+          <w:lang w:val="en-US"/>
+        </w:rPr>
+      </w:pPr>
+      <w:r>
+        <w:rPr>
+          <w:rFonts w:cs="Times New Roman"/>
+          <w:b/>
+          <w:bCs/>
+          <w:iCs/>
+          <w:lang w:val="en-US"/>
+        </w:rPr>
+        <w:t>Tính chính xác và toàn vẹn (Accuracy &amp; Integrity)</w:t>
+      </w:r>
+      <w:r>
+        <w:rPr>
+          <w:rFonts w:cs="Times New Roman"/>
+          <w:iCs/>
+          <w:lang w:val="en-US"/>
+        </w:rPr>
+        <w:t xml:space="preserve">: Mô hình phản ánh đúng quy trình nghiệp vụ thực tế. Dữ liệu giữa các bảng phải được liên kết chặt chẽ thông qua </w:t>
+      </w:r>
+      <w:r>
+        <w:rPr>
+          <w:rFonts w:cs="Times New Roman"/>
+          <w:iCs/>
+          <w:lang w:val="en-US"/>
+        </w:rPr>
+        <w:lastRenderedPageBreak/>
+        <w:t>các ràng buộc Khoá chính (Primary Key) và các Khoá ngoại (Foregin Key), đảm bảo không có dữ liệu nào bị sai lệch khi kết xuất báo cáo.</w:t>
+      </w:r>
+    </w:p>
+    <w:p>
+      <w:pPr>
+        <w:pStyle w:val="ListParagraph"/>
+        <w:numPr>
+          <w:ilvl w:val="0"/>
+          <w:numId w:val="17"/>
+        </w:numPr>
+        <w:rPr>
+          <w:rFonts w:cs="Times New Roman"/>
+          <w:iCs/>
+          <w:lang w:val="en-US"/>
+        </w:rPr>
+      </w:pPr>
+      <w:r>
+        <w:rPr>
+          <w:rFonts w:cs="Times New Roman"/>
+          <w:b/>
+          <w:bCs/>
+          <w:iCs/>
+          <w:lang w:val="en-US"/>
+        </w:rPr>
+        <w:t>Hiệu xuất truy vấn (Quẻy Performance)</w:t>
+      </w:r>
+      <w:r>
+        <w:rPr>
+          <w:rFonts w:cs="Times New Roman"/>
+          <w:iCs/>
+          <w:lang w:val="en-US"/>
+        </w:rPr>
+        <w:t>: Tiêu chí quan trọng nhất của hệ thống phân tích là tốc độ. Một mô hình tốt phải tối ưu hoá được thời gian chạy các câu lệnh SQL hoặc tốc độ tải của Dashboard, đặc biệt là khi thực hiện các phép gom nhóm (Aggregation) trên tập dữ liệu lớn.</w:t>
+      </w:r>
+    </w:p>
+    <w:p>
+      <w:pPr>
+        <w:pStyle w:val="ListParagraph"/>
+        <w:numPr>
+          <w:ilvl w:val="0"/>
+          <w:numId w:val="17"/>
+        </w:numPr>
+        <w:rPr>
+          <w:rFonts w:cs="Times New Roman"/>
+          <w:iCs/>
+          <w:lang w:val="en-US"/>
+        </w:rPr>
+      </w:pPr>
+      <w:r>
+        <w:rPr>
+          <w:rFonts w:cs="Times New Roman"/>
+          <w:b/>
+          <w:bCs/>
+          <w:iCs/>
+          <w:lang w:val="en-US"/>
+        </w:rPr>
+        <w:t>Tính dễ hiểu và trực quan đối với nghiệp vụ (Usability/ Business Friendliness)</w:t>
+      </w:r>
+      <w:r>
+        <w:rPr>
+          <w:rFonts w:cs="Times New Roman"/>
+          <w:iCs/>
+          <w:lang w:val="en-US"/>
+        </w:rPr>
+        <w:t>: Mô hình không chỉ dành cho kỹ sư mà còn phục vụ cho người dùng cuối. Cấu trúc bảng và cách đặt tên phải trực quan, dễ hiểu đễ Chuyên viên tín dụng hay Quản lý rủi ro có thể dễ dàng tự kéo thả (drag &amp; drop) các trường dữ liệu để tạo báo cáo mà không cần rành về code.</w:t>
+      </w:r>
+    </w:p>
+    <w:p>
+      <w:pPr>
+        <w:pStyle w:val="ListParagraph"/>
+        <w:numPr>
+          <w:ilvl w:val="0"/>
+          <w:numId w:val="17"/>
+        </w:numPr>
+        <w:rPr>
+          <w:rFonts w:cs="Times New Roman"/>
+          <w:iCs/>
+          <w:lang w:val="en-US"/>
+        </w:rPr>
+      </w:pPr>
+      <w:r>
+        <w:rPr>
+          <w:rFonts w:cs="Times New Roman"/>
+          <w:b/>
+          <w:bCs/>
+          <w:iCs/>
+          <w:lang w:val="en-US"/>
+        </w:rPr>
+        <w:t>Tính linh hoạt và khả năng mở rộng (Flexibility &amp; Scalability)</w:t>
+      </w:r>
+      <w:r>
+        <w:rPr>
+          <w:rFonts w:cs="Times New Roman"/>
+          <w:iCs/>
+          <w:lang w:val="en-US"/>
+        </w:rPr>
+        <w:t>: Hệ thống phải có k</w:t>
+      </w:r>
+      <w:r>
+        <w:rPr>
+          <w:rFonts w:cs="Times New Roman"/>
+          <w:iCs/>
+          <w:lang w:val="en-US"/>
+        </w:rPr>
+        <w:t>hả</w:t>
+      </w:r>
+      <w:r>
+        <w:rPr>
+          <w:rFonts w:cs="Times New Roman"/>
+          <w:iCs/>
+          <w:lang w:val="en-US"/>
+        </w:rPr>
+        <w:t xml:space="preserve"> năng thích ứng với sự thay đổi, khi ngân hàng sinh ra một nghiệp vụ mới thì mô hình phải </w:t>
+      </w:r>
+      <w:r>
+        <w:rPr>
+          <w:rFonts w:cs="Times New Roman"/>
+          <w:iCs/>
+          <w:lang w:val="en-US"/>
+        </w:rPr>
+        <w:t>cho phép bổ sung dữ liệu mới mà không làm phá vỡ hoặc đập đi xây lại cấu trúc hiện tại.</w:t>
+      </w:r>
+    </w:p>
+    <w:p>
+      <w:pPr>
+        <w:pStyle w:val="ListParagraph"/>
+        <w:numPr>
+          <w:ilvl w:val="0"/>
+          <w:numId w:val="17"/>
+        </w:numPr>
+        <w:rPr>
+          <w:rFonts w:cs="Times New Roman"/>
+          <w:iCs/>
+          <w:lang w:val="en-US"/>
+        </w:rPr>
+      </w:pPr>
+      <w:r>
+        <w:rPr>
+          <w:rFonts w:cs="Times New Roman"/>
+          <w:b/>
+          <w:bCs/>
+          <w:iCs/>
+          <w:lang w:val="en-US"/>
+        </w:rPr>
+        <w:t>Tính nhất quán (Consistency):</w:t>
+      </w:r>
+      <w:r>
+        <w:rPr>
+          <w:rFonts w:cs="Times New Roman"/>
+          <w:iCs/>
+          <w:lang w:val="en-US"/>
+        </w:rPr>
+        <w:t xml:space="preserve"> Dữ liệu không bị dư thừa một cách bất hợp lý và các định nghĩa phải đồng nhất trên toàn bộ hệ thống, loại bỏ tình trang “một phiên bản sự thật nhưng có nhiều kết quả khác nhau”.</w:t>
+      </w:r>
+    </w:p>
+    <w:p>
+      <w:pPr>
+        <w:ind w:left="360"/>
+        <w:rPr>
+          <w:rFonts w:cs="Times New Roman"/>
+          <w:iCs/>
+          <w:lang w:val="en-US"/>
+        </w:rPr>
+      </w:pPr>
+      <w:r>
+        <w:rPr>
+          <w:rFonts w:cs="Times New Roman"/>
+          <w:iCs/>
+          <w:lang w:val="en-US"/>
+        </w:rPr>
+        <w:t>Mô hình dự án của nhóm đám</w:t>
+      </w:r>
+    </w:p>
+    <w:p>
+      <w:pPr>
+        <w:pStyle w:val="Heading3"/>
+        <w:numPr>
+          <w:ilvl w:val="2"/>
+          <w:numId w:val="21"/>
+        </w:numPr>
+        <w:rPr>
+          <w:rFonts w:ascii="Times New Roman" w:hAnsi="Times New Roman" w:cs="Times New Roman"/>
+        </w:rPr>
+      </w:pPr>
+      <w:bookmarkStart w:id="44" w:name="_Toc232240931"/>
+      <w:r>
+        <w:rPr>
+          <w:rFonts w:ascii="Times New Roman" w:hAnsi="Times New Roman" w:cs="Times New Roman"/>
+        </w:rPr>
+        <w:t>Trình bày các bước mô hình hóa</w:t>
+      </w:r>
+      <w:bookmarkEnd w:id="44"/>
+    </w:p>
+    <w:p>
+      <w:pPr>
+        <w:pStyle w:val="ListParagraph"/>
+        <w:numPr>
+          <w:ilvl w:val="0"/>
+          <w:numId w:val="2"/>
+        </w:numPr>
+        <w:rPr>
+          <w:rFonts w:cs="Times New Roman"/>
+          <w:i/>
+          <w:color w:val="00B050"/>
+        </w:rPr>
+      </w:pPr>
+      <w:r>
+        <w:rPr>
+          <w:rFonts w:cs="Times New Roman"/>
+          <w:i/>
+          <w:color w:val="00B050"/>
+        </w:rPr>
+        <w:t>Trình bày cụ thể các bước mô hình hóa dữ liệu bằng Power BI trên bộ dữ liệu của dự án.</w:t>
+      </w:r>
+    </w:p>
+    <w:p>
+      <w:pPr>
+        <w:pStyle w:val="ListParagraph"/>
+        <w:numPr>
+          <w:ilvl w:val="0"/>
+          <w:numId w:val="2"/>
+        </w:numPr>
+        <w:rPr>
+          <w:rFonts w:cs="Times New Roman"/>
+          <w:i/>
+          <w:color w:val="00B050"/>
+        </w:rPr>
+      </w:pPr>
+      <w:r>
+        <w:rPr>
+          <w:rFonts w:cs="Times New Roman"/>
+          <w:i/>
+          <w:color w:val="00B050"/>
+        </w:rPr>
+        <w:t>Việc này giúp lưu vết các chỉnh sửa thay đổi trên.</w:t>
       </w:r>
     </w:p>
     <w:p>
@@ -17706,26 +18946,20 @@
         <w:pStyle w:val="Heading3"/>
         <w:numPr>
           <w:ilvl w:val="2"/>
-          <w:numId w:val="9"/>
+          <w:numId w:val="21"/>
         </w:numPr>
         <w:rPr>
           <w:rFonts w:ascii="Times New Roman" w:hAnsi="Times New Roman" w:cs="Times New Roman"/>
         </w:rPr>
       </w:pPr>
-      <w:bookmarkStart w:id="44" w:name="_Toc232240930"/>
+      <w:bookmarkStart w:id="45" w:name="_Toc232240932"/>
       <w:r>
         <w:rPr>
           <w:rFonts w:ascii="Times New Roman" w:hAnsi="Times New Roman" w:cs="Times New Roman"/>
         </w:rPr>
-        <w:t>C</w:t>
-      </w:r>
-      <w:r>
-        <w:rPr>
-          <w:rFonts w:ascii="Times New Roman" w:hAnsi="Times New Roman" w:cs="Times New Roman"/>
-        </w:rPr>
-        <w:t>ác tiêu chí đánh giá mô hình dữ liệu</w:t>
-      </w:r>
-      <w:bookmarkEnd w:id="44"/>
+        <w:t>Trình bày các bước tạo bảng dữ liệu</w:t>
+      </w:r>
+      <w:bookmarkEnd w:id="45"/>
     </w:p>
     <w:p>
       <w:pPr>
@@ -17746,7 +18980,7 @@
           <w:i/>
           <w:color w:val="00B050"/>
         </w:rPr>
-        <w:t>Trình bày các tiêu chí đánh giá mô hình dữ liệu tốt ?</w:t>
+        <w:t>Trình bày cụ thể các bước tạo bảng dữ liệu bằng Power BI trên bộ dữ liệu của dự án.</w:t>
       </w:r>
     </w:p>
     <w:p>
@@ -17768,15 +19002,260 @@
           <w:i/>
           <w:color w:val="00B050"/>
         </w:rPr>
-        <w:t>Mô hình đang dùng trong dự án đáp ứng các tiêu chí nào</w:t>
-      </w:r>
-      <w:r>
+        <w:t>Việc này giúp lưu vết các chỉnh sửa thay đổi trên.</w:t>
+      </w:r>
+    </w:p>
+    <w:p>
+      <w:pPr>
+        <w:rPr>
+          <w:rFonts w:cs="Times New Roman"/>
+          <w:iCs/>
+        </w:rPr>
+      </w:pPr>
+      <w:r>
+        <w:rPr>
+          <w:rFonts w:cs="Times New Roman"/>
+          <w:iCs/>
+          <w:highlight w:val="yellow"/>
+        </w:rPr>
+        <w:t>…</w:t>
+      </w:r>
+    </w:p>
+    <w:p>
+      <w:pPr>
+        <w:pStyle w:val="Heading2"/>
+        <w:numPr>
+          <w:ilvl w:val="1"/>
+          <w:numId w:val="21"/>
+        </w:numPr>
+        <w:rPr>
+          <w:rFonts w:ascii="Times New Roman" w:hAnsi="Times New Roman" w:cs="Times New Roman"/>
+        </w:rPr>
+      </w:pPr>
+      <w:bookmarkStart w:id="46" w:name="_Toc232240933"/>
+      <w:r>
+        <w:rPr>
+          <w:rFonts w:ascii="Times New Roman" w:hAnsi="Times New Roman" w:cs="Times New Roman"/>
+        </w:rPr>
+        <w:t>Xử lý dữ liệu DAX</w:t>
+      </w:r>
+      <w:bookmarkEnd w:id="46"/>
+    </w:p>
+    <w:p>
+      <w:pPr>
+        <w:pStyle w:val="ListParagraph"/>
+        <w:numPr>
+          <w:ilvl w:val="0"/>
+          <w:numId w:val="2"/>
+        </w:numPr>
         <w:rPr>
           <w:rFonts w:cs="Times New Roman"/>
           <w:i/>
           <w:color w:val="00B050"/>
         </w:rPr>
-        <w:t xml:space="preserve"> ?</w:t>
+      </w:pPr>
+      <w:r>
+        <w:rPr>
+          <w:rFonts w:cs="Times New Roman"/>
+          <w:i/>
+          <w:color w:val="00B050"/>
+        </w:rPr>
+        <w:t>Xử lý dữ liệu bằng ngôn ngữ DAX</w:t>
+      </w:r>
+    </w:p>
+    <w:p>
+      <w:pPr>
+        <w:pStyle w:val="ListParagraph"/>
+        <w:numPr>
+          <w:ilvl w:val="1"/>
+          <w:numId w:val="3"/>
+        </w:numPr>
+        <w:rPr>
+          <w:rFonts w:cs="Times New Roman"/>
+          <w:i/>
+          <w:color w:val="00B050"/>
+        </w:rPr>
+      </w:pPr>
+      <w:r>
+        <w:rPr>
+          <w:rFonts w:cs="Times New Roman"/>
+          <w:i/>
+          <w:color w:val="00B050"/>
+        </w:rPr>
+        <w:t xml:space="preserve">Measure </w:t>
+      </w:r>
+    </w:p>
+    <w:p>
+      <w:pPr>
+        <w:pStyle w:val="ListParagraph"/>
+        <w:numPr>
+          <w:ilvl w:val="1"/>
+          <w:numId w:val="3"/>
+        </w:numPr>
+        <w:rPr>
+          <w:rFonts w:cs="Times New Roman"/>
+          <w:i/>
+          <w:color w:val="00B050"/>
+        </w:rPr>
+      </w:pPr>
+      <w:r>
+        <w:rPr>
+          <w:rFonts w:cs="Times New Roman"/>
+          <w:i/>
+          <w:color w:val="00B050"/>
+        </w:rPr>
+        <w:t>Calculated column</w:t>
+      </w:r>
+    </w:p>
+    <w:p>
+      <w:pPr>
+        <w:pStyle w:val="ListParagraph"/>
+        <w:numPr>
+          <w:ilvl w:val="1"/>
+          <w:numId w:val="3"/>
+        </w:numPr>
+        <w:rPr>
+          <w:rFonts w:cs="Times New Roman"/>
+          <w:i/>
+          <w:color w:val="00B050"/>
+        </w:rPr>
+      </w:pPr>
+      <w:r>
+        <w:rPr>
+          <w:rFonts w:cs="Times New Roman"/>
+          <w:i/>
+          <w:color w:val="00B050"/>
+        </w:rPr>
+        <w:t>Filter</w:t>
+      </w:r>
+    </w:p>
+    <w:p>
+      <w:pPr>
+        <w:pStyle w:val="Heading3"/>
+        <w:numPr>
+          <w:ilvl w:val="2"/>
+          <w:numId w:val="21"/>
+        </w:numPr>
+        <w:rPr>
+          <w:rFonts w:ascii="Times New Roman" w:hAnsi="Times New Roman" w:cs="Times New Roman"/>
+        </w:rPr>
+      </w:pPr>
+      <w:bookmarkStart w:id="47" w:name="_Toc232240934"/>
+      <w:r>
+        <w:rPr>
+          <w:rFonts w:ascii="Times New Roman" w:hAnsi="Times New Roman" w:cs="Times New Roman"/>
+        </w:rPr>
+        <w:t>Measure</w:t>
+      </w:r>
+      <w:bookmarkEnd w:id="47"/>
+    </w:p>
+    <w:p>
+      <w:pPr>
+        <w:pStyle w:val="ListParagraph"/>
+        <w:numPr>
+          <w:ilvl w:val="0"/>
+          <w:numId w:val="2"/>
+        </w:numPr>
+        <w:rPr>
+          <w:rFonts w:cs="Times New Roman"/>
+          <w:i/>
+          <w:color w:val="00B050"/>
+        </w:rPr>
+      </w:pPr>
+      <w:r>
+        <w:rPr>
+          <w:rFonts w:cs="Times New Roman"/>
+          <w:i/>
+          <w:color w:val="00B050"/>
+        </w:rPr>
+        <w:t xml:space="preserve">Trình bày các </w:t>
+      </w:r>
+      <w:r>
+        <w:rPr>
+          <w:rFonts w:cs="Times New Roman"/>
+          <w:i/>
+          <w:color w:val="00B050"/>
+        </w:rPr>
+        <w:t>measure được dùng trong dự án.</w:t>
+      </w:r>
+    </w:p>
+    <w:p>
+      <w:pPr>
+        <w:pStyle w:val="ListParagraph"/>
+        <w:numPr>
+          <w:ilvl w:val="0"/>
+          <w:numId w:val="2"/>
+        </w:numPr>
+        <w:rPr>
+          <w:rFonts w:cs="Times New Roman"/>
+          <w:i/>
+          <w:color w:val="00B050"/>
+        </w:rPr>
+      </w:pPr>
+      <w:r>
+        <w:rPr>
+          <w:rFonts w:cs="Times New Roman"/>
+          <w:i/>
+          <w:color w:val="00B050"/>
+        </w:rPr>
+        <w:lastRenderedPageBreak/>
+        <w:t>Việc này giúp lưu vết các chỉnh sửa thay đổi trên.</w:t>
+      </w:r>
+    </w:p>
+    <w:p>
+      <w:pPr>
+        <w:pStyle w:val="Heading4"/>
+        <w:numPr>
+          <w:ilvl w:val="3"/>
+          <w:numId w:val="21"/>
+        </w:numPr>
+        <w:rPr>
+          <w:rFonts w:ascii="Times New Roman" w:hAnsi="Times New Roman" w:cs="Times New Roman"/>
+        </w:rPr>
+      </w:pPr>
+      <w:r>
+        <w:rPr>
+          <w:rFonts w:ascii="Times New Roman" w:hAnsi="Times New Roman" w:cs="Times New Roman"/>
+        </w:rPr>
+        <w:t>Tạo calendar</w:t>
+      </w:r>
+    </w:p>
+    <w:p>
+      <w:pPr>
+        <w:rPr>
+          <w:rFonts w:cs="Times New Roman"/>
+        </w:rPr>
+      </w:pPr>
+      <w:r>
+        <w:rPr>
+          <w:rFonts w:cs="Times New Roman"/>
+          <w:highlight w:val="yellow"/>
+        </w:rPr>
+        <w:t>…</w:t>
+      </w:r>
+      <w:r>
+        <w:rPr>
+          <w:rFonts w:cs="Times New Roman"/>
+        </w:rPr>
+        <w:t xml:space="preserve"> </w:t>
+      </w:r>
+    </w:p>
+    <w:p>
+      <w:pPr>
+        <w:pStyle w:val="Heading4"/>
+        <w:numPr>
+          <w:ilvl w:val="3"/>
+          <w:numId w:val="21"/>
+        </w:numPr>
+        <w:rPr>
+          <w:rFonts w:ascii="Times New Roman" w:hAnsi="Times New Roman" w:cs="Times New Roman"/>
+        </w:rPr>
+      </w:pPr>
+      <w:r>
+        <w:rPr>
+          <w:rFonts w:ascii="Times New Roman" w:hAnsi="Times New Roman" w:cs="Times New Roman"/>
+        </w:rPr>
+        <w:t xml:space="preserve">Tạo số lượng </w:t>
       </w:r>
     </w:p>
     <w:p>
@@ -17804,23 +19283,105 @@
     </w:p>
     <w:p>
       <w:pPr>
+        <w:pStyle w:val="Heading4"/>
+        <w:numPr>
+          <w:ilvl w:val="3"/>
+          <w:numId w:val="21"/>
+        </w:numPr>
+        <w:rPr>
+          <w:rFonts w:ascii="Times New Roman" w:hAnsi="Times New Roman" w:cs="Times New Roman"/>
+        </w:rPr>
+      </w:pPr>
+      <w:r>
+        <w:rPr>
+          <w:rFonts w:ascii="Times New Roman" w:hAnsi="Times New Roman" w:cs="Times New Roman"/>
+        </w:rPr>
+        <w:t xml:space="preserve">Tạo số lượng </w:t>
+      </w:r>
+    </w:p>
+    <w:p>
+      <w:pPr>
+        <w:rPr>
+          <w:rFonts w:cs="Times New Roman"/>
+          <w:iCs/>
+        </w:rPr>
+      </w:pPr>
+      <w:r>
+        <w:rPr>
+          <w:rFonts w:cs="Times New Roman"/>
+          <w:iCs/>
+          <w:highlight w:val="yellow"/>
+        </w:rPr>
+        <w:t>…</w:t>
+      </w:r>
+    </w:p>
+    <w:p>
+      <w:pPr>
+        <w:pStyle w:val="Heading4"/>
+        <w:numPr>
+          <w:ilvl w:val="3"/>
+          <w:numId w:val="21"/>
+        </w:numPr>
+        <w:rPr>
+          <w:rFonts w:ascii="Times New Roman" w:hAnsi="Times New Roman" w:cs="Times New Roman"/>
+        </w:rPr>
+      </w:pPr>
+      <w:r>
+        <w:rPr>
+          <w:rFonts w:ascii="Times New Roman" w:hAnsi="Times New Roman" w:cs="Times New Roman"/>
+        </w:rPr>
+        <w:t>Tạo measure tiếp theo ……</w:t>
+      </w:r>
+    </w:p>
+    <w:p>
+      <w:pPr>
+        <w:rPr>
+          <w:rFonts w:cs="Times New Roman"/>
+          <w:iCs/>
+        </w:rPr>
+      </w:pPr>
+      <w:r>
+        <w:rPr>
+          <w:rFonts w:cs="Times New Roman"/>
+          <w:iCs/>
+          <w:highlight w:val="yellow"/>
+        </w:rPr>
+        <w:t>…</w:t>
+      </w:r>
+    </w:p>
+    <w:p>
+      <w:pPr>
+        <w:rPr>
+          <w:rFonts w:cs="Times New Roman"/>
+          <w:iCs/>
+        </w:rPr>
+      </w:pPr>
+    </w:p>
+    <w:p>
+      <w:pPr>
         <w:pStyle w:val="Heading3"/>
         <w:numPr>
           <w:ilvl w:val="2"/>
-          <w:numId w:val="9"/>
+          <w:numId w:val="21"/>
         </w:numPr>
         <w:rPr>
           <w:rFonts w:ascii="Times New Roman" w:hAnsi="Times New Roman" w:cs="Times New Roman"/>
         </w:rPr>
       </w:pPr>
-      <w:bookmarkStart w:id="45" w:name="_Toc232240931"/>
+      <w:bookmarkStart w:id="48" w:name="_Toc232240935"/>
       <w:r>
         <w:rPr>
           <w:rFonts w:ascii="Times New Roman" w:hAnsi="Times New Roman" w:cs="Times New Roman"/>
         </w:rPr>
-        <w:t>Trình bày các bước mô hình hóa</w:t>
-      </w:r>
-      <w:bookmarkEnd w:id="45"/>
+        <w:t>C</w:t>
+      </w:r>
+      <w:r>
+        <w:rPr>
+          <w:rFonts w:ascii="Times New Roman" w:hAnsi="Times New Roman" w:cs="Times New Roman"/>
+        </w:rPr>
+        <w:t>alculated column</w:t>
+      </w:r>
+      <w:bookmarkEnd w:id="48"/>
     </w:p>
     <w:p>
       <w:pPr>
@@ -17841,7 +19402,15 @@
           <w:i/>
           <w:color w:val="00B050"/>
         </w:rPr>
-        <w:t>Trình bày cụ thể các bước mô hình hóa dữ liệu bằng Power BI trên bộ dữ liệu của dự án.</w:t>
+        <w:t>Trình bày các</w:t>
+      </w:r>
+      <w:r>
+        <w:rPr>
+          <w:rFonts w:cs="Times New Roman"/>
+          <w:i/>
+          <w:color w:val="00B050"/>
+        </w:rPr>
+        <w:t xml:space="preserve"> calculated column được dùng trong dự án.</w:t>
       </w:r>
     </w:p>
     <w:p>
@@ -17868,9 +19437,388 @@
     </w:p>
     <w:p>
       <w:pPr>
-        <w:rPr>
-          <w:rFonts w:cs="Times New Roman"/>
-          <w:iCs/>
+        <w:pStyle w:val="Heading4"/>
+        <w:numPr>
+          <w:ilvl w:val="3"/>
+          <w:numId w:val="21"/>
+        </w:numPr>
+        <w:rPr>
+          <w:rFonts w:ascii="Times New Roman" w:hAnsi="Times New Roman" w:cs="Times New Roman"/>
+        </w:rPr>
+      </w:pPr>
+      <w:r>
+        <w:rPr>
+          <w:rFonts w:ascii="Times New Roman" w:hAnsi="Times New Roman" w:cs="Times New Roman"/>
+        </w:rPr>
+        <w:t xml:space="preserve">Tạo </w:t>
+      </w:r>
+      <w:r>
+        <w:rPr>
+          <w:rFonts w:ascii="Times New Roman" w:hAnsi="Times New Roman" w:cs="Times New Roman"/>
+        </w:rPr>
+        <w:t>c</w:t>
+      </w:r>
+      <w:r>
+        <w:rPr>
+          <w:rFonts w:ascii="Times New Roman" w:hAnsi="Times New Roman" w:cs="Times New Roman"/>
+        </w:rPr>
+        <w:t xml:space="preserve">ột </w:t>
+      </w:r>
+    </w:p>
+    <w:p>
+      <w:pPr>
+        <w:rPr>
+          <w:rFonts w:cs="Times New Roman"/>
+        </w:rPr>
+      </w:pPr>
+      <w:r>
+        <w:rPr>
+          <w:rFonts w:cs="Times New Roman"/>
+          <w:highlight w:val="yellow"/>
+        </w:rPr>
+        <w:t>…</w:t>
+      </w:r>
+      <w:r>
+        <w:rPr>
+          <w:rFonts w:cs="Times New Roman"/>
+        </w:rPr>
+        <w:t xml:space="preserve"> </w:t>
+      </w:r>
+    </w:p>
+    <w:p>
+      <w:pPr>
+        <w:pStyle w:val="Heading4"/>
+        <w:numPr>
+          <w:ilvl w:val="3"/>
+          <w:numId w:val="21"/>
+        </w:numPr>
+        <w:rPr>
+          <w:rFonts w:ascii="Times New Roman" w:hAnsi="Times New Roman" w:cs="Times New Roman"/>
+        </w:rPr>
+      </w:pPr>
+      <w:r>
+        <w:rPr>
+          <w:rFonts w:ascii="Times New Roman" w:hAnsi="Times New Roman" w:cs="Times New Roman"/>
+        </w:rPr>
+        <w:t>Tạo cột tiếp theo ….</w:t>
+      </w:r>
+    </w:p>
+    <w:p>
+      <w:pPr>
+        <w:rPr>
+          <w:rFonts w:cs="Times New Roman"/>
+        </w:rPr>
+      </w:pPr>
+      <w:r>
+        <w:rPr>
+          <w:rFonts w:cs="Times New Roman"/>
+          <w:highlight w:val="yellow"/>
+        </w:rPr>
+        <w:t>…</w:t>
+      </w:r>
+      <w:r>
+        <w:rPr>
+          <w:rFonts w:cs="Times New Roman"/>
+        </w:rPr>
+        <w:t xml:space="preserve"> </w:t>
+      </w:r>
+    </w:p>
+    <w:p>
+      <w:pPr>
+        <w:pStyle w:val="Heading3"/>
+        <w:numPr>
+          <w:ilvl w:val="2"/>
+          <w:numId w:val="21"/>
+        </w:numPr>
+        <w:rPr>
+          <w:rFonts w:ascii="Times New Roman" w:hAnsi="Times New Roman" w:cs="Times New Roman"/>
+        </w:rPr>
+      </w:pPr>
+      <w:bookmarkStart w:id="49" w:name="_Toc232240936"/>
+      <w:r>
+        <w:rPr>
+          <w:rFonts w:ascii="Times New Roman" w:hAnsi="Times New Roman" w:cs="Times New Roman"/>
+        </w:rPr>
+        <w:t>Filter</w:t>
+      </w:r>
+      <w:bookmarkEnd w:id="49"/>
+    </w:p>
+    <w:p>
+      <w:pPr>
+        <w:pStyle w:val="ListParagraph"/>
+        <w:numPr>
+          <w:ilvl w:val="0"/>
+          <w:numId w:val="2"/>
+        </w:numPr>
+        <w:rPr>
+          <w:rFonts w:cs="Times New Roman"/>
+          <w:i/>
+          <w:color w:val="00B050"/>
+        </w:rPr>
+      </w:pPr>
+      <w:r>
+        <w:rPr>
+          <w:rFonts w:cs="Times New Roman"/>
+          <w:i/>
+          <w:color w:val="00B050"/>
+        </w:rPr>
+        <w:t>Trình bày các bộ lọc filter được dùng trong dự án.</w:t>
+      </w:r>
+    </w:p>
+    <w:p>
+      <w:pPr>
+        <w:pStyle w:val="ListParagraph"/>
+        <w:numPr>
+          <w:ilvl w:val="0"/>
+          <w:numId w:val="2"/>
+        </w:numPr>
+        <w:rPr>
+          <w:rFonts w:cs="Times New Roman"/>
+          <w:i/>
+          <w:color w:val="00B050"/>
+        </w:rPr>
+      </w:pPr>
+      <w:r>
+        <w:rPr>
+          <w:rFonts w:cs="Times New Roman"/>
+          <w:i/>
+          <w:color w:val="00B050"/>
+        </w:rPr>
+        <w:t>Việc này giúp lưu vết các chỉnh sửa thay đổi trên.</w:t>
+      </w:r>
+    </w:p>
+    <w:p>
+      <w:pPr>
+        <w:pStyle w:val="Heading4"/>
+        <w:numPr>
+          <w:ilvl w:val="3"/>
+          <w:numId w:val="21"/>
+        </w:numPr>
+        <w:rPr>
+          <w:rFonts w:ascii="Times New Roman" w:hAnsi="Times New Roman" w:cs="Times New Roman"/>
+        </w:rPr>
+      </w:pPr>
+      <w:r>
+        <w:rPr>
+          <w:rFonts w:ascii="Times New Roman" w:hAnsi="Times New Roman" w:cs="Times New Roman"/>
+        </w:rPr>
+        <w:t xml:space="preserve">Tạo filter chọn </w:t>
+      </w:r>
+    </w:p>
+    <w:p>
+      <w:pPr>
+        <w:rPr>
+          <w:rFonts w:cs="Times New Roman"/>
+        </w:rPr>
+      </w:pPr>
+      <w:r>
+        <w:rPr>
+          <w:rFonts w:cs="Times New Roman"/>
+          <w:highlight w:val="yellow"/>
+        </w:rPr>
+        <w:t>…</w:t>
+      </w:r>
+      <w:r>
+        <w:rPr>
+          <w:rFonts w:cs="Times New Roman"/>
+        </w:rPr>
+        <w:t xml:space="preserve"> </w:t>
+      </w:r>
+    </w:p>
+    <w:p>
+      <w:pPr>
+        <w:pStyle w:val="Heading4"/>
+        <w:numPr>
+          <w:ilvl w:val="3"/>
+          <w:numId w:val="21"/>
+        </w:numPr>
+        <w:rPr>
+          <w:rFonts w:ascii="Times New Roman" w:hAnsi="Times New Roman" w:cs="Times New Roman"/>
+        </w:rPr>
+      </w:pPr>
+      <w:r>
+        <w:rPr>
+          <w:rFonts w:ascii="Times New Roman" w:hAnsi="Times New Roman" w:cs="Times New Roman"/>
+        </w:rPr>
+        <w:t xml:space="preserve">Tạo filter chọn </w:t>
+      </w:r>
+    </w:p>
+    <w:p>
+      <w:pPr>
+        <w:rPr>
+          <w:rFonts w:cs="Times New Roman"/>
+        </w:rPr>
+      </w:pPr>
+      <w:r>
+        <w:rPr>
+          <w:rFonts w:cs="Times New Roman"/>
+          <w:highlight w:val="yellow"/>
+        </w:rPr>
+        <w:t>…</w:t>
+      </w:r>
+      <w:r>
+        <w:rPr>
+          <w:rFonts w:cs="Times New Roman"/>
+        </w:rPr>
+        <w:t xml:space="preserve"> </w:t>
+      </w:r>
+    </w:p>
+    <w:p>
+      <w:pPr>
+        <w:pStyle w:val="Heading4"/>
+        <w:numPr>
+          <w:ilvl w:val="3"/>
+          <w:numId w:val="21"/>
+        </w:numPr>
+        <w:rPr>
+          <w:rFonts w:ascii="Times New Roman" w:hAnsi="Times New Roman" w:cs="Times New Roman"/>
+        </w:rPr>
+      </w:pPr>
+      <w:r>
+        <w:rPr>
+          <w:rFonts w:ascii="Times New Roman" w:hAnsi="Times New Roman" w:cs="Times New Roman"/>
+        </w:rPr>
+        <w:t>Tạo filter chọn Ngày</w:t>
+      </w:r>
+    </w:p>
+    <w:p>
+      <w:pPr>
+        <w:rPr>
+          <w:rFonts w:cs="Times New Roman"/>
+        </w:rPr>
+      </w:pPr>
+      <w:r>
+        <w:rPr>
+          <w:rFonts w:cs="Times New Roman"/>
+          <w:highlight w:val="yellow"/>
+        </w:rPr>
+        <w:t>…</w:t>
+      </w:r>
+      <w:r>
+        <w:rPr>
+          <w:rFonts w:cs="Times New Roman"/>
+        </w:rPr>
+        <w:t xml:space="preserve"> </w:t>
+      </w:r>
+    </w:p>
+    <w:p>
+      <w:pPr>
+        <w:pStyle w:val="Heading1"/>
+        <w:numPr>
+          <w:ilvl w:val="0"/>
+          <w:numId w:val="21"/>
+        </w:numPr>
+        <w:rPr>
+          <w:rFonts w:ascii="Times New Roman" w:hAnsi="Times New Roman" w:cs="Times New Roman"/>
+        </w:rPr>
+      </w:pPr>
+      <w:bookmarkStart w:id="50" w:name="_Toc232240937"/>
+      <w:r>
+        <w:rPr>
+          <w:rFonts w:ascii="Times New Roman" w:hAnsi="Times New Roman" w:cs="Times New Roman"/>
+        </w:rPr>
+        <w:t>T</w:t>
+      </w:r>
+      <w:r>
+        <w:rPr>
+          <w:rFonts w:ascii="Times New Roman" w:hAnsi="Times New Roman" w:cs="Times New Roman"/>
+        </w:rPr>
+        <w:t>rực quan hóa dữ liệu</w:t>
+      </w:r>
+      <w:bookmarkEnd w:id="50"/>
+    </w:p>
+    <w:p>
+      <w:pPr>
+        <w:pStyle w:val="Heading2"/>
+        <w:numPr>
+          <w:ilvl w:val="1"/>
+          <w:numId w:val="21"/>
+        </w:numPr>
+        <w:rPr>
+          <w:rFonts w:ascii="Times New Roman" w:hAnsi="Times New Roman" w:cs="Times New Roman"/>
+        </w:rPr>
+      </w:pPr>
+      <w:bookmarkStart w:id="51" w:name="_Toc232240938"/>
+      <w:r>
+        <w:rPr>
+          <w:rFonts w:ascii="Times New Roman" w:hAnsi="Times New Roman" w:cs="Times New Roman"/>
+        </w:rPr>
+        <w:t>Các kỹ thuật trực quan hóa</w:t>
+      </w:r>
+      <w:bookmarkEnd w:id="51"/>
+    </w:p>
+    <w:p>
+      <w:pPr>
+        <w:pStyle w:val="ListParagraph"/>
+        <w:numPr>
+          <w:ilvl w:val="0"/>
+          <w:numId w:val="2"/>
+        </w:numPr>
+        <w:rPr>
+          <w:rFonts w:cs="Times New Roman"/>
+          <w:i/>
+          <w:color w:val="00B050"/>
+        </w:rPr>
+      </w:pPr>
+      <w:r>
+        <w:rPr>
+          <w:rFonts w:cs="Times New Roman"/>
+          <w:i/>
+          <w:color w:val="00B050"/>
+        </w:rPr>
+        <w:t xml:space="preserve">Trình bày các </w:t>
+      </w:r>
+      <w:r>
+        <w:rPr>
+          <w:rFonts w:cs="Times New Roman"/>
+          <w:i/>
+          <w:color w:val="00B050"/>
+        </w:rPr>
+        <w:t>kỹ thuật trực quan hóa</w:t>
+      </w:r>
+    </w:p>
+    <w:p>
+      <w:pPr>
+        <w:pStyle w:val="ListParagraph"/>
+        <w:numPr>
+          <w:ilvl w:val="0"/>
+          <w:numId w:val="2"/>
+        </w:numPr>
+        <w:rPr>
+          <w:rFonts w:cs="Times New Roman"/>
+          <w:i/>
+          <w:color w:val="00B050"/>
+        </w:rPr>
+      </w:pPr>
+      <w:r>
+        <w:rPr>
+          <w:rFonts w:cs="Times New Roman"/>
+          <w:i/>
+          <w:color w:val="00B050"/>
+        </w:rPr>
+        <w:t>Kỹ thuật</w:t>
+      </w:r>
+      <w:r>
+        <w:rPr>
+          <w:rFonts w:cs="Times New Roman"/>
+          <w:i/>
+          <w:color w:val="00B050"/>
+        </w:rPr>
+        <w:t xml:space="preserve"> nào đang được áp dụng cho dự án ?</w:t>
+      </w:r>
+      <w:r>
+        <w:rPr>
+          <w:rFonts w:cs="Times New Roman"/>
+          <w:i/>
+          <w:color w:val="00B050"/>
+        </w:rPr>
+        <w:t xml:space="preserve"> Vì sao ?</w:t>
+      </w:r>
+    </w:p>
+    <w:p>
+      <w:pPr>
+        <w:rPr>
+          <w:rFonts w:cs="Times New Roman"/>
         </w:rPr>
       </w:pPr>
       <w:r>
@@ -17879,28 +19827,35 @@
           <w:iCs/>
           <w:highlight w:val="yellow"/>
         </w:rPr>
+        <w:lastRenderedPageBreak/>
         <w:t>…</w:t>
       </w:r>
     </w:p>
     <w:p>
       <w:pPr>
-        <w:pStyle w:val="Heading3"/>
-        <w:numPr>
-          <w:ilvl w:val="2"/>
-          <w:numId w:val="9"/>
+        <w:pStyle w:val="Heading2"/>
+        <w:numPr>
+          <w:ilvl w:val="1"/>
+          <w:numId w:val="21"/>
         </w:numPr>
         <w:rPr>
           <w:rFonts w:ascii="Times New Roman" w:hAnsi="Times New Roman" w:cs="Times New Roman"/>
         </w:rPr>
       </w:pPr>
-      <w:bookmarkStart w:id="46" w:name="_Toc232240932"/>
+      <w:bookmarkStart w:id="52" w:name="_Toc232240939"/>
       <w:r>
         <w:rPr>
           <w:rFonts w:ascii="Times New Roman" w:hAnsi="Times New Roman" w:cs="Times New Roman"/>
         </w:rPr>
-        <w:t>Trình bày các bước tạo bảng dữ liệu</w:t>
-      </w:r>
-      <w:bookmarkEnd w:id="46"/>
+        <w:t>Các nguyên tắc</w:t>
+      </w:r>
+      <w:r>
+        <w:rPr>
+          <w:rFonts w:ascii="Times New Roman" w:hAnsi="Times New Roman" w:cs="Times New Roman"/>
+        </w:rPr>
+        <w:t xml:space="preserve"> trực quan hóa</w:t>
+      </w:r>
+      <w:bookmarkEnd w:id="52"/>
     </w:p>
     <w:p>
       <w:pPr>
@@ -17921,7 +19876,15 @@
           <w:i/>
           <w:color w:val="00B050"/>
         </w:rPr>
-        <w:t>Trình bày cụ thể các bước tạo bảng dữ liệu bằng Power BI trên bộ dữ liệu của dự án.</w:t>
+        <w:t xml:space="preserve">Trình bày các </w:t>
+      </w:r>
+      <w:r>
+        <w:rPr>
+          <w:rFonts w:cs="Times New Roman"/>
+          <w:i/>
+          <w:color w:val="00B050"/>
+        </w:rPr>
+        <w:t>nguyên tắc trong trực quan hóa</w:t>
       </w:r>
     </w:p>
     <w:p>
@@ -17943,14 +19906,29 @@
           <w:i/>
           <w:color w:val="00B050"/>
         </w:rPr>
-        <w:t>Việc này giúp lưu vết các chỉnh sửa thay đổi trên.</w:t>
-      </w:r>
-    </w:p>
-    <w:p>
-      <w:pPr>
-        <w:rPr>
-          <w:rFonts w:cs="Times New Roman"/>
-          <w:iCs/>
+        <w:t>Nguyên tắc nào bạn cho rằng quan trọng nhất trong phạm vi dự án này</w:t>
+      </w:r>
+      <w:r>
+        <w:rPr>
+          <w:rFonts w:cs="Times New Roman"/>
+          <w:i/>
+          <w:color w:val="00B050"/>
+        </w:rPr>
+        <w:t xml:space="preserve"> ?</w:t>
+      </w:r>
+      <w:r>
+        <w:rPr>
+          <w:rFonts w:cs="Times New Roman"/>
+          <w:i/>
+          <w:color w:val="00B050"/>
+        </w:rPr>
+        <w:t xml:space="preserve"> Vì sao ?</w:t>
+      </w:r>
+    </w:p>
+    <w:p>
+      <w:pPr>
+        <w:rPr>
+          <w:rFonts w:cs="Times New Roman"/>
         </w:rPr>
       </w:pPr>
       <w:r>
@@ -17967,20 +19945,20 @@
         <w:pStyle w:val="Heading2"/>
         <w:numPr>
           <w:ilvl w:val="1"/>
-          <w:numId w:val="9"/>
+          <w:numId w:val="21"/>
         </w:numPr>
         <w:rPr>
           <w:rFonts w:ascii="Times New Roman" w:hAnsi="Times New Roman" w:cs="Times New Roman"/>
         </w:rPr>
       </w:pPr>
-      <w:bookmarkStart w:id="47" w:name="_Toc232240933"/>
+      <w:bookmarkStart w:id="53" w:name="_Toc232240940"/>
       <w:r>
         <w:rPr>
           <w:rFonts w:ascii="Times New Roman" w:hAnsi="Times New Roman" w:cs="Times New Roman"/>
         </w:rPr>
-        <w:t>Xử lý dữ liệu DAX</w:t>
-      </w:r>
-      <w:bookmarkEnd w:id="47"/>
+        <w:t>Trình bày cách thêm visual mới</w:t>
+      </w:r>
+      <w:bookmarkEnd w:id="53"/>
     </w:p>
     <w:p>
       <w:pPr>
@@ -18001,7 +19979,765 @@
           <w:i/>
           <w:color w:val="00B050"/>
         </w:rPr>
-        <w:t>Xử lý dữ liệu bằng ngôn ngữ DAX</w:t>
+        <w:t xml:space="preserve">Các visual trong Power BI </w:t>
+      </w:r>
+      <w:r>
+        <w:rPr>
+          <w:rFonts w:cs="Times New Roman"/>
+          <w:i/>
+          <w:color w:val="00B050"/>
+        </w:rPr>
+        <w:t>đôi khi</w:t>
+      </w:r>
+      <w:r>
+        <w:rPr>
+          <w:rFonts w:cs="Times New Roman"/>
+          <w:i/>
+          <w:color w:val="00B050"/>
+        </w:rPr>
+        <w:t xml:space="preserve"> không đáp ứng được nhu cầu nghiệp vụ mới</w:t>
+      </w:r>
+      <w:r>
+        <w:rPr>
+          <w:rFonts w:cs="Times New Roman"/>
+          <w:i/>
+          <w:color w:val="00B050"/>
+        </w:rPr>
+        <w:t>.</w:t>
+      </w:r>
+    </w:p>
+    <w:p>
+      <w:pPr>
+        <w:pStyle w:val="ListParagraph"/>
+        <w:numPr>
+          <w:ilvl w:val="0"/>
+          <w:numId w:val="2"/>
+        </w:numPr>
+        <w:rPr>
+          <w:rFonts w:cs="Times New Roman"/>
+          <w:i/>
+          <w:color w:val="00B050"/>
+        </w:rPr>
+      </w:pPr>
+      <w:r>
+        <w:rPr>
+          <w:rFonts w:cs="Times New Roman"/>
+          <w:i/>
+          <w:color w:val="00B050"/>
+        </w:rPr>
+        <w:t>Thêm visual mới là điều tất yếu. Trình bày các bước thêm visual trong dự án này.</w:t>
+      </w:r>
+    </w:p>
+    <w:p>
+      <w:pPr>
+        <w:pStyle w:val="ListParagraph"/>
+        <w:numPr>
+          <w:ilvl w:val="0"/>
+          <w:numId w:val="2"/>
+        </w:numPr>
+        <w:rPr>
+          <w:rFonts w:cs="Times New Roman"/>
+          <w:i/>
+          <w:color w:val="00B050"/>
+        </w:rPr>
+      </w:pPr>
+      <w:r>
+        <w:rPr>
+          <w:rFonts w:cs="Times New Roman"/>
+          <w:i/>
+          <w:color w:val="00B050"/>
+        </w:rPr>
+        <w:t xml:space="preserve">Khuyến </w:t>
+      </w:r>
+      <w:r>
+        <w:rPr>
+          <w:rFonts w:cs="Times New Roman"/>
+          <w:i/>
+          <w:color w:val="00B050"/>
+        </w:rPr>
+        <w:t>khích</w:t>
+      </w:r>
+      <w:r>
+        <w:rPr>
+          <w:rFonts w:cs="Times New Roman"/>
+          <w:i/>
+          <w:color w:val="00B050"/>
+        </w:rPr>
+        <w:t xml:space="preserve"> tìm visual mới</w:t>
+      </w:r>
+      <w:r>
+        <w:rPr>
+          <w:rFonts w:cs="Times New Roman"/>
+          <w:i/>
+          <w:color w:val="00B050"/>
+        </w:rPr>
+        <w:t xml:space="preserve"> phục vụ cho business của bộ dữ liệu.</w:t>
+      </w:r>
+      <w:r>
+        <w:rPr>
+          <w:rFonts w:cs="Times New Roman"/>
+          <w:i/>
+          <w:color w:val="00B050"/>
+        </w:rPr>
+        <w:t xml:space="preserve"> </w:t>
+      </w:r>
+    </w:p>
+    <w:p>
+      <w:pPr>
+        <w:rPr>
+          <w:rFonts w:cs="Times New Roman"/>
+        </w:rPr>
+      </w:pPr>
+      <w:r>
+        <w:rPr>
+          <w:rFonts w:cs="Times New Roman"/>
+          <w:iCs/>
+          <w:highlight w:val="yellow"/>
+        </w:rPr>
+        <w:t>…</w:t>
+      </w:r>
+    </w:p>
+    <w:p>
+      <w:pPr>
+        <w:pStyle w:val="Heading2"/>
+        <w:numPr>
+          <w:ilvl w:val="1"/>
+          <w:numId w:val="21"/>
+        </w:numPr>
+        <w:rPr>
+          <w:rFonts w:ascii="Times New Roman" w:hAnsi="Times New Roman" w:cs="Times New Roman"/>
+        </w:rPr>
+      </w:pPr>
+      <w:bookmarkStart w:id="54" w:name="_Toc232240941"/>
+      <w:r>
+        <w:rPr>
+          <w:rFonts w:ascii="Times New Roman" w:hAnsi="Times New Roman" w:cs="Times New Roman"/>
+        </w:rPr>
+        <w:t>Trình bày tạo các report cho dự án</w:t>
+      </w:r>
+      <w:bookmarkEnd w:id="54"/>
+    </w:p>
+    <w:p>
+      <w:pPr>
+        <w:pStyle w:val="ListParagraph"/>
+        <w:numPr>
+          <w:ilvl w:val="0"/>
+          <w:numId w:val="2"/>
+        </w:numPr>
+        <w:rPr>
+          <w:rFonts w:cs="Times New Roman"/>
+          <w:i/>
+          <w:color w:val="00B050"/>
+        </w:rPr>
+      </w:pPr>
+      <w:r>
+        <w:rPr>
+          <w:rFonts w:cs="Times New Roman"/>
+          <w:i/>
+          <w:color w:val="00B050"/>
+        </w:rPr>
+        <w:t>Tạo các bộ lọc, biểu đồ theo nhu cầu dự án.</w:t>
+      </w:r>
+    </w:p>
+    <w:p>
+      <w:pPr>
+        <w:pStyle w:val="ListParagraph"/>
+        <w:numPr>
+          <w:ilvl w:val="0"/>
+          <w:numId w:val="2"/>
+        </w:numPr>
+        <w:rPr>
+          <w:rFonts w:cs="Times New Roman"/>
+          <w:i/>
+          <w:color w:val="00B050"/>
+        </w:rPr>
+      </w:pPr>
+      <w:r>
+        <w:rPr>
+          <w:rFonts w:cs="Times New Roman"/>
+          <w:i/>
+          <w:color w:val="00B050"/>
+        </w:rPr>
+        <w:t xml:space="preserve">Có thể phân chia theo </w:t>
+      </w:r>
+      <w:r>
+        <w:rPr>
+          <w:rFonts w:cs="Times New Roman"/>
+          <w:i/>
+          <w:color w:val="00B050"/>
+        </w:rPr>
+        <w:t>đối tượng trong mô hình</w:t>
+      </w:r>
+      <w:r>
+        <w:rPr>
+          <w:rFonts w:cs="Times New Roman"/>
+          <w:i/>
+          <w:color w:val="00B050"/>
+        </w:rPr>
+        <w:t>.</w:t>
+      </w:r>
+    </w:p>
+    <w:p>
+      <w:pPr>
+        <w:pStyle w:val="ListParagraph"/>
+        <w:numPr>
+          <w:ilvl w:val="0"/>
+          <w:numId w:val="2"/>
+        </w:numPr>
+        <w:rPr>
+          <w:rFonts w:cs="Times New Roman"/>
+          <w:i/>
+          <w:color w:val="00B050"/>
+        </w:rPr>
+      </w:pPr>
+      <w:r>
+        <w:rPr>
+          <w:rFonts w:cs="Times New Roman"/>
+          <w:i/>
+          <w:color w:val="00B050"/>
+        </w:rPr>
+        <w:t>Có thể phân chia theo chức năng hoặc page.</w:t>
+      </w:r>
+    </w:p>
+    <w:p>
+      <w:pPr>
+        <w:pStyle w:val="ListParagraph"/>
+        <w:numPr>
+          <w:ilvl w:val="0"/>
+          <w:numId w:val="2"/>
+        </w:numPr>
+        <w:rPr>
+          <w:rFonts w:cs="Times New Roman"/>
+          <w:i/>
+          <w:color w:val="00B050"/>
+        </w:rPr>
+      </w:pPr>
+      <w:r>
+        <w:rPr>
+          <w:rFonts w:cs="Times New Roman"/>
+          <w:i/>
+          <w:color w:val="00B050"/>
+        </w:rPr>
+        <w:t>Trong dự án cho môn học này thì phân chia theo page</w:t>
+      </w:r>
+      <w:r>
+        <w:rPr>
+          <w:rFonts w:cs="Times New Roman"/>
+          <w:i/>
+          <w:color w:val="00B050"/>
+        </w:rPr>
+        <w:t xml:space="preserve">. </w:t>
+      </w:r>
+    </w:p>
+    <w:p>
+      <w:pPr>
+        <w:pStyle w:val="Heading3"/>
+        <w:numPr>
+          <w:ilvl w:val="2"/>
+          <w:numId w:val="21"/>
+        </w:numPr>
+        <w:rPr>
+          <w:rFonts w:ascii="Times New Roman" w:hAnsi="Times New Roman" w:cs="Times New Roman"/>
+        </w:rPr>
+      </w:pPr>
+      <w:bookmarkStart w:id="55" w:name="_Toc232240942"/>
+      <w:r>
+        <w:rPr>
+          <w:rFonts w:ascii="Times New Roman" w:hAnsi="Times New Roman" w:cs="Times New Roman"/>
+        </w:rPr>
+        <w:t>Tạo visual thống kê chi tiết</w:t>
+      </w:r>
+      <w:bookmarkEnd w:id="55"/>
+    </w:p>
+    <w:p>
+      <w:pPr>
+        <w:pStyle w:val="ListParagraph"/>
+        <w:numPr>
+          <w:ilvl w:val="0"/>
+          <w:numId w:val="2"/>
+        </w:numPr>
+        <w:rPr>
+          <w:rFonts w:cs="Times New Roman"/>
+        </w:rPr>
+      </w:pPr>
+      <w:r>
+        <w:rPr>
+          <w:rFonts w:cs="Times New Roman"/>
+          <w:i/>
+          <w:color w:val="00B050"/>
+        </w:rPr>
+        <w:t>Tạo các visual dùng trong trang thống kê chi tiết.</w:t>
+      </w:r>
+    </w:p>
+    <w:p>
+      <w:pPr>
+        <w:pStyle w:val="ListParagraph"/>
+        <w:numPr>
+          <w:ilvl w:val="0"/>
+          <w:numId w:val="2"/>
+        </w:numPr>
+        <w:rPr>
+          <w:rFonts w:cs="Times New Roman"/>
+        </w:rPr>
+      </w:pPr>
+      <w:r>
+        <w:rPr>
+          <w:rFonts w:cs="Times New Roman"/>
+          <w:i/>
+          <w:color w:val="00B050"/>
+        </w:rPr>
+        <w:t>Việc này giúp lưu vết các chỉnh sửa thay đổi trên.</w:t>
+      </w:r>
+    </w:p>
+    <w:p>
+      <w:pPr>
+        <w:pStyle w:val="Heading4"/>
+        <w:numPr>
+          <w:ilvl w:val="3"/>
+          <w:numId w:val="21"/>
+        </w:numPr>
+        <w:rPr>
+          <w:rFonts w:ascii="Times New Roman" w:hAnsi="Times New Roman" w:cs="Times New Roman"/>
+        </w:rPr>
+      </w:pPr>
+      <w:r>
+        <w:rPr>
+          <w:rFonts w:ascii="Times New Roman" w:hAnsi="Times New Roman" w:cs="Times New Roman"/>
+        </w:rPr>
+        <w:t>Tạo visual filter theo</w:t>
+      </w:r>
+    </w:p>
+    <w:p>
+      <w:pPr>
+        <w:rPr>
+          <w:rFonts w:cs="Times New Roman"/>
+        </w:rPr>
+      </w:pPr>
+      <w:r>
+        <w:rPr>
+          <w:rFonts w:cs="Times New Roman"/>
+          <w:highlight w:val="yellow"/>
+        </w:rPr>
+        <w:t>…</w:t>
+      </w:r>
+      <w:r>
+        <w:rPr>
+          <w:rFonts w:cs="Times New Roman"/>
+        </w:rPr>
+        <w:t xml:space="preserve"> </w:t>
+      </w:r>
+    </w:p>
+    <w:p>
+      <w:pPr>
+        <w:pStyle w:val="Heading4"/>
+        <w:numPr>
+          <w:ilvl w:val="3"/>
+          <w:numId w:val="21"/>
+        </w:numPr>
+        <w:rPr>
+          <w:rFonts w:ascii="Times New Roman" w:hAnsi="Times New Roman" w:cs="Times New Roman"/>
+        </w:rPr>
+      </w:pPr>
+      <w:r>
+        <w:rPr>
+          <w:rFonts w:ascii="Times New Roman" w:hAnsi="Times New Roman" w:cs="Times New Roman"/>
+        </w:rPr>
+        <w:t>Tạo visual filter theo</w:t>
+      </w:r>
+    </w:p>
+    <w:p>
+      <w:pPr>
+        <w:rPr>
+          <w:rFonts w:cs="Times New Roman"/>
+        </w:rPr>
+      </w:pPr>
+      <w:r>
+        <w:rPr>
+          <w:rFonts w:cs="Times New Roman"/>
+          <w:highlight w:val="yellow"/>
+        </w:rPr>
+        <w:t>…</w:t>
+      </w:r>
+      <w:r>
+        <w:rPr>
+          <w:rFonts w:cs="Times New Roman"/>
+        </w:rPr>
+        <w:t xml:space="preserve"> </w:t>
+      </w:r>
+    </w:p>
+    <w:p>
+      <w:pPr>
+        <w:pStyle w:val="Heading4"/>
+        <w:numPr>
+          <w:ilvl w:val="3"/>
+          <w:numId w:val="21"/>
+        </w:numPr>
+        <w:rPr>
+          <w:rFonts w:ascii="Times New Roman" w:hAnsi="Times New Roman" w:cs="Times New Roman"/>
+        </w:rPr>
+      </w:pPr>
+      <w:r>
+        <w:rPr>
+          <w:rFonts w:ascii="Times New Roman" w:hAnsi="Times New Roman" w:cs="Times New Roman"/>
+        </w:rPr>
+        <w:t>Tạo visual filter theo</w:t>
+      </w:r>
+    </w:p>
+    <w:p>
+      <w:pPr>
+        <w:rPr>
+          <w:rFonts w:cs="Times New Roman"/>
+        </w:rPr>
+      </w:pPr>
+      <w:r>
+        <w:rPr>
+          <w:rFonts w:cs="Times New Roman"/>
+          <w:highlight w:val="yellow"/>
+        </w:rPr>
+        <w:t>…</w:t>
+      </w:r>
+      <w:r>
+        <w:rPr>
+          <w:rFonts w:cs="Times New Roman"/>
+        </w:rPr>
+        <w:t xml:space="preserve"> </w:t>
+      </w:r>
+    </w:p>
+    <w:p>
+      <w:pPr>
+        <w:pStyle w:val="Heading4"/>
+        <w:numPr>
+          <w:ilvl w:val="3"/>
+          <w:numId w:val="21"/>
+        </w:numPr>
+        <w:rPr>
+          <w:rFonts w:ascii="Times New Roman" w:hAnsi="Times New Roman" w:cs="Times New Roman"/>
+        </w:rPr>
+      </w:pPr>
+      <w:r>
+        <w:rPr>
+          <w:rFonts w:ascii="Times New Roman" w:hAnsi="Times New Roman" w:cs="Times New Roman"/>
+        </w:rPr>
+        <w:t>Tạo visual tiếp theo ….</w:t>
+      </w:r>
+    </w:p>
+    <w:p>
+      <w:pPr>
+        <w:rPr>
+          <w:rFonts w:cs="Times New Roman"/>
+        </w:rPr>
+      </w:pPr>
+      <w:r>
+        <w:rPr>
+          <w:rFonts w:cs="Times New Roman"/>
+          <w:highlight w:val="yellow"/>
+        </w:rPr>
+        <w:t>…</w:t>
+      </w:r>
+      <w:r>
+        <w:rPr>
+          <w:rFonts w:cs="Times New Roman"/>
+        </w:rPr>
+        <w:t xml:space="preserve"> </w:t>
+      </w:r>
+    </w:p>
+    <w:p>
+      <w:pPr>
+        <w:rPr>
+          <w:rFonts w:cs="Times New Roman"/>
+        </w:rPr>
+      </w:pPr>
+    </w:p>
+    <w:p>
+      <w:pPr>
+        <w:pStyle w:val="Heading3"/>
+        <w:numPr>
+          <w:ilvl w:val="2"/>
+          <w:numId w:val="21"/>
+        </w:numPr>
+        <w:rPr>
+          <w:rFonts w:ascii="Times New Roman" w:hAnsi="Times New Roman" w:cs="Times New Roman"/>
+        </w:rPr>
+      </w:pPr>
+      <w:bookmarkStart w:id="56" w:name="_Toc232240943"/>
+      <w:r>
+        <w:rPr>
+          <w:rFonts w:ascii="Times New Roman" w:hAnsi="Times New Roman" w:cs="Times New Roman"/>
+        </w:rPr>
+        <w:t>Tạo visual thống kê tổng thể</w:t>
+      </w:r>
+      <w:bookmarkEnd w:id="56"/>
+    </w:p>
+    <w:p>
+      <w:pPr>
+        <w:pStyle w:val="ListParagraph"/>
+        <w:numPr>
+          <w:ilvl w:val="0"/>
+          <w:numId w:val="2"/>
+        </w:numPr>
+        <w:rPr>
+          <w:rFonts w:cs="Times New Roman"/>
+          <w:i/>
+          <w:color w:val="00B050"/>
+        </w:rPr>
+      </w:pPr>
+      <w:r>
+        <w:rPr>
+          <w:rFonts w:cs="Times New Roman"/>
+          <w:i/>
+          <w:color w:val="00B050"/>
+        </w:rPr>
+        <w:t>Tạo các visual dùng trong trang thống kê tổng thể.</w:t>
+      </w:r>
+    </w:p>
+    <w:p>
+      <w:pPr>
+        <w:pStyle w:val="ListParagraph"/>
+        <w:numPr>
+          <w:ilvl w:val="0"/>
+          <w:numId w:val="2"/>
+        </w:numPr>
+        <w:rPr>
+          <w:rFonts w:cs="Times New Roman"/>
+          <w:i/>
+          <w:color w:val="00B050"/>
+        </w:rPr>
+      </w:pPr>
+      <w:r>
+        <w:rPr>
+          <w:rFonts w:cs="Times New Roman"/>
+          <w:i/>
+          <w:color w:val="00B050"/>
+        </w:rPr>
+        <w:t>Việc này giúp lưu vết các chỉnh sửa thay đổi trên.</w:t>
+      </w:r>
+    </w:p>
+    <w:p>
+      <w:pPr>
+        <w:pStyle w:val="Heading4"/>
+        <w:numPr>
+          <w:ilvl w:val="3"/>
+          <w:numId w:val="21"/>
+        </w:numPr>
+        <w:rPr>
+          <w:rFonts w:ascii="Times New Roman" w:hAnsi="Times New Roman" w:cs="Times New Roman"/>
+        </w:rPr>
+      </w:pPr>
+      <w:r>
+        <w:rPr>
+          <w:rFonts w:ascii="Times New Roman" w:hAnsi="Times New Roman" w:cs="Times New Roman"/>
+        </w:rPr>
+        <w:lastRenderedPageBreak/>
+        <w:t>Tạo visual filter theo ngày giao dịch</w:t>
+      </w:r>
+    </w:p>
+    <w:p>
+      <w:pPr>
+        <w:rPr>
+          <w:rFonts w:cs="Times New Roman"/>
+        </w:rPr>
+      </w:pPr>
+      <w:r>
+        <w:rPr>
+          <w:rFonts w:cs="Times New Roman"/>
+          <w:highlight w:val="yellow"/>
+        </w:rPr>
+        <w:t>…</w:t>
+      </w:r>
+      <w:r>
+        <w:rPr>
+          <w:rFonts w:cs="Times New Roman"/>
+        </w:rPr>
+        <w:t xml:space="preserve"> </w:t>
+      </w:r>
+    </w:p>
+    <w:p>
+      <w:pPr>
+        <w:pStyle w:val="Heading4"/>
+        <w:numPr>
+          <w:ilvl w:val="3"/>
+          <w:numId w:val="21"/>
+        </w:numPr>
+        <w:rPr>
+          <w:rFonts w:ascii="Times New Roman" w:hAnsi="Times New Roman" w:cs="Times New Roman"/>
+        </w:rPr>
+      </w:pPr>
+      <w:r>
+        <w:rPr>
+          <w:rFonts w:ascii="Times New Roman" w:hAnsi="Times New Roman" w:cs="Times New Roman"/>
+        </w:rPr>
+        <w:t>Tạo visual thống kê Tổng GTGD</w:t>
+      </w:r>
+    </w:p>
+    <w:p>
+      <w:pPr>
+        <w:rPr>
+          <w:rFonts w:cs="Times New Roman"/>
+        </w:rPr>
+      </w:pPr>
+      <w:r>
+        <w:rPr>
+          <w:rFonts w:cs="Times New Roman"/>
+          <w:highlight w:val="yellow"/>
+        </w:rPr>
+        <w:t>…</w:t>
+      </w:r>
+      <w:r>
+        <w:rPr>
+          <w:rFonts w:cs="Times New Roman"/>
+        </w:rPr>
+        <w:t xml:space="preserve"> </w:t>
+      </w:r>
+    </w:p>
+    <w:p>
+      <w:pPr>
+        <w:pStyle w:val="Heading4"/>
+        <w:numPr>
+          <w:ilvl w:val="3"/>
+          <w:numId w:val="21"/>
+        </w:numPr>
+        <w:rPr>
+          <w:rFonts w:ascii="Times New Roman" w:hAnsi="Times New Roman" w:cs="Times New Roman"/>
+        </w:rPr>
+      </w:pPr>
+      <w:r>
+        <w:rPr>
+          <w:rFonts w:ascii="Times New Roman" w:hAnsi="Times New Roman" w:cs="Times New Roman"/>
+        </w:rPr>
+        <w:t>Tạo visual thống kê Tổng KLGD</w:t>
+      </w:r>
+    </w:p>
+    <w:p>
+      <w:pPr>
+        <w:rPr>
+          <w:rFonts w:cs="Times New Roman"/>
+        </w:rPr>
+      </w:pPr>
+      <w:r>
+        <w:rPr>
+          <w:rFonts w:cs="Times New Roman"/>
+          <w:highlight w:val="yellow"/>
+        </w:rPr>
+        <w:t>…</w:t>
+      </w:r>
+      <w:r>
+        <w:rPr>
+          <w:rFonts w:cs="Times New Roman"/>
+        </w:rPr>
+        <w:t xml:space="preserve"> </w:t>
+      </w:r>
+    </w:p>
+    <w:p>
+      <w:pPr>
+        <w:pStyle w:val="Heading4"/>
+        <w:numPr>
+          <w:ilvl w:val="3"/>
+          <w:numId w:val="21"/>
+        </w:numPr>
+        <w:rPr>
+          <w:rFonts w:ascii="Times New Roman" w:hAnsi="Times New Roman" w:cs="Times New Roman"/>
+        </w:rPr>
+      </w:pPr>
+      <w:r>
+        <w:rPr>
+          <w:rFonts w:ascii="Times New Roman" w:hAnsi="Times New Roman" w:cs="Times New Roman"/>
+        </w:rPr>
+        <w:t>Tạo visual tiếp theo ….</w:t>
+      </w:r>
+    </w:p>
+    <w:p>
+      <w:pPr>
+        <w:rPr>
+          <w:rFonts w:cs="Times New Roman"/>
+        </w:rPr>
+      </w:pPr>
+      <w:r>
+        <w:rPr>
+          <w:rFonts w:cs="Times New Roman"/>
+          <w:highlight w:val="yellow"/>
+        </w:rPr>
+        <w:t>…</w:t>
+      </w:r>
+      <w:r>
+        <w:rPr>
+          <w:rFonts w:cs="Times New Roman"/>
+        </w:rPr>
+        <w:t xml:space="preserve"> </w:t>
+      </w:r>
+    </w:p>
+    <w:p>
+      <w:pPr>
+        <w:rPr>
+          <w:rFonts w:cs="Times New Roman"/>
+        </w:rPr>
+      </w:pPr>
+    </w:p>
+    <w:p>
+      <w:pPr>
+        <w:pStyle w:val="Heading1"/>
+        <w:numPr>
+          <w:ilvl w:val="0"/>
+          <w:numId w:val="21"/>
+        </w:numPr>
+        <w:rPr>
+          <w:rFonts w:ascii="Times New Roman" w:hAnsi="Times New Roman" w:cs="Times New Roman"/>
+        </w:rPr>
+      </w:pPr>
+      <w:bookmarkStart w:id="57" w:name="_Toc232240944"/>
+      <w:r>
+        <w:rPr>
+          <w:rFonts w:ascii="Times New Roman" w:hAnsi="Times New Roman" w:cs="Times New Roman"/>
+        </w:rPr>
+        <w:t>X</w:t>
+      </w:r>
+      <w:r>
+        <w:rPr>
+          <w:rFonts w:ascii="Times New Roman" w:hAnsi="Times New Roman" w:cs="Times New Roman"/>
+        </w:rPr>
+        <w:t>ây dựng báo cáo</w:t>
+      </w:r>
+      <w:bookmarkEnd w:id="57"/>
+    </w:p>
+    <w:p>
+      <w:pPr>
+        <w:pStyle w:val="Heading2"/>
+        <w:numPr>
+          <w:ilvl w:val="1"/>
+          <w:numId w:val="21"/>
+        </w:numPr>
+        <w:rPr>
+          <w:rFonts w:ascii="Times New Roman" w:hAnsi="Times New Roman" w:cs="Times New Roman"/>
+        </w:rPr>
+      </w:pPr>
+      <w:bookmarkStart w:id="58" w:name="_Toc232240945"/>
+      <w:r>
+        <w:rPr>
+          <w:rFonts w:ascii="Times New Roman" w:hAnsi="Times New Roman" w:cs="Times New Roman"/>
+        </w:rPr>
+        <w:t>Dashboard và report</w:t>
+      </w:r>
+      <w:bookmarkEnd w:id="58"/>
+    </w:p>
+    <w:p>
+      <w:pPr>
+        <w:pStyle w:val="ListParagraph"/>
+        <w:numPr>
+          <w:ilvl w:val="0"/>
+          <w:numId w:val="2"/>
+        </w:numPr>
+        <w:rPr>
+          <w:rFonts w:cs="Times New Roman"/>
+          <w:i/>
+          <w:color w:val="00B050"/>
+        </w:rPr>
+      </w:pPr>
+      <w:r>
+        <w:rPr>
+          <w:rFonts w:cs="Times New Roman"/>
+          <w:i/>
+          <w:color w:val="00B050"/>
+        </w:rPr>
+        <w:t>Cách tối ưu hóa:</w:t>
       </w:r>
     </w:p>
     <w:p>
@@ -18023,7 +20759,7 @@
           <w:i/>
           <w:color w:val="00B050"/>
         </w:rPr>
-        <w:t xml:space="preserve">Measure </w:t>
+        <w:t>Dashboard</w:t>
       </w:r>
     </w:p>
     <w:p>
@@ -18045,7 +20781,63 @@
           <w:i/>
           <w:color w:val="00B050"/>
         </w:rPr>
-        <w:t>Calculated column</w:t>
+        <w:t>Report</w:t>
+      </w:r>
+    </w:p>
+    <w:p>
+      <w:pPr>
+        <w:rPr>
+          <w:rFonts w:cs="Times New Roman"/>
+        </w:rPr>
+      </w:pPr>
+      <w:r>
+        <w:rPr>
+          <w:rFonts w:cs="Times New Roman"/>
+          <w:highlight w:val="yellow"/>
+        </w:rPr>
+        <w:t>…</w:t>
+      </w:r>
+    </w:p>
+    <w:p>
+      <w:pPr>
+        <w:pStyle w:val="Heading2"/>
+        <w:numPr>
+          <w:ilvl w:val="1"/>
+          <w:numId w:val="21"/>
+        </w:numPr>
+        <w:rPr>
+          <w:rFonts w:ascii="Times New Roman" w:hAnsi="Times New Roman" w:cs="Times New Roman"/>
+        </w:rPr>
+      </w:pPr>
+      <w:bookmarkStart w:id="59" w:name="_Toc232240946"/>
+      <w:r>
+        <w:rPr>
+          <w:rFonts w:ascii="Times New Roman" w:hAnsi="Times New Roman" w:cs="Times New Roman"/>
+        </w:rPr>
+        <w:t>Xây dựng báo cáo</w:t>
+      </w:r>
+      <w:bookmarkEnd w:id="59"/>
+    </w:p>
+    <w:p>
+      <w:pPr>
+        <w:pStyle w:val="ListParagraph"/>
+        <w:numPr>
+          <w:ilvl w:val="0"/>
+          <w:numId w:val="2"/>
+        </w:numPr>
+        <w:rPr>
+          <w:rFonts w:cs="Times New Roman"/>
+          <w:i/>
+          <w:color w:val="00B050"/>
+        </w:rPr>
+      </w:pPr>
+      <w:r>
+        <w:rPr>
+          <w:rFonts w:cs="Times New Roman"/>
+          <w:i/>
+          <w:color w:val="00B050"/>
+        </w:rPr>
+        <w:t>Xây dựng báo cáo:</w:t>
       </w:r>
     </w:p>
     <w:p>
@@ -18067,35 +20859,15 @@
           <w:i/>
           <w:color w:val="00B050"/>
         </w:rPr>
-        <w:t>Filter</w:t>
-      </w:r>
-    </w:p>
-    <w:p>
-      <w:pPr>
-        <w:pStyle w:val="Heading3"/>
-        <w:numPr>
-          <w:ilvl w:val="2"/>
-          <w:numId w:val="9"/>
-        </w:numPr>
-        <w:rPr>
-          <w:rFonts w:ascii="Times New Roman" w:hAnsi="Times New Roman" w:cs="Times New Roman"/>
-        </w:rPr>
-      </w:pPr>
-      <w:bookmarkStart w:id="48" w:name="_Toc232240934"/>
-      <w:r>
-        <w:rPr>
-          <w:rFonts w:ascii="Times New Roman" w:hAnsi="Times New Roman" w:cs="Times New Roman"/>
-        </w:rPr>
-        <w:t>Measure</w:t>
-      </w:r>
-      <w:bookmarkEnd w:id="48"/>
+        <w:t>Dashboard</w:t>
+      </w:r>
     </w:p>
     <w:p>
       <w:pPr>
         <w:pStyle w:val="ListParagraph"/>
         <w:numPr>
-          <w:ilvl w:val="0"/>
-          <w:numId w:val="2"/>
+          <w:ilvl w:val="1"/>
+          <w:numId w:val="3"/>
         </w:numPr>
         <w:rPr>
           <w:rFonts w:cs="Times New Roman"/>
@@ -18109,1741 +20881,28 @@
           <w:i/>
           <w:color w:val="00B050"/>
         </w:rPr>
-        <w:t xml:space="preserve">Trình bày các </w:t>
-      </w:r>
-      <w:r>
-        <w:rPr>
-          <w:rFonts w:cs="Times New Roman"/>
-          <w:i/>
-          <w:color w:val="00B050"/>
-        </w:rPr>
-        <w:t>measure được dùng trong dự án.</w:t>
-      </w:r>
-    </w:p>
-    <w:p>
-      <w:pPr>
-        <w:pStyle w:val="ListParagraph"/>
-        <w:numPr>
-          <w:ilvl w:val="0"/>
-          <w:numId w:val="2"/>
-        </w:numPr>
-        <w:rPr>
-          <w:rFonts w:cs="Times New Roman"/>
-          <w:i/>
-          <w:color w:val="00B050"/>
-        </w:rPr>
-      </w:pPr>
-      <w:r>
-        <w:rPr>
-          <w:rFonts w:cs="Times New Roman"/>
-          <w:i/>
-          <w:color w:val="00B050"/>
-        </w:rPr>
-        <w:t>Việc này giúp lưu vết các chỉnh sửa thay đổi trên.</w:t>
-      </w:r>
-    </w:p>
-    <w:p>
-      <w:pPr>
-        <w:pStyle w:val="Heading4"/>
-        <w:numPr>
-          <w:ilvl w:val="3"/>
-          <w:numId w:val="9"/>
+        <w:t>Report</w:t>
+      </w:r>
+    </w:p>
+    <w:p>
+      <w:pPr>
+        <w:pStyle w:val="Heading3"/>
+        <w:numPr>
+          <w:ilvl w:val="2"/>
+          <w:numId w:val="21"/>
         </w:numPr>
         <w:rPr>
           <w:rFonts w:ascii="Times New Roman" w:hAnsi="Times New Roman" w:cs="Times New Roman"/>
         </w:rPr>
       </w:pPr>
+      <w:bookmarkStart w:id="60" w:name="_Toc232240947"/>
       <w:r>
         <w:rPr>
           <w:rFonts w:ascii="Times New Roman" w:hAnsi="Times New Roman" w:cs="Times New Roman"/>
         </w:rPr>
-        <w:t>Tạo calendar</w:t>
-      </w:r>
-    </w:p>
-    <w:p>
-      <w:pPr>
-        <w:rPr>
-          <w:rFonts w:cs="Times New Roman"/>
-        </w:rPr>
-      </w:pPr>
-      <w:r>
-        <w:rPr>
-          <w:rFonts w:cs="Times New Roman"/>
-          <w:highlight w:val="yellow"/>
-        </w:rPr>
-        <w:t>…</w:t>
-      </w:r>
-      <w:r>
-        <w:rPr>
-          <w:rFonts w:cs="Times New Roman"/>
-        </w:rPr>
-        <w:t xml:space="preserve"> </w:t>
-      </w:r>
-    </w:p>
-    <w:p>
-      <w:pPr>
-        <w:pStyle w:val="Heading4"/>
-        <w:numPr>
-          <w:ilvl w:val="3"/>
-          <w:numId w:val="9"/>
-        </w:numPr>
-        <w:rPr>
-          <w:rFonts w:ascii="Times New Roman" w:hAnsi="Times New Roman" w:cs="Times New Roman"/>
-        </w:rPr>
-      </w:pPr>
-      <w:r>
-        <w:rPr>
-          <w:rFonts w:ascii="Times New Roman" w:hAnsi="Times New Roman" w:cs="Times New Roman"/>
-        </w:rPr>
-        <w:lastRenderedPageBreak/>
-        <w:t xml:space="preserve">Tạo số lượng </w:t>
-      </w:r>
-    </w:p>
-    <w:p>
-      <w:pPr>
-        <w:rPr>
-          <w:rFonts w:cs="Times New Roman"/>
-          <w:iCs/>
-        </w:rPr>
-      </w:pPr>
-      <w:r>
-        <w:rPr>
-          <w:rFonts w:cs="Times New Roman"/>
-          <w:iCs/>
-          <w:highlight w:val="yellow"/>
-        </w:rPr>
-        <w:t>…</w:t>
-      </w:r>
-      <w:r>
-        <w:rPr>
-          <w:rFonts w:cs="Times New Roman"/>
-          <w:iCs/>
-        </w:rPr>
-        <w:t xml:space="preserve"> </w:t>
-      </w:r>
-    </w:p>
-    <w:p>
-      <w:pPr>
-        <w:pStyle w:val="Heading4"/>
-        <w:numPr>
-          <w:ilvl w:val="3"/>
-          <w:numId w:val="9"/>
-        </w:numPr>
-        <w:rPr>
-          <w:rFonts w:ascii="Times New Roman" w:hAnsi="Times New Roman" w:cs="Times New Roman"/>
-        </w:rPr>
-      </w:pPr>
-      <w:r>
-        <w:rPr>
-          <w:rFonts w:ascii="Times New Roman" w:hAnsi="Times New Roman" w:cs="Times New Roman"/>
-        </w:rPr>
-        <w:t xml:space="preserve">Tạo số lượng </w:t>
-      </w:r>
-    </w:p>
-    <w:p>
-      <w:pPr>
-        <w:rPr>
-          <w:rFonts w:cs="Times New Roman"/>
-          <w:iCs/>
-        </w:rPr>
-      </w:pPr>
-      <w:r>
-        <w:rPr>
-          <w:rFonts w:cs="Times New Roman"/>
-          <w:iCs/>
-          <w:highlight w:val="yellow"/>
-        </w:rPr>
-        <w:t>…</w:t>
-      </w:r>
-    </w:p>
-    <w:p>
-      <w:pPr>
-        <w:pStyle w:val="Heading4"/>
-        <w:numPr>
-          <w:ilvl w:val="3"/>
-          <w:numId w:val="9"/>
-        </w:numPr>
-        <w:rPr>
-          <w:rFonts w:ascii="Times New Roman" w:hAnsi="Times New Roman" w:cs="Times New Roman"/>
-        </w:rPr>
-      </w:pPr>
-      <w:r>
-        <w:rPr>
-          <w:rFonts w:ascii="Times New Roman" w:hAnsi="Times New Roman" w:cs="Times New Roman"/>
-        </w:rPr>
-        <w:t>Tạo measure tiếp theo ……</w:t>
-      </w:r>
-    </w:p>
-    <w:p>
-      <w:pPr>
-        <w:rPr>
-          <w:rFonts w:cs="Times New Roman"/>
-          <w:iCs/>
-        </w:rPr>
-      </w:pPr>
-      <w:r>
-        <w:rPr>
-          <w:rFonts w:cs="Times New Roman"/>
-          <w:iCs/>
-          <w:highlight w:val="yellow"/>
-        </w:rPr>
-        <w:t>…</w:t>
-      </w:r>
-    </w:p>
-    <w:p>
-      <w:pPr>
-        <w:rPr>
-          <w:rFonts w:cs="Times New Roman"/>
-          <w:iCs/>
-        </w:rPr>
-      </w:pPr>
-    </w:p>
-    <w:p>
-      <w:pPr>
-        <w:pStyle w:val="Heading3"/>
-        <w:numPr>
-          <w:ilvl w:val="2"/>
-          <w:numId w:val="9"/>
-        </w:numPr>
-        <w:rPr>
-          <w:rFonts w:ascii="Times New Roman" w:hAnsi="Times New Roman" w:cs="Times New Roman"/>
-        </w:rPr>
-      </w:pPr>
-      <w:bookmarkStart w:id="49" w:name="_Toc232240935"/>
-      <w:r>
-        <w:rPr>
-          <w:rFonts w:ascii="Times New Roman" w:hAnsi="Times New Roman" w:cs="Times New Roman"/>
-        </w:rPr>
-        <w:t>C</w:t>
-      </w:r>
-      <w:r>
-        <w:rPr>
-          <w:rFonts w:ascii="Times New Roman" w:hAnsi="Times New Roman" w:cs="Times New Roman"/>
-        </w:rPr>
-        <w:t>alculated column</w:t>
-      </w:r>
-      <w:bookmarkEnd w:id="49"/>
-    </w:p>
-    <w:p>
-      <w:pPr>
-        <w:pStyle w:val="ListParagraph"/>
-        <w:numPr>
-          <w:ilvl w:val="0"/>
-          <w:numId w:val="2"/>
-        </w:numPr>
-        <w:rPr>
-          <w:rFonts w:cs="Times New Roman"/>
-          <w:i/>
-          <w:color w:val="00B050"/>
-        </w:rPr>
-      </w:pPr>
-      <w:r>
-        <w:rPr>
-          <w:rFonts w:cs="Times New Roman"/>
-          <w:i/>
-          <w:color w:val="00B050"/>
-        </w:rPr>
-        <w:t>Trình bày các</w:t>
-      </w:r>
-      <w:r>
-        <w:rPr>
-          <w:rFonts w:cs="Times New Roman"/>
-          <w:i/>
-          <w:color w:val="00B050"/>
-        </w:rPr>
-        <w:t xml:space="preserve"> calculated column được dùng trong dự án.</w:t>
-      </w:r>
-    </w:p>
-    <w:p>
-      <w:pPr>
-        <w:pStyle w:val="ListParagraph"/>
-        <w:numPr>
-          <w:ilvl w:val="0"/>
-          <w:numId w:val="2"/>
-        </w:numPr>
-        <w:rPr>
-          <w:rFonts w:cs="Times New Roman"/>
-          <w:i/>
-          <w:color w:val="00B050"/>
-        </w:rPr>
-      </w:pPr>
-      <w:r>
-        <w:rPr>
-          <w:rFonts w:cs="Times New Roman"/>
-          <w:i/>
-          <w:color w:val="00B050"/>
-        </w:rPr>
-        <w:t>Việc này giúp lưu vết các chỉnh sửa thay đổi trên.</w:t>
-      </w:r>
-    </w:p>
-    <w:p>
-      <w:pPr>
-        <w:pStyle w:val="Heading4"/>
-        <w:numPr>
-          <w:ilvl w:val="3"/>
-          <w:numId w:val="9"/>
-        </w:numPr>
-        <w:rPr>
-          <w:rFonts w:ascii="Times New Roman" w:hAnsi="Times New Roman" w:cs="Times New Roman"/>
-        </w:rPr>
-      </w:pPr>
-      <w:r>
-        <w:rPr>
-          <w:rFonts w:ascii="Times New Roman" w:hAnsi="Times New Roman" w:cs="Times New Roman"/>
-        </w:rPr>
-        <w:t xml:space="preserve">Tạo </w:t>
-      </w:r>
-      <w:r>
-        <w:rPr>
-          <w:rFonts w:ascii="Times New Roman" w:hAnsi="Times New Roman" w:cs="Times New Roman"/>
-        </w:rPr>
-        <w:t>c</w:t>
-      </w:r>
-      <w:r>
-        <w:rPr>
-          <w:rFonts w:ascii="Times New Roman" w:hAnsi="Times New Roman" w:cs="Times New Roman"/>
-        </w:rPr>
-        <w:t xml:space="preserve">ột </w:t>
-      </w:r>
-    </w:p>
-    <w:p>
-      <w:pPr>
-        <w:rPr>
-          <w:rFonts w:cs="Times New Roman"/>
-        </w:rPr>
-      </w:pPr>
-      <w:r>
-        <w:rPr>
-          <w:rFonts w:cs="Times New Roman"/>
-          <w:highlight w:val="yellow"/>
-        </w:rPr>
-        <w:t>…</w:t>
-      </w:r>
-      <w:r>
-        <w:rPr>
-          <w:rFonts w:cs="Times New Roman"/>
-        </w:rPr>
-        <w:t xml:space="preserve"> </w:t>
-      </w:r>
-    </w:p>
-    <w:p>
-      <w:pPr>
-        <w:pStyle w:val="Heading4"/>
-        <w:numPr>
-          <w:ilvl w:val="3"/>
-          <w:numId w:val="9"/>
-        </w:numPr>
-        <w:rPr>
-          <w:rFonts w:ascii="Times New Roman" w:hAnsi="Times New Roman" w:cs="Times New Roman"/>
-        </w:rPr>
-      </w:pPr>
-      <w:r>
-        <w:rPr>
-          <w:rFonts w:ascii="Times New Roman" w:hAnsi="Times New Roman" w:cs="Times New Roman"/>
-        </w:rPr>
-        <w:t>Tạo cột tiếp theo ….</w:t>
-      </w:r>
-    </w:p>
-    <w:p>
-      <w:pPr>
-        <w:rPr>
-          <w:rFonts w:cs="Times New Roman"/>
-        </w:rPr>
-      </w:pPr>
-      <w:r>
-        <w:rPr>
-          <w:rFonts w:cs="Times New Roman"/>
-          <w:highlight w:val="yellow"/>
-        </w:rPr>
-        <w:t>…</w:t>
-      </w:r>
-      <w:r>
-        <w:rPr>
-          <w:rFonts w:cs="Times New Roman"/>
-        </w:rPr>
-        <w:t xml:space="preserve"> </w:t>
-      </w:r>
-    </w:p>
-    <w:p>
-      <w:pPr>
-        <w:pStyle w:val="Heading3"/>
-        <w:numPr>
-          <w:ilvl w:val="2"/>
-          <w:numId w:val="9"/>
-        </w:numPr>
-        <w:rPr>
-          <w:rFonts w:ascii="Times New Roman" w:hAnsi="Times New Roman" w:cs="Times New Roman"/>
-        </w:rPr>
-      </w:pPr>
-      <w:bookmarkStart w:id="50" w:name="_Toc232240936"/>
-      <w:r>
-        <w:rPr>
-          <w:rFonts w:ascii="Times New Roman" w:hAnsi="Times New Roman" w:cs="Times New Roman"/>
-        </w:rPr>
-        <w:t>Filter</w:t>
-      </w:r>
-      <w:bookmarkEnd w:id="50"/>
-    </w:p>
-    <w:p>
-      <w:pPr>
-        <w:pStyle w:val="ListParagraph"/>
-        <w:numPr>
-          <w:ilvl w:val="0"/>
-          <w:numId w:val="2"/>
-        </w:numPr>
-        <w:rPr>
-          <w:rFonts w:cs="Times New Roman"/>
-          <w:i/>
-          <w:color w:val="00B050"/>
-        </w:rPr>
-      </w:pPr>
-      <w:r>
-        <w:rPr>
-          <w:rFonts w:cs="Times New Roman"/>
-          <w:i/>
-          <w:color w:val="00B050"/>
-        </w:rPr>
-        <w:t>Trình bày các bộ lọc filter được dùng trong dự án.</w:t>
-      </w:r>
-    </w:p>
-    <w:p>
-      <w:pPr>
-        <w:pStyle w:val="ListParagraph"/>
-        <w:numPr>
-          <w:ilvl w:val="0"/>
-          <w:numId w:val="2"/>
-        </w:numPr>
-        <w:rPr>
-          <w:rFonts w:cs="Times New Roman"/>
-          <w:i/>
-          <w:color w:val="00B050"/>
-        </w:rPr>
-      </w:pPr>
-      <w:r>
-        <w:rPr>
-          <w:rFonts w:cs="Times New Roman"/>
-          <w:i/>
-          <w:color w:val="00B050"/>
-        </w:rPr>
-        <w:t>Việc này giúp lưu vết các chỉnh sửa thay đổi trên.</w:t>
-      </w:r>
-    </w:p>
-    <w:p>
-      <w:pPr>
-        <w:pStyle w:val="Heading4"/>
-        <w:numPr>
-          <w:ilvl w:val="3"/>
-          <w:numId w:val="9"/>
-        </w:numPr>
-        <w:rPr>
-          <w:rFonts w:ascii="Times New Roman" w:hAnsi="Times New Roman" w:cs="Times New Roman"/>
-        </w:rPr>
-      </w:pPr>
-      <w:r>
-        <w:rPr>
-          <w:rFonts w:ascii="Times New Roman" w:hAnsi="Times New Roman" w:cs="Times New Roman"/>
-        </w:rPr>
-        <w:t xml:space="preserve">Tạo filter chọn </w:t>
-      </w:r>
-    </w:p>
-    <w:p>
-      <w:pPr>
-        <w:rPr>
-          <w:rFonts w:cs="Times New Roman"/>
-        </w:rPr>
-      </w:pPr>
-      <w:r>
-        <w:rPr>
-          <w:rFonts w:cs="Times New Roman"/>
-          <w:highlight w:val="yellow"/>
-        </w:rPr>
-        <w:t>…</w:t>
-      </w:r>
-      <w:r>
-        <w:rPr>
-          <w:rFonts w:cs="Times New Roman"/>
-        </w:rPr>
-        <w:t xml:space="preserve"> </w:t>
-      </w:r>
-    </w:p>
-    <w:p>
-      <w:pPr>
-        <w:pStyle w:val="Heading4"/>
-        <w:numPr>
-          <w:ilvl w:val="3"/>
-          <w:numId w:val="9"/>
-        </w:numPr>
-        <w:rPr>
-          <w:rFonts w:ascii="Times New Roman" w:hAnsi="Times New Roman" w:cs="Times New Roman"/>
-        </w:rPr>
-      </w:pPr>
-      <w:r>
-        <w:rPr>
-          <w:rFonts w:ascii="Times New Roman" w:hAnsi="Times New Roman" w:cs="Times New Roman"/>
-        </w:rPr>
-        <w:t xml:space="preserve">Tạo filter chọn </w:t>
-      </w:r>
-    </w:p>
-    <w:p>
-      <w:pPr>
-        <w:rPr>
-          <w:rFonts w:cs="Times New Roman"/>
-        </w:rPr>
-      </w:pPr>
-      <w:r>
-        <w:rPr>
-          <w:rFonts w:cs="Times New Roman"/>
-          <w:highlight w:val="yellow"/>
-        </w:rPr>
-        <w:t>…</w:t>
-      </w:r>
-      <w:r>
-        <w:rPr>
-          <w:rFonts w:cs="Times New Roman"/>
-        </w:rPr>
-        <w:t xml:space="preserve"> </w:t>
-      </w:r>
-    </w:p>
-    <w:p>
-      <w:pPr>
-        <w:pStyle w:val="Heading4"/>
-        <w:numPr>
-          <w:ilvl w:val="3"/>
-          <w:numId w:val="9"/>
-        </w:numPr>
-        <w:rPr>
-          <w:rFonts w:ascii="Times New Roman" w:hAnsi="Times New Roman" w:cs="Times New Roman"/>
-        </w:rPr>
-      </w:pPr>
-      <w:r>
-        <w:rPr>
-          <w:rFonts w:ascii="Times New Roman" w:hAnsi="Times New Roman" w:cs="Times New Roman"/>
-        </w:rPr>
-        <w:t>Tạo filter chọn Ngày</w:t>
-      </w:r>
-    </w:p>
-    <w:p>
-      <w:pPr>
-        <w:rPr>
-          <w:rFonts w:cs="Times New Roman"/>
-        </w:rPr>
-      </w:pPr>
-      <w:r>
-        <w:rPr>
-          <w:rFonts w:cs="Times New Roman"/>
-          <w:highlight w:val="yellow"/>
-        </w:rPr>
-        <w:t>…</w:t>
-      </w:r>
-      <w:r>
-        <w:rPr>
-          <w:rFonts w:cs="Times New Roman"/>
-        </w:rPr>
-        <w:t xml:space="preserve"> </w:t>
-      </w:r>
-    </w:p>
-    <w:p>
-      <w:pPr>
-        <w:pStyle w:val="Heading1"/>
-        <w:numPr>
-          <w:ilvl w:val="0"/>
-          <w:numId w:val="9"/>
-        </w:numPr>
-        <w:rPr>
-          <w:rFonts w:ascii="Times New Roman" w:hAnsi="Times New Roman" w:cs="Times New Roman"/>
-        </w:rPr>
-      </w:pPr>
-      <w:bookmarkStart w:id="51" w:name="_Toc232240937"/>
-      <w:r>
-        <w:rPr>
-          <w:rFonts w:ascii="Times New Roman" w:hAnsi="Times New Roman" w:cs="Times New Roman"/>
-        </w:rPr>
-        <w:t>T</w:t>
-      </w:r>
-      <w:r>
-        <w:rPr>
-          <w:rFonts w:ascii="Times New Roman" w:hAnsi="Times New Roman" w:cs="Times New Roman"/>
-        </w:rPr>
-        <w:t>rực quan hóa dữ liệu</w:t>
-      </w:r>
-      <w:bookmarkEnd w:id="51"/>
-    </w:p>
-    <w:p>
-      <w:pPr>
-        <w:pStyle w:val="Heading2"/>
-        <w:numPr>
-          <w:ilvl w:val="1"/>
-          <w:numId w:val="9"/>
-        </w:numPr>
-        <w:rPr>
-          <w:rFonts w:ascii="Times New Roman" w:hAnsi="Times New Roman" w:cs="Times New Roman"/>
-        </w:rPr>
-      </w:pPr>
-      <w:bookmarkStart w:id="52" w:name="_Toc232240938"/>
-      <w:r>
-        <w:rPr>
-          <w:rFonts w:ascii="Times New Roman" w:hAnsi="Times New Roman" w:cs="Times New Roman"/>
-        </w:rPr>
-        <w:t>Các kỹ thuật trực quan hóa</w:t>
-      </w:r>
-      <w:bookmarkEnd w:id="52"/>
-    </w:p>
-    <w:p>
-      <w:pPr>
-        <w:pStyle w:val="ListParagraph"/>
-        <w:numPr>
-          <w:ilvl w:val="0"/>
-          <w:numId w:val="2"/>
-        </w:numPr>
-        <w:rPr>
-          <w:rFonts w:cs="Times New Roman"/>
-          <w:i/>
-          <w:color w:val="00B050"/>
-        </w:rPr>
-      </w:pPr>
-      <w:r>
-        <w:rPr>
-          <w:rFonts w:cs="Times New Roman"/>
-          <w:i/>
-          <w:color w:val="00B050"/>
-        </w:rPr>
-        <w:t xml:space="preserve">Trình bày các </w:t>
-      </w:r>
-      <w:r>
-        <w:rPr>
-          <w:rFonts w:cs="Times New Roman"/>
-          <w:i/>
-          <w:color w:val="00B050"/>
-        </w:rPr>
-        <w:t>kỹ thuật trực quan hóa</w:t>
-      </w:r>
-    </w:p>
-    <w:p>
-      <w:pPr>
-        <w:pStyle w:val="ListParagraph"/>
-        <w:numPr>
-          <w:ilvl w:val="0"/>
-          <w:numId w:val="2"/>
-        </w:numPr>
-        <w:rPr>
-          <w:rFonts w:cs="Times New Roman"/>
-          <w:i/>
-          <w:color w:val="00B050"/>
-        </w:rPr>
-      </w:pPr>
-      <w:r>
-        <w:rPr>
-          <w:rFonts w:cs="Times New Roman"/>
-          <w:i/>
-          <w:color w:val="00B050"/>
-        </w:rPr>
-        <w:t>Kỹ thuật</w:t>
-      </w:r>
-      <w:r>
-        <w:rPr>
-          <w:rFonts w:cs="Times New Roman"/>
-          <w:i/>
-          <w:color w:val="00B050"/>
-        </w:rPr>
-        <w:t xml:space="preserve"> nào đang được áp dụng cho dự án ?</w:t>
-      </w:r>
-      <w:r>
-        <w:rPr>
-          <w:rFonts w:cs="Times New Roman"/>
-          <w:i/>
-          <w:color w:val="00B050"/>
-        </w:rPr>
-        <w:t xml:space="preserve"> Vì sao ?</w:t>
-      </w:r>
-    </w:p>
-    <w:p>
-      <w:pPr>
-        <w:rPr>
-          <w:rFonts w:cs="Times New Roman"/>
-        </w:rPr>
-      </w:pPr>
-      <w:r>
-        <w:rPr>
-          <w:rFonts w:cs="Times New Roman"/>
-          <w:iCs/>
-          <w:highlight w:val="yellow"/>
-        </w:rPr>
-        <w:t>…</w:t>
-      </w:r>
-    </w:p>
-    <w:p>
-      <w:pPr>
-        <w:pStyle w:val="Heading2"/>
-        <w:numPr>
-          <w:ilvl w:val="1"/>
-          <w:numId w:val="9"/>
-        </w:numPr>
-        <w:rPr>
-          <w:rFonts w:ascii="Times New Roman" w:hAnsi="Times New Roman" w:cs="Times New Roman"/>
-        </w:rPr>
-      </w:pPr>
-      <w:bookmarkStart w:id="53" w:name="_Toc232240939"/>
-      <w:r>
-        <w:rPr>
-          <w:rFonts w:ascii="Times New Roman" w:hAnsi="Times New Roman" w:cs="Times New Roman"/>
-        </w:rPr>
-        <w:t>Các nguyên tắc</w:t>
-      </w:r>
-      <w:r>
-        <w:rPr>
-          <w:rFonts w:ascii="Times New Roman" w:hAnsi="Times New Roman" w:cs="Times New Roman"/>
-        </w:rPr>
-        <w:t xml:space="preserve"> trực quan hóa</w:t>
-      </w:r>
-      <w:bookmarkEnd w:id="53"/>
-    </w:p>
-    <w:p>
-      <w:pPr>
-        <w:pStyle w:val="ListParagraph"/>
-        <w:numPr>
-          <w:ilvl w:val="0"/>
-          <w:numId w:val="2"/>
-        </w:numPr>
-        <w:rPr>
-          <w:rFonts w:cs="Times New Roman"/>
-          <w:i/>
-          <w:color w:val="00B050"/>
-        </w:rPr>
-      </w:pPr>
-      <w:r>
-        <w:rPr>
-          <w:rFonts w:cs="Times New Roman"/>
-          <w:i/>
-          <w:color w:val="00B050"/>
-        </w:rPr>
-        <w:t xml:space="preserve">Trình bày các </w:t>
-      </w:r>
-      <w:r>
-        <w:rPr>
-          <w:rFonts w:cs="Times New Roman"/>
-          <w:i/>
-          <w:color w:val="00B050"/>
-        </w:rPr>
-        <w:t>nguyên tắc trong trực quan hóa</w:t>
-      </w:r>
-    </w:p>
-    <w:p>
-      <w:pPr>
-        <w:pStyle w:val="ListParagraph"/>
-        <w:numPr>
-          <w:ilvl w:val="0"/>
-          <w:numId w:val="2"/>
-        </w:numPr>
-        <w:rPr>
-          <w:rFonts w:cs="Times New Roman"/>
-          <w:i/>
-          <w:color w:val="00B050"/>
-        </w:rPr>
-      </w:pPr>
-      <w:r>
-        <w:rPr>
-          <w:rFonts w:cs="Times New Roman"/>
-          <w:i/>
-          <w:color w:val="00B050"/>
-        </w:rPr>
-        <w:lastRenderedPageBreak/>
-        <w:t>Nguyên tắc nào bạn cho rằng quan trọng nhất trong phạm vi dự án này</w:t>
-      </w:r>
-      <w:r>
-        <w:rPr>
-          <w:rFonts w:cs="Times New Roman"/>
-          <w:i/>
-          <w:color w:val="00B050"/>
-        </w:rPr>
-        <w:t xml:space="preserve"> ?</w:t>
-      </w:r>
-      <w:r>
-        <w:rPr>
-          <w:rFonts w:cs="Times New Roman"/>
-          <w:i/>
-          <w:color w:val="00B050"/>
-        </w:rPr>
-        <w:t xml:space="preserve"> Vì sao ?</w:t>
-      </w:r>
-    </w:p>
-    <w:p>
-      <w:pPr>
-        <w:rPr>
-          <w:rFonts w:cs="Times New Roman"/>
-        </w:rPr>
-      </w:pPr>
-      <w:r>
-        <w:rPr>
-          <w:rFonts w:cs="Times New Roman"/>
-          <w:iCs/>
-          <w:highlight w:val="yellow"/>
-        </w:rPr>
-        <w:t>…</w:t>
-      </w:r>
-    </w:p>
-    <w:p>
-      <w:pPr>
-        <w:pStyle w:val="Heading2"/>
-        <w:numPr>
-          <w:ilvl w:val="1"/>
-          <w:numId w:val="9"/>
-        </w:numPr>
-        <w:rPr>
-          <w:rFonts w:ascii="Times New Roman" w:hAnsi="Times New Roman" w:cs="Times New Roman"/>
-        </w:rPr>
-      </w:pPr>
-      <w:bookmarkStart w:id="54" w:name="_Toc232240940"/>
-      <w:r>
-        <w:rPr>
-          <w:rFonts w:ascii="Times New Roman" w:hAnsi="Times New Roman" w:cs="Times New Roman"/>
-        </w:rPr>
-        <w:t>Trình bày cách thêm visual mới</w:t>
-      </w:r>
-      <w:bookmarkEnd w:id="54"/>
-    </w:p>
-    <w:p>
-      <w:pPr>
-        <w:pStyle w:val="ListParagraph"/>
-        <w:numPr>
-          <w:ilvl w:val="0"/>
-          <w:numId w:val="2"/>
-        </w:numPr>
-        <w:rPr>
-          <w:rFonts w:cs="Times New Roman"/>
-          <w:i/>
-          <w:color w:val="00B050"/>
-        </w:rPr>
-      </w:pPr>
-      <w:r>
-        <w:rPr>
-          <w:rFonts w:cs="Times New Roman"/>
-          <w:i/>
-          <w:color w:val="00B050"/>
-        </w:rPr>
-        <w:t xml:space="preserve">Các visual trong Power BI </w:t>
-      </w:r>
-      <w:r>
-        <w:rPr>
-          <w:rFonts w:cs="Times New Roman"/>
-          <w:i/>
-          <w:color w:val="00B050"/>
-        </w:rPr>
-        <w:t>đôi khi</w:t>
-      </w:r>
-      <w:r>
-        <w:rPr>
-          <w:rFonts w:cs="Times New Roman"/>
-          <w:i/>
-          <w:color w:val="00B050"/>
-        </w:rPr>
-        <w:t xml:space="preserve"> không đáp ứng được nhu cầu nghiệp vụ mới</w:t>
-      </w:r>
-      <w:r>
-        <w:rPr>
-          <w:rFonts w:cs="Times New Roman"/>
-          <w:i/>
-          <w:color w:val="00B050"/>
-        </w:rPr>
-        <w:t>.</w:t>
-      </w:r>
-    </w:p>
-    <w:p>
-      <w:pPr>
-        <w:pStyle w:val="ListParagraph"/>
-        <w:numPr>
-          <w:ilvl w:val="0"/>
-          <w:numId w:val="2"/>
-        </w:numPr>
-        <w:rPr>
-          <w:rFonts w:cs="Times New Roman"/>
-          <w:i/>
-          <w:color w:val="00B050"/>
-        </w:rPr>
-      </w:pPr>
-      <w:r>
-        <w:rPr>
-          <w:rFonts w:cs="Times New Roman"/>
-          <w:i/>
-          <w:color w:val="00B050"/>
-        </w:rPr>
-        <w:t>Thêm visual mới là điều tất yếu. Trình bày các bước thêm visual trong dự án này.</w:t>
-      </w:r>
-    </w:p>
-    <w:p>
-      <w:pPr>
-        <w:pStyle w:val="ListParagraph"/>
-        <w:numPr>
-          <w:ilvl w:val="0"/>
-          <w:numId w:val="2"/>
-        </w:numPr>
-        <w:rPr>
-          <w:rFonts w:cs="Times New Roman"/>
-          <w:i/>
-          <w:color w:val="00B050"/>
-        </w:rPr>
-      </w:pPr>
-      <w:r>
-        <w:rPr>
-          <w:rFonts w:cs="Times New Roman"/>
-          <w:i/>
-          <w:color w:val="00B050"/>
-        </w:rPr>
-        <w:t xml:space="preserve">Khuyến </w:t>
-      </w:r>
-      <w:r>
-        <w:rPr>
-          <w:rFonts w:cs="Times New Roman"/>
-          <w:i/>
-          <w:color w:val="00B050"/>
-        </w:rPr>
-        <w:t>khích</w:t>
-      </w:r>
-      <w:r>
-        <w:rPr>
-          <w:rFonts w:cs="Times New Roman"/>
-          <w:i/>
-          <w:color w:val="00B050"/>
-        </w:rPr>
-        <w:t xml:space="preserve"> tìm visual mới</w:t>
-      </w:r>
-      <w:r>
-        <w:rPr>
-          <w:rFonts w:cs="Times New Roman"/>
-          <w:i/>
-          <w:color w:val="00B050"/>
-        </w:rPr>
-        <w:t xml:space="preserve"> phục vụ cho business của bộ dữ liệu.</w:t>
-      </w:r>
-      <w:r>
-        <w:rPr>
-          <w:rFonts w:cs="Times New Roman"/>
-          <w:i/>
-          <w:color w:val="00B050"/>
-        </w:rPr>
-        <w:t xml:space="preserve"> </w:t>
-      </w:r>
-    </w:p>
-    <w:p>
-      <w:pPr>
-        <w:rPr>
-          <w:rFonts w:cs="Times New Roman"/>
-        </w:rPr>
-      </w:pPr>
-      <w:r>
-        <w:rPr>
-          <w:rFonts w:cs="Times New Roman"/>
-          <w:iCs/>
-          <w:highlight w:val="yellow"/>
-        </w:rPr>
-        <w:t>…</w:t>
-      </w:r>
-    </w:p>
-    <w:p>
-      <w:pPr>
-        <w:pStyle w:val="Heading2"/>
-        <w:numPr>
-          <w:ilvl w:val="1"/>
-          <w:numId w:val="9"/>
-        </w:numPr>
-        <w:rPr>
-          <w:rFonts w:ascii="Times New Roman" w:hAnsi="Times New Roman" w:cs="Times New Roman"/>
-        </w:rPr>
-      </w:pPr>
-      <w:bookmarkStart w:id="55" w:name="_Toc232240941"/>
-      <w:r>
-        <w:rPr>
-          <w:rFonts w:ascii="Times New Roman" w:hAnsi="Times New Roman" w:cs="Times New Roman"/>
-        </w:rPr>
-        <w:t>Trình bày tạo các report cho dự án</w:t>
-      </w:r>
-      <w:bookmarkEnd w:id="55"/>
-    </w:p>
-    <w:p>
-      <w:pPr>
-        <w:pStyle w:val="ListParagraph"/>
-        <w:numPr>
-          <w:ilvl w:val="0"/>
-          <w:numId w:val="2"/>
-        </w:numPr>
-        <w:rPr>
-          <w:rFonts w:cs="Times New Roman"/>
-          <w:i/>
-          <w:color w:val="00B050"/>
-        </w:rPr>
-      </w:pPr>
-      <w:r>
-        <w:rPr>
-          <w:rFonts w:cs="Times New Roman"/>
-          <w:i/>
-          <w:color w:val="00B050"/>
-        </w:rPr>
-        <w:t>Tạo các bộ lọc, biểu đồ theo nhu cầu dự án.</w:t>
-      </w:r>
-    </w:p>
-    <w:p>
-      <w:pPr>
-        <w:pStyle w:val="ListParagraph"/>
-        <w:numPr>
-          <w:ilvl w:val="0"/>
-          <w:numId w:val="2"/>
-        </w:numPr>
-        <w:rPr>
-          <w:rFonts w:cs="Times New Roman"/>
-          <w:i/>
-          <w:color w:val="00B050"/>
-        </w:rPr>
-      </w:pPr>
-      <w:r>
-        <w:rPr>
-          <w:rFonts w:cs="Times New Roman"/>
-          <w:i/>
-          <w:color w:val="00B050"/>
-        </w:rPr>
-        <w:t xml:space="preserve">Có thể phân chia theo </w:t>
-      </w:r>
-      <w:r>
-        <w:rPr>
-          <w:rFonts w:cs="Times New Roman"/>
-          <w:i/>
-          <w:color w:val="00B050"/>
-        </w:rPr>
-        <w:t>đối tượng trong mô hình</w:t>
-      </w:r>
-      <w:r>
-        <w:rPr>
-          <w:rFonts w:cs="Times New Roman"/>
-          <w:i/>
-          <w:color w:val="00B050"/>
-        </w:rPr>
-        <w:t>.</w:t>
-      </w:r>
-    </w:p>
-    <w:p>
-      <w:pPr>
-        <w:pStyle w:val="ListParagraph"/>
-        <w:numPr>
-          <w:ilvl w:val="0"/>
-          <w:numId w:val="2"/>
-        </w:numPr>
-        <w:rPr>
-          <w:rFonts w:cs="Times New Roman"/>
-          <w:i/>
-          <w:color w:val="00B050"/>
-        </w:rPr>
-      </w:pPr>
-      <w:r>
-        <w:rPr>
-          <w:rFonts w:cs="Times New Roman"/>
-          <w:i/>
-          <w:color w:val="00B050"/>
-        </w:rPr>
-        <w:t>Có thể phân chia theo chức năng hoặc page.</w:t>
-      </w:r>
-    </w:p>
-    <w:p>
-      <w:pPr>
-        <w:pStyle w:val="ListParagraph"/>
-        <w:numPr>
-          <w:ilvl w:val="0"/>
-          <w:numId w:val="2"/>
-        </w:numPr>
-        <w:rPr>
-          <w:rFonts w:cs="Times New Roman"/>
-          <w:i/>
-          <w:color w:val="00B050"/>
-        </w:rPr>
-      </w:pPr>
-      <w:r>
-        <w:rPr>
-          <w:rFonts w:cs="Times New Roman"/>
-          <w:i/>
-          <w:color w:val="00B050"/>
-        </w:rPr>
-        <w:t>Trong dự án cho môn học này thì phân chia theo page</w:t>
-      </w:r>
-      <w:r>
-        <w:rPr>
-          <w:rFonts w:cs="Times New Roman"/>
-          <w:i/>
-          <w:color w:val="00B050"/>
-        </w:rPr>
-        <w:t xml:space="preserve">. </w:t>
-      </w:r>
-    </w:p>
-    <w:p>
-      <w:pPr>
-        <w:pStyle w:val="Heading3"/>
-        <w:numPr>
-          <w:ilvl w:val="2"/>
-          <w:numId w:val="9"/>
-        </w:numPr>
-        <w:rPr>
-          <w:rFonts w:ascii="Times New Roman" w:hAnsi="Times New Roman" w:cs="Times New Roman"/>
-        </w:rPr>
-      </w:pPr>
-      <w:bookmarkStart w:id="56" w:name="_Toc232240942"/>
-      <w:r>
-        <w:rPr>
-          <w:rFonts w:ascii="Times New Roman" w:hAnsi="Times New Roman" w:cs="Times New Roman"/>
-        </w:rPr>
-        <w:t>Tạo visual thống kê chi tiết</w:t>
-      </w:r>
-      <w:bookmarkEnd w:id="56"/>
-    </w:p>
-    <w:p>
-      <w:pPr>
-        <w:pStyle w:val="ListParagraph"/>
-        <w:numPr>
-          <w:ilvl w:val="0"/>
-          <w:numId w:val="2"/>
-        </w:numPr>
-        <w:rPr>
-          <w:rFonts w:cs="Times New Roman"/>
-        </w:rPr>
-      </w:pPr>
-      <w:r>
-        <w:rPr>
-          <w:rFonts w:cs="Times New Roman"/>
-          <w:i/>
-          <w:color w:val="00B050"/>
-        </w:rPr>
-        <w:t>Tạo các visual dùng trong trang thống kê chi tiết.</w:t>
-      </w:r>
-    </w:p>
-    <w:p>
-      <w:pPr>
-        <w:pStyle w:val="ListParagraph"/>
-        <w:numPr>
-          <w:ilvl w:val="0"/>
-          <w:numId w:val="2"/>
-        </w:numPr>
-        <w:rPr>
-          <w:rFonts w:cs="Times New Roman"/>
-        </w:rPr>
-      </w:pPr>
-      <w:r>
-        <w:rPr>
-          <w:rFonts w:cs="Times New Roman"/>
-          <w:i/>
-          <w:color w:val="00B050"/>
-        </w:rPr>
-        <w:t>Việc này giúp lưu vết các chỉnh sửa thay đổi trên.</w:t>
-      </w:r>
-    </w:p>
-    <w:p>
-      <w:pPr>
-        <w:pStyle w:val="Heading4"/>
-        <w:numPr>
-          <w:ilvl w:val="3"/>
-          <w:numId w:val="9"/>
-        </w:numPr>
-        <w:rPr>
-          <w:rFonts w:ascii="Times New Roman" w:hAnsi="Times New Roman" w:cs="Times New Roman"/>
-        </w:rPr>
-      </w:pPr>
-      <w:r>
-        <w:rPr>
-          <w:rFonts w:ascii="Times New Roman" w:hAnsi="Times New Roman" w:cs="Times New Roman"/>
-        </w:rPr>
-        <w:t>Tạo visual filter theo</w:t>
-      </w:r>
-    </w:p>
-    <w:p>
-      <w:pPr>
-        <w:rPr>
-          <w:rFonts w:cs="Times New Roman"/>
-        </w:rPr>
-      </w:pPr>
-      <w:r>
-        <w:rPr>
-          <w:rFonts w:cs="Times New Roman"/>
-          <w:highlight w:val="yellow"/>
-        </w:rPr>
-        <w:t>…</w:t>
-      </w:r>
-      <w:r>
-        <w:rPr>
-          <w:rFonts w:cs="Times New Roman"/>
-        </w:rPr>
-        <w:t xml:space="preserve"> </w:t>
-      </w:r>
-    </w:p>
-    <w:p>
-      <w:pPr>
-        <w:pStyle w:val="Heading4"/>
-        <w:numPr>
-          <w:ilvl w:val="3"/>
-          <w:numId w:val="9"/>
-        </w:numPr>
-        <w:rPr>
-          <w:rFonts w:ascii="Times New Roman" w:hAnsi="Times New Roman" w:cs="Times New Roman"/>
-        </w:rPr>
-      </w:pPr>
-      <w:r>
-        <w:rPr>
-          <w:rFonts w:ascii="Times New Roman" w:hAnsi="Times New Roman" w:cs="Times New Roman"/>
-        </w:rPr>
-        <w:t>Tạo visual filter theo</w:t>
-      </w:r>
-    </w:p>
-    <w:p>
-      <w:pPr>
-        <w:rPr>
-          <w:rFonts w:cs="Times New Roman"/>
-        </w:rPr>
-      </w:pPr>
-      <w:r>
-        <w:rPr>
-          <w:rFonts w:cs="Times New Roman"/>
-          <w:highlight w:val="yellow"/>
-        </w:rPr>
-        <w:t>…</w:t>
-      </w:r>
-      <w:r>
-        <w:rPr>
-          <w:rFonts w:cs="Times New Roman"/>
-        </w:rPr>
-        <w:t xml:space="preserve"> </w:t>
-      </w:r>
-    </w:p>
-    <w:p>
-      <w:pPr>
-        <w:pStyle w:val="Heading4"/>
-        <w:numPr>
-          <w:ilvl w:val="3"/>
-          <w:numId w:val="9"/>
-        </w:numPr>
-        <w:rPr>
-          <w:rFonts w:ascii="Times New Roman" w:hAnsi="Times New Roman" w:cs="Times New Roman"/>
-        </w:rPr>
-      </w:pPr>
-      <w:r>
-        <w:rPr>
-          <w:rFonts w:ascii="Times New Roman" w:hAnsi="Times New Roman" w:cs="Times New Roman"/>
-        </w:rPr>
-        <w:t>Tạo visual filter theo</w:t>
-      </w:r>
-    </w:p>
-    <w:p>
-      <w:pPr>
-        <w:rPr>
-          <w:rFonts w:cs="Times New Roman"/>
-        </w:rPr>
-      </w:pPr>
-      <w:r>
-        <w:rPr>
-          <w:rFonts w:cs="Times New Roman"/>
-          <w:highlight w:val="yellow"/>
-        </w:rPr>
-        <w:t>…</w:t>
-      </w:r>
-      <w:r>
-        <w:rPr>
-          <w:rFonts w:cs="Times New Roman"/>
-        </w:rPr>
-        <w:t xml:space="preserve"> </w:t>
-      </w:r>
-    </w:p>
-    <w:p>
-      <w:pPr>
-        <w:pStyle w:val="Heading4"/>
-        <w:numPr>
-          <w:ilvl w:val="3"/>
-          <w:numId w:val="9"/>
-        </w:numPr>
-        <w:rPr>
-          <w:rFonts w:ascii="Times New Roman" w:hAnsi="Times New Roman" w:cs="Times New Roman"/>
-        </w:rPr>
-      </w:pPr>
-      <w:r>
-        <w:rPr>
-          <w:rFonts w:ascii="Times New Roman" w:hAnsi="Times New Roman" w:cs="Times New Roman"/>
-        </w:rPr>
-        <w:t>Tạo visual tiếp theo ….</w:t>
-      </w:r>
-    </w:p>
-    <w:p>
-      <w:pPr>
-        <w:rPr>
-          <w:rFonts w:cs="Times New Roman"/>
-        </w:rPr>
-      </w:pPr>
-      <w:r>
-        <w:rPr>
-          <w:rFonts w:cs="Times New Roman"/>
-          <w:highlight w:val="yellow"/>
-        </w:rPr>
-        <w:t>…</w:t>
-      </w:r>
-      <w:r>
-        <w:rPr>
-          <w:rFonts w:cs="Times New Roman"/>
-        </w:rPr>
-        <w:t xml:space="preserve"> </w:t>
-      </w:r>
-    </w:p>
-    <w:p>
-      <w:pPr>
-        <w:rPr>
-          <w:rFonts w:cs="Times New Roman"/>
-        </w:rPr>
-      </w:pPr>
-    </w:p>
-    <w:p>
-      <w:pPr>
-        <w:pStyle w:val="Heading3"/>
-        <w:numPr>
-          <w:ilvl w:val="2"/>
-          <w:numId w:val="9"/>
-        </w:numPr>
-        <w:rPr>
-          <w:rFonts w:ascii="Times New Roman" w:hAnsi="Times New Roman" w:cs="Times New Roman"/>
-        </w:rPr>
-      </w:pPr>
-      <w:bookmarkStart w:id="57" w:name="_Toc232240943"/>
-      <w:r>
-        <w:rPr>
-          <w:rFonts w:ascii="Times New Roman" w:hAnsi="Times New Roman" w:cs="Times New Roman"/>
-        </w:rPr>
-        <w:t>Tạo visual thống kê tổng thể</w:t>
-      </w:r>
-      <w:bookmarkEnd w:id="57"/>
-    </w:p>
-    <w:p>
-      <w:pPr>
-        <w:pStyle w:val="ListParagraph"/>
-        <w:numPr>
-          <w:ilvl w:val="0"/>
-          <w:numId w:val="2"/>
-        </w:numPr>
-        <w:rPr>
-          <w:rFonts w:cs="Times New Roman"/>
-          <w:i/>
-          <w:color w:val="00B050"/>
-        </w:rPr>
-      </w:pPr>
-      <w:r>
-        <w:rPr>
-          <w:rFonts w:cs="Times New Roman"/>
-          <w:i/>
-          <w:color w:val="00B050"/>
-        </w:rPr>
-        <w:t>Tạo các visual dùng trong trang thống kê tổng thể.</w:t>
-      </w:r>
-    </w:p>
-    <w:p>
-      <w:pPr>
-        <w:pStyle w:val="ListParagraph"/>
-        <w:numPr>
-          <w:ilvl w:val="0"/>
-          <w:numId w:val="2"/>
-        </w:numPr>
-        <w:rPr>
-          <w:rFonts w:cs="Times New Roman"/>
-          <w:i/>
-          <w:color w:val="00B050"/>
-        </w:rPr>
-      </w:pPr>
-      <w:r>
-        <w:rPr>
-          <w:rFonts w:cs="Times New Roman"/>
-          <w:i/>
-          <w:color w:val="00B050"/>
-        </w:rPr>
-        <w:t>Việc này giúp lưu vết các chỉnh sửa thay đổi trên.</w:t>
-      </w:r>
-    </w:p>
-    <w:p>
-      <w:pPr>
-        <w:pStyle w:val="Heading4"/>
-        <w:numPr>
-          <w:ilvl w:val="3"/>
-          <w:numId w:val="9"/>
-        </w:numPr>
-        <w:rPr>
-          <w:rFonts w:ascii="Times New Roman" w:hAnsi="Times New Roman" w:cs="Times New Roman"/>
-        </w:rPr>
-      </w:pPr>
-      <w:r>
-        <w:rPr>
-          <w:rFonts w:ascii="Times New Roman" w:hAnsi="Times New Roman" w:cs="Times New Roman"/>
-        </w:rPr>
-        <w:t>Tạo visual filter theo ngày giao dịch</w:t>
-      </w:r>
-    </w:p>
-    <w:p>
-      <w:pPr>
-        <w:rPr>
-          <w:rFonts w:cs="Times New Roman"/>
-        </w:rPr>
-      </w:pPr>
-      <w:r>
-        <w:rPr>
-          <w:rFonts w:cs="Times New Roman"/>
-          <w:highlight w:val="yellow"/>
-        </w:rPr>
-        <w:t>…</w:t>
-      </w:r>
-      <w:r>
-        <w:rPr>
-          <w:rFonts w:cs="Times New Roman"/>
-        </w:rPr>
-        <w:t xml:space="preserve"> </w:t>
-      </w:r>
-    </w:p>
-    <w:p>
-      <w:pPr>
-        <w:pStyle w:val="Heading4"/>
-        <w:numPr>
-          <w:ilvl w:val="3"/>
-          <w:numId w:val="9"/>
-        </w:numPr>
-        <w:rPr>
-          <w:rFonts w:ascii="Times New Roman" w:hAnsi="Times New Roman" w:cs="Times New Roman"/>
-        </w:rPr>
-      </w:pPr>
-      <w:r>
-        <w:rPr>
-          <w:rFonts w:ascii="Times New Roman" w:hAnsi="Times New Roman" w:cs="Times New Roman"/>
-        </w:rPr>
-        <w:t>Tạo visual thống kê Tổng GTGD</w:t>
-      </w:r>
-    </w:p>
-    <w:p>
-      <w:pPr>
-        <w:rPr>
-          <w:rFonts w:cs="Times New Roman"/>
-        </w:rPr>
-      </w:pPr>
-      <w:r>
-        <w:rPr>
-          <w:rFonts w:cs="Times New Roman"/>
-          <w:highlight w:val="yellow"/>
-        </w:rPr>
-        <w:t>…</w:t>
-      </w:r>
-      <w:r>
-        <w:rPr>
-          <w:rFonts w:cs="Times New Roman"/>
-        </w:rPr>
-        <w:t xml:space="preserve"> </w:t>
-      </w:r>
-    </w:p>
-    <w:p>
-      <w:pPr>
-        <w:pStyle w:val="Heading4"/>
-        <w:numPr>
-          <w:ilvl w:val="3"/>
-          <w:numId w:val="9"/>
-        </w:numPr>
-        <w:rPr>
-          <w:rFonts w:ascii="Times New Roman" w:hAnsi="Times New Roman" w:cs="Times New Roman"/>
-        </w:rPr>
-      </w:pPr>
-      <w:r>
-        <w:rPr>
-          <w:rFonts w:ascii="Times New Roman" w:hAnsi="Times New Roman" w:cs="Times New Roman"/>
-        </w:rPr>
-        <w:lastRenderedPageBreak/>
-        <w:t>Tạo visual thống kê Tổng KLGD</w:t>
-      </w:r>
-    </w:p>
-    <w:p>
-      <w:pPr>
-        <w:rPr>
-          <w:rFonts w:cs="Times New Roman"/>
-        </w:rPr>
-      </w:pPr>
-      <w:r>
-        <w:rPr>
-          <w:rFonts w:cs="Times New Roman"/>
-          <w:highlight w:val="yellow"/>
-        </w:rPr>
-        <w:t>…</w:t>
-      </w:r>
-      <w:r>
-        <w:rPr>
-          <w:rFonts w:cs="Times New Roman"/>
-        </w:rPr>
-        <w:t xml:space="preserve"> </w:t>
-      </w:r>
-    </w:p>
-    <w:p>
-      <w:pPr>
-        <w:pStyle w:val="Heading4"/>
-        <w:numPr>
-          <w:ilvl w:val="3"/>
-          <w:numId w:val="9"/>
-        </w:numPr>
-        <w:rPr>
-          <w:rFonts w:ascii="Times New Roman" w:hAnsi="Times New Roman" w:cs="Times New Roman"/>
-        </w:rPr>
-      </w:pPr>
-      <w:r>
-        <w:rPr>
-          <w:rFonts w:ascii="Times New Roman" w:hAnsi="Times New Roman" w:cs="Times New Roman"/>
-        </w:rPr>
-        <w:t>Tạo visual tiếp theo ….</w:t>
-      </w:r>
-    </w:p>
-    <w:p>
-      <w:pPr>
-        <w:rPr>
-          <w:rFonts w:cs="Times New Roman"/>
-        </w:rPr>
-      </w:pPr>
-      <w:r>
-        <w:rPr>
-          <w:rFonts w:cs="Times New Roman"/>
-          <w:highlight w:val="yellow"/>
-        </w:rPr>
-        <w:t>…</w:t>
-      </w:r>
-      <w:r>
-        <w:rPr>
-          <w:rFonts w:cs="Times New Roman"/>
-        </w:rPr>
-        <w:t xml:space="preserve"> </w:t>
-      </w:r>
-    </w:p>
-    <w:p>
-      <w:pPr>
-        <w:rPr>
-          <w:rFonts w:cs="Times New Roman"/>
-        </w:rPr>
-      </w:pPr>
-    </w:p>
-    <w:p>
-      <w:pPr>
-        <w:pStyle w:val="Heading1"/>
-        <w:numPr>
-          <w:ilvl w:val="0"/>
-          <w:numId w:val="9"/>
-        </w:numPr>
-        <w:rPr>
-          <w:rFonts w:ascii="Times New Roman" w:hAnsi="Times New Roman" w:cs="Times New Roman"/>
-        </w:rPr>
-      </w:pPr>
-      <w:bookmarkStart w:id="58" w:name="_Toc232240944"/>
-      <w:r>
-        <w:rPr>
-          <w:rFonts w:ascii="Times New Roman" w:hAnsi="Times New Roman" w:cs="Times New Roman"/>
-        </w:rPr>
-        <w:t>X</w:t>
-      </w:r>
-      <w:r>
-        <w:rPr>
-          <w:rFonts w:ascii="Times New Roman" w:hAnsi="Times New Roman" w:cs="Times New Roman"/>
-        </w:rPr>
-        <w:t>ây dựng báo cáo</w:t>
-      </w:r>
-      <w:bookmarkEnd w:id="58"/>
-    </w:p>
-    <w:p>
-      <w:pPr>
-        <w:pStyle w:val="Heading2"/>
-        <w:numPr>
-          <w:ilvl w:val="1"/>
-          <w:numId w:val="9"/>
-        </w:numPr>
-        <w:rPr>
-          <w:rFonts w:ascii="Times New Roman" w:hAnsi="Times New Roman" w:cs="Times New Roman"/>
-        </w:rPr>
-      </w:pPr>
-      <w:bookmarkStart w:id="59" w:name="_Toc232240945"/>
-      <w:r>
-        <w:rPr>
-          <w:rFonts w:ascii="Times New Roman" w:hAnsi="Times New Roman" w:cs="Times New Roman"/>
-        </w:rPr>
-        <w:t>Dashboard và report</w:t>
-      </w:r>
-      <w:bookmarkEnd w:id="59"/>
-    </w:p>
-    <w:p>
-      <w:pPr>
-        <w:pStyle w:val="ListParagraph"/>
-        <w:numPr>
-          <w:ilvl w:val="0"/>
-          <w:numId w:val="2"/>
-        </w:numPr>
-        <w:rPr>
-          <w:rFonts w:cs="Times New Roman"/>
-          <w:i/>
-          <w:color w:val="00B050"/>
-        </w:rPr>
-      </w:pPr>
-      <w:r>
-        <w:rPr>
-          <w:rFonts w:cs="Times New Roman"/>
-          <w:i/>
-          <w:color w:val="00B050"/>
-        </w:rPr>
-        <w:t>Cách tối ưu hóa:</w:t>
-      </w:r>
-    </w:p>
-    <w:p>
-      <w:pPr>
-        <w:pStyle w:val="ListParagraph"/>
-        <w:numPr>
-          <w:ilvl w:val="1"/>
-          <w:numId w:val="3"/>
-        </w:numPr>
-        <w:rPr>
-          <w:rFonts w:cs="Times New Roman"/>
-          <w:i/>
-          <w:color w:val="00B050"/>
-        </w:rPr>
-      </w:pPr>
-      <w:r>
-        <w:rPr>
-          <w:rFonts w:cs="Times New Roman"/>
-          <w:i/>
-          <w:color w:val="00B050"/>
-        </w:rPr>
-        <w:t>Dashboard</w:t>
-      </w:r>
-    </w:p>
-    <w:p>
-      <w:pPr>
-        <w:pStyle w:val="ListParagraph"/>
-        <w:numPr>
-          <w:ilvl w:val="1"/>
-          <w:numId w:val="3"/>
-        </w:numPr>
-        <w:rPr>
-          <w:rFonts w:cs="Times New Roman"/>
-          <w:i/>
-          <w:color w:val="00B050"/>
-        </w:rPr>
-      </w:pPr>
-      <w:r>
-        <w:rPr>
-          <w:rFonts w:cs="Times New Roman"/>
-          <w:i/>
-          <w:color w:val="00B050"/>
-        </w:rPr>
-        <w:t>Report</w:t>
-      </w:r>
-    </w:p>
-    <w:p>
-      <w:pPr>
-        <w:rPr>
-          <w:rFonts w:cs="Times New Roman"/>
-        </w:rPr>
-      </w:pPr>
-      <w:r>
-        <w:rPr>
-          <w:rFonts w:cs="Times New Roman"/>
-          <w:highlight w:val="yellow"/>
-        </w:rPr>
-        <w:t>…</w:t>
-      </w:r>
-    </w:p>
-    <w:p>
-      <w:pPr>
-        <w:pStyle w:val="Heading2"/>
-        <w:numPr>
-          <w:ilvl w:val="1"/>
-          <w:numId w:val="9"/>
-        </w:numPr>
-        <w:rPr>
-          <w:rFonts w:ascii="Times New Roman" w:hAnsi="Times New Roman" w:cs="Times New Roman"/>
-        </w:rPr>
-      </w:pPr>
-      <w:bookmarkStart w:id="60" w:name="_Toc232240946"/>
-      <w:r>
-        <w:rPr>
-          <w:rFonts w:ascii="Times New Roman" w:hAnsi="Times New Roman" w:cs="Times New Roman"/>
-        </w:rPr>
-        <w:t>Xây dựng báo cáo</w:t>
+        <w:t>Dashboard vs Report</w:t>
       </w:r>
       <w:bookmarkEnd w:id="60"/>
-    </w:p>
-    <w:p>
-      <w:pPr>
-        <w:pStyle w:val="ListParagraph"/>
-        <w:numPr>
-          <w:ilvl w:val="0"/>
-          <w:numId w:val="2"/>
-        </w:numPr>
-        <w:rPr>
-          <w:rFonts w:cs="Times New Roman"/>
-          <w:i/>
-          <w:color w:val="00B050"/>
-        </w:rPr>
-      </w:pPr>
-      <w:r>
-        <w:rPr>
-          <w:rFonts w:cs="Times New Roman"/>
-          <w:i/>
-          <w:color w:val="00B050"/>
-        </w:rPr>
-        <w:t>Xây dựng báo cáo:</w:t>
-      </w:r>
-    </w:p>
-    <w:p>
-      <w:pPr>
-        <w:pStyle w:val="ListParagraph"/>
-        <w:numPr>
-          <w:ilvl w:val="1"/>
-          <w:numId w:val="3"/>
-        </w:numPr>
-        <w:rPr>
-          <w:rFonts w:cs="Times New Roman"/>
-          <w:i/>
-          <w:color w:val="00B050"/>
-        </w:rPr>
-      </w:pPr>
-      <w:r>
-        <w:rPr>
-          <w:rFonts w:cs="Times New Roman"/>
-          <w:i/>
-          <w:color w:val="00B050"/>
-        </w:rPr>
-        <w:t>Dashboard</w:t>
-      </w:r>
-    </w:p>
-    <w:p>
-      <w:pPr>
-        <w:pStyle w:val="ListParagraph"/>
-        <w:numPr>
-          <w:ilvl w:val="1"/>
-          <w:numId w:val="3"/>
-        </w:numPr>
-        <w:rPr>
-          <w:rFonts w:cs="Times New Roman"/>
-          <w:i/>
-          <w:color w:val="00B050"/>
-        </w:rPr>
-      </w:pPr>
-      <w:r>
-        <w:rPr>
-          <w:rFonts w:cs="Times New Roman"/>
-          <w:i/>
-          <w:color w:val="00B050"/>
-        </w:rPr>
-        <w:t>Report</w:t>
-      </w:r>
-    </w:p>
-    <w:p>
-      <w:pPr>
-        <w:pStyle w:val="Heading3"/>
-        <w:numPr>
-          <w:ilvl w:val="2"/>
-          <w:numId w:val="9"/>
-        </w:numPr>
-        <w:rPr>
-          <w:rFonts w:ascii="Times New Roman" w:hAnsi="Times New Roman" w:cs="Times New Roman"/>
-        </w:rPr>
-      </w:pPr>
-      <w:bookmarkStart w:id="61" w:name="_Toc232240947"/>
-      <w:r>
-        <w:rPr>
-          <w:rFonts w:ascii="Times New Roman" w:hAnsi="Times New Roman" w:cs="Times New Roman"/>
-        </w:rPr>
-        <w:t>Dashboard vs Report</w:t>
-      </w:r>
-      <w:bookmarkEnd w:id="61"/>
     </w:p>
     <w:p>
       <w:pPr>
@@ -19932,20 +20991,20 @@
         <w:pStyle w:val="Heading3"/>
         <w:numPr>
           <w:ilvl w:val="2"/>
-          <w:numId w:val="9"/>
+          <w:numId w:val="21"/>
         </w:numPr>
         <w:rPr>
           <w:rFonts w:ascii="Times New Roman" w:hAnsi="Times New Roman" w:cs="Times New Roman"/>
         </w:rPr>
       </w:pPr>
-      <w:bookmarkStart w:id="62" w:name="_Toc232240948"/>
+      <w:bookmarkStart w:id="61" w:name="_Toc232240948"/>
       <w:r>
         <w:rPr>
           <w:rFonts w:ascii="Times New Roman" w:hAnsi="Times New Roman" w:cs="Times New Roman"/>
         </w:rPr>
         <w:t>Dashboard</w:t>
       </w:r>
-      <w:bookmarkEnd w:id="62"/>
+      <w:bookmarkEnd w:id="61"/>
     </w:p>
     <w:p>
       <w:pPr>
@@ -20042,20 +21101,21 @@
         <w:pStyle w:val="Heading3"/>
         <w:numPr>
           <w:ilvl w:val="2"/>
-          <w:numId w:val="9"/>
+          <w:numId w:val="21"/>
         </w:numPr>
         <w:rPr>
           <w:rFonts w:ascii="Times New Roman" w:hAnsi="Times New Roman" w:cs="Times New Roman"/>
         </w:rPr>
       </w:pPr>
-      <w:bookmarkStart w:id="63" w:name="_Toc232240949"/>
+      <w:bookmarkStart w:id="62" w:name="_Toc232240949"/>
       <w:r>
         <w:rPr>
           <w:rFonts w:ascii="Times New Roman" w:hAnsi="Times New Roman" w:cs="Times New Roman"/>
         </w:rPr>
+        <w:lastRenderedPageBreak/>
         <w:t>Report</w:t>
       </w:r>
-      <w:bookmarkEnd w:id="63"/>
+      <w:bookmarkEnd w:id="62"/>
     </w:p>
     <w:p>
       <w:pPr>
@@ -20122,7 +21182,7 @@
         <w:pStyle w:val="Heading4"/>
         <w:numPr>
           <w:ilvl w:val="3"/>
-          <w:numId w:val="9"/>
+          <w:numId w:val="21"/>
         </w:numPr>
         <w:rPr>
           <w:rFonts w:ascii="Times New Roman" w:hAnsi="Times New Roman" w:cs="Times New Roman"/>
@@ -20132,7 +21192,6 @@
         <w:rPr>
           <w:rFonts w:ascii="Times New Roman" w:hAnsi="Times New Roman" w:cs="Times New Roman"/>
         </w:rPr>
-        <w:lastRenderedPageBreak/>
         <w:t>Tạo report Detail</w:t>
       </w:r>
     </w:p>
@@ -20197,7 +21256,7 @@
         <w:pStyle w:val="Heading4"/>
         <w:numPr>
           <w:ilvl w:val="3"/>
-          <w:numId w:val="9"/>
+          <w:numId w:val="21"/>
         </w:numPr>
         <w:rPr>
           <w:rFonts w:ascii="Times New Roman" w:hAnsi="Times New Roman" w:cs="Times New Roman"/>
@@ -20271,20 +21330,20 @@
         <w:pStyle w:val="Heading3"/>
         <w:numPr>
           <w:ilvl w:val="2"/>
-          <w:numId w:val="9"/>
+          <w:numId w:val="21"/>
         </w:numPr>
         <w:rPr>
           <w:rFonts w:ascii="Times New Roman" w:hAnsi="Times New Roman" w:cs="Times New Roman"/>
         </w:rPr>
       </w:pPr>
-      <w:bookmarkStart w:id="64" w:name="_Toc232240950"/>
+      <w:bookmarkStart w:id="63" w:name="_Toc232240950"/>
       <w:r>
         <w:rPr>
           <w:rFonts w:ascii="Times New Roman" w:hAnsi="Times New Roman" w:cs="Times New Roman"/>
         </w:rPr>
         <w:t>Bookmark</w:t>
       </w:r>
-      <w:bookmarkEnd w:id="64"/>
+      <w:bookmarkEnd w:id="63"/>
     </w:p>
     <w:p>
       <w:pPr>
@@ -20335,7 +21394,7 @@
         <w:pStyle w:val="Heading4"/>
         <w:numPr>
           <w:ilvl w:val="3"/>
-          <w:numId w:val="9"/>
+          <w:numId w:val="21"/>
         </w:numPr>
         <w:rPr>
           <w:rFonts w:ascii="Times New Roman" w:hAnsi="Times New Roman" w:cs="Times New Roman"/>
@@ -20402,7 +21461,7 @@
         <w:pStyle w:val="Heading4"/>
         <w:numPr>
           <w:ilvl w:val="3"/>
-          <w:numId w:val="9"/>
+          <w:numId w:val="21"/>
         </w:numPr>
         <w:rPr>
           <w:rFonts w:ascii="Times New Roman" w:hAnsi="Times New Roman" w:cs="Times New Roman"/>
@@ -20476,7 +21535,7 @@
         <w:pStyle w:val="Heading4"/>
         <w:numPr>
           <w:ilvl w:val="3"/>
-          <w:numId w:val="9"/>
+          <w:numId w:val="21"/>
         </w:numPr>
         <w:rPr>
           <w:rFonts w:ascii="Times New Roman" w:hAnsi="Times New Roman" w:cs="Times New Roman"/>
@@ -20556,7 +21615,7 @@
         <w:pStyle w:val="Heading4"/>
         <w:numPr>
           <w:ilvl w:val="3"/>
-          <w:numId w:val="9"/>
+          <w:numId w:val="21"/>
         </w:numPr>
         <w:rPr>
           <w:rFonts w:ascii="Times New Roman" w:hAnsi="Times New Roman" w:cs="Times New Roman"/>
@@ -20626,18 +21685,17 @@
         <w:pStyle w:val="Heading1"/>
         <w:numPr>
           <w:ilvl w:val="0"/>
-          <w:numId w:val="9"/>
+          <w:numId w:val="21"/>
         </w:numPr>
         <w:rPr>
           <w:rFonts w:ascii="Times New Roman" w:hAnsi="Times New Roman" w:cs="Times New Roman"/>
         </w:rPr>
       </w:pPr>
-      <w:bookmarkStart w:id="65" w:name="_Toc232240951"/>
+      <w:bookmarkStart w:id="64" w:name="_Toc232240951"/>
       <w:r>
         <w:rPr>
           <w:rFonts w:ascii="Times New Roman" w:hAnsi="Times New Roman" w:cs="Times New Roman"/>
         </w:rPr>
-        <w:lastRenderedPageBreak/>
         <w:t>K</w:t>
       </w:r>
       <w:r>
@@ -20646,47 +21704,47 @@
         </w:rPr>
         <w:t>ẾT LUẬN</w:t>
       </w:r>
+      <w:bookmarkEnd w:id="64"/>
+    </w:p>
+    <w:p>
+      <w:pPr>
+        <w:pStyle w:val="Heading2"/>
+        <w:numPr>
+          <w:ilvl w:val="1"/>
+          <w:numId w:val="21"/>
+        </w:numPr>
+        <w:rPr>
+          <w:rFonts w:ascii="Times New Roman" w:hAnsi="Times New Roman" w:cs="Times New Roman"/>
+        </w:rPr>
+      </w:pPr>
+      <w:bookmarkStart w:id="65" w:name="_Toc232240952"/>
+      <w:r>
+        <w:rPr>
+          <w:rFonts w:ascii="Times New Roman" w:hAnsi="Times New Roman" w:cs="Times New Roman"/>
+        </w:rPr>
+        <w:t>Báo cáo</w:t>
+      </w:r>
       <w:bookmarkEnd w:id="65"/>
     </w:p>
     <w:p>
       <w:pPr>
-        <w:pStyle w:val="Heading2"/>
-        <w:numPr>
-          <w:ilvl w:val="1"/>
-          <w:numId w:val="9"/>
+        <w:pStyle w:val="Heading3"/>
+        <w:numPr>
+          <w:ilvl w:val="2"/>
+          <w:numId w:val="21"/>
         </w:numPr>
         <w:rPr>
           <w:rFonts w:ascii="Times New Roman" w:hAnsi="Times New Roman" w:cs="Times New Roman"/>
         </w:rPr>
       </w:pPr>
-      <w:bookmarkStart w:id="66" w:name="_Toc232240952"/>
+      <w:bookmarkStart w:id="66" w:name="_Toc232240953"/>
       <w:r>
         <w:rPr>
           <w:rFonts w:ascii="Times New Roman" w:hAnsi="Times New Roman" w:cs="Times New Roman"/>
         </w:rPr>
-        <w:t>Báo cáo</w:t>
+        <w:t>Các bước viết báo cáo</w:t>
       </w:r>
       <w:bookmarkEnd w:id="66"/>
-    </w:p>
-    <w:p>
-      <w:pPr>
-        <w:pStyle w:val="Heading3"/>
-        <w:numPr>
-          <w:ilvl w:val="2"/>
-          <w:numId w:val="9"/>
-        </w:numPr>
-        <w:rPr>
-          <w:rFonts w:ascii="Times New Roman" w:hAnsi="Times New Roman" w:cs="Times New Roman"/>
-        </w:rPr>
-      </w:pPr>
-      <w:bookmarkStart w:id="67" w:name="_Toc232240953"/>
-      <w:r>
-        <w:rPr>
-          <w:rFonts w:ascii="Times New Roman" w:hAnsi="Times New Roman" w:cs="Times New Roman"/>
-        </w:rPr>
-        <w:t>Các bước viết báo cáo</w:t>
-      </w:r>
-      <w:bookmarkEnd w:id="67"/>
     </w:p>
     <w:p>
       <w:pPr>
@@ -20731,20 +21789,20 @@
         <w:pStyle w:val="Heading3"/>
         <w:numPr>
           <w:ilvl w:val="2"/>
-          <w:numId w:val="9"/>
+          <w:numId w:val="21"/>
         </w:numPr>
         <w:rPr>
           <w:rFonts w:ascii="Times New Roman" w:hAnsi="Times New Roman" w:cs="Times New Roman"/>
         </w:rPr>
       </w:pPr>
-      <w:bookmarkStart w:id="68" w:name="_Toc232240954"/>
+      <w:bookmarkStart w:id="67" w:name="_Toc232240954"/>
       <w:r>
         <w:rPr>
           <w:rFonts w:ascii="Times New Roman" w:hAnsi="Times New Roman" w:cs="Times New Roman"/>
         </w:rPr>
         <w:t>Tổng hợp</w:t>
       </w:r>
-      <w:bookmarkEnd w:id="68"/>
+      <w:bookmarkEnd w:id="67"/>
     </w:p>
     <w:p>
       <w:pPr>
@@ -20813,13 +21871,13 @@
         <w:pStyle w:val="Heading2"/>
         <w:numPr>
           <w:ilvl w:val="1"/>
-          <w:numId w:val="9"/>
+          <w:numId w:val="21"/>
         </w:numPr>
         <w:rPr>
           <w:rFonts w:ascii="Times New Roman" w:hAnsi="Times New Roman" w:cs="Times New Roman"/>
         </w:rPr>
       </w:pPr>
-      <w:bookmarkStart w:id="69" w:name="_Toc232240955"/>
+      <w:bookmarkStart w:id="68" w:name="_Toc232240955"/>
       <w:r>
         <w:rPr>
           <w:rFonts w:ascii="Times New Roman" w:hAnsi="Times New Roman" w:cs="Times New Roman"/>
@@ -20832,6 +21890,32 @@
         </w:rPr>
         <w:t>hó khăn</w:t>
       </w:r>
+      <w:bookmarkEnd w:id="68"/>
+    </w:p>
+    <w:p>
+      <w:pPr>
+        <w:pStyle w:val="Heading2"/>
+        <w:numPr>
+          <w:ilvl w:val="1"/>
+          <w:numId w:val="21"/>
+        </w:numPr>
+        <w:rPr>
+          <w:rFonts w:ascii="Times New Roman" w:hAnsi="Times New Roman" w:cs="Times New Roman"/>
+        </w:rPr>
+      </w:pPr>
+      <w:bookmarkStart w:id="69" w:name="_Toc232240956"/>
+      <w:r>
+        <w:rPr>
+          <w:rFonts w:ascii="Times New Roman" w:hAnsi="Times New Roman" w:cs="Times New Roman"/>
+        </w:rPr>
+        <w:t>T</w:t>
+      </w:r>
+      <w:r>
+        <w:rPr>
+          <w:rFonts w:ascii="Times New Roman" w:hAnsi="Times New Roman" w:cs="Times New Roman"/>
+        </w:rPr>
+        <w:t>huận lợi</w:t>
+      </w:r>
       <w:bookmarkEnd w:id="69"/>
     </w:p>
     <w:p>
@@ -20839,57 +21923,31 @@
         <w:pStyle w:val="Heading2"/>
         <w:numPr>
           <w:ilvl w:val="1"/>
-          <w:numId w:val="9"/>
+          <w:numId w:val="21"/>
         </w:numPr>
         <w:rPr>
           <w:rFonts w:ascii="Times New Roman" w:hAnsi="Times New Roman" w:cs="Times New Roman"/>
         </w:rPr>
       </w:pPr>
-      <w:bookmarkStart w:id="70" w:name="_Toc232240956"/>
+      <w:bookmarkStart w:id="70" w:name="_Toc232240957"/>
       <w:r>
         <w:rPr>
           <w:rFonts w:ascii="Times New Roman" w:hAnsi="Times New Roman" w:cs="Times New Roman"/>
         </w:rPr>
-        <w:t>T</w:t>
-      </w:r>
-      <w:r>
-        <w:rPr>
-          <w:rFonts w:ascii="Times New Roman" w:hAnsi="Times New Roman" w:cs="Times New Roman"/>
-        </w:rPr>
-        <w:t>huận lợi</w:t>
+        <w:t>Hướng phát triển</w:t>
       </w:r>
       <w:bookmarkEnd w:id="70"/>
     </w:p>
     <w:p>
       <w:pPr>
-        <w:pStyle w:val="Heading2"/>
-        <w:numPr>
-          <w:ilvl w:val="1"/>
-          <w:numId w:val="9"/>
-        </w:numPr>
-        <w:rPr>
-          <w:rFonts w:ascii="Times New Roman" w:hAnsi="Times New Roman" w:cs="Times New Roman"/>
-        </w:rPr>
-      </w:pPr>
-      <w:bookmarkStart w:id="71" w:name="_Toc232240957"/>
-      <w:r>
-        <w:rPr>
-          <w:rFonts w:ascii="Times New Roman" w:hAnsi="Times New Roman" w:cs="Times New Roman"/>
-        </w:rPr>
-        <w:t>Hướng phát triển</w:t>
-      </w:r>
-      <w:bookmarkEnd w:id="71"/>
-    </w:p>
-    <w:p>
-      <w:pPr>
         <w:rPr>
           <w:rFonts w:cs="Times New Roman"/>
         </w:rPr>
       </w:pPr>
     </w:p>
     <w:sectPr>
-      <w:headerReference w:type="default" r:id="rId11"/>
-      <w:footerReference w:type="default" r:id="rId12"/>
+      <w:headerReference w:type="default" r:id="rId16"/>
+      <w:footerReference w:type="default" r:id="rId17"/>
       <w:pgSz w:w="12240" w:h="15840"/>
       <w:pgMar w:top="1440" w:right="1440" w:bottom="1440" w:left="1440" w:header="720" w:footer="720" w:gutter="0"/>
       <w:pgBorders w:display="firstPage" w:offsetFrom="page">
@@ -21604,9 +22662,9 @@
     </w:lvl>
   </w:abstractNum>
   <w:abstractNum w:abstractNumId="4" w15:restartNumberingAfterBreak="0">
-    <w:nsid w:val="17DD3EE2"/>
+    <w:nsid w:val="0BF15535"/>
     <w:multiLevelType w:val="multilevel"/>
-    <w:tmpl w:val="5650A37E"/>
+    <w:tmpl w:val="A25AEBA4"/>
     <w:lvl w:ilvl="0">
       <w:start w:val="3"/>
       <w:numFmt w:val="upperRoman"/>
@@ -21620,17 +22678,133 @@
       </w:rPr>
     </w:lvl>
     <w:lvl w:ilvl="1">
-      <w:start w:val="2"/>
+      <w:start w:val="1"/>
       <w:numFmt w:val="decimal"/>
-      <w:isLgl/>
-      <w:lvlText w:val="%1.%2"/>
+      <w:lvlText w:val="%2."/>
       <w:lvlJc w:val="left"/>
       <w:pPr>
-        <w:ind w:left="1496" w:hanging="576"/>
+        <w:ind w:left="1280" w:hanging="360"/>
       </w:pPr>
       <w:rPr>
         <w:rFonts w:hint="default"/>
       </w:rPr>
+    </w:lvl>
+    <w:lvl w:ilvl="2">
+      <w:start w:val="1"/>
+      <w:numFmt w:val="decimal"/>
+      <w:isLgl/>
+      <w:lvlText w:val="%2.%3"/>
+      <w:lvlJc w:val="left"/>
+      <w:pPr>
+        <w:ind w:left="1640" w:hanging="720"/>
+      </w:pPr>
+      <w:rPr>
+        <w:rFonts w:hint="default"/>
+      </w:rPr>
+    </w:lvl>
+    <w:lvl w:ilvl="3">
+      <w:start w:val="1"/>
+      <w:numFmt w:val="decimal"/>
+      <w:isLgl/>
+      <w:lvlText w:val="%2.%3.%4"/>
+      <w:lvlJc w:val="left"/>
+      <w:pPr>
+        <w:ind w:left="2000" w:hanging="1080"/>
+      </w:pPr>
+      <w:rPr>
+        <w:rFonts w:hint="default"/>
+      </w:rPr>
+    </w:lvl>
+    <w:lvl w:ilvl="4">
+      <w:start w:val="1"/>
+      <w:numFmt w:val="decimal"/>
+      <w:isLgl/>
+      <w:lvlText w:val="%2.%3.%4.%5"/>
+      <w:lvlJc w:val="left"/>
+      <w:pPr>
+        <w:ind w:left="2000" w:hanging="1080"/>
+      </w:pPr>
+      <w:rPr>
+        <w:rFonts w:hint="default"/>
+      </w:rPr>
+    </w:lvl>
+    <w:lvl w:ilvl="5">
+      <w:start w:val="1"/>
+      <w:numFmt w:val="decimal"/>
+      <w:isLgl/>
+      <w:lvlText w:val="%1.%2.%3.%4.%5.%6"/>
+      <w:lvlJc w:val="left"/>
+      <w:pPr>
+        <w:ind w:left="2360" w:hanging="1440"/>
+      </w:pPr>
+      <w:rPr>
+        <w:rFonts w:hint="default"/>
+      </w:rPr>
+    </w:lvl>
+    <w:lvl w:ilvl="6">
+      <w:start w:val="1"/>
+      <w:numFmt w:val="decimal"/>
+      <w:isLgl/>
+      <w:lvlText w:val="%1.%2.%3.%4.%5.%6.%7"/>
+      <w:lvlJc w:val="left"/>
+      <w:pPr>
+        <w:ind w:left="2360" w:hanging="1440"/>
+      </w:pPr>
+      <w:rPr>
+        <w:rFonts w:hint="default"/>
+      </w:rPr>
+    </w:lvl>
+    <w:lvl w:ilvl="7">
+      <w:start w:val="1"/>
+      <w:numFmt w:val="decimal"/>
+      <w:isLgl/>
+      <w:lvlText w:val="%1.%2.%3.%4.%5.%6.%7.%8"/>
+      <w:lvlJc w:val="left"/>
+      <w:pPr>
+        <w:ind w:left="2720" w:hanging="1800"/>
+      </w:pPr>
+      <w:rPr>
+        <w:rFonts w:hint="default"/>
+      </w:rPr>
+    </w:lvl>
+    <w:lvl w:ilvl="8">
+      <w:start w:val="1"/>
+      <w:numFmt w:val="decimal"/>
+      <w:isLgl/>
+      <w:lvlText w:val="%1.%2.%3.%4.%5.%6.%7.%8.%9"/>
+      <w:lvlJc w:val="left"/>
+      <w:pPr>
+        <w:ind w:left="3080" w:hanging="2160"/>
+      </w:pPr>
+      <w:rPr>
+        <w:rFonts w:hint="default"/>
+      </w:rPr>
+    </w:lvl>
+  </w:abstractNum>
+  <w:abstractNum w:abstractNumId="5" w15:restartNumberingAfterBreak="0">
+    <w:nsid w:val="17DD3EE2"/>
+    <w:multiLevelType w:val="multilevel"/>
+    <w:tmpl w:val="D5326818"/>
+    <w:lvl w:ilvl="0">
+      <w:start w:val="3"/>
+      <w:numFmt w:val="upperRoman"/>
+      <w:lvlText w:val="%1."/>
+      <w:lvlJc w:val="right"/>
+      <w:pPr>
+        <w:ind w:left="1280" w:hanging="360"/>
+      </w:pPr>
+      <w:rPr>
+        <w:rFonts w:hint="default"/>
+      </w:rPr>
+    </w:lvl>
+    <w:lvl w:ilvl="1">
+      <w:start w:val="1"/>
+      <w:numFmt w:val="decimal"/>
+      <w:lvlText w:val="%2."/>
+      <w:lvlJc w:val="left"/>
+      <w:pPr>
+        <w:ind w:left="1280" w:hanging="360"/>
+      </w:pPr>
     </w:lvl>
     <w:lvl w:ilvl="2">
       <w:start w:val="2"/>
@@ -21724,7 +22898,7 @@
       </w:rPr>
     </w:lvl>
   </w:abstractNum>
-  <w:abstractNum w:abstractNumId="5" w15:restartNumberingAfterBreak="0">
+  <w:abstractNum w:abstractNumId="6" w15:restartNumberingAfterBreak="0">
     <w:nsid w:val="2FF75561"/>
     <w:multiLevelType w:val="multilevel"/>
     <w:tmpl w:val="A84CE242"/>
@@ -21845,13 +23019,13 @@
       </w:rPr>
     </w:lvl>
   </w:abstractNum>
-  <w:abstractNum w:abstractNumId="6" w15:restartNumberingAfterBreak="0">
+  <w:abstractNum w:abstractNumId="7" w15:restartNumberingAfterBreak="0">
     <w:nsid w:val="31084BE5"/>
     <w:multiLevelType w:val="multilevel"/>
     <w:tmpl w:val="87B00C80"/>
     <w:numStyleLink w:val="Style1"/>
   </w:abstractNum>
-  <w:abstractNum w:abstractNumId="7" w15:restartNumberingAfterBreak="0">
+  <w:abstractNum w:abstractNumId="8" w15:restartNumberingAfterBreak="0">
     <w:nsid w:val="34AA08E8"/>
     <w:multiLevelType w:val="hybridMultilevel"/>
     <w:tmpl w:val="CFF0A9F0"/>
@@ -21964,7 +23138,7 @@
       </w:rPr>
     </w:lvl>
   </w:abstractNum>
-  <w:abstractNum w:abstractNumId="8" w15:restartNumberingAfterBreak="0">
+  <w:abstractNum w:abstractNumId="9" w15:restartNumberingAfterBreak="0">
     <w:nsid w:val="3A504AE7"/>
     <w:multiLevelType w:val="multilevel"/>
     <w:tmpl w:val="87B00C80"/>
@@ -22075,7 +23249,7 @@
       </w:rPr>
     </w:lvl>
   </w:abstractNum>
-  <w:abstractNum w:abstractNumId="9" w15:restartNumberingAfterBreak="0">
+  <w:abstractNum w:abstractNumId="10" w15:restartNumberingAfterBreak="0">
     <w:nsid w:val="3A8B2F26"/>
     <w:multiLevelType w:val="hybridMultilevel"/>
     <w:tmpl w:val="3C24A7F2"/>
@@ -22164,7 +23338,7 @@
       </w:pPr>
     </w:lvl>
   </w:abstractNum>
-  <w:abstractNum w:abstractNumId="10" w15:restartNumberingAfterBreak="0">
+  <w:abstractNum w:abstractNumId="11" w15:restartNumberingAfterBreak="0">
     <w:nsid w:val="3FE6201A"/>
     <w:multiLevelType w:val="multilevel"/>
     <w:tmpl w:val="04090025"/>
@@ -22259,7 +23433,7 @@
       </w:pPr>
     </w:lvl>
   </w:abstractNum>
-  <w:abstractNum w:abstractNumId="11" w15:restartNumberingAfterBreak="0">
+  <w:abstractNum w:abstractNumId="12" w15:restartNumberingAfterBreak="0">
     <w:nsid w:val="3FF717E0"/>
     <w:multiLevelType w:val="multilevel"/>
     <w:tmpl w:val="2926E348"/>
@@ -22408,7 +23582,7 @@
       </w:rPr>
     </w:lvl>
   </w:abstractNum>
-  <w:abstractNum w:abstractNumId="12" w15:restartNumberingAfterBreak="0">
+  <w:abstractNum w:abstractNumId="13" w15:restartNumberingAfterBreak="0">
     <w:nsid w:val="4DE04931"/>
     <w:multiLevelType w:val="multilevel"/>
     <w:tmpl w:val="87B00C80"/>
@@ -22518,7 +23692,7 @@
       </w:rPr>
     </w:lvl>
   </w:abstractNum>
-  <w:abstractNum w:abstractNumId="13" w15:restartNumberingAfterBreak="0">
+  <w:abstractNum w:abstractNumId="14" w15:restartNumberingAfterBreak="0">
     <w:nsid w:val="5AB62E9D"/>
     <w:multiLevelType w:val="multilevel"/>
     <w:tmpl w:val="4AC01EC8"/>
@@ -22667,7 +23841,7 @@
       </w:rPr>
     </w:lvl>
   </w:abstractNum>
-  <w:abstractNum w:abstractNumId="14" w15:restartNumberingAfterBreak="0">
+  <w:abstractNum w:abstractNumId="15" w15:restartNumberingAfterBreak="0">
     <w:nsid w:val="6B8E045B"/>
     <w:multiLevelType w:val="hybridMultilevel"/>
     <w:tmpl w:val="B324F59E"/>
@@ -22780,7 +23954,7 @@
       </w:rPr>
     </w:lvl>
   </w:abstractNum>
-  <w:abstractNum w:abstractNumId="15" w15:restartNumberingAfterBreak="0">
+  <w:abstractNum w:abstractNumId="16" w15:restartNumberingAfterBreak="0">
     <w:nsid w:val="74397121"/>
     <w:multiLevelType w:val="hybridMultilevel"/>
     <w:tmpl w:val="EC26EC00"/>
@@ -22893,7 +24067,7 @@
       </w:rPr>
     </w:lvl>
   </w:abstractNum>
-  <w:abstractNum w:abstractNumId="16" w15:restartNumberingAfterBreak="0">
+  <w:abstractNum w:abstractNumId="17" w15:restartNumberingAfterBreak="0">
     <w:nsid w:val="768B7C3C"/>
     <w:multiLevelType w:val="multilevel"/>
     <w:tmpl w:val="9DE2868C"/>
@@ -23042,7 +24216,7 @@
       </w:rPr>
     </w:lvl>
   </w:abstractNum>
-  <w:abstractNum w:abstractNumId="17" w15:restartNumberingAfterBreak="0">
+  <w:abstractNum w:abstractNumId="18" w15:restartNumberingAfterBreak="0">
     <w:nsid w:val="776824D3"/>
     <w:multiLevelType w:val="hybridMultilevel"/>
     <w:tmpl w:val="B816C90A"/>
@@ -23155,7 +24329,7 @@
       </w:rPr>
     </w:lvl>
   </w:abstractNum>
-  <w:abstractNum w:abstractNumId="18" w15:restartNumberingAfterBreak="0">
+  <w:abstractNum w:abstractNumId="19" w15:restartNumberingAfterBreak="0">
     <w:nsid w:val="7BDA35DF"/>
     <w:multiLevelType w:val="hybridMultilevel"/>
     <w:tmpl w:val="6FB4A514"/>
@@ -23269,34 +24443,34 @@
     </w:lvl>
   </w:abstractNum>
   <w:num w:numId="1" w16cid:durableId="1840078633">
-    <w:abstractNumId w:val="10"/>
+    <w:abstractNumId w:val="11"/>
   </w:num>
   <w:num w:numId="2" w16cid:durableId="554701382">
-    <w:abstractNumId w:val="15"/>
+    <w:abstractNumId w:val="16"/>
   </w:num>
   <w:num w:numId="3" w16cid:durableId="364991685">
-    <w:abstractNumId w:val="18"/>
+    <w:abstractNumId w:val="19"/>
   </w:num>
   <w:num w:numId="4" w16cid:durableId="1960647871">
-    <w:abstractNumId w:val="12"/>
+    <w:abstractNumId w:val="13"/>
   </w:num>
   <w:num w:numId="5" w16cid:durableId="2007323797">
-    <w:abstractNumId w:val="5"/>
+    <w:abstractNumId w:val="6"/>
   </w:num>
   <w:num w:numId="6" w16cid:durableId="109319944">
-    <w:abstractNumId w:val="7"/>
+    <w:abstractNumId w:val="8"/>
   </w:num>
   <w:num w:numId="7" w16cid:durableId="1177580442">
-    <w:abstractNumId w:val="9"/>
+    <w:abstractNumId w:val="10"/>
   </w:num>
   <w:num w:numId="8" w16cid:durableId="8068277">
     <w:abstractNumId w:val="0"/>
   </w:num>
   <w:num w:numId="9" w16cid:durableId="1192912486">
-    <w:abstractNumId w:val="4"/>
+    <w:abstractNumId w:val="5"/>
   </w:num>
   <w:num w:numId="10" w16cid:durableId="1390417860">
-    <w:abstractNumId w:val="14"/>
+    <w:abstractNumId w:val="15"/>
   </w:num>
   <w:num w:numId="11" w16cid:durableId="1835755129">
     <w:abstractNumId w:val="3"/>
@@ -23305,25 +24479,31 @@
     <w:abstractNumId w:val="2"/>
   </w:num>
   <w:num w:numId="13" w16cid:durableId="1031154129">
-    <w:abstractNumId w:val="8"/>
+    <w:abstractNumId w:val="9"/>
   </w:num>
   <w:num w:numId="14" w16cid:durableId="1240361685">
-    <w:abstractNumId w:val="6"/>
+    <w:abstractNumId w:val="7"/>
   </w:num>
   <w:num w:numId="15" w16cid:durableId="474377180">
-    <w:abstractNumId w:val="16"/>
+    <w:abstractNumId w:val="17"/>
   </w:num>
   <w:num w:numId="16" w16cid:durableId="161821712">
-    <w:abstractNumId w:val="17"/>
+    <w:abstractNumId w:val="18"/>
   </w:num>
   <w:num w:numId="17" w16cid:durableId="2146266633">
-    <w:abstractNumId w:val="13"/>
+    <w:abstractNumId w:val="14"/>
   </w:num>
   <w:num w:numId="18" w16cid:durableId="1232933179">
     <w:abstractNumId w:val="1"/>
   </w:num>
   <w:num w:numId="19" w16cid:durableId="1987733086">
+    <w:abstractNumId w:val="12"/>
+  </w:num>
+  <w:num w:numId="20" w16cid:durableId="1500541437">
     <w:abstractNumId w:val="11"/>
+  </w:num>
+  <w:num w:numId="21" w16cid:durableId="1831553976">
+    <w:abstractNumId w:val="4"/>
   </w:num>
   <w:numIdMacAtCleanup w:val="14"/>
 </w:numbering>
@@ -23828,7 +25008,7 @@
     <w:uiPriority w:val="9"/>
     <w:unhideWhenUsed/>
     <w:qFormat/>
-    <w:rsid w:val="004362B8"/>
+    <w:rsid w:val="00577F6F"/>
     <w:pPr>
       <w:keepNext/>
       <w:keepLines/>
@@ -23843,7 +25023,7 @@
       <w:rFonts w:ascii="Times New Roman Bold" w:eastAsiaTheme="majorEastAsia" w:hAnsi="Times New Roman Bold" w:cstheme="majorBidi"/>
       <w:b/>
       <w:iCs/>
-      <w:color w:val="2F5496" w:themeColor="accent5" w:themeShade="BF"/>
+      <w:color w:val="2E74B5" w:themeColor="accent1" w:themeShade="BF"/>
       <w:sz w:val="28"/>
     </w:rPr>
   </w:style>
@@ -23984,6 +25164,7 @@
   <w:style w:type="character" w:default="1" w:styleId="DefaultParagraphFont">
     <w:name w:val="Default Paragraph Font"/>
     <w:uiPriority w:val="1"/>
+    <w:semiHidden/>
     <w:unhideWhenUsed/>
   </w:style>
   <w:style w:type="table" w:default="1" w:styleId="TableNormal">
@@ -24086,13 +25267,13 @@
     <w:basedOn w:val="DefaultParagraphFont"/>
     <w:link w:val="Heading4"/>
     <w:uiPriority w:val="9"/>
-    <w:rsid w:val="004362B8"/>
+    <w:rsid w:val="00577F6F"/>
     <w:rPr>
       <w:rFonts w:ascii="Times New Roman Bold" w:eastAsiaTheme="majorEastAsia" w:hAnsi="Times New Roman Bold" w:cstheme="majorBidi"/>
       <w:b/>
       <w:iCs/>
       <w:noProof/>
-      <w:color w:val="2F5496" w:themeColor="accent5" w:themeShade="BF"/>
+      <w:color w:val="2E74B5" w:themeColor="accent1" w:themeShade="BF"/>
       <w:sz w:val="28"/>
       <w:lang w:val="vi-VN"/>
     </w:rPr>
